--- a/Church/2026/2026_0829_MenloChurch.docx
+++ b/Church/2026/2026_0829_MenloChurch.docx
@@ -97,7 +97,7 @@
           <w:rPr>
             <w:rStyle w:val="Hyperlink"/>
           </w:rPr>
-          <w:t>https://www.youtube.com/watch?v=IeYb7vOVnmU&amp;t=251s</w:t>
+          <w:t>https://youtu.be/zKXuj_3fw6g?si=buySQjo8avwQ0lVg</w:t>
         </w:r>
       </w:hyperlink>
     </w:p>
@@ -146,7 +146,7 @@
           <w:sz w:val="20"/>
           <w:szCs w:val="20"/>
         </w:rPr>
-        <w:t>he Mirro</w:t>
+        <w:t xml:space="preserve">he </w:t>
       </w:r>
       <w:r>
         <w:rPr>
@@ -154,7 +154,7 @@
           <w:sz w:val="20"/>
           <w:szCs w:val="20"/>
         </w:rPr>
-        <w:t>r</w:t>
+        <w:t>Clock</w:t>
       </w:r>
       <w:r>
         <w:rPr>
@@ -162,7 +162,23 @@
           <w:sz w:val="20"/>
           <w:szCs w:val="20"/>
         </w:rPr>
-        <w:t xml:space="preserve"> (Undivided Follower) </w:t>
+        <w:t xml:space="preserve"> (Un</w:t>
+      </w:r>
+      <w:r>
+        <w:rPr>
+          <w:rFonts w:cstheme="minorHAnsi"/>
+          <w:sz w:val="20"/>
+          <w:szCs w:val="20"/>
+        </w:rPr>
+        <w:t>hurried Friend</w:t>
+      </w:r>
+      <w:r>
+        <w:rPr>
+          <w:rFonts w:cstheme="minorHAnsi"/>
+          <w:sz w:val="20"/>
+          <w:szCs w:val="20"/>
+        </w:rPr>
+        <w:t xml:space="preserve">) </w:t>
       </w:r>
       <w:r>
         <w:rPr>
@@ -252,7 +268,7 @@
           <w:sz w:val="20"/>
           <w:szCs w:val="20"/>
         </w:rPr>
-        <w:t>36:39</w:t>
+        <w:t>35:07</w:t>
       </w:r>
     </w:p>
     <w:p>
@@ -396,7 +412,7 @@
           <w:sz w:val="20"/>
           <w:szCs w:val="20"/>
         </w:rPr>
-        <w:t>36:39</w:t>
+        <w:t>35:07</w:t>
       </w:r>
     </w:p>
     <w:p>
@@ -558,7 +574,7 @@
           <w:sz w:val="20"/>
           <w:szCs w:val="20"/>
         </w:rPr>
-        <w:t>36:39</w:t>
+        <w:t>35:07</w:t>
       </w:r>
     </w:p>
     <w:p>
@@ -681,22 +697,13 @@
           <w:szCs w:val="20"/>
         </w:rPr>
       </w:pPr>
-    </w:p>
-    <w:p>
-      <w:pPr>
-        <w:rPr>
-          <w:rFonts w:cstheme="minorHAnsi"/>
-          <w:sz w:val="20"/>
-          <w:szCs w:val="20"/>
-        </w:rPr>
-      </w:pPr>
       <w:r>
         <w:rPr>
           <w:rFonts w:cstheme="minorHAnsi"/>
           <w:sz w:val="20"/>
           <w:szCs w:val="20"/>
         </w:rPr>
-        <w:t>00:1</w:t>
+        <w:t>0</w:t>
       </w:r>
       <w:r>
         <w:rPr>
@@ -704,7 +711,15 @@
           <w:sz w:val="20"/>
           <w:szCs w:val="20"/>
         </w:rPr>
-        <w:t>2</w:t>
+        <w:t>:</w:t>
+      </w:r>
+      <w:r>
+        <w:rPr>
+          <w:rFonts w:cstheme="minorHAnsi"/>
+          <w:sz w:val="20"/>
+          <w:szCs w:val="20"/>
+        </w:rPr>
+        <w:t>58</w:t>
       </w:r>
       <w:r>
         <w:rPr>
@@ -720,35 +735,8 @@
           <w:sz w:val="20"/>
           <w:szCs w:val="20"/>
         </w:rPr>
-        <w:t>36:39</w:t>
+        <w:t>35:07</w:t>
       </w:r>
-    </w:p>
-    <w:p>
-      <w:pPr>
-        <w:rPr>
-          <w:rFonts w:cstheme="minorHAnsi"/>
-          <w:sz w:val="20"/>
-          <w:szCs w:val="20"/>
-        </w:rPr>
-      </w:pPr>
-    </w:p>
-    <w:p>
-      <w:pPr>
-        <w:rPr>
-          <w:rFonts w:cstheme="minorHAnsi"/>
-          <w:sz w:val="20"/>
-          <w:szCs w:val="20"/>
-        </w:rPr>
-      </w:pPr>
-    </w:p>
-    <w:p>
-      <w:pPr>
-        <w:rPr>
-          <w:rFonts w:cstheme="minorHAnsi"/>
-          <w:sz w:val="20"/>
-          <w:szCs w:val="20"/>
-        </w:rPr>
-      </w:pPr>
     </w:p>
     <w:p>
       <w:pPr>
@@ -764,7 +752,76 @@
           <w:sz w:val="20"/>
           <w:szCs w:val="20"/>
         </w:rPr>
-        <w:t>00</w:t>
+        <w:drawing>
+          <wp:inline distT="0" distB="0" distL="0" distR="0" wp14:anchorId="631B714E" wp14:editId="3426CF4C">
+            <wp:extent cx="3810000" cy="2314778"/>
+            <wp:effectExtent l="0" t="0" r="0" b="9525"/>
+            <wp:docPr id="654204998" name="Picture 1"/>
+            <wp:cNvGraphicFramePr>
+              <a:graphicFrameLocks xmlns:a="http://schemas.openxmlformats.org/drawingml/2006/main" noChangeAspect="1"/>
+            </wp:cNvGraphicFramePr>
+            <a:graphic xmlns:a="http://schemas.openxmlformats.org/drawingml/2006/main">
+              <a:graphicData uri="http://schemas.openxmlformats.org/drawingml/2006/picture">
+                <pic:pic xmlns:pic="http://schemas.openxmlformats.org/drawingml/2006/picture">
+                  <pic:nvPicPr>
+                    <pic:cNvPr id="654204998" name=""/>
+                    <pic:cNvPicPr/>
+                  </pic:nvPicPr>
+                  <pic:blipFill>
+                    <a:blip r:embed="rId15"/>
+                    <a:stretch>
+                      <a:fillRect/>
+                    </a:stretch>
+                  </pic:blipFill>
+                  <pic:spPr>
+                    <a:xfrm>
+                      <a:off x="0" y="0"/>
+                      <a:ext cx="3817001" cy="2319031"/>
+                    </a:xfrm>
+                    <a:prstGeom prst="rect">
+                      <a:avLst/>
+                    </a:prstGeom>
+                  </pic:spPr>
+                </pic:pic>
+              </a:graphicData>
+            </a:graphic>
+          </wp:inline>
+        </w:drawing>
+      </w:r>
+    </w:p>
+    <w:p>
+      <w:pPr>
+        <w:rPr>
+          <w:rFonts w:cstheme="minorHAnsi"/>
+          <w:sz w:val="20"/>
+          <w:szCs w:val="20"/>
+        </w:rPr>
+      </w:pPr>
+    </w:p>
+    <w:p>
+      <w:pPr>
+        <w:rPr>
+          <w:rFonts w:cstheme="minorHAnsi"/>
+          <w:sz w:val="20"/>
+          <w:szCs w:val="20"/>
+        </w:rPr>
+      </w:pPr>
+    </w:p>
+    <w:p>
+      <w:pPr>
+        <w:rPr>
+          <w:rFonts w:cstheme="minorHAnsi"/>
+          <w:sz w:val="20"/>
+          <w:szCs w:val="20"/>
+        </w:rPr>
+      </w:pPr>
+      <w:r>
+        <w:rPr>
+          <w:rFonts w:cstheme="minorHAnsi"/>
+          <w:sz w:val="20"/>
+          <w:szCs w:val="20"/>
+        </w:rPr>
+        <w:t>1</w:t>
       </w:r>
       <w:r>
         <w:rPr>
@@ -780,7 +837,7 @@
           <w:sz w:val="20"/>
           <w:szCs w:val="20"/>
         </w:rPr>
-        <w:t>48</w:t>
+        <w:t>10</w:t>
       </w:r>
       <w:r>
         <w:rPr>
@@ -796,7 +853,7 @@
           <w:sz w:val="20"/>
           <w:szCs w:val="20"/>
         </w:rPr>
-        <w:t>36:39</w:t>
+        <w:t>35:07</w:t>
       </w:r>
     </w:p>
     <w:p>
@@ -815,7 +872,7 @@
           <w:szCs w:val="20"/>
         </w:rPr>
         <w:drawing>
-          <wp:inline distT="0" distB="0" distL="0" distR="0" wp14:anchorId="4D6F56B4" wp14:editId="680A9452">
+          <wp:inline distT="0" distB="0" distL="0" distR="0" wp14:anchorId="0C0F110C" wp14:editId="390DB11B">
             <wp:extent cx="525145" cy="648709"/>
             <wp:effectExtent l="0" t="0" r="8255" b="0"/>
             <wp:docPr id="1432833218" name="Picture 1"/>
@@ -830,7 +887,7 @@
                     <pic:cNvPicPr/>
                   </pic:nvPicPr>
                   <pic:blipFill>
-                    <a:blip r:embed="rId15"/>
+                    <a:blip r:embed="rId16"/>
                     <a:stretch>
                       <a:fillRect/>
                     </a:stretch>
@@ -866,7 +923,7 @@
           <w:szCs w:val="20"/>
         </w:rPr>
         <w:drawing>
-          <wp:inline distT="0" distB="0" distL="0" distR="0" wp14:anchorId="0C5A4401" wp14:editId="78E8EF1E">
+          <wp:inline distT="0" distB="0" distL="0" distR="0" wp14:anchorId="5D50380A" wp14:editId="6982D2AA">
             <wp:extent cx="2228850" cy="676341"/>
             <wp:effectExtent l="0" t="0" r="0" b="9525"/>
             <wp:docPr id="782197689" name="Picture 1"/>
@@ -881,7 +938,7 @@
                     <pic:cNvPicPr/>
                   </pic:nvPicPr>
                   <pic:blipFill>
-                    <a:blip r:embed="rId16"/>
+                    <a:blip r:embed="rId17"/>
                     <a:stretch>
                       <a:fillRect/>
                     </a:stretch>
@@ -927,55 +984,6 @@
           <w:szCs w:val="20"/>
         </w:rPr>
       </w:pPr>
-    </w:p>
-    <w:p>
-      <w:pPr>
-        <w:rPr>
-          <w:rFonts w:cstheme="minorHAnsi"/>
-          <w:sz w:val="20"/>
-          <w:szCs w:val="20"/>
-        </w:rPr>
-      </w:pPr>
-      <w:r>
-        <w:rPr>
-          <w:rFonts w:cstheme="minorHAnsi"/>
-          <w:sz w:val="20"/>
-          <w:szCs w:val="20"/>
-        </w:rPr>
-        <w:t>1</w:t>
-      </w:r>
-      <w:r>
-        <w:rPr>
-          <w:rFonts w:cstheme="minorHAnsi"/>
-          <w:sz w:val="20"/>
-          <w:szCs w:val="20"/>
-        </w:rPr>
-        <w:t>:</w:t>
-      </w:r>
-      <w:r>
-        <w:rPr>
-          <w:rFonts w:cstheme="minorHAnsi"/>
-          <w:sz w:val="20"/>
-          <w:szCs w:val="20"/>
-        </w:rPr>
-        <w:t>00</w:t>
-      </w:r>
-      <w:r>
-        <w:rPr>
-          <w:rFonts w:cstheme="minorHAnsi"/>
-          <w:sz w:val="20"/>
-          <w:szCs w:val="20"/>
-        </w:rPr>
-        <w:t>/</w:t>
-      </w:r>
-      <w:r>
-        <w:rPr>
-          <w:rFonts w:cstheme="minorHAnsi"/>
-          <w:sz w:val="20"/>
-          <w:szCs w:val="20"/>
-        </w:rPr>
-        <w:t>36:39</w:t>
-      </w:r>
     </w:p>
     <w:p>
       <w:pPr>
@@ -1079,12 +1087,12 @@
       </w:r>
     </w:p>
     <w:p>
-      <w:hyperlink r:id="rId17" w:history="1">
+      <w:hyperlink r:id="rId18" w:history="1">
         <w:r>
           <w:rPr>
             <w:rStyle w:val="Hyperlink"/>
           </w:rPr>
-          <w:t>https://www.youtube.com/watch?v=IeYb7vOVnmU&amp;t=251s</w:t>
+          <w:t>https://youtu.be/zKXuj_3fw6g?si=buySQjo8avwQ0lVg</w:t>
         </w:r>
       </w:hyperlink>
     </w:p>
@@ -1096,7 +1104,7 @@
           <w:szCs w:val="20"/>
         </w:rPr>
       </w:pPr>
-      <w:hyperlink r:id="rId18" w:history="1">
+      <w:hyperlink r:id="rId19" w:history="1">
         <w:r>
           <w:rPr>
             <w:rStyle w:val="Hyperlink"/>
@@ -1125,7 +1133,7 @@
           <w:sz w:val="20"/>
           <w:szCs w:val="20"/>
         </w:rPr>
-        <w:t>The Mirror (Undivided Follower) | What Is a Follower Of the Way?</w:t>
+        <w:t>The Clock (Unhurried Friend) | What Is a Follower Of the Way?</w:t>
       </w:r>
       <w:r>
         <w:rPr>
@@ -1159,7 +1167,7 @@
       </w:pPr>
     </w:p>
     <w:sectPr>
-      <w:footerReference w:type="default" r:id="rId19"/>
+      <w:footerReference w:type="default" r:id="rId20"/>
       <w:pgSz w:w="12240" w:h="15840"/>
       <w:pgMar w:top="1440" w:right="1440" w:bottom="1530" w:left="1440" w:header="0" w:footer="720" w:gutter="0"/>
       <w:cols w:space="720"/>

--- a/Church/2026/2026_0829_MenloChurch.docx
+++ b/Church/2026/2026_0829_MenloChurch.docx
@@ -749,6 +749,7 @@
       <w:r>
         <w:rPr>
           <w:rFonts w:cstheme="minorHAnsi"/>
+          <w:noProof/>
           <w:sz w:val="20"/>
           <w:szCs w:val="20"/>
         </w:rPr>
@@ -984,6 +985,65 @@
           <w:szCs w:val="20"/>
         </w:rPr>
       </w:pPr>
+    </w:p>
+    <w:p>
+      <w:pPr>
+        <w:rPr>
+          <w:rFonts w:cstheme="minorHAnsi"/>
+          <w:sz w:val="20"/>
+          <w:szCs w:val="20"/>
+        </w:rPr>
+      </w:pPr>
+      <w:r>
+        <w:rPr>
+          <w:rFonts w:cstheme="minorHAnsi"/>
+          <w:sz w:val="20"/>
+          <w:szCs w:val="20"/>
+        </w:rPr>
+        <w:lastRenderedPageBreak/>
+        <w:t>In the last week, we started the first of the series of and of the year “What Is a Follower Of the Way?”</w:t>
+      </w:r>
+    </w:p>
+    <w:p>
+      <w:pPr>
+        <w:rPr>
+          <w:rFonts w:cstheme="minorHAnsi"/>
+          <w:sz w:val="20"/>
+          <w:szCs w:val="20"/>
+        </w:rPr>
+      </w:pPr>
+      <w:r>
+        <w:rPr>
+          <w:rFonts w:cstheme="minorHAnsi"/>
+          <w:sz w:val="20"/>
+          <w:szCs w:val="20"/>
+        </w:rPr>
+        <w:t>We define the Kingdom Qualities</w:t>
+      </w:r>
+      <w:r>
+        <w:rPr>
+          <w:rFonts w:cstheme="minorHAnsi"/>
+          <w:sz w:val="20"/>
+          <w:szCs w:val="20"/>
+        </w:rPr>
+        <w:t xml:space="preserve"> of Menlo Church</w:t>
+      </w:r>
+      <w:r>
+        <w:rPr>
+          <w:rFonts w:cstheme="minorHAnsi"/>
+          <w:sz w:val="20"/>
+          <w:szCs w:val="20"/>
+        </w:rPr>
+        <w:t xml:space="preserve">. </w:t>
+      </w:r>
+      <w:r>
+        <w:rPr>
+          <w:rFonts w:cstheme="minorHAnsi"/>
+          <w:sz w:val="20"/>
+          <w:szCs w:val="20"/>
+        </w:rPr>
+        <w:t>What is like to be a follower of Jesus at Menlo Church here,</w:t>
+      </w:r>
     </w:p>
     <w:p>
       <w:pPr>

--- a/Church/2026/2026_0829_MenloChurch.docx
+++ b/Church/2026/2026_0829_MenloChurch.docx
@@ -1001,6 +1001,31 @@
           <w:szCs w:val="20"/>
         </w:rPr>
         <w:lastRenderedPageBreak/>
+        <w:t>2:00/</w:t>
+      </w:r>
+      <w:r>
+        <w:rPr>
+          <w:rFonts w:cstheme="minorHAnsi"/>
+          <w:sz w:val="20"/>
+          <w:szCs w:val="20"/>
+        </w:rPr>
+        <w:t>35:07</w:t>
+      </w:r>
+    </w:p>
+    <w:p>
+      <w:pPr>
+        <w:rPr>
+          <w:rFonts w:cstheme="minorHAnsi"/>
+          <w:sz w:val="20"/>
+          <w:szCs w:val="20"/>
+        </w:rPr>
+      </w:pPr>
+      <w:r>
+        <w:rPr>
+          <w:rFonts w:cstheme="minorHAnsi"/>
+          <w:sz w:val="20"/>
+          <w:szCs w:val="20"/>
+        </w:rPr>
         <w:t>In the last week, we started the first of the series of and of the year “What Is a Follower Of the Way?”</w:t>
       </w:r>
     </w:p>
@@ -1043,6 +1068,31 @@
           <w:szCs w:val="20"/>
         </w:rPr>
         <w:t>What is like to be a follower of Jesus at Menlo Church here,</w:t>
+      </w:r>
+    </w:p>
+    <w:p>
+      <w:pPr>
+        <w:rPr>
+          <w:rFonts w:cstheme="minorHAnsi"/>
+          <w:sz w:val="20"/>
+          <w:szCs w:val="20"/>
+        </w:rPr>
+      </w:pPr>
+      <w:r>
+        <w:rPr>
+          <w:rFonts w:cstheme="minorHAnsi"/>
+          <w:sz w:val="20"/>
+          <w:szCs w:val="20"/>
+        </w:rPr>
+        <w:t>Every week, we look at one of them.</w:t>
+      </w:r>
+      <w:r>
+        <w:rPr>
+          <w:rFonts w:cstheme="minorHAnsi"/>
+          <w:sz w:val="20"/>
+          <w:szCs w:val="20"/>
+        </w:rPr>
+        <w:t xml:space="preserve"> We will go through the words of Jesus baby brother, james.</w:t>
       </w:r>
     </w:p>
     <w:p>

--- a/Church/2026/2026_0829_MenloChurch.docx
+++ b/Church/2026/2026_0829_MenloChurch.docx
@@ -1092,7 +1092,933 @@
           <w:sz w:val="20"/>
           <w:szCs w:val="20"/>
         </w:rPr>
-        <w:t xml:space="preserve"> We will go through the words of Jesus baby brother, james.</w:t>
+        <w:t xml:space="preserve"> We will go through the words of Jesus baby brother, </w:t>
+      </w:r>
+      <w:r>
+        <w:rPr>
+          <w:rFonts w:cstheme="minorHAnsi"/>
+          <w:sz w:val="20"/>
+          <w:szCs w:val="20"/>
+        </w:rPr>
+        <w:t>J</w:t>
+      </w:r>
+      <w:r>
+        <w:rPr>
+          <w:rFonts w:cstheme="minorHAnsi"/>
+          <w:sz w:val="20"/>
+          <w:szCs w:val="20"/>
+        </w:rPr>
+        <w:t>ames.</w:t>
+      </w:r>
+      <w:r>
+        <w:rPr>
+          <w:rFonts w:cstheme="minorHAnsi"/>
+          <w:sz w:val="20"/>
+          <w:szCs w:val="20"/>
+        </w:rPr>
+        <w:t xml:space="preserve"> James did not know Jesus as his Lord. It took decades to for him to finally accept the true identity of his big brother all the way until Jesus died and then came back from the grave.</w:t>
+      </w:r>
+    </w:p>
+    <w:p>
+      <w:pPr>
+        <w:rPr>
+          <w:rFonts w:cstheme="minorHAnsi"/>
+          <w:sz w:val="20"/>
+          <w:szCs w:val="20"/>
+        </w:rPr>
+      </w:pPr>
+    </w:p>
+    <w:p>
+      <w:pPr>
+        <w:rPr>
+          <w:rFonts w:cstheme="minorHAnsi"/>
+          <w:sz w:val="20"/>
+          <w:szCs w:val="20"/>
+        </w:rPr>
+      </w:pPr>
+      <w:r>
+        <w:rPr>
+          <w:rFonts w:cstheme="minorHAnsi"/>
+          <w:sz w:val="20"/>
+          <w:szCs w:val="20"/>
+        </w:rPr>
+        <w:t>2:</w:t>
+      </w:r>
+      <w:r>
+        <w:rPr>
+          <w:rFonts w:cstheme="minorHAnsi"/>
+          <w:sz w:val="20"/>
+          <w:szCs w:val="20"/>
+        </w:rPr>
+        <w:t>49</w:t>
+      </w:r>
+      <w:r>
+        <w:rPr>
+          <w:rFonts w:cstheme="minorHAnsi"/>
+          <w:sz w:val="20"/>
+          <w:szCs w:val="20"/>
+        </w:rPr>
+        <w:t>/35:07</w:t>
+      </w:r>
+    </w:p>
+    <w:p>
+      <w:pPr>
+        <w:rPr>
+          <w:rFonts w:cstheme="minorHAnsi"/>
+          <w:sz w:val="20"/>
+          <w:szCs w:val="20"/>
+        </w:rPr>
+      </w:pPr>
+      <w:r>
+        <w:rPr>
+          <w:rFonts w:cstheme="minorHAnsi"/>
+          <w:sz w:val="20"/>
+          <w:szCs w:val="20"/>
+        </w:rPr>
+        <w:drawing>
+          <wp:inline distT="0" distB="0" distL="0" distR="0" wp14:anchorId="15CACB78" wp14:editId="1FEC751D">
+            <wp:extent cx="2762636" cy="3572374"/>
+            <wp:effectExtent l="0" t="0" r="0" b="9525"/>
+            <wp:docPr id="257137489" name="Picture 1"/>
+            <wp:cNvGraphicFramePr>
+              <a:graphicFrameLocks xmlns:a="http://schemas.openxmlformats.org/drawingml/2006/main" noChangeAspect="1"/>
+            </wp:cNvGraphicFramePr>
+            <a:graphic xmlns:a="http://schemas.openxmlformats.org/drawingml/2006/main">
+              <a:graphicData uri="http://schemas.openxmlformats.org/drawingml/2006/picture">
+                <pic:pic xmlns:pic="http://schemas.openxmlformats.org/drawingml/2006/picture">
+                  <pic:nvPicPr>
+                    <pic:cNvPr id="257137489" name=""/>
+                    <pic:cNvPicPr/>
+                  </pic:nvPicPr>
+                  <pic:blipFill>
+                    <a:blip r:embed="rId18"/>
+                    <a:stretch>
+                      <a:fillRect/>
+                    </a:stretch>
+                  </pic:blipFill>
+                  <pic:spPr>
+                    <a:xfrm>
+                      <a:off x="0" y="0"/>
+                      <a:ext cx="2762636" cy="3572374"/>
+                    </a:xfrm>
+                    <a:prstGeom prst="rect">
+                      <a:avLst/>
+                    </a:prstGeom>
+                  </pic:spPr>
+                </pic:pic>
+              </a:graphicData>
+            </a:graphic>
+          </wp:inline>
+        </w:drawing>
+      </w:r>
+    </w:p>
+    <w:p>
+      <w:pPr>
+        <w:rPr>
+          <w:rFonts w:cstheme="minorHAnsi"/>
+          <w:sz w:val="20"/>
+          <w:szCs w:val="20"/>
+        </w:rPr>
+      </w:pPr>
+      <w:r>
+        <w:rPr>
+          <w:rFonts w:cstheme="minorHAnsi"/>
+          <w:sz w:val="20"/>
+          <w:szCs w:val="20"/>
+        </w:rPr>
+        <w:t>WHAT IS A</w:t>
+      </w:r>
+      <w:r>
+        <w:rPr>
+          <w:rFonts w:cstheme="minorHAnsi"/>
+          <w:sz w:val="20"/>
+          <w:szCs w:val="20"/>
+        </w:rPr>
+        <w:t xml:space="preserve"> </w:t>
+      </w:r>
+      <w:r>
+        <w:rPr>
+          <w:rFonts w:cstheme="minorHAnsi"/>
+          <w:sz w:val="20"/>
+          <w:szCs w:val="20"/>
+        </w:rPr>
+        <w:t>FOLLOWER OF</w:t>
+      </w:r>
+      <w:r>
+        <w:rPr>
+          <w:rFonts w:cstheme="minorHAnsi"/>
+          <w:sz w:val="20"/>
+          <w:szCs w:val="20"/>
+        </w:rPr>
+        <w:t xml:space="preserve"> </w:t>
+      </w:r>
+      <w:r>
+        <w:rPr>
+          <w:rFonts w:cstheme="minorHAnsi"/>
+          <w:sz w:val="20"/>
+          <w:szCs w:val="20"/>
+        </w:rPr>
+        <w:t>THE WAY?</w:t>
+      </w:r>
+    </w:p>
+    <w:p>
+      <w:pPr>
+        <w:rPr>
+          <w:rFonts w:cstheme="minorHAnsi"/>
+          <w:sz w:val="20"/>
+          <w:szCs w:val="20"/>
+        </w:rPr>
+      </w:pPr>
+      <w:r>
+        <w:rPr>
+          <w:rFonts w:cstheme="minorHAnsi"/>
+          <w:sz w:val="20"/>
+          <w:szCs w:val="20"/>
+        </w:rPr>
+        <w:t>• EMBODIED FOLLOWER</w:t>
+      </w:r>
+      <w:r>
+        <w:rPr>
+          <w:rFonts w:cstheme="minorHAnsi"/>
+          <w:sz w:val="20"/>
+          <w:szCs w:val="20"/>
+        </w:rPr>
+        <w:br/>
+        <w:t>• SACRIFICIAL DEVELOPER</w:t>
+      </w:r>
+      <w:r>
+        <w:rPr>
+          <w:rFonts w:cstheme="minorHAnsi"/>
+          <w:sz w:val="20"/>
+          <w:szCs w:val="20"/>
+        </w:rPr>
+        <w:br/>
+        <w:t>• UNVARNISHED FRIEND</w:t>
+      </w:r>
+      <w:r>
+        <w:rPr>
+          <w:rFonts w:cstheme="minorHAnsi"/>
+          <w:sz w:val="20"/>
+          <w:szCs w:val="20"/>
+        </w:rPr>
+        <w:br/>
+        <w:t>• THOUGHTFUL WITNESS</w:t>
+      </w:r>
+    </w:p>
+    <w:p>
+      <w:pPr>
+        <w:rPr>
+          <w:rFonts w:cstheme="minorHAnsi"/>
+          <w:sz w:val="20"/>
+          <w:szCs w:val="20"/>
+        </w:rPr>
+      </w:pPr>
+      <w:r>
+        <w:rPr>
+          <w:rFonts w:cstheme="minorHAnsi"/>
+          <w:sz w:val="20"/>
+          <w:szCs w:val="20"/>
+        </w:rPr>
+        <w:t>Reclaiming THE WAY of Jesus</w:t>
+      </w:r>
+    </w:p>
+    <w:p>
+      <w:pPr>
+        <w:rPr>
+          <w:rFonts w:cstheme="minorHAnsi"/>
+          <w:sz w:val="20"/>
+          <w:szCs w:val="20"/>
+        </w:rPr>
+      </w:pPr>
+    </w:p>
+    <w:p>
+      <w:pPr>
+        <w:rPr>
+          <w:rFonts w:cstheme="minorHAnsi"/>
+          <w:sz w:val="20"/>
+          <w:szCs w:val="20"/>
+        </w:rPr>
+      </w:pPr>
+      <w:r>
+        <w:rPr>
+          <w:rFonts w:cstheme="minorHAnsi"/>
+          <w:sz w:val="20"/>
+          <w:szCs w:val="20"/>
+        </w:rPr>
+        <w:t>Last week, we talked about:</w:t>
+      </w:r>
+    </w:p>
+    <w:p>
+      <w:pPr>
+        <w:rPr>
+          <w:rFonts w:cstheme="minorHAnsi"/>
+          <w:sz w:val="20"/>
+          <w:szCs w:val="20"/>
+        </w:rPr>
+      </w:pPr>
+      <w:r>
+        <w:rPr>
+          <w:rFonts w:cstheme="minorHAnsi"/>
+          <w:sz w:val="20"/>
+          <w:szCs w:val="20"/>
+        </w:rPr>
+        <w:t>James’s</w:t>
+      </w:r>
+      <w:r>
+        <w:rPr>
+          <w:rFonts w:cstheme="minorHAnsi"/>
+          <w:sz w:val="20"/>
+          <w:szCs w:val="20"/>
+        </w:rPr>
+        <w:t xml:space="preserve"> book is helpful to understand </w:t>
+      </w:r>
+      <w:r>
+        <w:rPr>
+          <w:rFonts w:cstheme="minorHAnsi"/>
+          <w:sz w:val="20"/>
+          <w:szCs w:val="20"/>
+        </w:rPr>
+        <w:t xml:space="preserve">this series: “What is a </w:t>
+      </w:r>
+      <w:r>
+        <w:rPr>
+          <w:rFonts w:cstheme="minorHAnsi"/>
+          <w:sz w:val="20"/>
+          <w:szCs w:val="20"/>
+        </w:rPr>
+        <w:t xml:space="preserve">follower of </w:t>
+      </w:r>
+      <w:r>
+        <w:rPr>
+          <w:rFonts w:cstheme="minorHAnsi"/>
+          <w:sz w:val="20"/>
+          <w:szCs w:val="20"/>
+        </w:rPr>
+        <w:t>the way?”</w:t>
+      </w:r>
+      <w:r>
+        <w:rPr>
+          <w:rFonts w:cstheme="minorHAnsi"/>
+          <w:sz w:val="20"/>
+          <w:szCs w:val="20"/>
+        </w:rPr>
+        <w:t xml:space="preserve"> We will discuss this topic this year.</w:t>
+      </w:r>
+    </w:p>
+    <w:p>
+      <w:pPr>
+        <w:rPr>
+          <w:rFonts w:cstheme="minorHAnsi"/>
+          <w:sz w:val="20"/>
+          <w:szCs w:val="20"/>
+        </w:rPr>
+      </w:pPr>
+    </w:p>
+    <w:p>
+      <w:pPr>
+        <w:rPr>
+          <w:rFonts w:cstheme="minorHAnsi"/>
+          <w:sz w:val="20"/>
+          <w:szCs w:val="20"/>
+        </w:rPr>
+      </w:pPr>
+      <w:r>
+        <w:rPr>
+          <w:rFonts w:cstheme="minorHAnsi"/>
+          <w:sz w:val="20"/>
+          <w:szCs w:val="20"/>
+        </w:rPr>
+        <w:t>For the undivided follower means I will give you my whole life.</w:t>
+      </w:r>
+    </w:p>
+    <w:p>
+      <w:pPr>
+        <w:rPr>
+          <w:rFonts w:cstheme="minorHAnsi"/>
+          <w:sz w:val="20"/>
+          <w:szCs w:val="20"/>
+        </w:rPr>
+      </w:pPr>
+    </w:p>
+    <w:p>
+      <w:pPr>
+        <w:rPr>
+          <w:rFonts w:cstheme="minorHAnsi"/>
+          <w:sz w:val="20"/>
+          <w:szCs w:val="20"/>
+        </w:rPr>
+      </w:pPr>
+      <w:r>
+        <w:rPr>
+          <w:rFonts w:cstheme="minorHAnsi"/>
+          <w:sz w:val="20"/>
+          <w:szCs w:val="20"/>
+        </w:rPr>
+        <w:t>3</w:t>
+      </w:r>
+      <w:r>
+        <w:rPr>
+          <w:rFonts w:cstheme="minorHAnsi"/>
+          <w:sz w:val="20"/>
+          <w:szCs w:val="20"/>
+        </w:rPr>
+        <w:t>:</w:t>
+      </w:r>
+      <w:r>
+        <w:rPr>
+          <w:rFonts w:cstheme="minorHAnsi"/>
+          <w:sz w:val="20"/>
+          <w:szCs w:val="20"/>
+        </w:rPr>
+        <w:t>36</w:t>
+      </w:r>
+      <w:r>
+        <w:rPr>
+          <w:rFonts w:cstheme="minorHAnsi"/>
+          <w:sz w:val="20"/>
+          <w:szCs w:val="20"/>
+        </w:rPr>
+        <w:t>/35:07</w:t>
+      </w:r>
+    </w:p>
+    <w:p>
+      <w:pPr>
+        <w:rPr>
+          <w:rFonts w:cstheme="minorHAnsi"/>
+          <w:sz w:val="20"/>
+          <w:szCs w:val="20"/>
+        </w:rPr>
+      </w:pPr>
+    </w:p>
+    <w:p>
+      <w:pPr>
+        <w:rPr>
+          <w:rFonts w:cstheme="minorHAnsi"/>
+          <w:sz w:val="20"/>
+          <w:szCs w:val="20"/>
+        </w:rPr>
+      </w:pPr>
+      <w:r>
+        <w:rPr>
+          <w:rFonts w:cstheme="minorHAnsi"/>
+          <w:sz w:val="20"/>
+          <w:szCs w:val="20"/>
+        </w:rPr>
+        <w:lastRenderedPageBreak/>
+        <w:drawing>
+          <wp:inline distT="0" distB="0" distL="0" distR="0" wp14:anchorId="41361DA8" wp14:editId="541C8275">
+            <wp:extent cx="2991267" cy="4058216"/>
+            <wp:effectExtent l="0" t="0" r="0" b="0"/>
+            <wp:docPr id="425265653" name="Picture 1"/>
+            <wp:cNvGraphicFramePr>
+              <a:graphicFrameLocks xmlns:a="http://schemas.openxmlformats.org/drawingml/2006/main" noChangeAspect="1"/>
+            </wp:cNvGraphicFramePr>
+            <a:graphic xmlns:a="http://schemas.openxmlformats.org/drawingml/2006/main">
+              <a:graphicData uri="http://schemas.openxmlformats.org/drawingml/2006/picture">
+                <pic:pic xmlns:pic="http://schemas.openxmlformats.org/drawingml/2006/picture">
+                  <pic:nvPicPr>
+                    <pic:cNvPr id="425265653" name=""/>
+                    <pic:cNvPicPr/>
+                  </pic:nvPicPr>
+                  <pic:blipFill>
+                    <a:blip r:embed="rId19"/>
+                    <a:stretch>
+                      <a:fillRect/>
+                    </a:stretch>
+                  </pic:blipFill>
+                  <pic:spPr>
+                    <a:xfrm>
+                      <a:off x="0" y="0"/>
+                      <a:ext cx="2991267" cy="4058216"/>
+                    </a:xfrm>
+                    <a:prstGeom prst="rect">
+                      <a:avLst/>
+                    </a:prstGeom>
+                  </pic:spPr>
+                </pic:pic>
+              </a:graphicData>
+            </a:graphic>
+          </wp:inline>
+        </w:drawing>
+      </w:r>
+    </w:p>
+    <w:p>
+      <w:pPr>
+        <w:rPr>
+          <w:rFonts w:cstheme="minorHAnsi"/>
+          <w:sz w:val="20"/>
+          <w:szCs w:val="20"/>
+        </w:rPr>
+      </w:pPr>
+      <w:r>
+        <w:rPr>
+          <w:rFonts w:cstheme="minorHAnsi"/>
+          <w:sz w:val="20"/>
+          <w:szCs w:val="20"/>
+        </w:rPr>
+        <w:t>Next, we define the Kingdo Qualifies:</w:t>
+      </w:r>
+    </w:p>
+    <w:p>
+      <w:pPr>
+        <w:rPr>
+          <w:rFonts w:cstheme="minorHAnsi"/>
+          <w:sz w:val="20"/>
+          <w:szCs w:val="20"/>
+        </w:rPr>
+      </w:pPr>
+      <w:r>
+        <w:rPr>
+          <w:rFonts w:cstheme="minorHAnsi"/>
+          <w:sz w:val="20"/>
+          <w:szCs w:val="20"/>
+        </w:rPr>
+        <w:t>1. Undivided Follower,</w:t>
+      </w:r>
+    </w:p>
+    <w:p>
+      <w:pPr>
+        <w:rPr>
+          <w:rFonts w:cstheme="minorHAnsi"/>
+          <w:sz w:val="20"/>
+          <w:szCs w:val="20"/>
+        </w:rPr>
+      </w:pPr>
+      <w:r>
+        <w:rPr>
+          <w:rFonts w:cstheme="minorHAnsi"/>
+          <w:sz w:val="20"/>
+          <w:szCs w:val="20"/>
+        </w:rPr>
+        <w:t>2. Unhurried Friend,</w:t>
+      </w:r>
+    </w:p>
+    <w:p>
+      <w:pPr>
+        <w:rPr>
+          <w:rFonts w:cstheme="minorHAnsi"/>
+          <w:sz w:val="20"/>
+          <w:szCs w:val="20"/>
+        </w:rPr>
+      </w:pPr>
+      <w:r>
+        <w:rPr>
+          <w:rFonts w:cstheme="minorHAnsi"/>
+          <w:sz w:val="20"/>
+          <w:szCs w:val="20"/>
+        </w:rPr>
+        <w:t>3. Thoughtful Witness,</w:t>
+      </w:r>
+    </w:p>
+    <w:p>
+      <w:pPr>
+        <w:rPr>
+          <w:rFonts w:cstheme="minorHAnsi"/>
+          <w:sz w:val="20"/>
+          <w:szCs w:val="20"/>
+        </w:rPr>
+      </w:pPr>
+      <w:r>
+        <w:rPr>
+          <w:rFonts w:cstheme="minorHAnsi"/>
+          <w:sz w:val="20"/>
+          <w:szCs w:val="20"/>
+        </w:rPr>
+        <w:t>4. Sacrificial Developer</w:t>
+      </w:r>
+    </w:p>
+    <w:p>
+      <w:pPr>
+        <w:rPr>
+          <w:rFonts w:cstheme="minorHAnsi"/>
+          <w:sz w:val="20"/>
+          <w:szCs w:val="20"/>
+        </w:rPr>
+      </w:pPr>
+    </w:p>
+    <w:p>
+      <w:pPr>
+        <w:rPr>
+          <w:rFonts w:cstheme="minorHAnsi"/>
+          <w:sz w:val="20"/>
+          <w:szCs w:val="20"/>
+        </w:rPr>
+      </w:pPr>
+      <w:r>
+        <w:rPr>
+          <w:rFonts w:cstheme="minorHAnsi"/>
+          <w:sz w:val="20"/>
+          <w:szCs w:val="20"/>
+        </w:rPr>
+        <w:t>4:</w:t>
+      </w:r>
+      <w:r>
+        <w:rPr>
+          <w:rFonts w:cstheme="minorHAnsi"/>
+          <w:sz w:val="20"/>
+          <w:szCs w:val="20"/>
+        </w:rPr>
+        <w:t>05</w:t>
+      </w:r>
+      <w:r>
+        <w:rPr>
+          <w:rFonts w:cstheme="minorHAnsi"/>
+          <w:sz w:val="20"/>
+          <w:szCs w:val="20"/>
+        </w:rPr>
+        <w:t>/</w:t>
+      </w:r>
+      <w:r>
+        <w:rPr>
+          <w:rFonts w:cstheme="minorHAnsi"/>
+          <w:sz w:val="20"/>
+          <w:szCs w:val="20"/>
+        </w:rPr>
+        <w:t>35:07</w:t>
+      </w:r>
+    </w:p>
+    <w:p>
+      <w:pPr>
+        <w:rPr>
+          <w:rFonts w:cstheme="minorHAnsi"/>
+          <w:sz w:val="20"/>
+          <w:szCs w:val="20"/>
+        </w:rPr>
+      </w:pPr>
+      <w:r>
+        <w:rPr>
+          <w:rFonts w:cstheme="minorHAnsi"/>
+          <w:sz w:val="20"/>
+          <w:szCs w:val="20"/>
+        </w:rPr>
+        <w:t>Pray:</w:t>
+      </w:r>
+    </w:p>
+    <w:p>
+      <w:pPr>
+        <w:rPr>
+          <w:rFonts w:cstheme="minorHAnsi"/>
+          <w:sz w:val="20"/>
+          <w:szCs w:val="20"/>
+        </w:rPr>
+      </w:pPr>
+      <w:r>
+        <w:rPr>
+          <w:rFonts w:cstheme="minorHAnsi"/>
+          <w:sz w:val="20"/>
+          <w:szCs w:val="20"/>
+        </w:rPr>
+        <w:t>Thanks God give time to talk about the second series of The  Follower of the Way.</w:t>
+      </w:r>
+    </w:p>
+    <w:p>
+      <w:pPr>
+        <w:rPr>
+          <w:rFonts w:cstheme="minorHAnsi"/>
+          <w:sz w:val="20"/>
+          <w:szCs w:val="20"/>
+        </w:rPr>
+      </w:pPr>
+    </w:p>
+    <w:p>
+      <w:pPr>
+        <w:rPr>
+          <w:rFonts w:cstheme="minorHAnsi"/>
+          <w:sz w:val="20"/>
+          <w:szCs w:val="20"/>
+        </w:rPr>
+      </w:pPr>
+    </w:p>
+    <w:p>
+      <w:pPr>
+        <w:rPr>
+          <w:rFonts w:cstheme="minorHAnsi"/>
+          <w:sz w:val="20"/>
+          <w:szCs w:val="20"/>
+        </w:rPr>
+      </w:pPr>
+      <w:r>
+        <w:rPr>
+          <w:rFonts w:cstheme="minorHAnsi"/>
+          <w:sz w:val="20"/>
+          <w:szCs w:val="20"/>
+        </w:rPr>
+        <w:t>5</w:t>
+      </w:r>
+      <w:r>
+        <w:rPr>
+          <w:rFonts w:cstheme="minorHAnsi"/>
+          <w:sz w:val="20"/>
+          <w:szCs w:val="20"/>
+        </w:rPr>
+        <w:t>:</w:t>
+      </w:r>
+      <w:r>
+        <w:rPr>
+          <w:rFonts w:cstheme="minorHAnsi"/>
+          <w:sz w:val="20"/>
+          <w:szCs w:val="20"/>
+        </w:rPr>
+        <w:t>59</w:t>
+      </w:r>
+      <w:r>
+        <w:rPr>
+          <w:rFonts w:cstheme="minorHAnsi"/>
+          <w:sz w:val="20"/>
+          <w:szCs w:val="20"/>
+        </w:rPr>
+        <w:t>/35:07</w:t>
+      </w:r>
+    </w:p>
+    <w:p>
+      <w:pPr>
+        <w:rPr>
+          <w:rFonts w:cstheme="minorHAnsi"/>
+          <w:sz w:val="20"/>
+          <w:szCs w:val="20"/>
+        </w:rPr>
+      </w:pPr>
+      <w:r>
+        <w:rPr>
+          <w:rFonts w:cstheme="minorHAnsi"/>
+          <w:sz w:val="20"/>
+          <w:szCs w:val="20"/>
+        </w:rPr>
+        <w:drawing>
+          <wp:inline distT="0" distB="0" distL="0" distR="0" wp14:anchorId="1858EC0B" wp14:editId="7624466D">
+            <wp:extent cx="5943600" cy="859155"/>
+            <wp:effectExtent l="0" t="0" r="0" b="0"/>
+            <wp:docPr id="1332817891" name="Picture 1"/>
+            <wp:cNvGraphicFramePr>
+              <a:graphicFrameLocks xmlns:a="http://schemas.openxmlformats.org/drawingml/2006/main" noChangeAspect="1"/>
+            </wp:cNvGraphicFramePr>
+            <a:graphic xmlns:a="http://schemas.openxmlformats.org/drawingml/2006/main">
+              <a:graphicData uri="http://schemas.openxmlformats.org/drawingml/2006/picture">
+                <pic:pic xmlns:pic="http://schemas.openxmlformats.org/drawingml/2006/picture">
+                  <pic:nvPicPr>
+                    <pic:cNvPr id="1332817891" name=""/>
+                    <pic:cNvPicPr/>
+                  </pic:nvPicPr>
+                  <pic:blipFill>
+                    <a:blip r:embed="rId20"/>
+                    <a:stretch>
+                      <a:fillRect/>
+                    </a:stretch>
+                  </pic:blipFill>
+                  <pic:spPr>
+                    <a:xfrm>
+                      <a:off x="0" y="0"/>
+                      <a:ext cx="5943600" cy="859155"/>
+                    </a:xfrm>
+                    <a:prstGeom prst="rect">
+                      <a:avLst/>
+                    </a:prstGeom>
+                  </pic:spPr>
+                </pic:pic>
+              </a:graphicData>
+            </a:graphic>
+          </wp:inline>
+        </w:drawing>
+      </w:r>
+    </w:p>
+    <w:p>
+      <w:pPr>
+        <w:rPr>
+          <w:rFonts w:cstheme="minorHAnsi"/>
+          <w:sz w:val="20"/>
+          <w:szCs w:val="20"/>
+        </w:rPr>
+      </w:pPr>
+      <w:r>
+        <w:rPr>
+          <w:rFonts w:cstheme="minorHAnsi"/>
+          <w:sz w:val="20"/>
+          <w:szCs w:val="20"/>
+        </w:rPr>
+        <w:t>Hurry is a Verdict (</w:t>
+      </w:r>
+      <w:r>
+        <w:rPr>
+          <w:rFonts w:cstheme="minorHAnsi" w:hint="eastAsia"/>
+          <w:sz w:val="20"/>
+          <w:szCs w:val="20"/>
+        </w:rPr>
+        <w:t>判决</w:t>
+      </w:r>
+      <w:r>
+        <w:rPr>
+          <w:rFonts w:cstheme="minorHAnsi"/>
+          <w:sz w:val="20"/>
+          <w:szCs w:val="20"/>
+        </w:rPr>
+        <w:t>)</w:t>
+      </w:r>
+    </w:p>
+    <w:p>
+      <w:pPr>
+        <w:rPr>
+          <w:rFonts w:cstheme="minorHAnsi"/>
+          <w:sz w:val="20"/>
+          <w:szCs w:val="20"/>
+        </w:rPr>
+      </w:pPr>
+    </w:p>
+    <w:p>
+      <w:pPr>
+        <w:rPr>
+          <w:rFonts w:cstheme="minorHAnsi"/>
+          <w:sz w:val="20"/>
+          <w:szCs w:val="20"/>
+        </w:rPr>
+      </w:pPr>
+      <w:r>
+        <w:rPr>
+          <w:rFonts w:cstheme="minorHAnsi"/>
+          <w:sz w:val="20"/>
+          <w:szCs w:val="20"/>
+        </w:rPr>
+        <w:t xml:space="preserve">We are move into </w:t>
+      </w:r>
+      <w:r>
+        <w:rPr>
+          <w:rFonts w:cstheme="minorHAnsi"/>
+          <w:sz w:val="20"/>
+          <w:szCs w:val="20"/>
+        </w:rPr>
+        <w:t>James’s</w:t>
+      </w:r>
+      <w:r>
+        <w:rPr>
+          <w:rFonts w:cstheme="minorHAnsi"/>
+          <w:sz w:val="20"/>
+          <w:szCs w:val="20"/>
+        </w:rPr>
+        <w:t xml:space="preserve"> book chapter 2.</w:t>
+      </w:r>
+    </w:p>
+    <w:p>
+      <w:pPr>
+        <w:rPr>
+          <w:rFonts w:cstheme="minorHAnsi"/>
+          <w:sz w:val="20"/>
+          <w:szCs w:val="20"/>
+        </w:rPr>
+      </w:pPr>
+      <w:r>
+        <w:rPr>
+          <w:rFonts w:cstheme="minorHAnsi"/>
+          <w:sz w:val="20"/>
+          <w:szCs w:val="20"/>
+        </w:rPr>
+        <w:t xml:space="preserve">We are making decision </w:t>
+      </w:r>
+      <w:r>
+        <w:rPr>
+          <w:rFonts w:cstheme="minorHAnsi"/>
+          <w:sz w:val="20"/>
+          <w:szCs w:val="20"/>
+        </w:rPr>
+        <w:t xml:space="preserve">or judgement </w:t>
+      </w:r>
+      <w:r>
+        <w:rPr>
+          <w:rFonts w:cstheme="minorHAnsi"/>
+          <w:sz w:val="20"/>
+          <w:szCs w:val="20"/>
+        </w:rPr>
+        <w:t>to move quick.</w:t>
+      </w:r>
+      <w:r>
+        <w:rPr>
+          <w:rFonts w:cstheme="minorHAnsi"/>
+          <w:sz w:val="20"/>
+          <w:szCs w:val="20"/>
+        </w:rPr>
+        <w:t xml:space="preserve"> Whether we like it or not.</w:t>
+      </w:r>
+    </w:p>
+    <w:p>
+      <w:pPr>
+        <w:rPr>
+          <w:rFonts w:cstheme="minorHAnsi"/>
+          <w:sz w:val="20"/>
+          <w:szCs w:val="20"/>
+        </w:rPr>
+      </w:pPr>
+      <w:r>
+        <w:rPr>
+          <w:rFonts w:cstheme="minorHAnsi"/>
+          <w:sz w:val="20"/>
+          <w:szCs w:val="20"/>
+        </w:rPr>
+        <w:t>In James’s book chapter 1. We process trials in our life about in the way of Jesus.</w:t>
+      </w:r>
+    </w:p>
+    <w:p>
+      <w:pPr>
+        <w:rPr>
+          <w:rFonts w:cstheme="minorHAnsi"/>
+          <w:sz w:val="20"/>
+          <w:szCs w:val="20"/>
+        </w:rPr>
+      </w:pPr>
+      <w:r>
+        <w:rPr>
+          <w:rFonts w:cstheme="minorHAnsi"/>
+          <w:sz w:val="20"/>
+          <w:szCs w:val="20"/>
+        </w:rPr>
+        <w:t>Today, we will turn to chapter 2 in James’s book.</w:t>
+      </w:r>
+    </w:p>
+    <w:p>
+      <w:pPr>
+        <w:rPr>
+          <w:rFonts w:cstheme="minorHAnsi"/>
+          <w:sz w:val="20"/>
+          <w:szCs w:val="20"/>
+        </w:rPr>
+      </w:pPr>
+    </w:p>
+    <w:p>
+      <w:pPr>
+        <w:rPr>
+          <w:rFonts w:cstheme="minorHAnsi"/>
+          <w:sz w:val="20"/>
+          <w:szCs w:val="20"/>
+        </w:rPr>
+      </w:pPr>
+      <w:r>
+        <w:rPr>
+          <w:rFonts w:cstheme="minorHAnsi"/>
+          <w:sz w:val="20"/>
+          <w:szCs w:val="20"/>
+        </w:rPr>
+        <w:t>6</w:t>
+      </w:r>
+      <w:r>
+        <w:rPr>
+          <w:rFonts w:cstheme="minorHAnsi"/>
+          <w:sz w:val="20"/>
+          <w:szCs w:val="20"/>
+        </w:rPr>
+        <w:t>:</w:t>
+      </w:r>
+      <w:r>
+        <w:rPr>
+          <w:rFonts w:cstheme="minorHAnsi"/>
+          <w:sz w:val="20"/>
+          <w:szCs w:val="20"/>
+        </w:rPr>
+        <w:t>37</w:t>
+      </w:r>
+      <w:r>
+        <w:rPr>
+          <w:rFonts w:cstheme="minorHAnsi"/>
+          <w:sz w:val="20"/>
+          <w:szCs w:val="20"/>
+        </w:rPr>
+        <w:t>/35:07</w:t>
       </w:r>
     </w:p>
     <w:p>
@@ -1197,7 +2123,7 @@
       </w:r>
     </w:p>
     <w:p>
-      <w:hyperlink r:id="rId18" w:history="1">
+      <w:hyperlink r:id="rId21" w:history="1">
         <w:r>
           <w:rPr>
             <w:rStyle w:val="Hyperlink"/>
@@ -1214,7 +2140,7 @@
           <w:szCs w:val="20"/>
         </w:rPr>
       </w:pPr>
-      <w:hyperlink r:id="rId19" w:history="1">
+      <w:hyperlink r:id="rId22" w:history="1">
         <w:r>
           <w:rPr>
             <w:rStyle w:val="Hyperlink"/>
@@ -1277,7 +2203,7 @@
       </w:pPr>
     </w:p>
     <w:sectPr>
-      <w:footerReference w:type="default" r:id="rId20"/>
+      <w:footerReference w:type="default" r:id="rId23"/>
       <w:pgSz w:w="12240" w:h="15840"/>
       <w:pgMar w:top="1440" w:right="1440" w:bottom="1530" w:left="1440" w:header="0" w:footer="720" w:gutter="0"/>
       <w:cols w:space="720"/>
@@ -24119,7 +25045,6 @@
   <w:style w:type="character" w:default="1" w:styleId="DefaultParagraphFont">
     <w:name w:val="Default Paragraph Font"/>
     <w:uiPriority w:val="1"/>
-    <w:semiHidden/>
     <w:unhideWhenUsed/>
   </w:style>
   <w:style w:type="table" w:default="1" w:styleId="TableNormal">

--- a/Church/2026/2026_0829_MenloChurch.docx
+++ b/Church/2026/2026_0829_MenloChurch.docx
@@ -1001,15 +1001,7 @@
           <w:szCs w:val="20"/>
         </w:rPr>
         <w:lastRenderedPageBreak/>
-        <w:t>2:00/</w:t>
-      </w:r>
-      <w:r>
-        <w:rPr>
-          <w:rFonts w:cstheme="minorHAnsi"/>
-          <w:sz w:val="20"/>
-          <w:szCs w:val="20"/>
-        </w:rPr>
-        <w:t>35:07</w:t>
+        <w:t>2:00/35:07</w:t>
       </w:r>
     </w:p>
     <w:p>
@@ -1142,36 +1134,21 @@
           <w:sz w:val="20"/>
           <w:szCs w:val="20"/>
         </w:rPr>
-        <w:t>2:</w:t>
+        <w:t>2:49/35:07</w:t>
       </w:r>
-      <w:r>
+    </w:p>
+    <w:p>
+      <w:pPr>
         <w:rPr>
           <w:rFonts w:cstheme="minorHAnsi"/>
           <w:sz w:val="20"/>
           <w:szCs w:val="20"/>
         </w:rPr>
-        <w:t>49</w:t>
-      </w:r>
+      </w:pPr>
       <w:r>
         <w:rPr>
           <w:rFonts w:cstheme="minorHAnsi"/>
-          <w:sz w:val="20"/>
-          <w:szCs w:val="20"/>
-        </w:rPr>
-        <w:t>/35:07</w:t>
-      </w:r>
-    </w:p>
-    <w:p>
-      <w:pPr>
-        <w:rPr>
-          <w:rFonts w:cstheme="minorHAnsi"/>
-          <w:sz w:val="20"/>
-          <w:szCs w:val="20"/>
-        </w:rPr>
-      </w:pPr>
-      <w:r>
-        <w:rPr>
-          <w:rFonts w:cstheme="minorHAnsi"/>
+          <w:noProof/>
           <w:sz w:val="20"/>
           <w:szCs w:val="20"/>
         </w:rPr>
@@ -1454,53 +1431,30 @@
           <w:sz w:val="20"/>
           <w:szCs w:val="20"/>
         </w:rPr>
-        <w:t>3</w:t>
+        <w:t>3:36/35:07</w:t>
       </w:r>
-      <w:r>
+    </w:p>
+    <w:p>
+      <w:pPr>
         <w:rPr>
           <w:rFonts w:cstheme="minorHAnsi"/>
           <w:sz w:val="20"/>
           <w:szCs w:val="20"/>
         </w:rPr>
-        <w:t>:</w:t>
-      </w:r>
-      <w:r>
+      </w:pPr>
+    </w:p>
+    <w:p>
+      <w:pPr>
         <w:rPr>
           <w:rFonts w:cstheme="minorHAnsi"/>
           <w:sz w:val="20"/>
           <w:szCs w:val="20"/>
         </w:rPr>
-        <w:t>36</w:t>
-      </w:r>
+      </w:pPr>
       <w:r>
         <w:rPr>
           <w:rFonts w:cstheme="minorHAnsi"/>
-          <w:sz w:val="20"/>
-          <w:szCs w:val="20"/>
-        </w:rPr>
-        <w:t>/35:07</w:t>
-      </w:r>
-    </w:p>
-    <w:p>
-      <w:pPr>
-        <w:rPr>
-          <w:rFonts w:cstheme="minorHAnsi"/>
-          <w:sz w:val="20"/>
-          <w:szCs w:val="20"/>
-        </w:rPr>
-      </w:pPr>
-    </w:p>
-    <w:p>
-      <w:pPr>
-        <w:rPr>
-          <w:rFonts w:cstheme="minorHAnsi"/>
-          <w:sz w:val="20"/>
-          <w:szCs w:val="20"/>
-        </w:rPr>
-      </w:pPr>
-      <w:r>
-        <w:rPr>
-          <w:rFonts w:cstheme="minorHAnsi"/>
+          <w:noProof/>
           <w:sz w:val="20"/>
           <w:szCs w:val="20"/>
         </w:rPr>
@@ -1666,15 +1620,7 @@
           <w:sz w:val="20"/>
           <w:szCs w:val="20"/>
         </w:rPr>
-        <w:t>/</w:t>
-      </w:r>
-      <w:r>
-        <w:rPr>
-          <w:rFonts w:cstheme="minorHAnsi"/>
-          <w:sz w:val="20"/>
-          <w:szCs w:val="20"/>
-        </w:rPr>
-        <w:t>35:07</w:t>
+        <w:t>/35:07</w:t>
       </w:r>
     </w:p>
     <w:p>
@@ -1743,15 +1689,7 @@
           <w:sz w:val="20"/>
           <w:szCs w:val="20"/>
         </w:rPr>
-        <w:t>5</w:t>
-      </w:r>
-      <w:r>
-        <w:rPr>
-          <w:rFonts w:cstheme="minorHAnsi"/>
-          <w:sz w:val="20"/>
-          <w:szCs w:val="20"/>
-        </w:rPr>
-        <w:t>:</w:t>
+        <w:t>5:</w:t>
       </w:r>
       <w:r>
         <w:rPr>
@@ -1781,6 +1719,7 @@
       <w:r>
         <w:rPr>
           <w:rFonts w:cstheme="minorHAnsi"/>
+          <w:noProof/>
           <w:sz w:val="20"/>
           <w:szCs w:val="20"/>
         </w:rPr>
@@ -1994,7 +1933,7 @@
           <w:sz w:val="20"/>
           <w:szCs w:val="20"/>
         </w:rPr>
-        <w:t>6</w:t>
+        <w:t>7</w:t>
       </w:r>
       <w:r>
         <w:rPr>
@@ -2010,7 +1949,7 @@
           <w:sz w:val="20"/>
           <w:szCs w:val="20"/>
         </w:rPr>
-        <w:t>37</w:t>
+        <w:t>50</w:t>
       </w:r>
       <w:r>
         <w:rPr>
@@ -2019,6 +1958,609 @@
           <w:szCs w:val="20"/>
         </w:rPr>
         <w:t>/35:07</w:t>
+      </w:r>
+    </w:p>
+    <w:p>
+      <w:pPr>
+        <w:rPr>
+          <w:rFonts w:cstheme="minorHAnsi"/>
+          <w:sz w:val="20"/>
+          <w:szCs w:val="20"/>
+        </w:rPr>
+      </w:pPr>
+    </w:p>
+    <w:p>
+      <w:pPr>
+        <w:rPr>
+          <w:rFonts w:cstheme="minorHAnsi"/>
+          <w:sz w:val="20"/>
+          <w:szCs w:val="20"/>
+        </w:rPr>
+      </w:pPr>
+      <w:r>
+        <w:rPr>
+          <w:rFonts w:cstheme="minorHAnsi"/>
+          <w:sz w:val="20"/>
+          <w:szCs w:val="20"/>
+        </w:rPr>
+        <w:drawing>
+          <wp:inline distT="0" distB="0" distL="0" distR="0" wp14:anchorId="28486DCD" wp14:editId="663DF2F1">
+            <wp:extent cx="5943600" cy="3554095"/>
+            <wp:effectExtent l="0" t="0" r="0" b="8255"/>
+            <wp:docPr id="203116006" name="Picture 1"/>
+            <wp:cNvGraphicFramePr>
+              <a:graphicFrameLocks xmlns:a="http://schemas.openxmlformats.org/drawingml/2006/main" noChangeAspect="1"/>
+            </wp:cNvGraphicFramePr>
+            <a:graphic xmlns:a="http://schemas.openxmlformats.org/drawingml/2006/main">
+              <a:graphicData uri="http://schemas.openxmlformats.org/drawingml/2006/picture">
+                <pic:pic xmlns:pic="http://schemas.openxmlformats.org/drawingml/2006/picture">
+                  <pic:nvPicPr>
+                    <pic:cNvPr id="203116006" name=""/>
+                    <pic:cNvPicPr/>
+                  </pic:nvPicPr>
+                  <pic:blipFill>
+                    <a:blip r:embed="rId21"/>
+                    <a:stretch>
+                      <a:fillRect/>
+                    </a:stretch>
+                  </pic:blipFill>
+                  <pic:spPr>
+                    <a:xfrm>
+                      <a:off x="0" y="0"/>
+                      <a:ext cx="5943600" cy="3554095"/>
+                    </a:xfrm>
+                    <a:prstGeom prst="rect">
+                      <a:avLst/>
+                    </a:prstGeom>
+                  </pic:spPr>
+                </pic:pic>
+              </a:graphicData>
+            </a:graphic>
+          </wp:inline>
+        </w:drawing>
+      </w:r>
+    </w:p>
+    <w:p>
+      <w:pPr>
+        <w:rPr>
+          <w:rFonts w:cstheme="minorHAnsi"/>
+          <w:sz w:val="20"/>
+          <w:szCs w:val="20"/>
+        </w:rPr>
+      </w:pPr>
+    </w:p>
+    <w:p>
+      <w:pPr>
+        <w:rPr>
+          <w:rFonts w:cstheme="minorHAnsi"/>
+          <w:sz w:val="20"/>
+          <w:szCs w:val="20"/>
+        </w:rPr>
+      </w:pPr>
+      <w:r>
+        <w:rPr>
+          <w:rFonts w:cstheme="minorHAnsi"/>
+          <w:sz w:val="20"/>
+          <w:szCs w:val="20"/>
+        </w:rPr>
+        <w:t>James 2:1–5, focusing on "The Sin of Partiality</w:t>
+      </w:r>
+      <w:r>
+        <w:rPr>
+          <w:rFonts w:cstheme="minorHAnsi"/>
+          <w:sz w:val="20"/>
+          <w:szCs w:val="20"/>
+        </w:rPr>
+        <w:t xml:space="preserve"> (</w:t>
+      </w:r>
+      <w:r>
+        <w:rPr>
+          <w:rFonts w:cstheme="minorHAnsi"/>
+          <w:sz w:val="20"/>
+          <w:szCs w:val="20"/>
+        </w:rPr>
+        <w:t>按着外貌待人</w:t>
+      </w:r>
+      <w:r>
+        <w:rPr>
+          <w:rFonts w:cstheme="minorHAnsi"/>
+          <w:sz w:val="20"/>
+          <w:szCs w:val="20"/>
+        </w:rPr>
+        <w:t>)</w:t>
+      </w:r>
+      <w:r>
+        <w:rPr>
+          <w:rFonts w:cstheme="minorHAnsi"/>
+          <w:sz w:val="20"/>
+          <w:szCs w:val="20"/>
+        </w:rPr>
+        <w:t>."</w:t>
+      </w:r>
+    </w:p>
+    <w:p>
+      <w:pPr>
+        <w:rPr>
+          <w:rFonts w:cstheme="minorHAnsi"/>
+          <w:sz w:val="20"/>
+          <w:szCs w:val="20"/>
+        </w:rPr>
+      </w:pPr>
+      <w:r>
+        <w:rPr>
+          <w:rFonts w:cstheme="minorHAnsi"/>
+          <w:sz w:val="20"/>
+          <w:szCs w:val="20"/>
+        </w:rPr>
+        <w:t xml:space="preserve">Here </w:t>
+      </w:r>
+      <w:r>
+        <w:rPr>
+          <w:rFonts w:cstheme="minorHAnsi"/>
+          <w:sz w:val="20"/>
+          <w:szCs w:val="20"/>
+        </w:rPr>
+        <w:t>are</w:t>
+      </w:r>
+      <w:r>
+        <w:rPr>
+          <w:rFonts w:cstheme="minorHAnsi"/>
+          <w:sz w:val="20"/>
+          <w:szCs w:val="20"/>
+        </w:rPr>
+        <w:t xml:space="preserve"> a breakdown of the passage and your annotations:</w:t>
+      </w:r>
+    </w:p>
+    <w:p>
+      <w:pPr>
+        <w:rPr>
+          <w:rFonts w:cstheme="minorHAnsi"/>
+          <w:sz w:val="20"/>
+          <w:szCs w:val="20"/>
+        </w:rPr>
+      </w:pPr>
+      <w:r>
+        <w:rPr>
+          <w:rFonts w:cstheme="minorHAnsi"/>
+          <w:sz w:val="20"/>
+          <w:szCs w:val="20"/>
+        </w:rPr>
+        <w:t>The Command</w:t>
+      </w:r>
+      <w:r>
+        <w:rPr>
+          <w:rFonts w:cstheme="minorHAnsi"/>
+          <w:sz w:val="20"/>
+          <w:szCs w:val="20"/>
+        </w:rPr>
+        <w:t xml:space="preserve"> (</w:t>
+      </w:r>
+      <w:r>
+        <w:rPr>
+          <w:rFonts w:cstheme="minorHAnsi"/>
+          <w:sz w:val="20"/>
+          <w:szCs w:val="20"/>
+        </w:rPr>
+        <w:t>诫命</w:t>
+      </w:r>
+      <w:r>
+        <w:rPr>
+          <w:rFonts w:cstheme="minorHAnsi"/>
+          <w:sz w:val="20"/>
+          <w:szCs w:val="20"/>
+        </w:rPr>
+        <w:t>)</w:t>
+      </w:r>
+    </w:p>
+    <w:p>
+      <w:pPr>
+        <w:numPr>
+          <w:ilvl w:val="0"/>
+          <w:numId w:val="149"/>
+        </w:numPr>
+        <w:rPr>
+          <w:rFonts w:cstheme="minorHAnsi"/>
+          <w:sz w:val="20"/>
+          <w:szCs w:val="20"/>
+        </w:rPr>
+      </w:pPr>
+      <w:r>
+        <w:rPr>
+          <w:rFonts w:cstheme="minorHAnsi"/>
+          <w:sz w:val="20"/>
+          <w:szCs w:val="20"/>
+        </w:rPr>
+        <w:t>No favoritism</w:t>
+      </w:r>
+      <w:r>
+        <w:rPr>
+          <w:rFonts w:cstheme="minorHAnsi"/>
+          <w:sz w:val="20"/>
+          <w:szCs w:val="20"/>
+        </w:rPr>
+        <w:t xml:space="preserve"> (</w:t>
+      </w:r>
+      <w:r>
+        <w:rPr>
+          <w:rFonts w:cstheme="minorHAnsi"/>
+          <w:sz w:val="20"/>
+          <w:szCs w:val="20"/>
+        </w:rPr>
+        <w:t>不可偏心</w:t>
+      </w:r>
+      <w:r>
+        <w:rPr>
+          <w:rFonts w:cstheme="minorHAnsi"/>
+          <w:sz w:val="20"/>
+          <w:szCs w:val="20"/>
+        </w:rPr>
+        <w:t>)</w:t>
+      </w:r>
+      <w:r>
+        <w:rPr>
+          <w:rFonts w:cstheme="minorHAnsi"/>
+          <w:sz w:val="20"/>
+          <w:szCs w:val="20"/>
+        </w:rPr>
+        <w:t>: Believers must not show partiality.</w:t>
+      </w:r>
+    </w:p>
+    <w:p>
+      <w:pPr>
+        <w:numPr>
+          <w:ilvl w:val="0"/>
+          <w:numId w:val="149"/>
+        </w:numPr>
+        <w:rPr>
+          <w:rFonts w:cstheme="minorHAnsi"/>
+          <w:sz w:val="20"/>
+          <w:szCs w:val="20"/>
+        </w:rPr>
+      </w:pPr>
+      <w:r>
+        <w:rPr>
+          <w:rFonts w:cstheme="minorHAnsi"/>
+          <w:sz w:val="20"/>
+          <w:szCs w:val="20"/>
+        </w:rPr>
+        <w:t>Grounding</w:t>
+      </w:r>
+      <w:r>
+        <w:rPr>
+          <w:rFonts w:cstheme="minorHAnsi"/>
+          <w:sz w:val="20"/>
+          <w:szCs w:val="20"/>
+        </w:rPr>
+        <w:t xml:space="preserve"> (</w:t>
+      </w:r>
+      <w:r>
+        <w:rPr>
+          <w:rFonts w:cstheme="minorHAnsi"/>
+          <w:sz w:val="20"/>
+          <w:szCs w:val="20"/>
+        </w:rPr>
+        <w:t>依据</w:t>
+      </w:r>
+      <w:r>
+        <w:rPr>
+          <w:rFonts w:cstheme="minorHAnsi"/>
+          <w:sz w:val="20"/>
+          <w:szCs w:val="20"/>
+        </w:rPr>
+        <w:t>)</w:t>
+      </w:r>
+      <w:r>
+        <w:rPr>
+          <w:rFonts w:cstheme="minorHAnsi"/>
+          <w:sz w:val="20"/>
+          <w:szCs w:val="20"/>
+        </w:rPr>
+        <w:t>: Faith is held in Jesus Christ, the "Lord of glory."</w:t>
+      </w:r>
+    </w:p>
+    <w:p>
+      <w:pPr>
+        <w:rPr>
+          <w:rFonts w:cstheme="minorHAnsi"/>
+          <w:sz w:val="20"/>
+          <w:szCs w:val="20"/>
+        </w:rPr>
+      </w:pPr>
+      <w:r>
+        <w:rPr>
+          <w:rFonts w:cstheme="minorHAnsi"/>
+          <w:sz w:val="20"/>
+          <w:szCs w:val="20"/>
+        </w:rPr>
+        <w:t>The Contrast (The Hypothetical Scenario)</w:t>
+      </w:r>
+    </w:p>
+    <w:p>
+      <w:pPr>
+        <w:numPr>
+          <w:ilvl w:val="0"/>
+          <w:numId w:val="150"/>
+        </w:numPr>
+        <w:rPr>
+          <w:rFonts w:cstheme="minorHAnsi"/>
+          <w:sz w:val="20"/>
+          <w:szCs w:val="20"/>
+        </w:rPr>
+      </w:pPr>
+      <w:r>
+        <w:rPr>
+          <w:rFonts w:cstheme="minorHAnsi"/>
+          <w:sz w:val="20"/>
+          <w:szCs w:val="20"/>
+        </w:rPr>
+        <w:t xml:space="preserve">1. </w:t>
+      </w:r>
+      <w:r>
+        <w:rPr>
+          <w:rFonts w:cstheme="minorHAnsi"/>
+          <w:sz w:val="20"/>
+          <w:szCs w:val="20"/>
+        </w:rPr>
+        <w:t>The Wealthy Man: Wears a gold ring and fine clothing.</w:t>
+      </w:r>
+    </w:p>
+    <w:p>
+      <w:pPr>
+        <w:numPr>
+          <w:ilvl w:val="0"/>
+          <w:numId w:val="150"/>
+        </w:numPr>
+        <w:rPr>
+          <w:rFonts w:cstheme="minorHAnsi"/>
+          <w:sz w:val="20"/>
+          <w:szCs w:val="20"/>
+        </w:rPr>
+      </w:pPr>
+      <w:r>
+        <w:rPr>
+          <w:rFonts w:cstheme="minorHAnsi"/>
+          <w:sz w:val="20"/>
+          <w:szCs w:val="20"/>
+        </w:rPr>
+        <w:t xml:space="preserve">2.. </w:t>
+      </w:r>
+      <w:r>
+        <w:rPr>
+          <w:rFonts w:cstheme="minorHAnsi"/>
+          <w:sz w:val="20"/>
+          <w:szCs w:val="20"/>
+        </w:rPr>
+        <w:t>The Poor Man: Wears shabby, worn-out clothing.</w:t>
+      </w:r>
+    </w:p>
+    <w:p>
+      <w:pPr>
+        <w:rPr>
+          <w:rFonts w:cstheme="minorHAnsi"/>
+          <w:sz w:val="20"/>
+          <w:szCs w:val="20"/>
+        </w:rPr>
+      </w:pPr>
+      <w:r>
+        <w:rPr>
+          <w:rFonts w:cstheme="minorHAnsi"/>
+          <w:sz w:val="20"/>
+          <w:szCs w:val="20"/>
+        </w:rPr>
+        <w:t>The Discriminatory Treatment</w:t>
+      </w:r>
+    </w:p>
+    <w:p>
+      <w:pPr>
+        <w:numPr>
+          <w:ilvl w:val="0"/>
+          <w:numId w:val="151"/>
+        </w:numPr>
+        <w:rPr>
+          <w:rFonts w:cstheme="minorHAnsi"/>
+          <w:sz w:val="20"/>
+          <w:szCs w:val="20"/>
+        </w:rPr>
+      </w:pPr>
+      <w:r>
+        <w:rPr>
+          <w:rFonts w:cstheme="minorHAnsi"/>
+          <w:sz w:val="20"/>
+          <w:szCs w:val="20"/>
+        </w:rPr>
+        <w:t>Elevating wealth (</w:t>
+      </w:r>
+      <w:r>
+        <w:rPr>
+          <w:rFonts w:ascii="Segoe UI Emoji" w:hAnsi="Segoe UI Emoji" w:cs="Segoe UI Emoji"/>
+          <w:sz w:val="20"/>
+          <w:szCs w:val="20"/>
+        </w:rPr>
+        <w:t>⬆️</w:t>
+      </w:r>
+      <w:r>
+        <w:rPr>
+          <w:rFonts w:cstheme="minorHAnsi"/>
+          <w:sz w:val="20"/>
+          <w:szCs w:val="20"/>
+        </w:rPr>
+        <w:t xml:space="preserve">): The rich man is told, </w:t>
+      </w:r>
+      <w:r>
+        <w:rPr>
+          <w:rFonts w:cstheme="minorHAnsi"/>
+          <w:i/>
+          <w:iCs/>
+          <w:sz w:val="20"/>
+          <w:szCs w:val="20"/>
+        </w:rPr>
+        <w:t>"You sit here in a good place."</w:t>
+      </w:r>
+    </w:p>
+    <w:p>
+      <w:pPr>
+        <w:numPr>
+          <w:ilvl w:val="0"/>
+          <w:numId w:val="151"/>
+        </w:numPr>
+        <w:rPr>
+          <w:rFonts w:cstheme="minorHAnsi"/>
+          <w:sz w:val="20"/>
+          <w:szCs w:val="20"/>
+        </w:rPr>
+      </w:pPr>
+      <w:r>
+        <w:rPr>
+          <w:rFonts w:cstheme="minorHAnsi"/>
+          <w:sz w:val="20"/>
+          <w:szCs w:val="20"/>
+        </w:rPr>
+        <w:t>Degrading poverty (</w:t>
+      </w:r>
+      <w:r>
+        <w:rPr>
+          <w:rFonts w:ascii="Segoe UI Emoji" w:hAnsi="Segoe UI Emoji" w:cs="Segoe UI Emoji"/>
+          <w:sz w:val="20"/>
+          <w:szCs w:val="20"/>
+        </w:rPr>
+        <w:t>⬇️</w:t>
+      </w:r>
+      <w:r>
+        <w:rPr>
+          <w:rFonts w:cstheme="minorHAnsi"/>
+          <w:sz w:val="20"/>
+          <w:szCs w:val="20"/>
+        </w:rPr>
+        <w:t xml:space="preserve">): The poor man is told, </w:t>
+      </w:r>
+      <w:r>
+        <w:rPr>
+          <w:rFonts w:cstheme="minorHAnsi"/>
+          <w:i/>
+          <w:iCs/>
+          <w:sz w:val="20"/>
+          <w:szCs w:val="20"/>
+        </w:rPr>
+        <w:t>"You stand over there"</w:t>
+      </w:r>
+      <w:r>
+        <w:rPr>
+          <w:rFonts w:cstheme="minorHAnsi"/>
+          <w:sz w:val="20"/>
+          <w:szCs w:val="20"/>
+        </w:rPr>
+        <w:t xml:space="preserve"> or </w:t>
+      </w:r>
+      <w:r>
+        <w:rPr>
+          <w:rFonts w:cstheme="minorHAnsi"/>
+          <w:i/>
+          <w:iCs/>
+          <w:sz w:val="20"/>
+          <w:szCs w:val="20"/>
+        </w:rPr>
+        <w:t>"Sit down at my feet."</w:t>
+      </w:r>
+    </w:p>
+    <w:p>
+      <w:pPr>
+        <w:rPr>
+          <w:rFonts w:cstheme="minorHAnsi"/>
+          <w:sz w:val="20"/>
+          <w:szCs w:val="20"/>
+        </w:rPr>
+      </w:pPr>
+      <w:r>
+        <w:rPr>
+          <w:rFonts w:cstheme="minorHAnsi"/>
+          <w:sz w:val="20"/>
+          <w:szCs w:val="20"/>
+        </w:rPr>
+        <w:t>The Verdict</w:t>
+      </w:r>
+      <w:r>
+        <w:rPr>
+          <w:rFonts w:cstheme="minorHAnsi"/>
+          <w:sz w:val="20"/>
+          <w:szCs w:val="20"/>
+        </w:rPr>
+        <w:t xml:space="preserve"> </w:t>
+      </w:r>
+      <w:r>
+        <w:rPr>
+          <w:rFonts w:cstheme="minorHAnsi"/>
+          <w:sz w:val="20"/>
+          <w:szCs w:val="20"/>
+        </w:rPr>
+        <w:t>(</w:t>
+      </w:r>
+      <w:r>
+        <w:rPr>
+          <w:rFonts w:cstheme="minorHAnsi" w:hint="eastAsia"/>
+          <w:sz w:val="20"/>
+          <w:szCs w:val="20"/>
+        </w:rPr>
+        <w:t>判决</w:t>
+      </w:r>
+      <w:r>
+        <w:rPr>
+          <w:rFonts w:cstheme="minorHAnsi"/>
+          <w:sz w:val="20"/>
+          <w:szCs w:val="20"/>
+        </w:rPr>
+        <w:t>)</w:t>
+      </w:r>
+    </w:p>
+    <w:p>
+      <w:pPr>
+        <w:numPr>
+          <w:ilvl w:val="0"/>
+          <w:numId w:val="152"/>
+        </w:numPr>
+        <w:rPr>
+          <w:rFonts w:cstheme="minorHAnsi"/>
+          <w:sz w:val="20"/>
+          <w:szCs w:val="20"/>
+        </w:rPr>
+      </w:pPr>
+      <w:r>
+        <w:rPr>
+          <w:rFonts w:cstheme="minorHAnsi"/>
+          <w:sz w:val="20"/>
+          <w:szCs w:val="20"/>
+        </w:rPr>
+        <w:t xml:space="preserve">Evil judgment: Making these distinctions makes you </w:t>
+      </w:r>
+      <w:r>
+        <w:rPr>
+          <w:rFonts w:cstheme="minorHAnsi"/>
+          <w:i/>
+          <w:iCs/>
+          <w:sz w:val="20"/>
+          <w:szCs w:val="20"/>
+        </w:rPr>
+        <w:t>"judges with evil thoughts."</w:t>
+      </w:r>
+    </w:p>
+    <w:p>
+      <w:pPr>
+        <w:numPr>
+          <w:ilvl w:val="0"/>
+          <w:numId w:val="152"/>
+        </w:numPr>
+        <w:rPr>
+          <w:rFonts w:cstheme="minorHAnsi"/>
+          <w:sz w:val="20"/>
+          <w:szCs w:val="20"/>
+        </w:rPr>
+      </w:pPr>
+      <w:r>
+        <w:rPr>
+          <w:rFonts w:cstheme="minorHAnsi"/>
+          <w:sz w:val="20"/>
+          <w:szCs w:val="20"/>
+        </w:rPr>
+        <w:t>God’s view: God chooses the poor to be rich in faith and heirs of His kingdom.</w:t>
       </w:r>
     </w:p>
     <w:p>
@@ -2123,7 +2665,7 @@
       </w:r>
     </w:p>
     <w:p>
-      <w:hyperlink r:id="rId21" w:history="1">
+      <w:hyperlink r:id="rId22" w:history="1">
         <w:r>
           <w:rPr>
             <w:rStyle w:val="Hyperlink"/>
@@ -2140,7 +2682,7 @@
           <w:szCs w:val="20"/>
         </w:rPr>
       </w:pPr>
-      <w:hyperlink r:id="rId22" w:history="1">
+      <w:hyperlink r:id="rId23" w:history="1">
         <w:r>
           <w:rPr>
             <w:rStyle w:val="Hyperlink"/>
@@ -2203,7 +2745,7 @@
       </w:pPr>
     </w:p>
     <w:sectPr>
-      <w:footerReference w:type="default" r:id="rId23"/>
+      <w:footerReference w:type="default" r:id="rId24"/>
       <w:pgSz w:w="12240" w:h="15840"/>
       <w:pgMar w:top="1440" w:right="1440" w:bottom="1530" w:left="1440" w:header="0" w:footer="720" w:gutter="0"/>
       <w:cols w:space="720"/>
@@ -17100,6 +17642,155 @@
     </w:lvl>
   </w:abstractNum>
   <w:abstractNum w:abstractNumId="102" w15:restartNumberingAfterBreak="0">
+    <w:nsid w:val="51591C76"/>
+    <w:multiLevelType w:val="multilevel"/>
+    <w:tmpl w:val="3C7479DA"/>
+    <w:lvl w:ilvl="0">
+      <w:start w:val="1"/>
+      <w:numFmt w:val="bullet"/>
+      <w:lvlText w:val=""/>
+      <w:lvlJc w:val="left"/>
+      <w:pPr>
+        <w:tabs>
+          <w:tab w:val="num" w:pos="720"/>
+        </w:tabs>
+        <w:ind w:left="720" w:hanging="360"/>
+      </w:pPr>
+      <w:rPr>
+        <w:rFonts w:ascii="Symbol" w:hAnsi="Symbol" w:hint="default"/>
+        <w:sz w:val="20"/>
+      </w:rPr>
+    </w:lvl>
+    <w:lvl w:ilvl="1" w:tentative="1">
+      <w:start w:val="1"/>
+      <w:numFmt w:val="bullet"/>
+      <w:lvlText w:val="o"/>
+      <w:lvlJc w:val="left"/>
+      <w:pPr>
+        <w:tabs>
+          <w:tab w:val="num" w:pos="1440"/>
+        </w:tabs>
+        <w:ind w:left="1440" w:hanging="360"/>
+      </w:pPr>
+      <w:rPr>
+        <w:rFonts w:ascii="Courier New" w:hAnsi="Courier New" w:hint="default"/>
+        <w:sz w:val="20"/>
+      </w:rPr>
+    </w:lvl>
+    <w:lvl w:ilvl="2" w:tentative="1">
+      <w:start w:val="1"/>
+      <w:numFmt w:val="bullet"/>
+      <w:lvlText w:val=""/>
+      <w:lvlJc w:val="left"/>
+      <w:pPr>
+        <w:tabs>
+          <w:tab w:val="num" w:pos="2160"/>
+        </w:tabs>
+        <w:ind w:left="2160" w:hanging="360"/>
+      </w:pPr>
+      <w:rPr>
+        <w:rFonts w:ascii="Wingdings" w:hAnsi="Wingdings" w:hint="default"/>
+        <w:sz w:val="20"/>
+      </w:rPr>
+    </w:lvl>
+    <w:lvl w:ilvl="3" w:tentative="1">
+      <w:start w:val="1"/>
+      <w:numFmt w:val="bullet"/>
+      <w:lvlText w:val=""/>
+      <w:lvlJc w:val="left"/>
+      <w:pPr>
+        <w:tabs>
+          <w:tab w:val="num" w:pos="2880"/>
+        </w:tabs>
+        <w:ind w:left="2880" w:hanging="360"/>
+      </w:pPr>
+      <w:rPr>
+        <w:rFonts w:ascii="Wingdings" w:hAnsi="Wingdings" w:hint="default"/>
+        <w:sz w:val="20"/>
+      </w:rPr>
+    </w:lvl>
+    <w:lvl w:ilvl="4" w:tentative="1">
+      <w:start w:val="1"/>
+      <w:numFmt w:val="bullet"/>
+      <w:lvlText w:val=""/>
+      <w:lvlJc w:val="left"/>
+      <w:pPr>
+        <w:tabs>
+          <w:tab w:val="num" w:pos="3600"/>
+        </w:tabs>
+        <w:ind w:left="3600" w:hanging="360"/>
+      </w:pPr>
+      <w:rPr>
+        <w:rFonts w:ascii="Wingdings" w:hAnsi="Wingdings" w:hint="default"/>
+        <w:sz w:val="20"/>
+      </w:rPr>
+    </w:lvl>
+    <w:lvl w:ilvl="5" w:tentative="1">
+      <w:start w:val="1"/>
+      <w:numFmt w:val="bullet"/>
+      <w:lvlText w:val=""/>
+      <w:lvlJc w:val="left"/>
+      <w:pPr>
+        <w:tabs>
+          <w:tab w:val="num" w:pos="4320"/>
+        </w:tabs>
+        <w:ind w:left="4320" w:hanging="360"/>
+      </w:pPr>
+      <w:rPr>
+        <w:rFonts w:ascii="Wingdings" w:hAnsi="Wingdings" w:hint="default"/>
+        <w:sz w:val="20"/>
+      </w:rPr>
+    </w:lvl>
+    <w:lvl w:ilvl="6" w:tentative="1">
+      <w:start w:val="1"/>
+      <w:numFmt w:val="bullet"/>
+      <w:lvlText w:val=""/>
+      <w:lvlJc w:val="left"/>
+      <w:pPr>
+        <w:tabs>
+          <w:tab w:val="num" w:pos="5040"/>
+        </w:tabs>
+        <w:ind w:left="5040" w:hanging="360"/>
+      </w:pPr>
+      <w:rPr>
+        <w:rFonts w:ascii="Wingdings" w:hAnsi="Wingdings" w:hint="default"/>
+        <w:sz w:val="20"/>
+      </w:rPr>
+    </w:lvl>
+    <w:lvl w:ilvl="7" w:tentative="1">
+      <w:start w:val="1"/>
+      <w:numFmt w:val="bullet"/>
+      <w:lvlText w:val=""/>
+      <w:lvlJc w:val="left"/>
+      <w:pPr>
+        <w:tabs>
+          <w:tab w:val="num" w:pos="5760"/>
+        </w:tabs>
+        <w:ind w:left="5760" w:hanging="360"/>
+      </w:pPr>
+      <w:rPr>
+        <w:rFonts w:ascii="Wingdings" w:hAnsi="Wingdings" w:hint="default"/>
+        <w:sz w:val="20"/>
+      </w:rPr>
+    </w:lvl>
+    <w:lvl w:ilvl="8" w:tentative="1">
+      <w:start w:val="1"/>
+      <w:numFmt w:val="bullet"/>
+      <w:lvlText w:val=""/>
+      <w:lvlJc w:val="left"/>
+      <w:pPr>
+        <w:tabs>
+          <w:tab w:val="num" w:pos="6480"/>
+        </w:tabs>
+        <w:ind w:left="6480" w:hanging="360"/>
+      </w:pPr>
+      <w:rPr>
+        <w:rFonts w:ascii="Wingdings" w:hAnsi="Wingdings" w:hint="default"/>
+        <w:sz w:val="20"/>
+      </w:rPr>
+    </w:lvl>
+  </w:abstractNum>
+  <w:abstractNum w:abstractNumId="103" w15:restartNumberingAfterBreak="0">
     <w:nsid w:val="51E03E41"/>
     <w:multiLevelType w:val="multilevel"/>
     <w:tmpl w:val="E34ECCA4"/>
@@ -17248,7 +17939,156 @@
       </w:rPr>
     </w:lvl>
   </w:abstractNum>
-  <w:abstractNum w:abstractNumId="103" w15:restartNumberingAfterBreak="0">
+  <w:abstractNum w:abstractNumId="104" w15:restartNumberingAfterBreak="0">
+    <w:nsid w:val="51FD15E0"/>
+    <w:multiLevelType w:val="multilevel"/>
+    <w:tmpl w:val="EAE05A36"/>
+    <w:lvl w:ilvl="0">
+      <w:start w:val="1"/>
+      <w:numFmt w:val="bullet"/>
+      <w:lvlText w:val=""/>
+      <w:lvlJc w:val="left"/>
+      <w:pPr>
+        <w:tabs>
+          <w:tab w:val="num" w:pos="720"/>
+        </w:tabs>
+        <w:ind w:left="720" w:hanging="360"/>
+      </w:pPr>
+      <w:rPr>
+        <w:rFonts w:ascii="Symbol" w:hAnsi="Symbol" w:hint="default"/>
+        <w:sz w:val="20"/>
+      </w:rPr>
+    </w:lvl>
+    <w:lvl w:ilvl="1" w:tentative="1">
+      <w:start w:val="1"/>
+      <w:numFmt w:val="bullet"/>
+      <w:lvlText w:val="o"/>
+      <w:lvlJc w:val="left"/>
+      <w:pPr>
+        <w:tabs>
+          <w:tab w:val="num" w:pos="1440"/>
+        </w:tabs>
+        <w:ind w:left="1440" w:hanging="360"/>
+      </w:pPr>
+      <w:rPr>
+        <w:rFonts w:ascii="Courier New" w:hAnsi="Courier New" w:hint="default"/>
+        <w:sz w:val="20"/>
+      </w:rPr>
+    </w:lvl>
+    <w:lvl w:ilvl="2" w:tentative="1">
+      <w:start w:val="1"/>
+      <w:numFmt w:val="bullet"/>
+      <w:lvlText w:val=""/>
+      <w:lvlJc w:val="left"/>
+      <w:pPr>
+        <w:tabs>
+          <w:tab w:val="num" w:pos="2160"/>
+        </w:tabs>
+        <w:ind w:left="2160" w:hanging="360"/>
+      </w:pPr>
+      <w:rPr>
+        <w:rFonts w:ascii="Wingdings" w:hAnsi="Wingdings" w:hint="default"/>
+        <w:sz w:val="20"/>
+      </w:rPr>
+    </w:lvl>
+    <w:lvl w:ilvl="3" w:tentative="1">
+      <w:start w:val="1"/>
+      <w:numFmt w:val="bullet"/>
+      <w:lvlText w:val=""/>
+      <w:lvlJc w:val="left"/>
+      <w:pPr>
+        <w:tabs>
+          <w:tab w:val="num" w:pos="2880"/>
+        </w:tabs>
+        <w:ind w:left="2880" w:hanging="360"/>
+      </w:pPr>
+      <w:rPr>
+        <w:rFonts w:ascii="Wingdings" w:hAnsi="Wingdings" w:hint="default"/>
+        <w:sz w:val="20"/>
+      </w:rPr>
+    </w:lvl>
+    <w:lvl w:ilvl="4" w:tentative="1">
+      <w:start w:val="1"/>
+      <w:numFmt w:val="bullet"/>
+      <w:lvlText w:val=""/>
+      <w:lvlJc w:val="left"/>
+      <w:pPr>
+        <w:tabs>
+          <w:tab w:val="num" w:pos="3600"/>
+        </w:tabs>
+        <w:ind w:left="3600" w:hanging="360"/>
+      </w:pPr>
+      <w:rPr>
+        <w:rFonts w:ascii="Wingdings" w:hAnsi="Wingdings" w:hint="default"/>
+        <w:sz w:val="20"/>
+      </w:rPr>
+    </w:lvl>
+    <w:lvl w:ilvl="5" w:tentative="1">
+      <w:start w:val="1"/>
+      <w:numFmt w:val="bullet"/>
+      <w:lvlText w:val=""/>
+      <w:lvlJc w:val="left"/>
+      <w:pPr>
+        <w:tabs>
+          <w:tab w:val="num" w:pos="4320"/>
+        </w:tabs>
+        <w:ind w:left="4320" w:hanging="360"/>
+      </w:pPr>
+      <w:rPr>
+        <w:rFonts w:ascii="Wingdings" w:hAnsi="Wingdings" w:hint="default"/>
+        <w:sz w:val="20"/>
+      </w:rPr>
+    </w:lvl>
+    <w:lvl w:ilvl="6" w:tentative="1">
+      <w:start w:val="1"/>
+      <w:numFmt w:val="bullet"/>
+      <w:lvlText w:val=""/>
+      <w:lvlJc w:val="left"/>
+      <w:pPr>
+        <w:tabs>
+          <w:tab w:val="num" w:pos="5040"/>
+        </w:tabs>
+        <w:ind w:left="5040" w:hanging="360"/>
+      </w:pPr>
+      <w:rPr>
+        <w:rFonts w:ascii="Wingdings" w:hAnsi="Wingdings" w:hint="default"/>
+        <w:sz w:val="20"/>
+      </w:rPr>
+    </w:lvl>
+    <w:lvl w:ilvl="7" w:tentative="1">
+      <w:start w:val="1"/>
+      <w:numFmt w:val="bullet"/>
+      <w:lvlText w:val=""/>
+      <w:lvlJc w:val="left"/>
+      <w:pPr>
+        <w:tabs>
+          <w:tab w:val="num" w:pos="5760"/>
+        </w:tabs>
+        <w:ind w:left="5760" w:hanging="360"/>
+      </w:pPr>
+      <w:rPr>
+        <w:rFonts w:ascii="Wingdings" w:hAnsi="Wingdings" w:hint="default"/>
+        <w:sz w:val="20"/>
+      </w:rPr>
+    </w:lvl>
+    <w:lvl w:ilvl="8" w:tentative="1">
+      <w:start w:val="1"/>
+      <w:numFmt w:val="bullet"/>
+      <w:lvlText w:val=""/>
+      <w:lvlJc w:val="left"/>
+      <w:pPr>
+        <w:tabs>
+          <w:tab w:val="num" w:pos="6480"/>
+        </w:tabs>
+        <w:ind w:left="6480" w:hanging="360"/>
+      </w:pPr>
+      <w:rPr>
+        <w:rFonts w:ascii="Wingdings" w:hAnsi="Wingdings" w:hint="default"/>
+        <w:sz w:val="20"/>
+      </w:rPr>
+    </w:lvl>
+  </w:abstractNum>
+  <w:abstractNum w:abstractNumId="105" w15:restartNumberingAfterBreak="0">
     <w:nsid w:val="52083F82"/>
     <w:multiLevelType w:val="multilevel"/>
     <w:tmpl w:val="487E946A"/>
@@ -17397,7 +18237,7 @@
       </w:rPr>
     </w:lvl>
   </w:abstractNum>
-  <w:abstractNum w:abstractNumId="104" w15:restartNumberingAfterBreak="0">
+  <w:abstractNum w:abstractNumId="106" w15:restartNumberingAfterBreak="0">
     <w:nsid w:val="52C63B5A"/>
     <w:multiLevelType w:val="multilevel"/>
     <w:tmpl w:val="6C22DFCE"/>
@@ -17546,7 +18386,7 @@
       </w:rPr>
     </w:lvl>
   </w:abstractNum>
-  <w:abstractNum w:abstractNumId="105" w15:restartNumberingAfterBreak="0">
+  <w:abstractNum w:abstractNumId="107" w15:restartNumberingAfterBreak="0">
     <w:nsid w:val="53733918"/>
     <w:multiLevelType w:val="multilevel"/>
     <w:tmpl w:val="402ADA28"/>
@@ -17695,7 +18535,7 @@
       </w:rPr>
     </w:lvl>
   </w:abstractNum>
-  <w:abstractNum w:abstractNumId="106" w15:restartNumberingAfterBreak="0">
+  <w:abstractNum w:abstractNumId="108" w15:restartNumberingAfterBreak="0">
     <w:nsid w:val="539D7E5B"/>
     <w:multiLevelType w:val="multilevel"/>
     <w:tmpl w:val="9E4EB31C"/>
@@ -17844,7 +18684,7 @@
       </w:rPr>
     </w:lvl>
   </w:abstractNum>
-  <w:abstractNum w:abstractNumId="107" w15:restartNumberingAfterBreak="0">
+  <w:abstractNum w:abstractNumId="109" w15:restartNumberingAfterBreak="0">
     <w:nsid w:val="54C267B2"/>
     <w:multiLevelType w:val="multilevel"/>
     <w:tmpl w:val="B584237E"/>
@@ -17993,7 +18833,7 @@
       </w:rPr>
     </w:lvl>
   </w:abstractNum>
-  <w:abstractNum w:abstractNumId="108" w15:restartNumberingAfterBreak="0">
+  <w:abstractNum w:abstractNumId="110" w15:restartNumberingAfterBreak="0">
     <w:nsid w:val="570C1E5D"/>
     <w:multiLevelType w:val="multilevel"/>
     <w:tmpl w:val="27125340"/>
@@ -18142,7 +18982,7 @@
       </w:rPr>
     </w:lvl>
   </w:abstractNum>
-  <w:abstractNum w:abstractNumId="109" w15:restartNumberingAfterBreak="0">
+  <w:abstractNum w:abstractNumId="111" w15:restartNumberingAfterBreak="0">
     <w:nsid w:val="58C70A63"/>
     <w:multiLevelType w:val="multilevel"/>
     <w:tmpl w:val="47CA926A"/>
@@ -18291,7 +19131,7 @@
       </w:rPr>
     </w:lvl>
   </w:abstractNum>
-  <w:abstractNum w:abstractNumId="110" w15:restartNumberingAfterBreak="0">
+  <w:abstractNum w:abstractNumId="112" w15:restartNumberingAfterBreak="0">
     <w:nsid w:val="5A7C0331"/>
     <w:multiLevelType w:val="multilevel"/>
     <w:tmpl w:val="40100A88"/>
@@ -18440,7 +19280,7 @@
       </w:rPr>
     </w:lvl>
   </w:abstractNum>
-  <w:abstractNum w:abstractNumId="111" w15:restartNumberingAfterBreak="0">
+  <w:abstractNum w:abstractNumId="113" w15:restartNumberingAfterBreak="0">
     <w:nsid w:val="5B7B3DED"/>
     <w:multiLevelType w:val="multilevel"/>
     <w:tmpl w:val="DF1AA5D8"/>
@@ -18589,7 +19429,7 @@
       </w:rPr>
     </w:lvl>
   </w:abstractNum>
-  <w:abstractNum w:abstractNumId="112" w15:restartNumberingAfterBreak="0">
+  <w:abstractNum w:abstractNumId="114" w15:restartNumberingAfterBreak="0">
     <w:nsid w:val="5B9D6C5D"/>
     <w:multiLevelType w:val="multilevel"/>
     <w:tmpl w:val="F2A8D266"/>
@@ -18738,7 +19578,7 @@
       </w:rPr>
     </w:lvl>
   </w:abstractNum>
-  <w:abstractNum w:abstractNumId="113" w15:restartNumberingAfterBreak="0">
+  <w:abstractNum w:abstractNumId="115" w15:restartNumberingAfterBreak="0">
     <w:nsid w:val="5BA5020A"/>
     <w:multiLevelType w:val="multilevel"/>
     <w:tmpl w:val="BACEE942"/>
@@ -18887,7 +19727,7 @@
       </w:rPr>
     </w:lvl>
   </w:abstractNum>
-  <w:abstractNum w:abstractNumId="114" w15:restartNumberingAfterBreak="0">
+  <w:abstractNum w:abstractNumId="116" w15:restartNumberingAfterBreak="0">
     <w:nsid w:val="5D3F0EB2"/>
     <w:multiLevelType w:val="multilevel"/>
     <w:tmpl w:val="F064E71E"/>
@@ -19036,7 +19876,7 @@
       </w:rPr>
     </w:lvl>
   </w:abstractNum>
-  <w:abstractNum w:abstractNumId="115" w15:restartNumberingAfterBreak="0">
+  <w:abstractNum w:abstractNumId="117" w15:restartNumberingAfterBreak="0">
     <w:nsid w:val="5EED038D"/>
     <w:multiLevelType w:val="multilevel"/>
     <w:tmpl w:val="CB144BE2"/>
@@ -19185,7 +20025,7 @@
       </w:rPr>
     </w:lvl>
   </w:abstractNum>
-  <w:abstractNum w:abstractNumId="116" w15:restartNumberingAfterBreak="0">
+  <w:abstractNum w:abstractNumId="118" w15:restartNumberingAfterBreak="0">
     <w:nsid w:val="5F2B2E25"/>
     <w:multiLevelType w:val="multilevel"/>
     <w:tmpl w:val="F14ED1E6"/>
@@ -19334,7 +20174,7 @@
       </w:rPr>
     </w:lvl>
   </w:abstractNum>
-  <w:abstractNum w:abstractNumId="117" w15:restartNumberingAfterBreak="0">
+  <w:abstractNum w:abstractNumId="119" w15:restartNumberingAfterBreak="0">
     <w:nsid w:val="5F453024"/>
     <w:multiLevelType w:val="multilevel"/>
     <w:tmpl w:val="039026CC"/>
@@ -19483,7 +20323,7 @@
       </w:rPr>
     </w:lvl>
   </w:abstractNum>
-  <w:abstractNum w:abstractNumId="118" w15:restartNumberingAfterBreak="0">
+  <w:abstractNum w:abstractNumId="120" w15:restartNumberingAfterBreak="0">
     <w:nsid w:val="623C512F"/>
     <w:multiLevelType w:val="multilevel"/>
     <w:tmpl w:val="97087D3E"/>
@@ -19632,7 +20472,7 @@
       </w:rPr>
     </w:lvl>
   </w:abstractNum>
-  <w:abstractNum w:abstractNumId="119" w15:restartNumberingAfterBreak="0">
+  <w:abstractNum w:abstractNumId="121" w15:restartNumberingAfterBreak="0">
     <w:nsid w:val="637D787D"/>
     <w:multiLevelType w:val="multilevel"/>
     <w:tmpl w:val="47726D0E"/>
@@ -19781,7 +20621,7 @@
       </w:rPr>
     </w:lvl>
   </w:abstractNum>
-  <w:abstractNum w:abstractNumId="120" w15:restartNumberingAfterBreak="0">
+  <w:abstractNum w:abstractNumId="122" w15:restartNumberingAfterBreak="0">
     <w:nsid w:val="643B7E85"/>
     <w:multiLevelType w:val="multilevel"/>
     <w:tmpl w:val="FAECF060"/>
@@ -19930,7 +20770,7 @@
       </w:rPr>
     </w:lvl>
   </w:abstractNum>
-  <w:abstractNum w:abstractNumId="121" w15:restartNumberingAfterBreak="0">
+  <w:abstractNum w:abstractNumId="123" w15:restartNumberingAfterBreak="0">
     <w:nsid w:val="6663373E"/>
     <w:multiLevelType w:val="multilevel"/>
     <w:tmpl w:val="03A6382C"/>
@@ -20079,7 +20919,7 @@
       </w:rPr>
     </w:lvl>
   </w:abstractNum>
-  <w:abstractNum w:abstractNumId="122" w15:restartNumberingAfterBreak="0">
+  <w:abstractNum w:abstractNumId="124" w15:restartNumberingAfterBreak="0">
     <w:nsid w:val="68E45071"/>
     <w:multiLevelType w:val="multilevel"/>
     <w:tmpl w:val="757820BC"/>
@@ -20228,7 +21068,7 @@
       </w:rPr>
     </w:lvl>
   </w:abstractNum>
-  <w:abstractNum w:abstractNumId="123" w15:restartNumberingAfterBreak="0">
+  <w:abstractNum w:abstractNumId="125" w15:restartNumberingAfterBreak="0">
     <w:nsid w:val="6B3176C7"/>
     <w:multiLevelType w:val="multilevel"/>
     <w:tmpl w:val="E982DFB8"/>
@@ -20377,7 +21217,7 @@
       </w:rPr>
     </w:lvl>
   </w:abstractNum>
-  <w:abstractNum w:abstractNumId="124" w15:restartNumberingAfterBreak="0">
+  <w:abstractNum w:abstractNumId="126" w15:restartNumberingAfterBreak="0">
     <w:nsid w:val="6BD05211"/>
     <w:multiLevelType w:val="multilevel"/>
     <w:tmpl w:val="31E0A7A2"/>
@@ -20526,7 +21366,7 @@
       </w:rPr>
     </w:lvl>
   </w:abstractNum>
-  <w:abstractNum w:abstractNumId="125" w15:restartNumberingAfterBreak="0">
+  <w:abstractNum w:abstractNumId="127" w15:restartNumberingAfterBreak="0">
     <w:nsid w:val="6C0955C7"/>
     <w:multiLevelType w:val="multilevel"/>
     <w:tmpl w:val="E5EE7CB0"/>
@@ -20675,7 +21515,7 @@
       </w:rPr>
     </w:lvl>
   </w:abstractNum>
-  <w:abstractNum w:abstractNumId="126" w15:restartNumberingAfterBreak="0">
+  <w:abstractNum w:abstractNumId="128" w15:restartNumberingAfterBreak="0">
     <w:nsid w:val="6D3150F0"/>
     <w:multiLevelType w:val="multilevel"/>
     <w:tmpl w:val="B772227E"/>
@@ -20824,7 +21664,7 @@
       </w:rPr>
     </w:lvl>
   </w:abstractNum>
-  <w:abstractNum w:abstractNumId="127" w15:restartNumberingAfterBreak="0">
+  <w:abstractNum w:abstractNumId="129" w15:restartNumberingAfterBreak="0">
     <w:nsid w:val="6D967045"/>
     <w:multiLevelType w:val="multilevel"/>
     <w:tmpl w:val="978C59F0"/>
@@ -20973,7 +21813,7 @@
       </w:rPr>
     </w:lvl>
   </w:abstractNum>
-  <w:abstractNum w:abstractNumId="128" w15:restartNumberingAfterBreak="0">
+  <w:abstractNum w:abstractNumId="130" w15:restartNumberingAfterBreak="0">
     <w:nsid w:val="6FFE2D97"/>
     <w:multiLevelType w:val="multilevel"/>
     <w:tmpl w:val="596C1A22"/>
@@ -21122,7 +21962,7 @@
       </w:rPr>
     </w:lvl>
   </w:abstractNum>
-  <w:abstractNum w:abstractNumId="129" w15:restartNumberingAfterBreak="0">
+  <w:abstractNum w:abstractNumId="131" w15:restartNumberingAfterBreak="0">
     <w:nsid w:val="708D1EB6"/>
     <w:multiLevelType w:val="multilevel"/>
     <w:tmpl w:val="A7085792"/>
@@ -21271,7 +22111,7 @@
       </w:rPr>
     </w:lvl>
   </w:abstractNum>
-  <w:abstractNum w:abstractNumId="130" w15:restartNumberingAfterBreak="0">
+  <w:abstractNum w:abstractNumId="132" w15:restartNumberingAfterBreak="0">
     <w:nsid w:val="71F109CF"/>
     <w:multiLevelType w:val="multilevel"/>
     <w:tmpl w:val="D60E769C"/>
@@ -21420,7 +22260,7 @@
       </w:rPr>
     </w:lvl>
   </w:abstractNum>
-  <w:abstractNum w:abstractNumId="131" w15:restartNumberingAfterBreak="0">
+  <w:abstractNum w:abstractNumId="133" w15:restartNumberingAfterBreak="0">
     <w:nsid w:val="7218572D"/>
     <w:multiLevelType w:val="multilevel"/>
     <w:tmpl w:val="3CDE930E"/>
@@ -21569,7 +22409,7 @@
       </w:rPr>
     </w:lvl>
   </w:abstractNum>
-  <w:abstractNum w:abstractNumId="132" w15:restartNumberingAfterBreak="0">
+  <w:abstractNum w:abstractNumId="134" w15:restartNumberingAfterBreak="0">
     <w:nsid w:val="74A36300"/>
     <w:multiLevelType w:val="multilevel"/>
     <w:tmpl w:val="69127098"/>
@@ -21718,7 +22558,7 @@
       </w:rPr>
     </w:lvl>
   </w:abstractNum>
-  <w:abstractNum w:abstractNumId="133" w15:restartNumberingAfterBreak="0">
+  <w:abstractNum w:abstractNumId="135" w15:restartNumberingAfterBreak="0">
     <w:nsid w:val="7535516B"/>
     <w:multiLevelType w:val="multilevel"/>
     <w:tmpl w:val="8D92A730"/>
@@ -21867,7 +22707,7 @@
       </w:rPr>
     </w:lvl>
   </w:abstractNum>
-  <w:abstractNum w:abstractNumId="134" w15:restartNumberingAfterBreak="0">
+  <w:abstractNum w:abstractNumId="136" w15:restartNumberingAfterBreak="0">
     <w:nsid w:val="75382CC6"/>
     <w:multiLevelType w:val="multilevel"/>
     <w:tmpl w:val="A702A790"/>
@@ -22016,7 +22856,7 @@
       </w:rPr>
     </w:lvl>
   </w:abstractNum>
-  <w:abstractNum w:abstractNumId="135" w15:restartNumberingAfterBreak="0">
+  <w:abstractNum w:abstractNumId="137" w15:restartNumberingAfterBreak="0">
     <w:nsid w:val="759B1043"/>
     <w:multiLevelType w:val="multilevel"/>
     <w:tmpl w:val="11041F0E"/>
@@ -22165,7 +23005,156 @@
       </w:rPr>
     </w:lvl>
   </w:abstractNum>
-  <w:abstractNum w:abstractNumId="136" w15:restartNumberingAfterBreak="0">
+  <w:abstractNum w:abstractNumId="138" w15:restartNumberingAfterBreak="0">
+    <w:nsid w:val="75B4584C"/>
+    <w:multiLevelType w:val="multilevel"/>
+    <w:tmpl w:val="5360FBFA"/>
+    <w:lvl w:ilvl="0">
+      <w:start w:val="1"/>
+      <w:numFmt w:val="bullet"/>
+      <w:lvlText w:val=""/>
+      <w:lvlJc w:val="left"/>
+      <w:pPr>
+        <w:tabs>
+          <w:tab w:val="num" w:pos="720"/>
+        </w:tabs>
+        <w:ind w:left="720" w:hanging="360"/>
+      </w:pPr>
+      <w:rPr>
+        <w:rFonts w:ascii="Symbol" w:hAnsi="Symbol" w:hint="default"/>
+        <w:sz w:val="20"/>
+      </w:rPr>
+    </w:lvl>
+    <w:lvl w:ilvl="1" w:tentative="1">
+      <w:start w:val="1"/>
+      <w:numFmt w:val="bullet"/>
+      <w:lvlText w:val="o"/>
+      <w:lvlJc w:val="left"/>
+      <w:pPr>
+        <w:tabs>
+          <w:tab w:val="num" w:pos="1440"/>
+        </w:tabs>
+        <w:ind w:left="1440" w:hanging="360"/>
+      </w:pPr>
+      <w:rPr>
+        <w:rFonts w:ascii="Courier New" w:hAnsi="Courier New" w:hint="default"/>
+        <w:sz w:val="20"/>
+      </w:rPr>
+    </w:lvl>
+    <w:lvl w:ilvl="2" w:tentative="1">
+      <w:start w:val="1"/>
+      <w:numFmt w:val="bullet"/>
+      <w:lvlText w:val=""/>
+      <w:lvlJc w:val="left"/>
+      <w:pPr>
+        <w:tabs>
+          <w:tab w:val="num" w:pos="2160"/>
+        </w:tabs>
+        <w:ind w:left="2160" w:hanging="360"/>
+      </w:pPr>
+      <w:rPr>
+        <w:rFonts w:ascii="Wingdings" w:hAnsi="Wingdings" w:hint="default"/>
+        <w:sz w:val="20"/>
+      </w:rPr>
+    </w:lvl>
+    <w:lvl w:ilvl="3" w:tentative="1">
+      <w:start w:val="1"/>
+      <w:numFmt w:val="bullet"/>
+      <w:lvlText w:val=""/>
+      <w:lvlJc w:val="left"/>
+      <w:pPr>
+        <w:tabs>
+          <w:tab w:val="num" w:pos="2880"/>
+        </w:tabs>
+        <w:ind w:left="2880" w:hanging="360"/>
+      </w:pPr>
+      <w:rPr>
+        <w:rFonts w:ascii="Wingdings" w:hAnsi="Wingdings" w:hint="default"/>
+        <w:sz w:val="20"/>
+      </w:rPr>
+    </w:lvl>
+    <w:lvl w:ilvl="4" w:tentative="1">
+      <w:start w:val="1"/>
+      <w:numFmt w:val="bullet"/>
+      <w:lvlText w:val=""/>
+      <w:lvlJc w:val="left"/>
+      <w:pPr>
+        <w:tabs>
+          <w:tab w:val="num" w:pos="3600"/>
+        </w:tabs>
+        <w:ind w:left="3600" w:hanging="360"/>
+      </w:pPr>
+      <w:rPr>
+        <w:rFonts w:ascii="Wingdings" w:hAnsi="Wingdings" w:hint="default"/>
+        <w:sz w:val="20"/>
+      </w:rPr>
+    </w:lvl>
+    <w:lvl w:ilvl="5" w:tentative="1">
+      <w:start w:val="1"/>
+      <w:numFmt w:val="bullet"/>
+      <w:lvlText w:val=""/>
+      <w:lvlJc w:val="left"/>
+      <w:pPr>
+        <w:tabs>
+          <w:tab w:val="num" w:pos="4320"/>
+        </w:tabs>
+        <w:ind w:left="4320" w:hanging="360"/>
+      </w:pPr>
+      <w:rPr>
+        <w:rFonts w:ascii="Wingdings" w:hAnsi="Wingdings" w:hint="default"/>
+        <w:sz w:val="20"/>
+      </w:rPr>
+    </w:lvl>
+    <w:lvl w:ilvl="6" w:tentative="1">
+      <w:start w:val="1"/>
+      <w:numFmt w:val="bullet"/>
+      <w:lvlText w:val=""/>
+      <w:lvlJc w:val="left"/>
+      <w:pPr>
+        <w:tabs>
+          <w:tab w:val="num" w:pos="5040"/>
+        </w:tabs>
+        <w:ind w:left="5040" w:hanging="360"/>
+      </w:pPr>
+      <w:rPr>
+        <w:rFonts w:ascii="Wingdings" w:hAnsi="Wingdings" w:hint="default"/>
+        <w:sz w:val="20"/>
+      </w:rPr>
+    </w:lvl>
+    <w:lvl w:ilvl="7" w:tentative="1">
+      <w:start w:val="1"/>
+      <w:numFmt w:val="bullet"/>
+      <w:lvlText w:val=""/>
+      <w:lvlJc w:val="left"/>
+      <w:pPr>
+        <w:tabs>
+          <w:tab w:val="num" w:pos="5760"/>
+        </w:tabs>
+        <w:ind w:left="5760" w:hanging="360"/>
+      </w:pPr>
+      <w:rPr>
+        <w:rFonts w:ascii="Wingdings" w:hAnsi="Wingdings" w:hint="default"/>
+        <w:sz w:val="20"/>
+      </w:rPr>
+    </w:lvl>
+    <w:lvl w:ilvl="8" w:tentative="1">
+      <w:start w:val="1"/>
+      <w:numFmt w:val="bullet"/>
+      <w:lvlText w:val=""/>
+      <w:lvlJc w:val="left"/>
+      <w:pPr>
+        <w:tabs>
+          <w:tab w:val="num" w:pos="6480"/>
+        </w:tabs>
+        <w:ind w:left="6480" w:hanging="360"/>
+      </w:pPr>
+      <w:rPr>
+        <w:rFonts w:ascii="Wingdings" w:hAnsi="Wingdings" w:hint="default"/>
+        <w:sz w:val="20"/>
+      </w:rPr>
+    </w:lvl>
+  </w:abstractNum>
+  <w:abstractNum w:abstractNumId="139" w15:restartNumberingAfterBreak="0">
     <w:nsid w:val="75DC56F8"/>
     <w:multiLevelType w:val="multilevel"/>
     <w:tmpl w:val="46FCA036"/>
@@ -22314,7 +23303,7 @@
       </w:rPr>
     </w:lvl>
   </w:abstractNum>
-  <w:abstractNum w:abstractNumId="137" w15:restartNumberingAfterBreak="0">
+  <w:abstractNum w:abstractNumId="140" w15:restartNumberingAfterBreak="0">
     <w:nsid w:val="77084AA4"/>
     <w:multiLevelType w:val="multilevel"/>
     <w:tmpl w:val="7B5E3C6C"/>
@@ -22463,7 +23452,7 @@
       </w:rPr>
     </w:lvl>
   </w:abstractNum>
-  <w:abstractNum w:abstractNumId="138" w15:restartNumberingAfterBreak="0">
+  <w:abstractNum w:abstractNumId="141" w15:restartNumberingAfterBreak="0">
     <w:nsid w:val="781E6EED"/>
     <w:multiLevelType w:val="multilevel"/>
     <w:tmpl w:val="765C0CB8"/>
@@ -22612,7 +23601,7 @@
       </w:rPr>
     </w:lvl>
   </w:abstractNum>
-  <w:abstractNum w:abstractNumId="139" w15:restartNumberingAfterBreak="0">
+  <w:abstractNum w:abstractNumId="142" w15:restartNumberingAfterBreak="0">
     <w:nsid w:val="78930290"/>
     <w:multiLevelType w:val="multilevel"/>
     <w:tmpl w:val="EB9A29EC"/>
@@ -22761,7 +23750,7 @@
       </w:rPr>
     </w:lvl>
   </w:abstractNum>
-  <w:abstractNum w:abstractNumId="140" w15:restartNumberingAfterBreak="0">
+  <w:abstractNum w:abstractNumId="143" w15:restartNumberingAfterBreak="0">
     <w:nsid w:val="790A5107"/>
     <w:multiLevelType w:val="multilevel"/>
     <w:tmpl w:val="5A525CB6"/>
@@ -22910,7 +23899,7 @@
       </w:rPr>
     </w:lvl>
   </w:abstractNum>
-  <w:abstractNum w:abstractNumId="141" w15:restartNumberingAfterBreak="0">
+  <w:abstractNum w:abstractNumId="144" w15:restartNumberingAfterBreak="0">
     <w:nsid w:val="79C53DEF"/>
     <w:multiLevelType w:val="multilevel"/>
     <w:tmpl w:val="5546EBB4"/>
@@ -23059,7 +24048,7 @@
       </w:rPr>
     </w:lvl>
   </w:abstractNum>
-  <w:abstractNum w:abstractNumId="142" w15:restartNumberingAfterBreak="0">
+  <w:abstractNum w:abstractNumId="145" w15:restartNumberingAfterBreak="0">
     <w:nsid w:val="7A8F04C0"/>
     <w:multiLevelType w:val="multilevel"/>
     <w:tmpl w:val="B3740524"/>
@@ -23208,7 +24197,7 @@
       </w:rPr>
     </w:lvl>
   </w:abstractNum>
-  <w:abstractNum w:abstractNumId="143" w15:restartNumberingAfterBreak="0">
+  <w:abstractNum w:abstractNumId="146" w15:restartNumberingAfterBreak="0">
     <w:nsid w:val="7AC9348A"/>
     <w:multiLevelType w:val="multilevel"/>
     <w:tmpl w:val="9FA4D8E0"/>
@@ -23357,7 +24346,7 @@
       </w:rPr>
     </w:lvl>
   </w:abstractNum>
-  <w:abstractNum w:abstractNumId="144" w15:restartNumberingAfterBreak="0">
+  <w:abstractNum w:abstractNumId="147" w15:restartNumberingAfterBreak="0">
     <w:nsid w:val="7C8D0ABC"/>
     <w:multiLevelType w:val="multilevel"/>
     <w:tmpl w:val="F81AC82A"/>
@@ -23506,7 +24495,156 @@
       </w:rPr>
     </w:lvl>
   </w:abstractNum>
-  <w:abstractNum w:abstractNumId="145" w15:restartNumberingAfterBreak="0">
+  <w:abstractNum w:abstractNumId="148" w15:restartNumberingAfterBreak="0">
+    <w:nsid w:val="7D2005DA"/>
+    <w:multiLevelType w:val="multilevel"/>
+    <w:tmpl w:val="6D607822"/>
+    <w:lvl w:ilvl="0">
+      <w:start w:val="1"/>
+      <w:numFmt w:val="bullet"/>
+      <w:lvlText w:val=""/>
+      <w:lvlJc w:val="left"/>
+      <w:pPr>
+        <w:tabs>
+          <w:tab w:val="num" w:pos="720"/>
+        </w:tabs>
+        <w:ind w:left="720" w:hanging="360"/>
+      </w:pPr>
+      <w:rPr>
+        <w:rFonts w:ascii="Symbol" w:hAnsi="Symbol" w:hint="default"/>
+        <w:sz w:val="20"/>
+      </w:rPr>
+    </w:lvl>
+    <w:lvl w:ilvl="1" w:tentative="1">
+      <w:start w:val="1"/>
+      <w:numFmt w:val="bullet"/>
+      <w:lvlText w:val="o"/>
+      <w:lvlJc w:val="left"/>
+      <w:pPr>
+        <w:tabs>
+          <w:tab w:val="num" w:pos="1440"/>
+        </w:tabs>
+        <w:ind w:left="1440" w:hanging="360"/>
+      </w:pPr>
+      <w:rPr>
+        <w:rFonts w:ascii="Courier New" w:hAnsi="Courier New" w:hint="default"/>
+        <w:sz w:val="20"/>
+      </w:rPr>
+    </w:lvl>
+    <w:lvl w:ilvl="2" w:tentative="1">
+      <w:start w:val="1"/>
+      <w:numFmt w:val="bullet"/>
+      <w:lvlText w:val=""/>
+      <w:lvlJc w:val="left"/>
+      <w:pPr>
+        <w:tabs>
+          <w:tab w:val="num" w:pos="2160"/>
+        </w:tabs>
+        <w:ind w:left="2160" w:hanging="360"/>
+      </w:pPr>
+      <w:rPr>
+        <w:rFonts w:ascii="Wingdings" w:hAnsi="Wingdings" w:hint="default"/>
+        <w:sz w:val="20"/>
+      </w:rPr>
+    </w:lvl>
+    <w:lvl w:ilvl="3" w:tentative="1">
+      <w:start w:val="1"/>
+      <w:numFmt w:val="bullet"/>
+      <w:lvlText w:val=""/>
+      <w:lvlJc w:val="left"/>
+      <w:pPr>
+        <w:tabs>
+          <w:tab w:val="num" w:pos="2880"/>
+        </w:tabs>
+        <w:ind w:left="2880" w:hanging="360"/>
+      </w:pPr>
+      <w:rPr>
+        <w:rFonts w:ascii="Wingdings" w:hAnsi="Wingdings" w:hint="default"/>
+        <w:sz w:val="20"/>
+      </w:rPr>
+    </w:lvl>
+    <w:lvl w:ilvl="4" w:tentative="1">
+      <w:start w:val="1"/>
+      <w:numFmt w:val="bullet"/>
+      <w:lvlText w:val=""/>
+      <w:lvlJc w:val="left"/>
+      <w:pPr>
+        <w:tabs>
+          <w:tab w:val="num" w:pos="3600"/>
+        </w:tabs>
+        <w:ind w:left="3600" w:hanging="360"/>
+      </w:pPr>
+      <w:rPr>
+        <w:rFonts w:ascii="Wingdings" w:hAnsi="Wingdings" w:hint="default"/>
+        <w:sz w:val="20"/>
+      </w:rPr>
+    </w:lvl>
+    <w:lvl w:ilvl="5" w:tentative="1">
+      <w:start w:val="1"/>
+      <w:numFmt w:val="bullet"/>
+      <w:lvlText w:val=""/>
+      <w:lvlJc w:val="left"/>
+      <w:pPr>
+        <w:tabs>
+          <w:tab w:val="num" w:pos="4320"/>
+        </w:tabs>
+        <w:ind w:left="4320" w:hanging="360"/>
+      </w:pPr>
+      <w:rPr>
+        <w:rFonts w:ascii="Wingdings" w:hAnsi="Wingdings" w:hint="default"/>
+        <w:sz w:val="20"/>
+      </w:rPr>
+    </w:lvl>
+    <w:lvl w:ilvl="6" w:tentative="1">
+      <w:start w:val="1"/>
+      <w:numFmt w:val="bullet"/>
+      <w:lvlText w:val=""/>
+      <w:lvlJc w:val="left"/>
+      <w:pPr>
+        <w:tabs>
+          <w:tab w:val="num" w:pos="5040"/>
+        </w:tabs>
+        <w:ind w:left="5040" w:hanging="360"/>
+      </w:pPr>
+      <w:rPr>
+        <w:rFonts w:ascii="Wingdings" w:hAnsi="Wingdings" w:hint="default"/>
+        <w:sz w:val="20"/>
+      </w:rPr>
+    </w:lvl>
+    <w:lvl w:ilvl="7" w:tentative="1">
+      <w:start w:val="1"/>
+      <w:numFmt w:val="bullet"/>
+      <w:lvlText w:val=""/>
+      <w:lvlJc w:val="left"/>
+      <w:pPr>
+        <w:tabs>
+          <w:tab w:val="num" w:pos="5760"/>
+        </w:tabs>
+        <w:ind w:left="5760" w:hanging="360"/>
+      </w:pPr>
+      <w:rPr>
+        <w:rFonts w:ascii="Wingdings" w:hAnsi="Wingdings" w:hint="default"/>
+        <w:sz w:val="20"/>
+      </w:rPr>
+    </w:lvl>
+    <w:lvl w:ilvl="8" w:tentative="1">
+      <w:start w:val="1"/>
+      <w:numFmt w:val="bullet"/>
+      <w:lvlText w:val=""/>
+      <w:lvlJc w:val="left"/>
+      <w:pPr>
+        <w:tabs>
+          <w:tab w:val="num" w:pos="6480"/>
+        </w:tabs>
+        <w:ind w:left="6480" w:hanging="360"/>
+      </w:pPr>
+      <w:rPr>
+        <w:rFonts w:ascii="Wingdings" w:hAnsi="Wingdings" w:hint="default"/>
+        <w:sz w:val="20"/>
+      </w:rPr>
+    </w:lvl>
+  </w:abstractNum>
+  <w:abstractNum w:abstractNumId="149" w15:restartNumberingAfterBreak="0">
     <w:nsid w:val="7E817294"/>
     <w:multiLevelType w:val="multilevel"/>
     <w:tmpl w:val="DDFA51E0"/>
@@ -23655,7 +24793,7 @@
       </w:rPr>
     </w:lvl>
   </w:abstractNum>
-  <w:abstractNum w:abstractNumId="146" w15:restartNumberingAfterBreak="0">
+  <w:abstractNum w:abstractNumId="150" w15:restartNumberingAfterBreak="0">
     <w:nsid w:val="7EEE4AE6"/>
     <w:multiLevelType w:val="multilevel"/>
     <w:tmpl w:val="5A40B680"/>
@@ -23804,7 +24942,7 @@
       </w:rPr>
     </w:lvl>
   </w:abstractNum>
-  <w:abstractNum w:abstractNumId="147" w15:restartNumberingAfterBreak="0">
+  <w:abstractNum w:abstractNumId="151" w15:restartNumberingAfterBreak="0">
     <w:nsid w:val="7FF94C52"/>
     <w:multiLevelType w:val="multilevel"/>
     <w:tmpl w:val="79DC53B2"/>
@@ -23957,13 +25095,13 @@
     <w:abstractNumId w:val="83"/>
   </w:num>
   <w:num w:numId="2" w16cid:durableId="694236627">
-    <w:abstractNumId w:val="122"/>
+    <w:abstractNumId w:val="124"/>
   </w:num>
   <w:num w:numId="3" w16cid:durableId="1366056432">
     <w:abstractNumId w:val="88"/>
   </w:num>
   <w:num w:numId="4" w16cid:durableId="320817826">
-    <w:abstractNumId w:val="131"/>
+    <w:abstractNumId w:val="133"/>
   </w:num>
   <w:num w:numId="5" w16cid:durableId="997347819">
     <w:abstractNumId w:val="24"/>
@@ -23972,7 +25110,7 @@
     <w:abstractNumId w:val="15"/>
   </w:num>
   <w:num w:numId="7" w16cid:durableId="105581292">
-    <w:abstractNumId w:val="128"/>
+    <w:abstractNumId w:val="130"/>
   </w:num>
   <w:num w:numId="8" w16cid:durableId="1215510414">
     <w:abstractNumId w:val="84"/>
@@ -23984,10 +25122,10 @@
     <w:abstractNumId w:val="93"/>
   </w:num>
   <w:num w:numId="11" w16cid:durableId="411008877">
-    <w:abstractNumId w:val="108"/>
+    <w:abstractNumId w:val="110"/>
   </w:num>
   <w:num w:numId="12" w16cid:durableId="477921168">
-    <w:abstractNumId w:val="138"/>
+    <w:abstractNumId w:val="141"/>
   </w:num>
   <w:num w:numId="13" w16cid:durableId="497696088">
     <w:abstractNumId w:val="9"/>
@@ -24005,19 +25143,19 @@
     <w:abstractNumId w:val="58"/>
   </w:num>
   <w:num w:numId="18" w16cid:durableId="2053722251">
-    <w:abstractNumId w:val="114"/>
+    <w:abstractNumId w:val="116"/>
   </w:num>
   <w:num w:numId="19" w16cid:durableId="739330424">
     <w:abstractNumId w:val="56"/>
   </w:num>
   <w:num w:numId="20" w16cid:durableId="960915859">
-    <w:abstractNumId w:val="144"/>
+    <w:abstractNumId w:val="147"/>
   </w:num>
   <w:num w:numId="21" w16cid:durableId="521018327">
     <w:abstractNumId w:val="40"/>
   </w:num>
   <w:num w:numId="22" w16cid:durableId="1923684076">
-    <w:abstractNumId w:val="141"/>
+    <w:abstractNumId w:val="144"/>
   </w:num>
   <w:num w:numId="23" w16cid:durableId="532769245">
     <w:abstractNumId w:val="91"/>
@@ -24062,7 +25200,7 @@
     <w:abstractNumId w:val="5"/>
   </w:num>
   <w:num w:numId="37" w16cid:durableId="504899604">
-    <w:abstractNumId w:val="119"/>
+    <w:abstractNumId w:val="121"/>
   </w:num>
   <w:num w:numId="38" w16cid:durableId="2134668467">
     <w:abstractNumId w:val="101"/>
@@ -24071,7 +25209,7 @@
     <w:abstractNumId w:val="76"/>
   </w:num>
   <w:num w:numId="40" w16cid:durableId="354771985">
-    <w:abstractNumId w:val="103"/>
+    <w:abstractNumId w:val="105"/>
   </w:num>
   <w:num w:numId="41" w16cid:durableId="745424367">
     <w:abstractNumId w:val="74"/>
@@ -24092,7 +25230,7 @@
     <w:abstractNumId w:val="87"/>
   </w:num>
   <w:num w:numId="47" w16cid:durableId="1126582773">
-    <w:abstractNumId w:val="142"/>
+    <w:abstractNumId w:val="145"/>
   </w:num>
   <w:num w:numId="48" w16cid:durableId="1934052554">
     <w:abstractNumId w:val="4"/>
@@ -24107,28 +25245,28 @@
     <w:abstractNumId w:val="57"/>
   </w:num>
   <w:num w:numId="52" w16cid:durableId="1750228994">
-    <w:abstractNumId w:val="139"/>
+    <w:abstractNumId w:val="142"/>
   </w:num>
   <w:num w:numId="53" w16cid:durableId="1619337389">
-    <w:abstractNumId w:val="130"/>
+    <w:abstractNumId w:val="132"/>
   </w:num>
   <w:num w:numId="54" w16cid:durableId="118964224">
-    <w:abstractNumId w:val="112"/>
+    <w:abstractNumId w:val="114"/>
   </w:num>
   <w:num w:numId="55" w16cid:durableId="352920647">
     <w:abstractNumId w:val="53"/>
   </w:num>
   <w:num w:numId="56" w16cid:durableId="143161617">
-    <w:abstractNumId w:val="132"/>
+    <w:abstractNumId w:val="134"/>
   </w:num>
   <w:num w:numId="57" w16cid:durableId="307705358">
-    <w:abstractNumId w:val="113"/>
+    <w:abstractNumId w:val="115"/>
   </w:num>
   <w:num w:numId="58" w16cid:durableId="1804039384">
-    <w:abstractNumId w:val="136"/>
+    <w:abstractNumId w:val="139"/>
   </w:num>
   <w:num w:numId="59" w16cid:durableId="527716065">
-    <w:abstractNumId w:val="121"/>
+    <w:abstractNumId w:val="123"/>
   </w:num>
   <w:num w:numId="60" w16cid:durableId="963729685">
     <w:abstractNumId w:val="85"/>
@@ -24152,7 +25290,7 @@
     <w:abstractNumId w:val="54"/>
   </w:num>
   <w:num w:numId="67" w16cid:durableId="357197975">
-    <w:abstractNumId w:val="140"/>
+    <w:abstractNumId w:val="143"/>
   </w:num>
   <w:num w:numId="68" w16cid:durableId="148526302">
     <w:abstractNumId w:val="66"/>
@@ -24167,7 +25305,7 @@
     <w:abstractNumId w:val="97"/>
   </w:num>
   <w:num w:numId="72" w16cid:durableId="1276910573">
-    <w:abstractNumId w:val="124"/>
+    <w:abstractNumId w:val="126"/>
   </w:num>
   <w:num w:numId="73" w16cid:durableId="2048097682">
     <w:abstractNumId w:val="59"/>
@@ -24179,10 +25317,10 @@
     <w:abstractNumId w:val="30"/>
   </w:num>
   <w:num w:numId="76" w16cid:durableId="915473636">
-    <w:abstractNumId w:val="104"/>
+    <w:abstractNumId w:val="106"/>
   </w:num>
   <w:num w:numId="77" w16cid:durableId="1439716690">
-    <w:abstractNumId w:val="117"/>
+    <w:abstractNumId w:val="119"/>
   </w:num>
   <w:num w:numId="78" w16cid:durableId="1217548458">
     <w:abstractNumId w:val="49"/>
@@ -24194,13 +25332,13 @@
     <w:abstractNumId w:val="67"/>
   </w:num>
   <w:num w:numId="81" w16cid:durableId="424301845">
-    <w:abstractNumId w:val="147"/>
+    <w:abstractNumId w:val="151"/>
   </w:num>
   <w:num w:numId="82" w16cid:durableId="1897621015">
     <w:abstractNumId w:val="99"/>
   </w:num>
   <w:num w:numId="83" w16cid:durableId="1431582180">
-    <w:abstractNumId w:val="115"/>
+    <w:abstractNumId w:val="117"/>
   </w:num>
   <w:num w:numId="84" w16cid:durableId="720203647">
     <w:abstractNumId w:val="55"/>
@@ -24209,25 +25347,25 @@
     <w:abstractNumId w:val="61"/>
   </w:num>
   <w:num w:numId="86" w16cid:durableId="605112439">
-    <w:abstractNumId w:val="118"/>
+    <w:abstractNumId w:val="120"/>
   </w:num>
   <w:num w:numId="87" w16cid:durableId="1848252251">
-    <w:abstractNumId w:val="107"/>
+    <w:abstractNumId w:val="109"/>
   </w:num>
   <w:num w:numId="88" w16cid:durableId="1255893830">
     <w:abstractNumId w:val="47"/>
   </w:num>
   <w:num w:numId="89" w16cid:durableId="424691325">
-    <w:abstractNumId w:val="120"/>
+    <w:abstractNumId w:val="122"/>
   </w:num>
   <w:num w:numId="90" w16cid:durableId="738091702">
-    <w:abstractNumId w:val="133"/>
+    <w:abstractNumId w:val="135"/>
   </w:num>
   <w:num w:numId="91" w16cid:durableId="1902323149">
     <w:abstractNumId w:val="35"/>
   </w:num>
   <w:num w:numId="92" w16cid:durableId="554973351">
-    <w:abstractNumId w:val="110"/>
+    <w:abstractNumId w:val="112"/>
   </w:num>
   <w:num w:numId="93" w16cid:durableId="1062874373">
     <w:abstractNumId w:val="19"/>
@@ -24239,10 +25377,10 @@
     <w:abstractNumId w:val="63"/>
   </w:num>
   <w:num w:numId="96" w16cid:durableId="1097289175">
-    <w:abstractNumId w:val="109"/>
+    <w:abstractNumId w:val="111"/>
   </w:num>
   <w:num w:numId="97" w16cid:durableId="1679037938">
-    <w:abstractNumId w:val="125"/>
+    <w:abstractNumId w:val="127"/>
   </w:num>
   <w:num w:numId="98" w16cid:durableId="1393845361">
     <w:abstractNumId w:val="38"/>
@@ -24251,34 +25389,34 @@
     <w:abstractNumId w:val="0"/>
   </w:num>
   <w:num w:numId="100" w16cid:durableId="2125924183">
-    <w:abstractNumId w:val="116"/>
+    <w:abstractNumId w:val="118"/>
   </w:num>
   <w:num w:numId="101" w16cid:durableId="1828549896">
     <w:abstractNumId w:val="64"/>
   </w:num>
   <w:num w:numId="102" w16cid:durableId="963197947">
-    <w:abstractNumId w:val="145"/>
+    <w:abstractNumId w:val="149"/>
   </w:num>
   <w:num w:numId="103" w16cid:durableId="534272892">
     <w:abstractNumId w:val="94"/>
   </w:num>
   <w:num w:numId="104" w16cid:durableId="1791048284">
-    <w:abstractNumId w:val="106"/>
+    <w:abstractNumId w:val="108"/>
   </w:num>
   <w:num w:numId="105" w16cid:durableId="1350444599">
     <w:abstractNumId w:val="20"/>
   </w:num>
   <w:num w:numId="106" w16cid:durableId="133108369">
-    <w:abstractNumId w:val="129"/>
+    <w:abstractNumId w:val="131"/>
   </w:num>
   <w:num w:numId="107" w16cid:durableId="1467963854">
-    <w:abstractNumId w:val="126"/>
+    <w:abstractNumId w:val="128"/>
   </w:num>
   <w:num w:numId="108" w16cid:durableId="1439253604">
     <w:abstractNumId w:val="27"/>
   </w:num>
   <w:num w:numId="109" w16cid:durableId="1751190609">
-    <w:abstractNumId w:val="135"/>
+    <w:abstractNumId w:val="137"/>
   </w:num>
   <w:num w:numId="110" w16cid:durableId="445545791">
     <w:abstractNumId w:val="31"/>
@@ -24308,7 +25446,7 @@
     <w:abstractNumId w:val="72"/>
   </w:num>
   <w:num w:numId="119" w16cid:durableId="746421347">
-    <w:abstractNumId w:val="137"/>
+    <w:abstractNumId w:val="140"/>
   </w:num>
   <w:num w:numId="120" w16cid:durableId="1990481339">
     <w:abstractNumId w:val="81"/>
@@ -24320,7 +25458,7 @@
     <w:abstractNumId w:val="52"/>
   </w:num>
   <w:num w:numId="123" w16cid:durableId="1573813211">
-    <w:abstractNumId w:val="111"/>
+    <w:abstractNumId w:val="113"/>
   </w:num>
   <w:num w:numId="124" w16cid:durableId="304815594">
     <w:abstractNumId w:val="90"/>
@@ -24335,7 +25473,7 @@
     <w:abstractNumId w:val="14"/>
   </w:num>
   <w:num w:numId="128" w16cid:durableId="365254906">
-    <w:abstractNumId w:val="123"/>
+    <w:abstractNumId w:val="125"/>
   </w:num>
   <w:num w:numId="129" w16cid:durableId="355742387">
     <w:abstractNumId w:val="70"/>
@@ -24362,13 +25500,13 @@
     <w:abstractNumId w:val="96"/>
   </w:num>
   <w:num w:numId="137" w16cid:durableId="1335765384">
-    <w:abstractNumId w:val="143"/>
+    <w:abstractNumId w:val="146"/>
   </w:num>
   <w:num w:numId="138" w16cid:durableId="1734112919">
-    <w:abstractNumId w:val="134"/>
+    <w:abstractNumId w:val="136"/>
   </w:num>
   <w:num w:numId="139" w16cid:durableId="1881743983">
-    <w:abstractNumId w:val="105"/>
+    <w:abstractNumId w:val="107"/>
   </w:num>
   <w:num w:numId="140" w16cid:durableId="1574774533">
     <w:abstractNumId w:val="48"/>
@@ -24383,7 +25521,7 @@
     <w:abstractNumId w:val="16"/>
   </w:num>
   <w:num w:numId="144" w16cid:durableId="2026054448">
-    <w:abstractNumId w:val="146"/>
+    <w:abstractNumId w:val="150"/>
   </w:num>
   <w:num w:numId="145" w16cid:durableId="18895760">
     <w:abstractNumId w:val="50"/>
@@ -24392,10 +25530,22 @@
     <w:abstractNumId w:val="22"/>
   </w:num>
   <w:num w:numId="147" w16cid:durableId="775372535">
-    <w:abstractNumId w:val="102"/>
+    <w:abstractNumId w:val="103"/>
   </w:num>
   <w:num w:numId="148" w16cid:durableId="1636643491">
-    <w:abstractNumId w:val="127"/>
+    <w:abstractNumId w:val="129"/>
+  </w:num>
+  <w:num w:numId="149" w16cid:durableId="589042534">
+    <w:abstractNumId w:val="148"/>
+  </w:num>
+  <w:num w:numId="150" w16cid:durableId="632755494">
+    <w:abstractNumId w:val="104"/>
+  </w:num>
+  <w:num w:numId="151" w16cid:durableId="718167228">
+    <w:abstractNumId w:val="138"/>
+  </w:num>
+  <w:num w:numId="152" w16cid:durableId="426275593">
+    <w:abstractNumId w:val="102"/>
   </w:num>
   <w:numIdMacAtCleanup w:val="8"/>
 </w:numbering>

--- a/Church/2026/2026_0829_MenloChurch.docx
+++ b/Church/2026/2026_0829_MenloChurch.docx
@@ -1980,6 +1980,7 @@
       <w:r>
         <w:rPr>
           <w:rFonts w:cstheme="minorHAnsi"/>
+          <w:noProof/>
           <w:sz w:val="20"/>
           <w:szCs w:val="20"/>
         </w:rPr>
@@ -2484,15 +2485,7 @@
           <w:sz w:val="20"/>
           <w:szCs w:val="20"/>
         </w:rPr>
-        <w:t xml:space="preserve"> </w:t>
-      </w:r>
-      <w:r>
-        <w:rPr>
-          <w:rFonts w:cstheme="minorHAnsi"/>
-          <w:sz w:val="20"/>
-          <w:szCs w:val="20"/>
-        </w:rPr>
-        <w:t>(</w:t>
+        <w:t xml:space="preserve"> (</w:t>
       </w:r>
       <w:r>
         <w:rPr>
@@ -2580,6 +2573,248 @@
           <w:szCs w:val="20"/>
         </w:rPr>
       </w:pPr>
+      <w:r>
+        <w:rPr>
+          <w:rFonts w:cstheme="minorHAnsi"/>
+          <w:sz w:val="20"/>
+          <w:szCs w:val="20"/>
+        </w:rPr>
+        <w:t>Last week, we have two different profiles of people</w:t>
+      </w:r>
+      <w:r>
+        <w:rPr>
+          <w:rFonts w:cstheme="minorHAnsi"/>
+          <w:sz w:val="20"/>
+          <w:szCs w:val="20"/>
+        </w:rPr>
+        <w:t>. James describes rich person and poor person.</w:t>
+      </w:r>
+    </w:p>
+    <w:p>
+      <w:pPr>
+        <w:rPr>
+          <w:rFonts w:cstheme="minorHAnsi"/>
+          <w:sz w:val="20"/>
+          <w:szCs w:val="20"/>
+        </w:rPr>
+      </w:pPr>
+    </w:p>
+    <w:p>
+      <w:pPr>
+        <w:rPr>
+          <w:rFonts w:cstheme="minorHAnsi"/>
+          <w:sz w:val="20"/>
+          <w:szCs w:val="20"/>
+        </w:rPr>
+      </w:pPr>
+      <w:r>
+        <w:rPr>
+          <w:rFonts w:cstheme="minorHAnsi"/>
+          <w:sz w:val="20"/>
+          <w:szCs w:val="20"/>
+        </w:rPr>
+        <w:t>8</w:t>
+      </w:r>
+      <w:r>
+        <w:rPr>
+          <w:rFonts w:cstheme="minorHAnsi"/>
+          <w:sz w:val="20"/>
+          <w:szCs w:val="20"/>
+        </w:rPr>
+        <w:t>:</w:t>
+      </w:r>
+      <w:r>
+        <w:rPr>
+          <w:rFonts w:cstheme="minorHAnsi"/>
+          <w:sz w:val="20"/>
+          <w:szCs w:val="20"/>
+        </w:rPr>
+        <w:t>45</w:t>
+      </w:r>
+      <w:r>
+        <w:rPr>
+          <w:rFonts w:cstheme="minorHAnsi"/>
+          <w:sz w:val="20"/>
+          <w:szCs w:val="20"/>
+        </w:rPr>
+        <w:t>/35:07</w:t>
+      </w:r>
+    </w:p>
+    <w:p>
+      <w:pPr>
+        <w:rPr>
+          <w:rFonts w:cstheme="minorHAnsi"/>
+          <w:sz w:val="20"/>
+          <w:szCs w:val="20"/>
+        </w:rPr>
+      </w:pPr>
+      <w:r>
+        <w:rPr>
+          <w:rFonts w:cstheme="minorHAnsi"/>
+          <w:sz w:val="20"/>
+          <w:szCs w:val="20"/>
+        </w:rPr>
+        <w:drawing>
+          <wp:inline distT="0" distB="0" distL="0" distR="0" wp14:anchorId="35E9EAE0" wp14:editId="77605B4B">
+            <wp:extent cx="5943600" cy="807085"/>
+            <wp:effectExtent l="0" t="0" r="0" b="0"/>
+            <wp:docPr id="1798610786" name="Picture 1"/>
+            <wp:cNvGraphicFramePr>
+              <a:graphicFrameLocks xmlns:a="http://schemas.openxmlformats.org/drawingml/2006/main" noChangeAspect="1"/>
+            </wp:cNvGraphicFramePr>
+            <a:graphic xmlns:a="http://schemas.openxmlformats.org/drawingml/2006/main">
+              <a:graphicData uri="http://schemas.openxmlformats.org/drawingml/2006/picture">
+                <pic:pic xmlns:pic="http://schemas.openxmlformats.org/drawingml/2006/picture">
+                  <pic:nvPicPr>
+                    <pic:cNvPr id="1798610786" name=""/>
+                    <pic:cNvPicPr/>
+                  </pic:nvPicPr>
+                  <pic:blipFill>
+                    <a:blip r:embed="rId22"/>
+                    <a:stretch>
+                      <a:fillRect/>
+                    </a:stretch>
+                  </pic:blipFill>
+                  <pic:spPr>
+                    <a:xfrm>
+                      <a:off x="0" y="0"/>
+                      <a:ext cx="5943600" cy="807085"/>
+                    </a:xfrm>
+                    <a:prstGeom prst="rect">
+                      <a:avLst/>
+                    </a:prstGeom>
+                  </pic:spPr>
+                </pic:pic>
+              </a:graphicData>
+            </a:graphic>
+          </wp:inline>
+        </w:drawing>
+      </w:r>
+    </w:p>
+    <w:p>
+      <w:pPr>
+        <w:rPr>
+          <w:rFonts w:cstheme="minorHAnsi"/>
+          <w:sz w:val="20"/>
+          <w:szCs w:val="20"/>
+        </w:rPr>
+      </w:pPr>
+      <w:r>
+        <w:rPr>
+          <w:rFonts w:cstheme="minorHAnsi"/>
+          <w:sz w:val="20"/>
+          <w:szCs w:val="20"/>
+        </w:rPr>
+        <w:t xml:space="preserve">“unhurried friend”: Unhurried friends are someone </w:t>
+      </w:r>
+      <w:r>
+        <w:rPr>
+          <w:rFonts w:cstheme="minorHAnsi"/>
+          <w:sz w:val="20"/>
+          <w:szCs w:val="20"/>
+        </w:rPr>
+        <w:t>is slow down and</w:t>
+      </w:r>
+      <w:r>
+        <w:rPr>
+          <w:rFonts w:cstheme="minorHAnsi"/>
+          <w:sz w:val="20"/>
+          <w:szCs w:val="20"/>
+        </w:rPr>
+        <w:t xml:space="preserve"> “waste” </w:t>
+      </w:r>
+      <w:r>
+        <w:rPr>
+          <w:rFonts w:cstheme="minorHAnsi"/>
+          <w:sz w:val="20"/>
+          <w:szCs w:val="20"/>
+        </w:rPr>
+        <w:t xml:space="preserve">their </w:t>
+      </w:r>
+      <w:r>
+        <w:rPr>
+          <w:rFonts w:cstheme="minorHAnsi"/>
+          <w:sz w:val="20"/>
+          <w:szCs w:val="20"/>
+        </w:rPr>
+        <w:t>time to help others.</w:t>
+      </w:r>
+    </w:p>
+    <w:p>
+      <w:pPr>
+        <w:rPr>
+          <w:rFonts w:cstheme="minorHAnsi"/>
+          <w:sz w:val="20"/>
+          <w:szCs w:val="20"/>
+        </w:rPr>
+      </w:pPr>
+      <w:r>
+        <w:rPr>
+          <w:rFonts w:cstheme="minorHAnsi"/>
+          <w:sz w:val="20"/>
+          <w:szCs w:val="20"/>
+        </w:rPr>
+        <w:t xml:space="preserve">“Sort the room”: Someone “does not </w:t>
+      </w:r>
+      <w:r>
+        <w:rPr>
+          <w:rFonts w:cstheme="minorHAnsi"/>
+          <w:sz w:val="20"/>
+          <w:szCs w:val="20"/>
+        </w:rPr>
+        <w:t>rank</w:t>
+      </w:r>
+      <w:r>
+        <w:rPr>
+          <w:rFonts w:cstheme="minorHAnsi"/>
+          <w:sz w:val="20"/>
+          <w:szCs w:val="20"/>
+        </w:rPr>
+        <w:t xml:space="preserve"> others”</w:t>
+      </w:r>
+    </w:p>
+    <w:p>
+      <w:pPr>
+        <w:rPr>
+          <w:rFonts w:cstheme="minorHAnsi"/>
+          <w:sz w:val="20"/>
+          <w:szCs w:val="20"/>
+        </w:rPr>
+      </w:pPr>
+      <w:r>
+        <w:rPr>
+          <w:rFonts w:cstheme="minorHAnsi"/>
+          <w:sz w:val="20"/>
+          <w:szCs w:val="20"/>
+        </w:rPr>
+        <w:t>In simple words, “</w:t>
+      </w:r>
+      <w:r>
+        <w:rPr>
+          <w:rFonts w:cstheme="minorHAnsi"/>
+          <w:sz w:val="20"/>
+          <w:szCs w:val="20"/>
+        </w:rPr>
+        <w:t xml:space="preserve">A true friend does not rank people by wealth or power. </w:t>
+      </w:r>
+    </w:p>
+    <w:p>
+      <w:pPr>
+        <w:rPr>
+          <w:rFonts w:cstheme="minorHAnsi"/>
+          <w:sz w:val="20"/>
+          <w:szCs w:val="20"/>
+        </w:rPr>
+      </w:pPr>
+    </w:p>
+    <w:p>
+      <w:pPr>
+        <w:rPr>
+          <w:rFonts w:cstheme="minorHAnsi"/>
+          <w:sz w:val="20"/>
+          <w:szCs w:val="20"/>
+        </w:rPr>
+      </w:pPr>
     </w:p>
     <w:p>
       <w:pPr>
@@ -2665,7 +2900,7 @@
       </w:r>
     </w:p>
     <w:p>
-      <w:hyperlink r:id="rId22" w:history="1">
+      <w:hyperlink r:id="rId23" w:history="1">
         <w:r>
           <w:rPr>
             <w:rStyle w:val="Hyperlink"/>
@@ -2682,7 +2917,7 @@
           <w:szCs w:val="20"/>
         </w:rPr>
       </w:pPr>
-      <w:hyperlink r:id="rId23" w:history="1">
+      <w:hyperlink r:id="rId24" w:history="1">
         <w:r>
           <w:rPr>
             <w:rStyle w:val="Hyperlink"/>
@@ -2745,7 +2980,7 @@
       </w:pPr>
     </w:p>
     <w:sectPr>
-      <w:footerReference w:type="default" r:id="rId24"/>
+      <w:footerReference w:type="default" r:id="rId25"/>
       <w:pgSz w:w="12240" w:h="15840"/>
       <w:pgMar w:top="1440" w:right="1440" w:bottom="1530" w:left="1440" w:header="0" w:footer="720" w:gutter="0"/>
       <w:cols w:space="720"/>
@@ -2812,6 +3047,602 @@
 <file path=word/numbering.xml><?xml version="1.0" encoding="utf-8"?>
 <w:numbering xmlns:wpc="http://schemas.microsoft.com/office/word/2010/wordprocessingCanvas" xmlns:cx="http://schemas.microsoft.com/office/drawing/2014/chartex" xmlns:cx1="http://schemas.microsoft.com/office/drawing/2015/9/8/chartex" xmlns:cx2="http://schemas.microsoft.com/office/drawing/2015/10/21/chartex" xmlns:cx3="http://schemas.microsoft.com/office/drawing/2016/5/9/chartex" xmlns:cx4="http://schemas.microsoft.com/office/drawing/2016/5/10/chartex" xmlns:cx5="http://schemas.microsoft.com/office/drawing/2016/5/11/chartex" xmlns:cx6="http://schemas.microsoft.com/office/drawing/2016/5/12/chartex" xmlns:cx7="http://schemas.microsoft.com/office/drawing/2016/5/13/chartex" xmlns:cx8="http://schemas.microsoft.com/office/drawing/2016/5/14/chartex" xmlns:mc="http://schemas.openxmlformats.org/markup-compatibility/2006" xmlns:aink="http://schemas.microsoft.com/office/drawing/2016/ink" xmlns:am3d="http://schemas.microsoft.com/office/drawing/2017/model3d" xmlns:o="urn:schemas-microsoft-com:office:office" xmlns:oel="http://schemas.microsoft.com/office/2019/extlst" xmlns:r="http://schemas.openxmlformats.org/officeDocument/2006/relationships" xmlns:m="http://schemas.openxmlformats.org/officeDocument/2006/math" xmlns:v="urn:schemas-microsoft-com:vml" xmlns:wp14="http://schemas.microsoft.com/office/word/2010/wordprocessingDrawing" xmlns:wp="http://schemas.openxmlformats.org/drawingml/2006/wordprocessingDrawing" xmlns:w10="urn:schemas-microsoft-com:office:word" xmlns:w="http://schemas.openxmlformats.org/wordprocessingml/2006/main" xmlns:w14="http://schemas.microsoft.com/office/word/2010/wordml" xmlns:w15="http://schemas.microsoft.com/office/word/2012/wordml" xmlns:w16cex="http://schemas.microsoft.com/office/word/2018/wordml/cex" xmlns:w16cid="http://schemas.microsoft.com/office/word/2016/wordml/cid" xmlns:w16="http://schemas.microsoft.com/office/word/2018/wordml" xmlns:w16du="http://schemas.microsoft.com/office/word/2023/wordml/word16du" xmlns:w16sdtdh="http://schemas.microsoft.com/office/word/2020/wordml/sdtdatahash" xmlns:w16sdtfl="http://schemas.microsoft.com/office/word/2024/wordml/sdtformatlock" xmlns:w16se="http://schemas.microsoft.com/office/word/2015/wordml/symex" xmlns:wpg="http://schemas.microsoft.com/office/word/2010/wordprocessingGroup" xmlns:wpi="http://schemas.microsoft.com/office/word/2010/wordprocessingInk" xmlns:wne="http://schemas.microsoft.com/office/word/2006/wordml" xmlns:wps="http://schemas.microsoft.com/office/word/2010/wordprocessingShape" mc:Ignorable="w14 w15 w16se w16cid w16 w16cex w16sdtdh w16sdtfl w16du wp14">
   <w:abstractNum w:abstractNumId="0" w15:restartNumberingAfterBreak="0">
+    <w:nsid w:val="03FF08FE"/>
+    <w:multiLevelType w:val="multilevel"/>
+    <w:tmpl w:val="4E8CA280"/>
+    <w:lvl w:ilvl="0">
+      <w:start w:val="1"/>
+      <w:numFmt w:val="bullet"/>
+      <w:lvlText w:val=""/>
+      <w:lvlJc w:val="left"/>
+      <w:pPr>
+        <w:tabs>
+          <w:tab w:val="num" w:pos="720"/>
+        </w:tabs>
+        <w:ind w:left="720" w:hanging="360"/>
+      </w:pPr>
+      <w:rPr>
+        <w:rFonts w:ascii="Symbol" w:hAnsi="Symbol" w:hint="default"/>
+        <w:sz w:val="20"/>
+      </w:rPr>
+    </w:lvl>
+    <w:lvl w:ilvl="1" w:tentative="1">
+      <w:start w:val="1"/>
+      <w:numFmt w:val="bullet"/>
+      <w:lvlText w:val="o"/>
+      <w:lvlJc w:val="left"/>
+      <w:pPr>
+        <w:tabs>
+          <w:tab w:val="num" w:pos="1440"/>
+        </w:tabs>
+        <w:ind w:left="1440" w:hanging="360"/>
+      </w:pPr>
+      <w:rPr>
+        <w:rFonts w:ascii="Courier New" w:hAnsi="Courier New" w:hint="default"/>
+        <w:sz w:val="20"/>
+      </w:rPr>
+    </w:lvl>
+    <w:lvl w:ilvl="2" w:tentative="1">
+      <w:start w:val="1"/>
+      <w:numFmt w:val="bullet"/>
+      <w:lvlText w:val=""/>
+      <w:lvlJc w:val="left"/>
+      <w:pPr>
+        <w:tabs>
+          <w:tab w:val="num" w:pos="2160"/>
+        </w:tabs>
+        <w:ind w:left="2160" w:hanging="360"/>
+      </w:pPr>
+      <w:rPr>
+        <w:rFonts w:ascii="Wingdings" w:hAnsi="Wingdings" w:hint="default"/>
+        <w:sz w:val="20"/>
+      </w:rPr>
+    </w:lvl>
+    <w:lvl w:ilvl="3" w:tentative="1">
+      <w:start w:val="1"/>
+      <w:numFmt w:val="bullet"/>
+      <w:lvlText w:val=""/>
+      <w:lvlJc w:val="left"/>
+      <w:pPr>
+        <w:tabs>
+          <w:tab w:val="num" w:pos="2880"/>
+        </w:tabs>
+        <w:ind w:left="2880" w:hanging="360"/>
+      </w:pPr>
+      <w:rPr>
+        <w:rFonts w:ascii="Wingdings" w:hAnsi="Wingdings" w:hint="default"/>
+        <w:sz w:val="20"/>
+      </w:rPr>
+    </w:lvl>
+    <w:lvl w:ilvl="4" w:tentative="1">
+      <w:start w:val="1"/>
+      <w:numFmt w:val="bullet"/>
+      <w:lvlText w:val=""/>
+      <w:lvlJc w:val="left"/>
+      <w:pPr>
+        <w:tabs>
+          <w:tab w:val="num" w:pos="3600"/>
+        </w:tabs>
+        <w:ind w:left="3600" w:hanging="360"/>
+      </w:pPr>
+      <w:rPr>
+        <w:rFonts w:ascii="Wingdings" w:hAnsi="Wingdings" w:hint="default"/>
+        <w:sz w:val="20"/>
+      </w:rPr>
+    </w:lvl>
+    <w:lvl w:ilvl="5" w:tentative="1">
+      <w:start w:val="1"/>
+      <w:numFmt w:val="bullet"/>
+      <w:lvlText w:val=""/>
+      <w:lvlJc w:val="left"/>
+      <w:pPr>
+        <w:tabs>
+          <w:tab w:val="num" w:pos="4320"/>
+        </w:tabs>
+        <w:ind w:left="4320" w:hanging="360"/>
+      </w:pPr>
+      <w:rPr>
+        <w:rFonts w:ascii="Wingdings" w:hAnsi="Wingdings" w:hint="default"/>
+        <w:sz w:val="20"/>
+      </w:rPr>
+    </w:lvl>
+    <w:lvl w:ilvl="6" w:tentative="1">
+      <w:start w:val="1"/>
+      <w:numFmt w:val="bullet"/>
+      <w:lvlText w:val=""/>
+      <w:lvlJc w:val="left"/>
+      <w:pPr>
+        <w:tabs>
+          <w:tab w:val="num" w:pos="5040"/>
+        </w:tabs>
+        <w:ind w:left="5040" w:hanging="360"/>
+      </w:pPr>
+      <w:rPr>
+        <w:rFonts w:ascii="Wingdings" w:hAnsi="Wingdings" w:hint="default"/>
+        <w:sz w:val="20"/>
+      </w:rPr>
+    </w:lvl>
+    <w:lvl w:ilvl="7" w:tentative="1">
+      <w:start w:val="1"/>
+      <w:numFmt w:val="bullet"/>
+      <w:lvlText w:val=""/>
+      <w:lvlJc w:val="left"/>
+      <w:pPr>
+        <w:tabs>
+          <w:tab w:val="num" w:pos="5760"/>
+        </w:tabs>
+        <w:ind w:left="5760" w:hanging="360"/>
+      </w:pPr>
+      <w:rPr>
+        <w:rFonts w:ascii="Wingdings" w:hAnsi="Wingdings" w:hint="default"/>
+        <w:sz w:val="20"/>
+      </w:rPr>
+    </w:lvl>
+    <w:lvl w:ilvl="8" w:tentative="1">
+      <w:start w:val="1"/>
+      <w:numFmt w:val="bullet"/>
+      <w:lvlText w:val=""/>
+      <w:lvlJc w:val="left"/>
+      <w:pPr>
+        <w:tabs>
+          <w:tab w:val="num" w:pos="6480"/>
+        </w:tabs>
+        <w:ind w:left="6480" w:hanging="360"/>
+      </w:pPr>
+      <w:rPr>
+        <w:rFonts w:ascii="Wingdings" w:hAnsi="Wingdings" w:hint="default"/>
+        <w:sz w:val="20"/>
+      </w:rPr>
+    </w:lvl>
+  </w:abstractNum>
+  <w:abstractNum w:abstractNumId="1" w15:restartNumberingAfterBreak="0">
+    <w:nsid w:val="0DB474C1"/>
+    <w:multiLevelType w:val="multilevel"/>
+    <w:tmpl w:val="CCBAA73C"/>
+    <w:lvl w:ilvl="0">
+      <w:start w:val="1"/>
+      <w:numFmt w:val="bullet"/>
+      <w:lvlText w:val=""/>
+      <w:lvlJc w:val="left"/>
+      <w:pPr>
+        <w:tabs>
+          <w:tab w:val="num" w:pos="720"/>
+        </w:tabs>
+        <w:ind w:left="720" w:hanging="360"/>
+      </w:pPr>
+      <w:rPr>
+        <w:rFonts w:ascii="Symbol" w:hAnsi="Symbol" w:hint="default"/>
+        <w:sz w:val="20"/>
+      </w:rPr>
+    </w:lvl>
+    <w:lvl w:ilvl="1" w:tentative="1">
+      <w:start w:val="1"/>
+      <w:numFmt w:val="bullet"/>
+      <w:lvlText w:val="o"/>
+      <w:lvlJc w:val="left"/>
+      <w:pPr>
+        <w:tabs>
+          <w:tab w:val="num" w:pos="1440"/>
+        </w:tabs>
+        <w:ind w:left="1440" w:hanging="360"/>
+      </w:pPr>
+      <w:rPr>
+        <w:rFonts w:ascii="Courier New" w:hAnsi="Courier New" w:hint="default"/>
+        <w:sz w:val="20"/>
+      </w:rPr>
+    </w:lvl>
+    <w:lvl w:ilvl="2" w:tentative="1">
+      <w:start w:val="1"/>
+      <w:numFmt w:val="bullet"/>
+      <w:lvlText w:val=""/>
+      <w:lvlJc w:val="left"/>
+      <w:pPr>
+        <w:tabs>
+          <w:tab w:val="num" w:pos="2160"/>
+        </w:tabs>
+        <w:ind w:left="2160" w:hanging="360"/>
+      </w:pPr>
+      <w:rPr>
+        <w:rFonts w:ascii="Wingdings" w:hAnsi="Wingdings" w:hint="default"/>
+        <w:sz w:val="20"/>
+      </w:rPr>
+    </w:lvl>
+    <w:lvl w:ilvl="3" w:tentative="1">
+      <w:start w:val="1"/>
+      <w:numFmt w:val="bullet"/>
+      <w:lvlText w:val=""/>
+      <w:lvlJc w:val="left"/>
+      <w:pPr>
+        <w:tabs>
+          <w:tab w:val="num" w:pos="2880"/>
+        </w:tabs>
+        <w:ind w:left="2880" w:hanging="360"/>
+      </w:pPr>
+      <w:rPr>
+        <w:rFonts w:ascii="Wingdings" w:hAnsi="Wingdings" w:hint="default"/>
+        <w:sz w:val="20"/>
+      </w:rPr>
+    </w:lvl>
+    <w:lvl w:ilvl="4" w:tentative="1">
+      <w:start w:val="1"/>
+      <w:numFmt w:val="bullet"/>
+      <w:lvlText w:val=""/>
+      <w:lvlJc w:val="left"/>
+      <w:pPr>
+        <w:tabs>
+          <w:tab w:val="num" w:pos="3600"/>
+        </w:tabs>
+        <w:ind w:left="3600" w:hanging="360"/>
+      </w:pPr>
+      <w:rPr>
+        <w:rFonts w:ascii="Wingdings" w:hAnsi="Wingdings" w:hint="default"/>
+        <w:sz w:val="20"/>
+      </w:rPr>
+    </w:lvl>
+    <w:lvl w:ilvl="5" w:tentative="1">
+      <w:start w:val="1"/>
+      <w:numFmt w:val="bullet"/>
+      <w:lvlText w:val=""/>
+      <w:lvlJc w:val="left"/>
+      <w:pPr>
+        <w:tabs>
+          <w:tab w:val="num" w:pos="4320"/>
+        </w:tabs>
+        <w:ind w:left="4320" w:hanging="360"/>
+      </w:pPr>
+      <w:rPr>
+        <w:rFonts w:ascii="Wingdings" w:hAnsi="Wingdings" w:hint="default"/>
+        <w:sz w:val="20"/>
+      </w:rPr>
+    </w:lvl>
+    <w:lvl w:ilvl="6" w:tentative="1">
+      <w:start w:val="1"/>
+      <w:numFmt w:val="bullet"/>
+      <w:lvlText w:val=""/>
+      <w:lvlJc w:val="left"/>
+      <w:pPr>
+        <w:tabs>
+          <w:tab w:val="num" w:pos="5040"/>
+        </w:tabs>
+        <w:ind w:left="5040" w:hanging="360"/>
+      </w:pPr>
+      <w:rPr>
+        <w:rFonts w:ascii="Wingdings" w:hAnsi="Wingdings" w:hint="default"/>
+        <w:sz w:val="20"/>
+      </w:rPr>
+    </w:lvl>
+    <w:lvl w:ilvl="7" w:tentative="1">
+      <w:start w:val="1"/>
+      <w:numFmt w:val="bullet"/>
+      <w:lvlText w:val=""/>
+      <w:lvlJc w:val="left"/>
+      <w:pPr>
+        <w:tabs>
+          <w:tab w:val="num" w:pos="5760"/>
+        </w:tabs>
+        <w:ind w:left="5760" w:hanging="360"/>
+      </w:pPr>
+      <w:rPr>
+        <w:rFonts w:ascii="Wingdings" w:hAnsi="Wingdings" w:hint="default"/>
+        <w:sz w:val="20"/>
+      </w:rPr>
+    </w:lvl>
+    <w:lvl w:ilvl="8" w:tentative="1">
+      <w:start w:val="1"/>
+      <w:numFmt w:val="bullet"/>
+      <w:lvlText w:val=""/>
+      <w:lvlJc w:val="left"/>
+      <w:pPr>
+        <w:tabs>
+          <w:tab w:val="num" w:pos="6480"/>
+        </w:tabs>
+        <w:ind w:left="6480" w:hanging="360"/>
+      </w:pPr>
+      <w:rPr>
+        <w:rFonts w:ascii="Wingdings" w:hAnsi="Wingdings" w:hint="default"/>
+        <w:sz w:val="20"/>
+      </w:rPr>
+    </w:lvl>
+  </w:abstractNum>
+  <w:abstractNum w:abstractNumId="2" w15:restartNumberingAfterBreak="0">
+    <w:nsid w:val="265E2F28"/>
+    <w:multiLevelType w:val="multilevel"/>
+    <w:tmpl w:val="BB867B6C"/>
+    <w:lvl w:ilvl="0">
+      <w:start w:val="1"/>
+      <w:numFmt w:val="bullet"/>
+      <w:lvlText w:val=""/>
+      <w:lvlJc w:val="left"/>
+      <w:pPr>
+        <w:tabs>
+          <w:tab w:val="num" w:pos="720"/>
+        </w:tabs>
+        <w:ind w:left="720" w:hanging="360"/>
+      </w:pPr>
+      <w:rPr>
+        <w:rFonts w:ascii="Symbol" w:hAnsi="Symbol" w:hint="default"/>
+        <w:sz w:val="20"/>
+      </w:rPr>
+    </w:lvl>
+    <w:lvl w:ilvl="1" w:tentative="1">
+      <w:start w:val="1"/>
+      <w:numFmt w:val="bullet"/>
+      <w:lvlText w:val="o"/>
+      <w:lvlJc w:val="left"/>
+      <w:pPr>
+        <w:tabs>
+          <w:tab w:val="num" w:pos="1440"/>
+        </w:tabs>
+        <w:ind w:left="1440" w:hanging="360"/>
+      </w:pPr>
+      <w:rPr>
+        <w:rFonts w:ascii="Courier New" w:hAnsi="Courier New" w:hint="default"/>
+        <w:sz w:val="20"/>
+      </w:rPr>
+    </w:lvl>
+    <w:lvl w:ilvl="2" w:tentative="1">
+      <w:start w:val="1"/>
+      <w:numFmt w:val="bullet"/>
+      <w:lvlText w:val=""/>
+      <w:lvlJc w:val="left"/>
+      <w:pPr>
+        <w:tabs>
+          <w:tab w:val="num" w:pos="2160"/>
+        </w:tabs>
+        <w:ind w:left="2160" w:hanging="360"/>
+      </w:pPr>
+      <w:rPr>
+        <w:rFonts w:ascii="Wingdings" w:hAnsi="Wingdings" w:hint="default"/>
+        <w:sz w:val="20"/>
+      </w:rPr>
+    </w:lvl>
+    <w:lvl w:ilvl="3" w:tentative="1">
+      <w:start w:val="1"/>
+      <w:numFmt w:val="bullet"/>
+      <w:lvlText w:val=""/>
+      <w:lvlJc w:val="left"/>
+      <w:pPr>
+        <w:tabs>
+          <w:tab w:val="num" w:pos="2880"/>
+        </w:tabs>
+        <w:ind w:left="2880" w:hanging="360"/>
+      </w:pPr>
+      <w:rPr>
+        <w:rFonts w:ascii="Wingdings" w:hAnsi="Wingdings" w:hint="default"/>
+        <w:sz w:val="20"/>
+      </w:rPr>
+    </w:lvl>
+    <w:lvl w:ilvl="4" w:tentative="1">
+      <w:start w:val="1"/>
+      <w:numFmt w:val="bullet"/>
+      <w:lvlText w:val=""/>
+      <w:lvlJc w:val="left"/>
+      <w:pPr>
+        <w:tabs>
+          <w:tab w:val="num" w:pos="3600"/>
+        </w:tabs>
+        <w:ind w:left="3600" w:hanging="360"/>
+      </w:pPr>
+      <w:rPr>
+        <w:rFonts w:ascii="Wingdings" w:hAnsi="Wingdings" w:hint="default"/>
+        <w:sz w:val="20"/>
+      </w:rPr>
+    </w:lvl>
+    <w:lvl w:ilvl="5" w:tentative="1">
+      <w:start w:val="1"/>
+      <w:numFmt w:val="bullet"/>
+      <w:lvlText w:val=""/>
+      <w:lvlJc w:val="left"/>
+      <w:pPr>
+        <w:tabs>
+          <w:tab w:val="num" w:pos="4320"/>
+        </w:tabs>
+        <w:ind w:left="4320" w:hanging="360"/>
+      </w:pPr>
+      <w:rPr>
+        <w:rFonts w:ascii="Wingdings" w:hAnsi="Wingdings" w:hint="default"/>
+        <w:sz w:val="20"/>
+      </w:rPr>
+    </w:lvl>
+    <w:lvl w:ilvl="6" w:tentative="1">
+      <w:start w:val="1"/>
+      <w:numFmt w:val="bullet"/>
+      <w:lvlText w:val=""/>
+      <w:lvlJc w:val="left"/>
+      <w:pPr>
+        <w:tabs>
+          <w:tab w:val="num" w:pos="5040"/>
+        </w:tabs>
+        <w:ind w:left="5040" w:hanging="360"/>
+      </w:pPr>
+      <w:rPr>
+        <w:rFonts w:ascii="Wingdings" w:hAnsi="Wingdings" w:hint="default"/>
+        <w:sz w:val="20"/>
+      </w:rPr>
+    </w:lvl>
+    <w:lvl w:ilvl="7" w:tentative="1">
+      <w:start w:val="1"/>
+      <w:numFmt w:val="bullet"/>
+      <w:lvlText w:val=""/>
+      <w:lvlJc w:val="left"/>
+      <w:pPr>
+        <w:tabs>
+          <w:tab w:val="num" w:pos="5760"/>
+        </w:tabs>
+        <w:ind w:left="5760" w:hanging="360"/>
+      </w:pPr>
+      <w:rPr>
+        <w:rFonts w:ascii="Wingdings" w:hAnsi="Wingdings" w:hint="default"/>
+        <w:sz w:val="20"/>
+      </w:rPr>
+    </w:lvl>
+    <w:lvl w:ilvl="8" w:tentative="1">
+      <w:start w:val="1"/>
+      <w:numFmt w:val="bullet"/>
+      <w:lvlText w:val=""/>
+      <w:lvlJc w:val="left"/>
+      <w:pPr>
+        <w:tabs>
+          <w:tab w:val="num" w:pos="6480"/>
+        </w:tabs>
+        <w:ind w:left="6480" w:hanging="360"/>
+      </w:pPr>
+      <w:rPr>
+        <w:rFonts w:ascii="Wingdings" w:hAnsi="Wingdings" w:hint="default"/>
+        <w:sz w:val="20"/>
+      </w:rPr>
+    </w:lvl>
+  </w:abstractNum>
+  <w:abstractNum w:abstractNumId="3" w15:restartNumberingAfterBreak="0">
+    <w:nsid w:val="3A4A5D43"/>
+    <w:multiLevelType w:val="multilevel"/>
+    <w:tmpl w:val="50E60C10"/>
+    <w:lvl w:ilvl="0">
+      <w:start w:val="1"/>
+      <w:numFmt w:val="bullet"/>
+      <w:lvlText w:val=""/>
+      <w:lvlJc w:val="left"/>
+      <w:pPr>
+        <w:tabs>
+          <w:tab w:val="num" w:pos="720"/>
+        </w:tabs>
+        <w:ind w:left="720" w:hanging="360"/>
+      </w:pPr>
+      <w:rPr>
+        <w:rFonts w:ascii="Symbol" w:hAnsi="Symbol" w:hint="default"/>
+        <w:sz w:val="20"/>
+      </w:rPr>
+    </w:lvl>
+    <w:lvl w:ilvl="1" w:tentative="1">
+      <w:start w:val="1"/>
+      <w:numFmt w:val="bullet"/>
+      <w:lvlText w:val="o"/>
+      <w:lvlJc w:val="left"/>
+      <w:pPr>
+        <w:tabs>
+          <w:tab w:val="num" w:pos="1440"/>
+        </w:tabs>
+        <w:ind w:left="1440" w:hanging="360"/>
+      </w:pPr>
+      <w:rPr>
+        <w:rFonts w:ascii="Courier New" w:hAnsi="Courier New" w:hint="default"/>
+        <w:sz w:val="20"/>
+      </w:rPr>
+    </w:lvl>
+    <w:lvl w:ilvl="2" w:tentative="1">
+      <w:start w:val="1"/>
+      <w:numFmt w:val="bullet"/>
+      <w:lvlText w:val=""/>
+      <w:lvlJc w:val="left"/>
+      <w:pPr>
+        <w:tabs>
+          <w:tab w:val="num" w:pos="2160"/>
+        </w:tabs>
+        <w:ind w:left="2160" w:hanging="360"/>
+      </w:pPr>
+      <w:rPr>
+        <w:rFonts w:ascii="Wingdings" w:hAnsi="Wingdings" w:hint="default"/>
+        <w:sz w:val="20"/>
+      </w:rPr>
+    </w:lvl>
+    <w:lvl w:ilvl="3" w:tentative="1">
+      <w:start w:val="1"/>
+      <w:numFmt w:val="bullet"/>
+      <w:lvlText w:val=""/>
+      <w:lvlJc w:val="left"/>
+      <w:pPr>
+        <w:tabs>
+          <w:tab w:val="num" w:pos="2880"/>
+        </w:tabs>
+        <w:ind w:left="2880" w:hanging="360"/>
+      </w:pPr>
+      <w:rPr>
+        <w:rFonts w:ascii="Wingdings" w:hAnsi="Wingdings" w:hint="default"/>
+        <w:sz w:val="20"/>
+      </w:rPr>
+    </w:lvl>
+    <w:lvl w:ilvl="4" w:tentative="1">
+      <w:start w:val="1"/>
+      <w:numFmt w:val="bullet"/>
+      <w:lvlText w:val=""/>
+      <w:lvlJc w:val="left"/>
+      <w:pPr>
+        <w:tabs>
+          <w:tab w:val="num" w:pos="3600"/>
+        </w:tabs>
+        <w:ind w:left="3600" w:hanging="360"/>
+      </w:pPr>
+      <w:rPr>
+        <w:rFonts w:ascii="Wingdings" w:hAnsi="Wingdings" w:hint="default"/>
+        <w:sz w:val="20"/>
+      </w:rPr>
+    </w:lvl>
+    <w:lvl w:ilvl="5" w:tentative="1">
+      <w:start w:val="1"/>
+      <w:numFmt w:val="bullet"/>
+      <w:lvlText w:val=""/>
+      <w:lvlJc w:val="left"/>
+      <w:pPr>
+        <w:tabs>
+          <w:tab w:val="num" w:pos="4320"/>
+        </w:tabs>
+        <w:ind w:left="4320" w:hanging="360"/>
+      </w:pPr>
+      <w:rPr>
+        <w:rFonts w:ascii="Wingdings" w:hAnsi="Wingdings" w:hint="default"/>
+        <w:sz w:val="20"/>
+      </w:rPr>
+    </w:lvl>
+    <w:lvl w:ilvl="6" w:tentative="1">
+      <w:start w:val="1"/>
+      <w:numFmt w:val="bullet"/>
+      <w:lvlText w:val=""/>
+      <w:lvlJc w:val="left"/>
+      <w:pPr>
+        <w:tabs>
+          <w:tab w:val="num" w:pos="5040"/>
+        </w:tabs>
+        <w:ind w:left="5040" w:hanging="360"/>
+      </w:pPr>
+      <w:rPr>
+        <w:rFonts w:ascii="Wingdings" w:hAnsi="Wingdings" w:hint="default"/>
+        <w:sz w:val="20"/>
+      </w:rPr>
+    </w:lvl>
+    <w:lvl w:ilvl="7" w:tentative="1">
+      <w:start w:val="1"/>
+      <w:numFmt w:val="bullet"/>
+      <w:lvlText w:val=""/>
+      <w:lvlJc w:val="left"/>
+      <w:pPr>
+        <w:tabs>
+          <w:tab w:val="num" w:pos="5760"/>
+        </w:tabs>
+        <w:ind w:left="5760" w:hanging="360"/>
+      </w:pPr>
+      <w:rPr>
+        <w:rFonts w:ascii="Wingdings" w:hAnsi="Wingdings" w:hint="default"/>
+        <w:sz w:val="20"/>
+      </w:rPr>
+    </w:lvl>
+    <w:lvl w:ilvl="8" w:tentative="1">
+      <w:start w:val="1"/>
+      <w:numFmt w:val="bullet"/>
+      <w:lvlText w:val=""/>
+      <w:lvlJc w:val="left"/>
+      <w:pPr>
+        <w:tabs>
+          <w:tab w:val="num" w:pos="6480"/>
+        </w:tabs>
+        <w:ind w:left="6480" w:hanging="360"/>
+      </w:pPr>
+      <w:rPr>
+        <w:rFonts w:ascii="Wingdings" w:hAnsi="Wingdings" w:hint="default"/>
+        <w:sz w:val="20"/>
+      </w:rPr>
+    </w:lvl>
+  </w:abstractNum>
+  <w:abstractNum w:abstractNumId="4" w15:restartNumberingAfterBreak="0">
     <w:nsid w:val="51591C76"/>
     <w:multiLevelType w:val="multilevel"/>
     <w:tmpl w:val="3C7479DA"/>
@@ -2960,7 +3791,7 @@
       </w:rPr>
     </w:lvl>
   </w:abstractNum>
-  <w:abstractNum w:abstractNumId="1" w15:restartNumberingAfterBreak="0">
+  <w:abstractNum w:abstractNumId="5" w15:restartNumberingAfterBreak="0">
     <w:nsid w:val="51FD15E0"/>
     <w:multiLevelType w:val="multilevel"/>
     <w:tmpl w:val="EAE05A36"/>
@@ -3109,7 +3940,156 @@
       </w:rPr>
     </w:lvl>
   </w:abstractNum>
-  <w:abstractNum w:abstractNumId="2" w15:restartNumberingAfterBreak="0">
+  <w:abstractNum w:abstractNumId="6" w15:restartNumberingAfterBreak="0">
+    <w:nsid w:val="6E410EDC"/>
+    <w:multiLevelType w:val="multilevel"/>
+    <w:tmpl w:val="A52277D0"/>
+    <w:lvl w:ilvl="0">
+      <w:start w:val="1"/>
+      <w:numFmt w:val="bullet"/>
+      <w:lvlText w:val=""/>
+      <w:lvlJc w:val="left"/>
+      <w:pPr>
+        <w:tabs>
+          <w:tab w:val="num" w:pos="720"/>
+        </w:tabs>
+        <w:ind w:left="720" w:hanging="360"/>
+      </w:pPr>
+      <w:rPr>
+        <w:rFonts w:ascii="Symbol" w:hAnsi="Symbol" w:hint="default"/>
+        <w:sz w:val="20"/>
+      </w:rPr>
+    </w:lvl>
+    <w:lvl w:ilvl="1" w:tentative="1">
+      <w:start w:val="1"/>
+      <w:numFmt w:val="bullet"/>
+      <w:lvlText w:val="o"/>
+      <w:lvlJc w:val="left"/>
+      <w:pPr>
+        <w:tabs>
+          <w:tab w:val="num" w:pos="1440"/>
+        </w:tabs>
+        <w:ind w:left="1440" w:hanging="360"/>
+      </w:pPr>
+      <w:rPr>
+        <w:rFonts w:ascii="Courier New" w:hAnsi="Courier New" w:hint="default"/>
+        <w:sz w:val="20"/>
+      </w:rPr>
+    </w:lvl>
+    <w:lvl w:ilvl="2" w:tentative="1">
+      <w:start w:val="1"/>
+      <w:numFmt w:val="bullet"/>
+      <w:lvlText w:val=""/>
+      <w:lvlJc w:val="left"/>
+      <w:pPr>
+        <w:tabs>
+          <w:tab w:val="num" w:pos="2160"/>
+        </w:tabs>
+        <w:ind w:left="2160" w:hanging="360"/>
+      </w:pPr>
+      <w:rPr>
+        <w:rFonts w:ascii="Wingdings" w:hAnsi="Wingdings" w:hint="default"/>
+        <w:sz w:val="20"/>
+      </w:rPr>
+    </w:lvl>
+    <w:lvl w:ilvl="3" w:tentative="1">
+      <w:start w:val="1"/>
+      <w:numFmt w:val="bullet"/>
+      <w:lvlText w:val=""/>
+      <w:lvlJc w:val="left"/>
+      <w:pPr>
+        <w:tabs>
+          <w:tab w:val="num" w:pos="2880"/>
+        </w:tabs>
+        <w:ind w:left="2880" w:hanging="360"/>
+      </w:pPr>
+      <w:rPr>
+        <w:rFonts w:ascii="Wingdings" w:hAnsi="Wingdings" w:hint="default"/>
+        <w:sz w:val="20"/>
+      </w:rPr>
+    </w:lvl>
+    <w:lvl w:ilvl="4" w:tentative="1">
+      <w:start w:val="1"/>
+      <w:numFmt w:val="bullet"/>
+      <w:lvlText w:val=""/>
+      <w:lvlJc w:val="left"/>
+      <w:pPr>
+        <w:tabs>
+          <w:tab w:val="num" w:pos="3600"/>
+        </w:tabs>
+        <w:ind w:left="3600" w:hanging="360"/>
+      </w:pPr>
+      <w:rPr>
+        <w:rFonts w:ascii="Wingdings" w:hAnsi="Wingdings" w:hint="default"/>
+        <w:sz w:val="20"/>
+      </w:rPr>
+    </w:lvl>
+    <w:lvl w:ilvl="5" w:tentative="1">
+      <w:start w:val="1"/>
+      <w:numFmt w:val="bullet"/>
+      <w:lvlText w:val=""/>
+      <w:lvlJc w:val="left"/>
+      <w:pPr>
+        <w:tabs>
+          <w:tab w:val="num" w:pos="4320"/>
+        </w:tabs>
+        <w:ind w:left="4320" w:hanging="360"/>
+      </w:pPr>
+      <w:rPr>
+        <w:rFonts w:ascii="Wingdings" w:hAnsi="Wingdings" w:hint="default"/>
+        <w:sz w:val="20"/>
+      </w:rPr>
+    </w:lvl>
+    <w:lvl w:ilvl="6" w:tentative="1">
+      <w:start w:val="1"/>
+      <w:numFmt w:val="bullet"/>
+      <w:lvlText w:val=""/>
+      <w:lvlJc w:val="left"/>
+      <w:pPr>
+        <w:tabs>
+          <w:tab w:val="num" w:pos="5040"/>
+        </w:tabs>
+        <w:ind w:left="5040" w:hanging="360"/>
+      </w:pPr>
+      <w:rPr>
+        <w:rFonts w:ascii="Wingdings" w:hAnsi="Wingdings" w:hint="default"/>
+        <w:sz w:val="20"/>
+      </w:rPr>
+    </w:lvl>
+    <w:lvl w:ilvl="7" w:tentative="1">
+      <w:start w:val="1"/>
+      <w:numFmt w:val="bullet"/>
+      <w:lvlText w:val=""/>
+      <w:lvlJc w:val="left"/>
+      <w:pPr>
+        <w:tabs>
+          <w:tab w:val="num" w:pos="5760"/>
+        </w:tabs>
+        <w:ind w:left="5760" w:hanging="360"/>
+      </w:pPr>
+      <w:rPr>
+        <w:rFonts w:ascii="Wingdings" w:hAnsi="Wingdings" w:hint="default"/>
+        <w:sz w:val="20"/>
+      </w:rPr>
+    </w:lvl>
+    <w:lvl w:ilvl="8" w:tentative="1">
+      <w:start w:val="1"/>
+      <w:numFmt w:val="bullet"/>
+      <w:lvlText w:val=""/>
+      <w:lvlJc w:val="left"/>
+      <w:pPr>
+        <w:tabs>
+          <w:tab w:val="num" w:pos="6480"/>
+        </w:tabs>
+        <w:ind w:left="6480" w:hanging="360"/>
+      </w:pPr>
+      <w:rPr>
+        <w:rFonts w:ascii="Wingdings" w:hAnsi="Wingdings" w:hint="default"/>
+        <w:sz w:val="20"/>
+      </w:rPr>
+    </w:lvl>
+  </w:abstractNum>
+  <w:abstractNum w:abstractNumId="7" w15:restartNumberingAfterBreak="0">
     <w:nsid w:val="75B4584C"/>
     <w:multiLevelType w:val="multilevel"/>
     <w:tmpl w:val="5360FBFA"/>
@@ -3258,7 +4238,7 @@
       </w:rPr>
     </w:lvl>
   </w:abstractNum>
-  <w:abstractNum w:abstractNumId="3" w15:restartNumberingAfterBreak="0">
+  <w:abstractNum w:abstractNumId="8" w15:restartNumberingAfterBreak="0">
     <w:nsid w:val="7D2005DA"/>
     <w:multiLevelType w:val="multilevel"/>
     <w:tmpl w:val="6D607822"/>
@@ -3408,16 +4388,31 @@
     </w:lvl>
   </w:abstractNum>
   <w:num w:numId="1" w16cid:durableId="589042534">
+    <w:abstractNumId w:val="8"/>
+  </w:num>
+  <w:num w:numId="2" w16cid:durableId="632755494">
+    <w:abstractNumId w:val="5"/>
+  </w:num>
+  <w:num w:numId="3" w16cid:durableId="718167228">
+    <w:abstractNumId w:val="7"/>
+  </w:num>
+  <w:num w:numId="4" w16cid:durableId="426275593">
+    <w:abstractNumId w:val="4"/>
+  </w:num>
+  <w:num w:numId="5" w16cid:durableId="1223519436">
+    <w:abstractNumId w:val="0"/>
+  </w:num>
+  <w:num w:numId="6" w16cid:durableId="452596309">
+    <w:abstractNumId w:val="1"/>
+  </w:num>
+  <w:num w:numId="7" w16cid:durableId="97801216">
+    <w:abstractNumId w:val="6"/>
+  </w:num>
+  <w:num w:numId="8" w16cid:durableId="498891688">
     <w:abstractNumId w:val="3"/>
   </w:num>
-  <w:num w:numId="2" w16cid:durableId="632755494">
-    <w:abstractNumId w:val="1"/>
-  </w:num>
-  <w:num w:numId="3" w16cid:durableId="718167228">
+  <w:num w:numId="9" w16cid:durableId="801315586">
     <w:abstractNumId w:val="2"/>
-  </w:num>
-  <w:num w:numId="4" w16cid:durableId="426275593">
-    <w:abstractNumId w:val="0"/>
   </w:num>
   <w:numIdMacAtCleanup w:val="4"/>
 </w:numbering>

--- a/Church/2026/2026_0829_MenloChurch.docx
+++ b/Church/2026/2026_0829_MenloChurch.docx
@@ -2613,44 +2613,21 @@
           <w:sz w:val="20"/>
           <w:szCs w:val="20"/>
         </w:rPr>
-        <w:t>8</w:t>
-      </w:r>
-      <w:r>
-        <w:rPr>
-          <w:rFonts w:cstheme="minorHAnsi"/>
-          <w:sz w:val="20"/>
-          <w:szCs w:val="20"/>
-        </w:rPr>
-        <w:t>:</w:t>
-      </w:r>
-      <w:r>
-        <w:rPr>
-          <w:rFonts w:cstheme="minorHAnsi"/>
-          <w:sz w:val="20"/>
-          <w:szCs w:val="20"/>
-        </w:rPr>
-        <w:t>45</w:t>
-      </w:r>
-      <w:r>
-        <w:rPr>
-          <w:rFonts w:cstheme="minorHAnsi"/>
-          <w:sz w:val="20"/>
-          <w:szCs w:val="20"/>
-        </w:rPr>
-        <w:t>/35:07</w:t>
-      </w:r>
-    </w:p>
-    <w:p>
-      <w:pPr>
-        <w:rPr>
-          <w:rFonts w:cstheme="minorHAnsi"/>
-          <w:sz w:val="20"/>
-          <w:szCs w:val="20"/>
-        </w:rPr>
-      </w:pPr>
-      <w:r>
-        <w:rPr>
-          <w:rFonts w:cstheme="minorHAnsi"/>
+        <w:t>8:45/35:07</w:t>
+      </w:r>
+    </w:p>
+    <w:p>
+      <w:pPr>
+        <w:rPr>
+          <w:rFonts w:cstheme="minorHAnsi"/>
+          <w:sz w:val="20"/>
+          <w:szCs w:val="20"/>
+        </w:rPr>
+      </w:pPr>
+      <w:r>
+        <w:rPr>
+          <w:rFonts w:cstheme="minorHAnsi"/>
+          <w:noProof/>
           <w:sz w:val="20"/>
           <w:szCs w:val="20"/>
         </w:rPr>
@@ -2806,6 +2783,726 @@
           <w:szCs w:val="20"/>
         </w:rPr>
       </w:pPr>
+      <w:r>
+        <w:rPr>
+          <w:rFonts w:cstheme="minorHAnsi"/>
+          <w:sz w:val="20"/>
+          <w:szCs w:val="20"/>
+        </w:rPr>
+        <w:lastRenderedPageBreak/>
+        <w:t xml:space="preserve">Due to everybody is busy in </w:t>
+      </w:r>
+      <w:r>
+        <w:rPr>
+          <w:rFonts w:cstheme="minorHAnsi"/>
+          <w:sz w:val="20"/>
+          <w:szCs w:val="20"/>
+        </w:rPr>
+        <w:t>Silicon Valley</w:t>
+      </w:r>
+      <w:r>
+        <w:rPr>
+          <w:rFonts w:cstheme="minorHAnsi"/>
+          <w:sz w:val="20"/>
+          <w:szCs w:val="20"/>
+        </w:rPr>
+        <w:t xml:space="preserve">, we are </w:t>
+      </w:r>
+      <w:r>
+        <w:rPr>
+          <w:rFonts w:cstheme="minorHAnsi"/>
+          <w:sz w:val="20"/>
+          <w:szCs w:val="20"/>
+        </w:rPr>
+        <w:t xml:space="preserve">is better than </w:t>
+      </w:r>
+      <w:r>
+        <w:rPr>
+          <w:rFonts w:cstheme="minorHAnsi"/>
+          <w:sz w:val="20"/>
+          <w:szCs w:val="20"/>
+        </w:rPr>
+        <w:t xml:space="preserve">in discriminate/sort people </w:t>
+      </w:r>
+      <w:r>
+        <w:rPr>
+          <w:rFonts w:cstheme="minorHAnsi"/>
+          <w:sz w:val="20"/>
+          <w:szCs w:val="20"/>
+        </w:rPr>
+        <w:t>any other area.</w:t>
+      </w:r>
+    </w:p>
+    <w:p>
+      <w:pPr>
+        <w:rPr>
+          <w:rFonts w:cstheme="minorHAnsi"/>
+          <w:sz w:val="20"/>
+          <w:szCs w:val="20"/>
+        </w:rPr>
+      </w:pPr>
+    </w:p>
+    <w:p>
+      <w:pPr>
+        <w:rPr>
+          <w:rFonts w:cstheme="minorHAnsi"/>
+          <w:sz w:val="20"/>
+          <w:szCs w:val="20"/>
+        </w:rPr>
+      </w:pPr>
+      <w:r>
+        <w:rPr>
+          <w:rFonts w:cstheme="minorHAnsi"/>
+          <w:sz w:val="20"/>
+          <w:szCs w:val="20"/>
+        </w:rPr>
+        <w:t>11:</w:t>
+      </w:r>
+      <w:r>
+        <w:rPr>
+          <w:rFonts w:cstheme="minorHAnsi"/>
+          <w:sz w:val="20"/>
+          <w:szCs w:val="20"/>
+        </w:rPr>
+        <w:t>37</w:t>
+      </w:r>
+      <w:r>
+        <w:rPr>
+          <w:rFonts w:cstheme="minorHAnsi"/>
+          <w:sz w:val="20"/>
+          <w:szCs w:val="20"/>
+        </w:rPr>
+        <w:t>/35:07</w:t>
+      </w:r>
+    </w:p>
+    <w:p>
+      <w:pPr>
+        <w:rPr>
+          <w:rFonts w:cstheme="minorHAnsi"/>
+          <w:sz w:val="20"/>
+          <w:szCs w:val="20"/>
+        </w:rPr>
+      </w:pPr>
+      <w:r>
+        <w:rPr>
+          <w:rFonts w:cstheme="minorHAnsi"/>
+          <w:sz w:val="20"/>
+          <w:szCs w:val="20"/>
+        </w:rPr>
+        <w:drawing>
+          <wp:inline distT="0" distB="0" distL="0" distR="0" wp14:anchorId="3CEA4977" wp14:editId="24FE1D43">
+            <wp:extent cx="5943600" cy="921385"/>
+            <wp:effectExtent l="0" t="0" r="0" b="0"/>
+            <wp:docPr id="1867321904" name="Picture 1"/>
+            <wp:cNvGraphicFramePr>
+              <a:graphicFrameLocks xmlns:a="http://schemas.openxmlformats.org/drawingml/2006/main" noChangeAspect="1"/>
+            </wp:cNvGraphicFramePr>
+            <a:graphic xmlns:a="http://schemas.openxmlformats.org/drawingml/2006/main">
+              <a:graphicData uri="http://schemas.openxmlformats.org/drawingml/2006/picture">
+                <pic:pic xmlns:pic="http://schemas.openxmlformats.org/drawingml/2006/picture">
+                  <pic:nvPicPr>
+                    <pic:cNvPr id="1867321904" name=""/>
+                    <pic:cNvPicPr/>
+                  </pic:nvPicPr>
+                  <pic:blipFill>
+                    <a:blip r:embed="rId23"/>
+                    <a:stretch>
+                      <a:fillRect/>
+                    </a:stretch>
+                  </pic:blipFill>
+                  <pic:spPr>
+                    <a:xfrm>
+                      <a:off x="0" y="0"/>
+                      <a:ext cx="5943600" cy="921385"/>
+                    </a:xfrm>
+                    <a:prstGeom prst="rect">
+                      <a:avLst/>
+                    </a:prstGeom>
+                  </pic:spPr>
+                </pic:pic>
+              </a:graphicData>
+            </a:graphic>
+          </wp:inline>
+        </w:drawing>
+      </w:r>
+    </w:p>
+    <w:p>
+      <w:pPr>
+        <w:rPr>
+          <w:rFonts w:cstheme="minorHAnsi"/>
+          <w:sz w:val="20"/>
+          <w:szCs w:val="20"/>
+        </w:rPr>
+      </w:pPr>
+      <w:r>
+        <w:rPr>
+          <w:rFonts w:cstheme="minorHAnsi"/>
+          <w:sz w:val="20"/>
+          <w:szCs w:val="20"/>
+        </w:rPr>
+        <w:t>Partiality: bias</w:t>
+      </w:r>
+    </w:p>
+    <w:p>
+      <w:pPr>
+        <w:rPr>
+          <w:rFonts w:cstheme="minorHAnsi"/>
+          <w:sz w:val="20"/>
+          <w:szCs w:val="20"/>
+        </w:rPr>
+      </w:pPr>
+      <w:r>
+        <w:rPr>
+          <w:rFonts w:cstheme="minorHAnsi"/>
+          <w:sz w:val="20"/>
+          <w:szCs w:val="20"/>
+        </w:rPr>
+        <w:t xml:space="preserve">Discernment: </w:t>
+      </w:r>
+      <w:r>
+        <w:rPr>
+          <w:rFonts w:cstheme="minorHAnsi"/>
+          <w:sz w:val="20"/>
+          <w:szCs w:val="20"/>
+        </w:rPr>
+        <w:t>The ability of judge well.</w:t>
+      </w:r>
+    </w:p>
+    <w:p>
+      <w:pPr>
+        <w:rPr>
+          <w:rFonts w:cstheme="minorHAnsi"/>
+          <w:sz w:val="20"/>
+          <w:szCs w:val="20"/>
+        </w:rPr>
+      </w:pPr>
+      <w:r>
+        <w:rPr>
+          <w:rFonts w:cstheme="minorHAnsi"/>
+          <w:sz w:val="20"/>
+          <w:szCs w:val="20"/>
+        </w:rPr>
+        <w:t>When you are out of room: Your schedule is full.</w:t>
+      </w:r>
+    </w:p>
+    <w:p>
+      <w:pPr>
+        <w:rPr>
+          <w:rFonts w:cstheme="minorHAnsi"/>
+          <w:sz w:val="20"/>
+          <w:szCs w:val="20"/>
+        </w:rPr>
+      </w:pPr>
+      <w:r>
+        <w:rPr>
+          <w:rFonts w:cstheme="minorHAnsi"/>
+          <w:sz w:val="20"/>
+          <w:szCs w:val="20"/>
+        </w:rPr>
+        <w:t>“You only get</w:t>
+      </w:r>
+      <w:r>
+        <w:rPr>
+          <w:rFonts w:cstheme="minorHAnsi"/>
+          <w:sz w:val="20"/>
+          <w:szCs w:val="20"/>
+        </w:rPr>
+        <w:t xml:space="preserve"> </w:t>
+      </w:r>
+      <w:r>
+        <w:rPr>
+          <w:rFonts w:cstheme="minorHAnsi"/>
+          <w:sz w:val="20"/>
+          <w:szCs w:val="20"/>
+        </w:rPr>
+        <w:t>bias (Partiality) instead of judge well (discernment) when you are busy (you are out ot room)</w:t>
+      </w:r>
+      <w:r>
+        <w:rPr>
+          <w:rFonts w:cstheme="minorHAnsi"/>
+          <w:sz w:val="20"/>
+          <w:szCs w:val="20"/>
+        </w:rPr>
+        <w:t>”</w:t>
+      </w:r>
+      <w:r>
+        <w:rPr>
+          <w:rFonts w:cstheme="minorHAnsi"/>
+          <w:sz w:val="20"/>
+          <w:szCs w:val="20"/>
+        </w:rPr>
+        <w:t xml:space="preserve">.  </w:t>
+      </w:r>
+    </w:p>
+    <w:p>
+      <w:pPr>
+        <w:rPr>
+          <w:rFonts w:cstheme="minorHAnsi"/>
+          <w:sz w:val="20"/>
+          <w:szCs w:val="20"/>
+        </w:rPr>
+      </w:pPr>
+      <w:r>
+        <w:rPr>
+          <w:rFonts w:cstheme="minorHAnsi"/>
+          <w:sz w:val="20"/>
+          <w:szCs w:val="20"/>
+        </w:rPr>
+        <w:t xml:space="preserve">When our brain is out of room, we can make good judge, </w:t>
+      </w:r>
+      <w:r>
+        <w:rPr>
+          <w:rFonts w:cstheme="minorHAnsi"/>
+          <w:sz w:val="20"/>
+          <w:szCs w:val="20"/>
+        </w:rPr>
+        <w:t>we only get bias.</w:t>
+      </w:r>
+    </w:p>
+    <w:p>
+      <w:pPr>
+        <w:rPr>
+          <w:rFonts w:cstheme="minorHAnsi"/>
+          <w:sz w:val="20"/>
+          <w:szCs w:val="20"/>
+        </w:rPr>
+      </w:pPr>
+    </w:p>
+    <w:p>
+      <w:pPr>
+        <w:rPr>
+          <w:rFonts w:cstheme="minorHAnsi"/>
+          <w:sz w:val="20"/>
+          <w:szCs w:val="20"/>
+        </w:rPr>
+      </w:pPr>
+      <w:r>
+        <w:rPr>
+          <w:rFonts w:cstheme="minorHAnsi"/>
+          <w:sz w:val="20"/>
+          <w:szCs w:val="20"/>
+        </w:rPr>
+        <w:t>James said when people made distinctions in the room that had to quickly sort and categorize.  This is the same words we looked at chapter 1 last week about a person who doubts.</w:t>
+      </w:r>
+      <w:r>
+        <w:rPr>
+          <w:rFonts w:cstheme="minorHAnsi"/>
+          <w:sz w:val="20"/>
+          <w:szCs w:val="20"/>
+        </w:rPr>
+        <w:t xml:space="preserve"> </w:t>
+      </w:r>
+      <w:r>
+        <w:rPr>
+          <w:rFonts w:cstheme="minorHAnsi"/>
+          <w:sz w:val="20"/>
+          <w:szCs w:val="20"/>
+        </w:rPr>
+        <w:t>This person is double-minded like a</w:t>
+      </w:r>
+      <w:r>
+        <w:rPr>
+          <w:rFonts w:cstheme="minorHAnsi"/>
+          <w:sz w:val="20"/>
+          <w:szCs w:val="20"/>
+        </w:rPr>
+        <w:t xml:space="preserve"> mirror</w:t>
+      </w:r>
+      <w:r>
+        <w:rPr>
+          <w:rFonts w:cstheme="minorHAnsi"/>
+          <w:sz w:val="20"/>
+          <w:szCs w:val="20"/>
+        </w:rPr>
+        <w:t xml:space="preserve"> (Inside and outside)</w:t>
+      </w:r>
+      <w:r>
+        <w:rPr>
+          <w:rFonts w:cstheme="minorHAnsi"/>
+          <w:sz w:val="20"/>
+          <w:szCs w:val="20"/>
+        </w:rPr>
+        <w:t>.</w:t>
+      </w:r>
+    </w:p>
+    <w:p>
+      <w:pPr>
+        <w:rPr>
+          <w:rFonts w:cstheme="minorHAnsi"/>
+          <w:sz w:val="20"/>
+          <w:szCs w:val="20"/>
+        </w:rPr>
+      </w:pPr>
+    </w:p>
+    <w:p>
+      <w:pPr>
+        <w:rPr>
+          <w:rFonts w:cstheme="minorHAnsi"/>
+          <w:sz w:val="20"/>
+          <w:szCs w:val="20"/>
+        </w:rPr>
+      </w:pPr>
+      <w:r>
+        <w:rPr>
+          <w:rFonts w:cstheme="minorHAnsi"/>
+          <w:sz w:val="20"/>
+          <w:szCs w:val="20"/>
+        </w:rPr>
+        <w:t>This week, we only talk inside only</w:t>
+      </w:r>
+      <w:r>
+        <w:rPr>
+          <w:rFonts w:cstheme="minorHAnsi"/>
+          <w:sz w:val="20"/>
+          <w:szCs w:val="20"/>
+        </w:rPr>
+        <w:t>.</w:t>
+      </w:r>
+      <w:r>
+        <w:rPr>
+          <w:rFonts w:cstheme="minorHAnsi"/>
+          <w:sz w:val="20"/>
+          <w:szCs w:val="20"/>
+        </w:rPr>
+        <w:t xml:space="preserve"> He divided himself on the inside of double-minded</w:t>
+      </w:r>
+      <w:r>
+        <w:rPr>
+          <w:rFonts w:cstheme="minorHAnsi"/>
+          <w:sz w:val="20"/>
+          <w:szCs w:val="20"/>
+        </w:rPr>
+        <w:t>.</w:t>
+      </w:r>
+      <w:r>
+        <w:rPr>
+          <w:rFonts w:cstheme="minorHAnsi"/>
+          <w:sz w:val="20"/>
+          <w:szCs w:val="20"/>
+        </w:rPr>
+        <w:t xml:space="preserve"> He divided a room with the same attitude</w:t>
+      </w:r>
+      <w:r>
+        <w:rPr>
+          <w:rFonts w:cstheme="minorHAnsi"/>
+          <w:sz w:val="20"/>
+          <w:szCs w:val="20"/>
+        </w:rPr>
+        <w:t>.</w:t>
+      </w:r>
+      <w:r>
+        <w:rPr>
+          <w:rFonts w:cstheme="minorHAnsi"/>
+          <w:sz w:val="20"/>
+          <w:szCs w:val="20"/>
+        </w:rPr>
+        <w:t xml:space="preserve"> </w:t>
+      </w:r>
+      <w:r>
+        <w:rPr>
+          <w:rFonts w:cstheme="minorHAnsi"/>
+          <w:sz w:val="20"/>
+          <w:szCs w:val="20"/>
+        </w:rPr>
+        <w:t xml:space="preserve">In Mark 5:21-42, Matthew 9:18-26, and Luke 8:40-56, </w:t>
+      </w:r>
+      <w:r>
+        <w:rPr>
+          <w:rFonts w:cstheme="minorHAnsi"/>
+          <w:sz w:val="20"/>
+          <w:szCs w:val="20"/>
+        </w:rPr>
+        <w:t>Jesus bring</w:t>
+      </w:r>
+      <w:r>
+        <w:rPr>
+          <w:rFonts w:cstheme="minorHAnsi"/>
+          <w:sz w:val="20"/>
+          <w:szCs w:val="20"/>
+        </w:rPr>
+        <w:t>s</w:t>
+      </w:r>
+      <w:r>
+        <w:rPr>
+          <w:rFonts w:cstheme="minorHAnsi"/>
+          <w:sz w:val="20"/>
+          <w:szCs w:val="20"/>
+        </w:rPr>
+        <w:t xml:space="preserve"> back the dead daughter of </w:t>
+      </w:r>
+      <w:r>
+        <w:rPr>
+          <w:rFonts w:cstheme="minorHAnsi"/>
+          <w:sz w:val="20"/>
+          <w:szCs w:val="20"/>
+        </w:rPr>
+        <w:t>Jairus (pronounced as “</w:t>
+      </w:r>
+      <w:r>
+        <w:rPr>
+          <w:rFonts w:cstheme="minorHAnsi"/>
+          <w:sz w:val="20"/>
+          <w:szCs w:val="20"/>
+        </w:rPr>
+        <w:t>Gyrus</w:t>
+      </w:r>
+      <w:r>
+        <w:rPr>
+          <w:rFonts w:cstheme="minorHAnsi"/>
+          <w:sz w:val="20"/>
+          <w:szCs w:val="20"/>
+        </w:rPr>
+        <w:t>”).</w:t>
+      </w:r>
+      <w:r>
+        <w:rPr>
+          <w:rFonts w:cstheme="minorHAnsi"/>
+          <w:sz w:val="20"/>
+          <w:szCs w:val="20"/>
+        </w:rPr>
+        <w:t xml:space="preserve"> Jesus does this in unhurried way,</w:t>
+      </w:r>
+      <w:r>
+        <w:rPr>
+          <w:rFonts w:cstheme="minorHAnsi"/>
+          <w:sz w:val="20"/>
+          <w:szCs w:val="20"/>
+        </w:rPr>
+        <w:t xml:space="preserve"> bring back someone from the dead.</w:t>
+      </w:r>
+      <w:r>
+        <w:rPr>
+          <w:rFonts w:cstheme="minorHAnsi"/>
+          <w:sz w:val="20"/>
+          <w:szCs w:val="20"/>
+        </w:rPr>
+        <w:t xml:space="preserve"> Hurry will cost other people in our lives.</w:t>
+      </w:r>
+      <w:r>
+        <w:rPr>
+          <w:rFonts w:cstheme="minorHAnsi"/>
+          <w:sz w:val="20"/>
+          <w:szCs w:val="20"/>
+        </w:rPr>
+        <w:t xml:space="preserve"> </w:t>
+      </w:r>
+    </w:p>
+    <w:p>
+      <w:pPr>
+        <w:rPr>
+          <w:rFonts w:cstheme="minorHAnsi"/>
+          <w:sz w:val="20"/>
+          <w:szCs w:val="20"/>
+        </w:rPr>
+      </w:pPr>
+    </w:p>
+    <w:p>
+      <w:pPr>
+        <w:rPr>
+          <w:rFonts w:cstheme="minorHAnsi"/>
+          <w:sz w:val="20"/>
+          <w:szCs w:val="20"/>
+        </w:rPr>
+      </w:pPr>
+      <w:r>
+        <w:rPr>
+          <w:rFonts w:cstheme="minorHAnsi"/>
+          <w:sz w:val="20"/>
+          <w:szCs w:val="20"/>
+        </w:rPr>
+        <w:t>1</w:t>
+      </w:r>
+      <w:r>
+        <w:rPr>
+          <w:rFonts w:cstheme="minorHAnsi"/>
+          <w:sz w:val="20"/>
+          <w:szCs w:val="20"/>
+        </w:rPr>
+        <w:t>5</w:t>
+      </w:r>
+      <w:r>
+        <w:rPr>
+          <w:rFonts w:cstheme="minorHAnsi"/>
+          <w:sz w:val="20"/>
+          <w:szCs w:val="20"/>
+        </w:rPr>
+        <w:t>:3</w:t>
+      </w:r>
+      <w:r>
+        <w:rPr>
+          <w:rFonts w:cstheme="minorHAnsi"/>
+          <w:sz w:val="20"/>
+          <w:szCs w:val="20"/>
+        </w:rPr>
+        <w:t>2</w:t>
+      </w:r>
+      <w:r>
+        <w:rPr>
+          <w:rFonts w:cstheme="minorHAnsi"/>
+          <w:sz w:val="20"/>
+          <w:szCs w:val="20"/>
+        </w:rPr>
+        <w:t>/35:07</w:t>
+      </w:r>
+    </w:p>
+    <w:p>
+      <w:pPr>
+        <w:rPr>
+          <w:rFonts w:cstheme="minorHAnsi"/>
+          <w:sz w:val="20"/>
+          <w:szCs w:val="20"/>
+        </w:rPr>
+      </w:pPr>
+      <w:r>
+        <w:rPr>
+          <w:rFonts w:cstheme="minorHAnsi"/>
+          <w:sz w:val="20"/>
+          <w:szCs w:val="20"/>
+        </w:rPr>
+        <w:t xml:space="preserve">We follow Jesus. There is someone we can slow down. </w:t>
+      </w:r>
+      <w:r>
+        <w:rPr>
+          <w:rFonts w:cstheme="minorHAnsi"/>
+          <w:sz w:val="20"/>
+          <w:szCs w:val="20"/>
+        </w:rPr>
+        <w:t xml:space="preserve">This week, we will have three ways to slow down our </w:t>
+      </w:r>
+      <w:r>
+        <w:rPr>
+          <w:rFonts w:cstheme="minorHAnsi"/>
+          <w:sz w:val="20"/>
+          <w:szCs w:val="20"/>
+        </w:rPr>
+        <w:t xml:space="preserve">pace in </w:t>
+      </w:r>
+      <w:r>
+        <w:rPr>
+          <w:rFonts w:cstheme="minorHAnsi"/>
+          <w:sz w:val="20"/>
+          <w:szCs w:val="20"/>
+        </w:rPr>
+        <w:t>nervous system</w:t>
+      </w:r>
+      <w:r>
+        <w:rPr>
+          <w:rFonts w:cstheme="minorHAnsi"/>
+          <w:sz w:val="20"/>
+          <w:szCs w:val="20"/>
+        </w:rPr>
+        <w:t xml:space="preserve"> when we are settled for hurry</w:t>
+      </w:r>
+      <w:r>
+        <w:rPr>
+          <w:rFonts w:cstheme="minorHAnsi"/>
+          <w:sz w:val="20"/>
+          <w:szCs w:val="20"/>
+        </w:rPr>
+        <w:t>.</w:t>
+      </w:r>
+    </w:p>
+    <w:p>
+      <w:pPr>
+        <w:rPr>
+          <w:rFonts w:cstheme="minorHAnsi"/>
+          <w:sz w:val="20"/>
+          <w:szCs w:val="20"/>
+        </w:rPr>
+      </w:pPr>
+    </w:p>
+    <w:p>
+      <w:pPr>
+        <w:rPr>
+          <w:rFonts w:cstheme="minorHAnsi"/>
+          <w:sz w:val="20"/>
+          <w:szCs w:val="20"/>
+        </w:rPr>
+      </w:pPr>
+      <w:r>
+        <w:rPr>
+          <w:rFonts w:cstheme="minorHAnsi"/>
+          <w:sz w:val="20"/>
+          <w:szCs w:val="20"/>
+        </w:rPr>
+        <w:t>15:</w:t>
+      </w:r>
+      <w:r>
+        <w:rPr>
+          <w:rFonts w:cstheme="minorHAnsi"/>
+          <w:sz w:val="20"/>
+          <w:szCs w:val="20"/>
+        </w:rPr>
+        <w:t>53</w:t>
+      </w:r>
+      <w:r>
+        <w:rPr>
+          <w:rFonts w:cstheme="minorHAnsi"/>
+          <w:sz w:val="20"/>
+          <w:szCs w:val="20"/>
+        </w:rPr>
+        <w:t>/35:07</w:t>
+      </w:r>
+    </w:p>
+    <w:p>
+      <w:pPr>
+        <w:rPr>
+          <w:rFonts w:cstheme="minorHAnsi"/>
+          <w:sz w:val="20"/>
+          <w:szCs w:val="20"/>
+        </w:rPr>
+      </w:pPr>
+      <w:r>
+        <w:rPr>
+          <w:rFonts w:cstheme="minorHAnsi"/>
+          <w:sz w:val="20"/>
+          <w:szCs w:val="20"/>
+        </w:rPr>
+        <w:drawing>
+          <wp:inline distT="0" distB="0" distL="0" distR="0" wp14:anchorId="7545040E" wp14:editId="73B98112">
+            <wp:extent cx="3010320" cy="1333686"/>
+            <wp:effectExtent l="0" t="0" r="0" b="0"/>
+            <wp:docPr id="1049563960" name="Picture 1"/>
+            <wp:cNvGraphicFramePr>
+              <a:graphicFrameLocks xmlns:a="http://schemas.openxmlformats.org/drawingml/2006/main" noChangeAspect="1"/>
+            </wp:cNvGraphicFramePr>
+            <a:graphic xmlns:a="http://schemas.openxmlformats.org/drawingml/2006/main">
+              <a:graphicData uri="http://schemas.openxmlformats.org/drawingml/2006/picture">
+                <pic:pic xmlns:pic="http://schemas.openxmlformats.org/drawingml/2006/picture">
+                  <pic:nvPicPr>
+                    <pic:cNvPr id="1049563960" name=""/>
+                    <pic:cNvPicPr/>
+                  </pic:nvPicPr>
+                  <pic:blipFill>
+                    <a:blip r:embed="rId24"/>
+                    <a:stretch>
+                      <a:fillRect/>
+                    </a:stretch>
+                  </pic:blipFill>
+                  <pic:spPr>
+                    <a:xfrm>
+                      <a:off x="0" y="0"/>
+                      <a:ext cx="3010320" cy="1333686"/>
+                    </a:xfrm>
+                    <a:prstGeom prst="rect">
+                      <a:avLst/>
+                    </a:prstGeom>
+                  </pic:spPr>
+                </pic:pic>
+              </a:graphicData>
+            </a:graphic>
+          </wp:inline>
+        </w:drawing>
+      </w:r>
+    </w:p>
+    <w:p>
+      <w:pPr>
+        <w:rPr>
+          <w:rFonts w:cstheme="minorHAnsi"/>
+          <w:sz w:val="20"/>
+          <w:szCs w:val="20"/>
+        </w:rPr>
+      </w:pPr>
     </w:p>
     <w:p>
       <w:pPr>
@@ -2900,7 +3597,7 @@
       </w:r>
     </w:p>
     <w:p>
-      <w:hyperlink r:id="rId23" w:history="1">
+      <w:hyperlink r:id="rId25" w:history="1">
         <w:r>
           <w:rPr>
             <w:rStyle w:val="Hyperlink"/>
@@ -2917,7 +3614,7 @@
           <w:szCs w:val="20"/>
         </w:rPr>
       </w:pPr>
-      <w:hyperlink r:id="rId24" w:history="1">
+      <w:hyperlink r:id="rId26" w:history="1">
         <w:r>
           <w:rPr>
             <w:rStyle w:val="Hyperlink"/>
@@ -2980,7 +3677,7 @@
       </w:pPr>
     </w:p>
     <w:sectPr>
-      <w:footerReference w:type="default" r:id="rId25"/>
+      <w:footerReference w:type="default" r:id="rId27"/>
       <w:pgSz w:w="12240" w:h="15840"/>
       <w:pgMar w:top="1440" w:right="1440" w:bottom="1530" w:left="1440" w:header="0" w:footer="720" w:gutter="0"/>
       <w:cols w:space="720"/>
@@ -5062,6 +5759,7 @@
   <w:style w:type="character" w:default="1" w:styleId="DefaultParagraphFont">
     <w:name w:val="Default Paragraph Font"/>
     <w:uiPriority w:val="1"/>
+    <w:semiHidden/>
     <w:unhideWhenUsed/>
   </w:style>
   <w:style w:type="table" w:default="1" w:styleId="TableNormal">

--- a/Church/2026/2026_0829_MenloChurch.docx
+++ b/Church/2026/2026_0829_MenloChurch.docx
@@ -2886,6 +2886,7 @@
       <w:r>
         <w:rPr>
           <w:rFonts w:cstheme="minorHAnsi"/>
+          <w:noProof/>
           <w:sz w:val="20"/>
           <w:szCs w:val="20"/>
         </w:rPr>
@@ -3310,39 +3311,7 @@
           <w:sz w:val="20"/>
           <w:szCs w:val="20"/>
         </w:rPr>
-        <w:t>1</w:t>
-      </w:r>
-      <w:r>
-        <w:rPr>
-          <w:rFonts w:cstheme="minorHAnsi"/>
-          <w:sz w:val="20"/>
-          <w:szCs w:val="20"/>
-        </w:rPr>
-        <w:t>5</w:t>
-      </w:r>
-      <w:r>
-        <w:rPr>
-          <w:rFonts w:cstheme="minorHAnsi"/>
-          <w:sz w:val="20"/>
-          <w:szCs w:val="20"/>
-        </w:rPr>
-        <w:t>:3</w:t>
-      </w:r>
-      <w:r>
-        <w:rPr>
-          <w:rFonts w:cstheme="minorHAnsi"/>
-          <w:sz w:val="20"/>
-          <w:szCs w:val="20"/>
-        </w:rPr>
-        <w:t>2</w:t>
-      </w:r>
-      <w:r>
-        <w:rPr>
-          <w:rFonts w:cstheme="minorHAnsi"/>
-          <w:sz w:val="20"/>
-          <w:szCs w:val="20"/>
-        </w:rPr>
-        <w:t>/35:07</w:t>
+        <w:t>15:32/35:07</w:t>
       </w:r>
     </w:p>
     <w:p>
@@ -3425,23 +3394,7 @@
           <w:sz w:val="20"/>
           <w:szCs w:val="20"/>
         </w:rPr>
-        <w:t>15:</w:t>
-      </w:r>
-      <w:r>
-        <w:rPr>
-          <w:rFonts w:cstheme="minorHAnsi"/>
-          <w:sz w:val="20"/>
-          <w:szCs w:val="20"/>
-        </w:rPr>
-        <w:t>53</w:t>
-      </w:r>
-      <w:r>
-        <w:rPr>
-          <w:rFonts w:cstheme="minorHAnsi"/>
-          <w:sz w:val="20"/>
-          <w:szCs w:val="20"/>
-        </w:rPr>
-        <w:t>/35:07</w:t>
+        <w:t>15:53/35:07</w:t>
       </w:r>
     </w:p>
     <w:p>
@@ -3459,10 +3412,10 @@
           <w:szCs w:val="20"/>
         </w:rPr>
         <w:drawing>
-          <wp:inline distT="0" distB="0" distL="0" distR="0" wp14:anchorId="7545040E" wp14:editId="73B98112">
-            <wp:extent cx="3010320" cy="1333686"/>
-            <wp:effectExtent l="0" t="0" r="0" b="0"/>
-            <wp:docPr id="1049563960" name="Picture 1"/>
+          <wp:inline distT="0" distB="0" distL="0" distR="0" wp14:anchorId="7EDC9D1E" wp14:editId="708489AC">
+            <wp:extent cx="3029373" cy="1952898"/>
+            <wp:effectExtent l="0" t="0" r="0" b="9525"/>
+            <wp:docPr id="1222832384" name="Picture 1"/>
             <wp:cNvGraphicFramePr>
               <a:graphicFrameLocks xmlns:a="http://schemas.openxmlformats.org/drawingml/2006/main" noChangeAspect="1"/>
             </wp:cNvGraphicFramePr>
@@ -3470,7 +3423,7 @@
               <a:graphicData uri="http://schemas.openxmlformats.org/drawingml/2006/picture">
                 <pic:pic xmlns:pic="http://schemas.openxmlformats.org/drawingml/2006/picture">
                   <pic:nvPicPr>
-                    <pic:cNvPr id="1049563960" name=""/>
+                    <pic:cNvPr id="1222832384" name=""/>
                     <pic:cNvPicPr/>
                   </pic:nvPicPr>
                   <pic:blipFill>
@@ -3482,7 +3435,7 @@
                   <pic:spPr>
                     <a:xfrm>
                       <a:off x="0" y="0"/>
-                      <a:ext cx="3010320" cy="1333686"/>
+                      <a:ext cx="3029373" cy="1952898"/>
                     </a:xfrm>
                     <a:prstGeom prst="rect">
                       <a:avLst/>
@@ -3503,6 +3456,447 @@
           <w:szCs w:val="20"/>
         </w:rPr>
       </w:pPr>
+      <w:r>
+        <w:rPr>
+          <w:rFonts w:cstheme="minorHAnsi"/>
+          <w:sz w:val="20"/>
+          <w:szCs w:val="20"/>
+        </w:rPr>
+        <w:t>When you go the store, choose the longest line. When you are in that long line, just wait.</w:t>
+      </w:r>
+      <w:r>
+        <w:rPr>
+          <w:rFonts w:cstheme="minorHAnsi"/>
+          <w:sz w:val="20"/>
+          <w:szCs w:val="20"/>
+        </w:rPr>
+        <w:t xml:space="preserve"> Don’t take out your phone.</w:t>
+      </w:r>
+      <w:r>
+        <w:rPr>
+          <w:rFonts w:cstheme="minorHAnsi"/>
+          <w:sz w:val="20"/>
+          <w:szCs w:val="20"/>
+        </w:rPr>
+        <w:t xml:space="preserve"> Just stand there.</w:t>
+      </w:r>
+    </w:p>
+    <w:p>
+      <w:pPr>
+        <w:rPr>
+          <w:rFonts w:cstheme="minorHAnsi"/>
+          <w:sz w:val="20"/>
+          <w:szCs w:val="20"/>
+        </w:rPr>
+      </w:pPr>
+    </w:p>
+    <w:p>
+      <w:pPr>
+        <w:rPr>
+          <w:rFonts w:cstheme="minorHAnsi"/>
+          <w:sz w:val="20"/>
+          <w:szCs w:val="20"/>
+        </w:rPr>
+      </w:pPr>
+      <w:r>
+        <w:rPr>
+          <w:rFonts w:cstheme="minorHAnsi"/>
+          <w:sz w:val="20"/>
+          <w:szCs w:val="20"/>
+        </w:rPr>
+        <w:t>1</w:t>
+      </w:r>
+      <w:r>
+        <w:rPr>
+          <w:rFonts w:cstheme="minorHAnsi"/>
+          <w:sz w:val="20"/>
+          <w:szCs w:val="20"/>
+        </w:rPr>
+        <w:t>6</w:t>
+      </w:r>
+      <w:r>
+        <w:rPr>
+          <w:rFonts w:cstheme="minorHAnsi"/>
+          <w:sz w:val="20"/>
+          <w:szCs w:val="20"/>
+        </w:rPr>
+        <w:t>:</w:t>
+      </w:r>
+      <w:r>
+        <w:rPr>
+          <w:rFonts w:cstheme="minorHAnsi"/>
+          <w:sz w:val="20"/>
+          <w:szCs w:val="20"/>
+        </w:rPr>
+        <w:t>30</w:t>
+      </w:r>
+      <w:r>
+        <w:rPr>
+          <w:rFonts w:cstheme="minorHAnsi"/>
+          <w:sz w:val="20"/>
+          <w:szCs w:val="20"/>
+        </w:rPr>
+        <w:t>/35:07</w:t>
+      </w:r>
+    </w:p>
+    <w:p>
+      <w:pPr>
+        <w:rPr>
+          <w:rFonts w:cstheme="minorHAnsi"/>
+          <w:sz w:val="20"/>
+          <w:szCs w:val="20"/>
+        </w:rPr>
+      </w:pPr>
+      <w:r>
+        <w:rPr>
+          <w:rFonts w:cstheme="minorHAnsi"/>
+          <w:sz w:val="20"/>
+          <w:szCs w:val="20"/>
+        </w:rPr>
+        <w:lastRenderedPageBreak/>
+        <w:drawing>
+          <wp:inline distT="0" distB="0" distL="0" distR="0" wp14:anchorId="31BE1A9D" wp14:editId="650FB8DF">
+            <wp:extent cx="3086531" cy="2514951"/>
+            <wp:effectExtent l="0" t="0" r="0" b="0"/>
+            <wp:docPr id="343946886" name="Picture 1"/>
+            <wp:cNvGraphicFramePr>
+              <a:graphicFrameLocks xmlns:a="http://schemas.openxmlformats.org/drawingml/2006/main" noChangeAspect="1"/>
+            </wp:cNvGraphicFramePr>
+            <a:graphic xmlns:a="http://schemas.openxmlformats.org/drawingml/2006/main">
+              <a:graphicData uri="http://schemas.openxmlformats.org/drawingml/2006/picture">
+                <pic:pic xmlns:pic="http://schemas.openxmlformats.org/drawingml/2006/picture">
+                  <pic:nvPicPr>
+                    <pic:cNvPr id="343946886" name=""/>
+                    <pic:cNvPicPr/>
+                  </pic:nvPicPr>
+                  <pic:blipFill>
+                    <a:blip r:embed="rId25"/>
+                    <a:stretch>
+                      <a:fillRect/>
+                    </a:stretch>
+                  </pic:blipFill>
+                  <pic:spPr>
+                    <a:xfrm>
+                      <a:off x="0" y="0"/>
+                      <a:ext cx="3086531" cy="2514951"/>
+                    </a:xfrm>
+                    <a:prstGeom prst="rect">
+                      <a:avLst/>
+                    </a:prstGeom>
+                  </pic:spPr>
+                </pic:pic>
+              </a:graphicData>
+            </a:graphic>
+          </wp:inline>
+        </w:drawing>
+      </w:r>
+    </w:p>
+    <w:p>
+      <w:pPr>
+        <w:rPr>
+          <w:rFonts w:cstheme="minorHAnsi"/>
+          <w:sz w:val="20"/>
+          <w:szCs w:val="20"/>
+        </w:rPr>
+      </w:pPr>
+      <w:r>
+        <w:rPr>
+          <w:rFonts w:cstheme="minorHAnsi"/>
+          <w:sz w:val="20"/>
+          <w:szCs w:val="20"/>
+        </w:rPr>
+        <w:t xml:space="preserve">Second, </w:t>
+      </w:r>
+      <w:r>
+        <w:rPr>
+          <w:rFonts w:cstheme="minorHAnsi"/>
+          <w:sz w:val="20"/>
+          <w:szCs w:val="20"/>
+        </w:rPr>
+        <w:t xml:space="preserve">drive with </w:t>
+      </w:r>
+      <w:r>
+        <w:rPr>
+          <w:rFonts w:cstheme="minorHAnsi"/>
+          <w:sz w:val="20"/>
+          <w:szCs w:val="20"/>
+        </w:rPr>
+        <w:t>choose the speed limit</w:t>
+      </w:r>
+      <w:r>
+        <w:rPr>
+          <w:rFonts w:cstheme="minorHAnsi"/>
+          <w:sz w:val="20"/>
+          <w:szCs w:val="20"/>
+        </w:rPr>
+        <w:t xml:space="preserve"> to get there 5 minutes later.</w:t>
+      </w:r>
+    </w:p>
+    <w:p>
+      <w:pPr>
+        <w:rPr>
+          <w:rFonts w:cstheme="minorHAnsi"/>
+          <w:sz w:val="20"/>
+          <w:szCs w:val="20"/>
+        </w:rPr>
+      </w:pPr>
+    </w:p>
+    <w:p>
+      <w:pPr>
+        <w:rPr>
+          <w:rFonts w:cstheme="minorHAnsi"/>
+          <w:sz w:val="20"/>
+          <w:szCs w:val="20"/>
+        </w:rPr>
+      </w:pPr>
+      <w:r>
+        <w:rPr>
+          <w:rFonts w:cstheme="minorHAnsi"/>
+          <w:sz w:val="20"/>
+          <w:szCs w:val="20"/>
+        </w:rPr>
+        <w:t>1</w:t>
+      </w:r>
+      <w:r>
+        <w:rPr>
+          <w:rFonts w:cstheme="minorHAnsi"/>
+          <w:sz w:val="20"/>
+          <w:szCs w:val="20"/>
+        </w:rPr>
+        <w:t>7</w:t>
+      </w:r>
+      <w:r>
+        <w:rPr>
+          <w:rFonts w:cstheme="minorHAnsi"/>
+          <w:sz w:val="20"/>
+          <w:szCs w:val="20"/>
+        </w:rPr>
+        <w:t>:</w:t>
+      </w:r>
+      <w:r>
+        <w:rPr>
+          <w:rFonts w:cstheme="minorHAnsi"/>
+          <w:sz w:val="20"/>
+          <w:szCs w:val="20"/>
+        </w:rPr>
+        <w:t>03</w:t>
+      </w:r>
+      <w:r>
+        <w:rPr>
+          <w:rFonts w:cstheme="minorHAnsi"/>
+          <w:sz w:val="20"/>
+          <w:szCs w:val="20"/>
+        </w:rPr>
+        <w:t>/35:07</w:t>
+      </w:r>
+    </w:p>
+    <w:p>
+      <w:pPr>
+        <w:rPr>
+          <w:rFonts w:cstheme="minorHAnsi"/>
+          <w:sz w:val="20"/>
+          <w:szCs w:val="20"/>
+        </w:rPr>
+      </w:pPr>
+      <w:r>
+        <w:rPr>
+          <w:rFonts w:cstheme="minorHAnsi"/>
+          <w:sz w:val="20"/>
+          <w:szCs w:val="20"/>
+        </w:rPr>
+        <w:drawing>
+          <wp:inline distT="0" distB="0" distL="0" distR="0" wp14:anchorId="341DAAB4" wp14:editId="712A7DC6">
+            <wp:extent cx="3124636" cy="2896004"/>
+            <wp:effectExtent l="0" t="0" r="0" b="0"/>
+            <wp:docPr id="342807711" name="Picture 1"/>
+            <wp:cNvGraphicFramePr>
+              <a:graphicFrameLocks xmlns:a="http://schemas.openxmlformats.org/drawingml/2006/main" noChangeAspect="1"/>
+            </wp:cNvGraphicFramePr>
+            <a:graphic xmlns:a="http://schemas.openxmlformats.org/drawingml/2006/main">
+              <a:graphicData uri="http://schemas.openxmlformats.org/drawingml/2006/picture">
+                <pic:pic xmlns:pic="http://schemas.openxmlformats.org/drawingml/2006/picture">
+                  <pic:nvPicPr>
+                    <pic:cNvPr id="342807711" name=""/>
+                    <pic:cNvPicPr/>
+                  </pic:nvPicPr>
+                  <pic:blipFill>
+                    <a:blip r:embed="rId26"/>
+                    <a:stretch>
+                      <a:fillRect/>
+                    </a:stretch>
+                  </pic:blipFill>
+                  <pic:spPr>
+                    <a:xfrm>
+                      <a:off x="0" y="0"/>
+                      <a:ext cx="3124636" cy="2896004"/>
+                    </a:xfrm>
+                    <a:prstGeom prst="rect">
+                      <a:avLst/>
+                    </a:prstGeom>
+                  </pic:spPr>
+                </pic:pic>
+              </a:graphicData>
+            </a:graphic>
+          </wp:inline>
+        </w:drawing>
+      </w:r>
+    </w:p>
+    <w:p>
+      <w:pPr>
+        <w:rPr>
+          <w:rFonts w:cstheme="minorHAnsi"/>
+          <w:sz w:val="20"/>
+          <w:szCs w:val="20"/>
+        </w:rPr>
+      </w:pPr>
+      <w:r>
+        <w:rPr>
+          <w:rFonts w:cstheme="minorHAnsi"/>
+          <w:sz w:val="20"/>
+          <w:szCs w:val="20"/>
+        </w:rPr>
+        <w:t>Third is the most uncomfortable. Cage your phone. Put it away at dinner</w:t>
+      </w:r>
+      <w:r>
+        <w:rPr>
+          <w:rFonts w:cstheme="minorHAnsi"/>
+          <w:sz w:val="20"/>
+          <w:szCs w:val="20"/>
+        </w:rPr>
+        <w:t xml:space="preserve"> and see the phone again next morning.</w:t>
+      </w:r>
+    </w:p>
+    <w:p>
+      <w:pPr>
+        <w:rPr>
+          <w:rFonts w:cstheme="minorHAnsi"/>
+          <w:sz w:val="20"/>
+          <w:szCs w:val="20"/>
+        </w:rPr>
+      </w:pPr>
+    </w:p>
+    <w:p>
+      <w:pPr>
+        <w:rPr>
+          <w:rFonts w:cstheme="minorHAnsi"/>
+          <w:sz w:val="20"/>
+          <w:szCs w:val="20"/>
+        </w:rPr>
+      </w:pPr>
+      <w:r>
+        <w:rPr>
+          <w:rFonts w:cstheme="minorHAnsi"/>
+          <w:sz w:val="20"/>
+          <w:szCs w:val="20"/>
+        </w:rPr>
+        <w:t xml:space="preserve">These will </w:t>
+      </w:r>
+      <w:r>
+        <w:rPr>
+          <w:rFonts w:cstheme="minorHAnsi"/>
+          <w:sz w:val="20"/>
+          <w:szCs w:val="20"/>
+        </w:rPr>
+        <w:t>make</w:t>
+      </w:r>
+      <w:r>
+        <w:rPr>
+          <w:rFonts w:cstheme="minorHAnsi"/>
+          <w:sz w:val="20"/>
+          <w:szCs w:val="20"/>
+        </w:rPr>
+        <w:t xml:space="preserve"> a really big different.</w:t>
+      </w:r>
+      <w:r>
+        <w:rPr>
+          <w:rFonts w:cstheme="minorHAnsi"/>
+          <w:sz w:val="20"/>
+          <w:szCs w:val="20"/>
+        </w:rPr>
+        <w:t xml:space="preserve"> </w:t>
+      </w:r>
+      <w:r>
+        <w:rPr>
+          <w:rFonts w:cstheme="minorHAnsi"/>
+          <w:sz w:val="20"/>
+          <w:szCs w:val="20"/>
+        </w:rPr>
+        <w:t>Make a</w:t>
+      </w:r>
+      <w:r>
+        <w:rPr>
+          <w:rFonts w:cstheme="minorHAnsi"/>
+          <w:sz w:val="20"/>
+          <w:szCs w:val="20"/>
+        </w:rPr>
+        <w:t>ny</w:t>
+      </w:r>
+      <w:r>
+        <w:rPr>
+          <w:rFonts w:cstheme="minorHAnsi"/>
+          <w:sz w:val="20"/>
+          <w:szCs w:val="20"/>
+        </w:rPr>
+        <w:t>one</w:t>
+      </w:r>
+      <w:r>
+        <w:rPr>
+          <w:rFonts w:cstheme="minorHAnsi"/>
+          <w:sz w:val="20"/>
+          <w:szCs w:val="20"/>
+        </w:rPr>
+        <w:t xml:space="preserve"> in your life become id</w:t>
+      </w:r>
+      <w:r>
+        <w:rPr>
+          <w:rFonts w:cstheme="minorHAnsi"/>
+          <w:sz w:val="20"/>
+          <w:szCs w:val="20"/>
+        </w:rPr>
+        <w:t>ol</w:t>
+      </w:r>
+      <w:r>
+        <w:rPr>
+          <w:rFonts w:cstheme="minorHAnsi"/>
+          <w:sz w:val="20"/>
+          <w:szCs w:val="20"/>
+        </w:rPr>
+        <w:t xml:space="preserve">. </w:t>
+      </w:r>
+      <w:r>
+        <w:rPr>
+          <w:rFonts w:cstheme="minorHAnsi"/>
+          <w:sz w:val="20"/>
+          <w:szCs w:val="20"/>
+        </w:rPr>
+        <w:t xml:space="preserve"> </w:t>
+      </w:r>
+    </w:p>
+    <w:p>
+      <w:pPr>
+        <w:rPr>
+          <w:rFonts w:cstheme="minorHAnsi"/>
+          <w:sz w:val="20"/>
+          <w:szCs w:val="20"/>
+        </w:rPr>
+      </w:pPr>
+      <w:r>
+        <w:rPr>
+          <w:rFonts w:cstheme="minorHAnsi"/>
+          <w:sz w:val="20"/>
+          <w:szCs w:val="20"/>
+        </w:rPr>
+        <w:t>If everyone before us, we will know what is unhurried feel like.</w:t>
+      </w:r>
+    </w:p>
+    <w:p>
+      <w:pPr>
+        <w:rPr>
+          <w:rFonts w:cstheme="minorHAnsi"/>
+          <w:sz w:val="20"/>
+          <w:szCs w:val="20"/>
+        </w:rPr>
+      </w:pPr>
     </w:p>
     <w:p>
       <w:pPr>
@@ -3597,7 +3991,7 @@
       </w:r>
     </w:p>
     <w:p>
-      <w:hyperlink r:id="rId25" w:history="1">
+      <w:hyperlink r:id="rId27" w:history="1">
         <w:r>
           <w:rPr>
             <w:rStyle w:val="Hyperlink"/>
@@ -3614,7 +4008,7 @@
           <w:szCs w:val="20"/>
         </w:rPr>
       </w:pPr>
-      <w:hyperlink r:id="rId26" w:history="1">
+      <w:hyperlink r:id="rId28" w:history="1">
         <w:r>
           <w:rPr>
             <w:rStyle w:val="Hyperlink"/>
@@ -3677,7 +4071,7 @@
       </w:pPr>
     </w:p>
     <w:sectPr>
-      <w:footerReference w:type="default" r:id="rId27"/>
+      <w:footerReference w:type="default" r:id="rId29"/>
       <w:pgSz w:w="12240" w:h="15840"/>
       <w:pgMar w:top="1440" w:right="1440" w:bottom="1530" w:left="1440" w:header="0" w:footer="720" w:gutter="0"/>
       <w:cols w:space="720"/>

--- a/Church/2026/2026_0829_MenloChurch.docx
+++ b/Church/2026/2026_0829_MenloChurch.docx
@@ -3408,6 +3408,7 @@
       <w:r>
         <w:rPr>
           <w:rFonts w:cstheme="minorHAnsi"/>
+          <w:noProof/>
           <w:sz w:val="20"/>
           <w:szCs w:val="20"/>
         </w:rPr>
@@ -3504,52 +3505,21 @@
           <w:sz w:val="20"/>
           <w:szCs w:val="20"/>
         </w:rPr>
-        <w:t>1</w:t>
-      </w:r>
-      <w:r>
-        <w:rPr>
-          <w:rFonts w:cstheme="minorHAnsi"/>
-          <w:sz w:val="20"/>
-          <w:szCs w:val="20"/>
-        </w:rPr>
-        <w:t>6</w:t>
-      </w:r>
-      <w:r>
-        <w:rPr>
-          <w:rFonts w:cstheme="minorHAnsi"/>
-          <w:sz w:val="20"/>
-          <w:szCs w:val="20"/>
-        </w:rPr>
-        <w:t>:</w:t>
-      </w:r>
-      <w:r>
-        <w:rPr>
-          <w:rFonts w:cstheme="minorHAnsi"/>
-          <w:sz w:val="20"/>
-          <w:szCs w:val="20"/>
-        </w:rPr>
-        <w:t>30</w:t>
-      </w:r>
-      <w:r>
-        <w:rPr>
-          <w:rFonts w:cstheme="minorHAnsi"/>
-          <w:sz w:val="20"/>
-          <w:szCs w:val="20"/>
-        </w:rPr>
-        <w:t>/35:07</w:t>
-      </w:r>
-    </w:p>
-    <w:p>
-      <w:pPr>
-        <w:rPr>
-          <w:rFonts w:cstheme="minorHAnsi"/>
-          <w:sz w:val="20"/>
-          <w:szCs w:val="20"/>
-        </w:rPr>
-      </w:pPr>
-      <w:r>
-        <w:rPr>
-          <w:rFonts w:cstheme="minorHAnsi"/>
+        <w:t>16:30/35:07</w:t>
+      </w:r>
+    </w:p>
+    <w:p>
+      <w:pPr>
+        <w:rPr>
+          <w:rFonts w:cstheme="minorHAnsi"/>
+          <w:sz w:val="20"/>
+          <w:szCs w:val="20"/>
+        </w:rPr>
+      </w:pPr>
+      <w:r>
+        <w:rPr>
+          <w:rFonts w:cstheme="minorHAnsi"/>
+          <w:noProof/>
           <w:sz w:val="20"/>
           <w:szCs w:val="20"/>
         </w:rPr>
@@ -3655,52 +3625,21 @@
           <w:sz w:val="20"/>
           <w:szCs w:val="20"/>
         </w:rPr>
-        <w:t>1</w:t>
-      </w:r>
-      <w:r>
-        <w:rPr>
-          <w:rFonts w:cstheme="minorHAnsi"/>
-          <w:sz w:val="20"/>
-          <w:szCs w:val="20"/>
-        </w:rPr>
-        <w:t>7</w:t>
-      </w:r>
-      <w:r>
-        <w:rPr>
-          <w:rFonts w:cstheme="minorHAnsi"/>
-          <w:sz w:val="20"/>
-          <w:szCs w:val="20"/>
-        </w:rPr>
-        <w:t>:</w:t>
-      </w:r>
-      <w:r>
-        <w:rPr>
-          <w:rFonts w:cstheme="minorHAnsi"/>
-          <w:sz w:val="20"/>
-          <w:szCs w:val="20"/>
-        </w:rPr>
-        <w:t>03</w:t>
-      </w:r>
-      <w:r>
-        <w:rPr>
-          <w:rFonts w:cstheme="minorHAnsi"/>
-          <w:sz w:val="20"/>
-          <w:szCs w:val="20"/>
-        </w:rPr>
-        <w:t>/35:07</w:t>
-      </w:r>
-    </w:p>
-    <w:p>
-      <w:pPr>
-        <w:rPr>
-          <w:rFonts w:cstheme="minorHAnsi"/>
-          <w:sz w:val="20"/>
-          <w:szCs w:val="20"/>
-        </w:rPr>
-      </w:pPr>
-      <w:r>
-        <w:rPr>
-          <w:rFonts w:cstheme="minorHAnsi"/>
+        <w:t>17:03/35:07</w:t>
+      </w:r>
+    </w:p>
+    <w:p>
+      <w:pPr>
+        <w:rPr>
+          <w:rFonts w:cstheme="minorHAnsi"/>
+          <w:sz w:val="20"/>
+          <w:szCs w:val="20"/>
+        </w:rPr>
+      </w:pPr>
+      <w:r>
+        <w:rPr>
+          <w:rFonts w:cstheme="minorHAnsi"/>
+          <w:noProof/>
           <w:sz w:val="20"/>
           <w:szCs w:val="20"/>
         </w:rPr>
@@ -3906,6 +3845,1042 @@
           <w:szCs w:val="20"/>
         </w:rPr>
       </w:pPr>
+      <w:r>
+        <w:rPr>
+          <w:rFonts w:cstheme="minorHAnsi"/>
+          <w:sz w:val="20"/>
+          <w:szCs w:val="20"/>
+        </w:rPr>
+        <w:t>17:</w:t>
+      </w:r>
+      <w:r>
+        <w:rPr>
+          <w:rFonts w:cstheme="minorHAnsi"/>
+          <w:sz w:val="20"/>
+          <w:szCs w:val="20"/>
+        </w:rPr>
+        <w:t>30</w:t>
+      </w:r>
+      <w:r>
+        <w:rPr>
+          <w:rFonts w:cstheme="minorHAnsi"/>
+          <w:sz w:val="20"/>
+          <w:szCs w:val="20"/>
+        </w:rPr>
+        <w:t>/35:07</w:t>
+      </w:r>
+    </w:p>
+    <w:p>
+      <w:pPr>
+        <w:rPr>
+          <w:rFonts w:cstheme="minorHAnsi"/>
+          <w:sz w:val="20"/>
+          <w:szCs w:val="20"/>
+        </w:rPr>
+      </w:pPr>
+      <w:r>
+        <w:rPr>
+          <w:rFonts w:cstheme="minorHAnsi"/>
+          <w:sz w:val="20"/>
+          <w:szCs w:val="20"/>
+        </w:rPr>
+        <w:drawing>
+          <wp:inline distT="0" distB="0" distL="0" distR="0" wp14:anchorId="04969E9E" wp14:editId="0DF191C1">
+            <wp:extent cx="5943600" cy="830580"/>
+            <wp:effectExtent l="0" t="0" r="0" b="7620"/>
+            <wp:docPr id="679183378" name="Picture 1"/>
+            <wp:cNvGraphicFramePr>
+              <a:graphicFrameLocks xmlns:a="http://schemas.openxmlformats.org/drawingml/2006/main" noChangeAspect="1"/>
+            </wp:cNvGraphicFramePr>
+            <a:graphic xmlns:a="http://schemas.openxmlformats.org/drawingml/2006/main">
+              <a:graphicData uri="http://schemas.openxmlformats.org/drawingml/2006/picture">
+                <pic:pic xmlns:pic="http://schemas.openxmlformats.org/drawingml/2006/picture">
+                  <pic:nvPicPr>
+                    <pic:cNvPr id="679183378" name=""/>
+                    <pic:cNvPicPr/>
+                  </pic:nvPicPr>
+                  <pic:blipFill>
+                    <a:blip r:embed="rId27"/>
+                    <a:stretch>
+                      <a:fillRect/>
+                    </a:stretch>
+                  </pic:blipFill>
+                  <pic:spPr>
+                    <a:xfrm>
+                      <a:off x="0" y="0"/>
+                      <a:ext cx="5943600" cy="830580"/>
+                    </a:xfrm>
+                    <a:prstGeom prst="rect">
+                      <a:avLst/>
+                    </a:prstGeom>
+                  </pic:spPr>
+                </pic:pic>
+              </a:graphicData>
+            </a:graphic>
+          </wp:inline>
+        </w:drawing>
+      </w:r>
+    </w:p>
+    <w:p>
+      <w:pPr>
+        <w:rPr>
+          <w:rFonts w:cstheme="minorHAnsi"/>
+          <w:sz w:val="20"/>
+          <w:szCs w:val="20"/>
+        </w:rPr>
+      </w:pPr>
+      <w:r>
+        <w:rPr>
+          <w:rFonts w:cstheme="minorHAnsi"/>
+          <w:sz w:val="20"/>
+          <w:szCs w:val="20"/>
+        </w:rPr>
+        <w:t>When we slow down, we will know someone in front of us is unhurried feel like.</w:t>
+      </w:r>
+    </w:p>
+    <w:p>
+      <w:pPr>
+        <w:rPr>
+          <w:rFonts w:cstheme="minorHAnsi"/>
+          <w:sz w:val="20"/>
+          <w:szCs w:val="20"/>
+        </w:rPr>
+      </w:pPr>
+      <w:r>
+        <w:rPr>
+          <w:rFonts w:cstheme="minorHAnsi"/>
+          <w:sz w:val="20"/>
+          <w:szCs w:val="20"/>
+        </w:rPr>
+        <w:t>“work a room”: idiom in business. Move quickly by talking to most important people only</w:t>
+      </w:r>
+      <w:r>
+        <w:rPr>
+          <w:rFonts w:cstheme="minorHAnsi"/>
+          <w:sz w:val="20"/>
+          <w:szCs w:val="20"/>
+        </w:rPr>
+        <w:t xml:space="preserve"> in a private room</w:t>
+      </w:r>
+      <w:r>
+        <w:rPr>
+          <w:rFonts w:cstheme="minorHAnsi"/>
+          <w:sz w:val="20"/>
+          <w:szCs w:val="20"/>
+        </w:rPr>
+        <w:t>.</w:t>
+      </w:r>
+    </w:p>
+    <w:p>
+      <w:pPr>
+        <w:rPr>
+          <w:rFonts w:cstheme="minorHAnsi"/>
+          <w:sz w:val="20"/>
+          <w:szCs w:val="20"/>
+        </w:rPr>
+      </w:pPr>
+      <w:r>
+        <w:rPr>
+          <w:rFonts w:cstheme="minorHAnsi"/>
+          <w:sz w:val="20"/>
+          <w:szCs w:val="20"/>
+        </w:rPr>
+        <w:lastRenderedPageBreak/>
+        <w:t>A true friend (unhurried friend</w:t>
+      </w:r>
+      <w:r>
+        <w:rPr>
+          <w:rFonts w:cstheme="minorHAnsi"/>
+          <w:sz w:val="20"/>
+          <w:szCs w:val="20"/>
+        </w:rPr>
+        <w:t>, slow down without rush</w:t>
+      </w:r>
+      <w:r>
+        <w:rPr>
+          <w:rFonts w:cstheme="minorHAnsi"/>
+          <w:sz w:val="20"/>
+          <w:szCs w:val="20"/>
+        </w:rPr>
+        <w:t xml:space="preserve">) </w:t>
+      </w:r>
+      <w:r>
+        <w:rPr>
+          <w:rFonts w:cstheme="minorHAnsi"/>
+          <w:sz w:val="20"/>
+          <w:szCs w:val="20"/>
+        </w:rPr>
+        <w:t xml:space="preserve">will </w:t>
+      </w:r>
+      <w:r>
+        <w:rPr>
+          <w:rFonts w:cstheme="minorHAnsi"/>
+          <w:sz w:val="20"/>
+          <w:szCs w:val="20"/>
+        </w:rPr>
+        <w:t xml:space="preserve">not </w:t>
+      </w:r>
+      <w:r>
+        <w:rPr>
+          <w:rFonts w:cstheme="minorHAnsi"/>
+          <w:sz w:val="20"/>
+          <w:szCs w:val="20"/>
+        </w:rPr>
+        <w:t xml:space="preserve">only </w:t>
+      </w:r>
+      <w:r>
+        <w:rPr>
+          <w:rFonts w:cstheme="minorHAnsi"/>
+          <w:sz w:val="20"/>
+          <w:szCs w:val="20"/>
+        </w:rPr>
+        <w:t>find</w:t>
+      </w:r>
+      <w:r>
+        <w:rPr>
+          <w:rFonts w:cstheme="minorHAnsi"/>
+          <w:sz w:val="20"/>
+          <w:szCs w:val="20"/>
+        </w:rPr>
+        <w:t xml:space="preserve"> </w:t>
+      </w:r>
+      <w:r>
+        <w:rPr>
+          <w:rFonts w:cstheme="minorHAnsi"/>
+          <w:sz w:val="20"/>
+          <w:szCs w:val="20"/>
+        </w:rPr>
+        <w:t>the most people</w:t>
+      </w:r>
+      <w:r>
+        <w:rPr>
+          <w:rFonts w:cstheme="minorHAnsi"/>
+          <w:sz w:val="20"/>
+          <w:szCs w:val="20"/>
+        </w:rPr>
+        <w:t xml:space="preserve"> </w:t>
+      </w:r>
+      <w:r>
+        <w:rPr>
+          <w:rFonts w:cstheme="minorHAnsi"/>
+          <w:sz w:val="20"/>
+          <w:szCs w:val="20"/>
+        </w:rPr>
+        <w:t>(from crowd</w:t>
+      </w:r>
+      <w:r>
+        <w:rPr>
+          <w:rFonts w:cstheme="minorHAnsi"/>
+          <w:sz w:val="20"/>
+          <w:szCs w:val="20"/>
+        </w:rPr>
+        <w:t xml:space="preserve"> business network</w:t>
+      </w:r>
+      <w:r>
+        <w:rPr>
+          <w:rFonts w:cstheme="minorHAnsi"/>
+          <w:sz w:val="20"/>
+          <w:szCs w:val="20"/>
+        </w:rPr>
+        <w:t>) to talk in the</w:t>
+      </w:r>
+      <w:r>
+        <w:rPr>
+          <w:rFonts w:cstheme="minorHAnsi"/>
+          <w:sz w:val="20"/>
+          <w:szCs w:val="20"/>
+        </w:rPr>
+        <w:t xml:space="preserve"> private room</w:t>
+      </w:r>
+      <w:r>
+        <w:rPr>
+          <w:rFonts w:cstheme="minorHAnsi"/>
+          <w:sz w:val="20"/>
+          <w:szCs w:val="20"/>
+        </w:rPr>
+        <w:t xml:space="preserve"> (</w:t>
+      </w:r>
+      <w:r>
+        <w:rPr>
+          <w:rFonts w:cstheme="minorHAnsi"/>
+          <w:sz w:val="20"/>
+          <w:szCs w:val="20"/>
+        </w:rPr>
+        <w:t xml:space="preserve">does not </w:t>
+      </w:r>
+      <w:r>
+        <w:rPr>
+          <w:rFonts w:cstheme="minorHAnsi"/>
+          <w:sz w:val="20"/>
+          <w:szCs w:val="20"/>
+        </w:rPr>
+        <w:t>work the room)</w:t>
+      </w:r>
+      <w:r>
+        <w:rPr>
+          <w:rFonts w:cstheme="minorHAnsi"/>
+          <w:sz w:val="20"/>
+          <w:szCs w:val="20"/>
+        </w:rPr>
+        <w:t>.</w:t>
+      </w:r>
+    </w:p>
+    <w:p>
+      <w:pPr>
+        <w:rPr>
+          <w:rFonts w:cstheme="minorHAnsi"/>
+          <w:sz w:val="20"/>
+          <w:szCs w:val="20"/>
+        </w:rPr>
+      </w:pPr>
+    </w:p>
+    <w:p>
+      <w:pPr>
+        <w:rPr>
+          <w:rFonts w:cstheme="minorHAnsi"/>
+          <w:sz w:val="20"/>
+          <w:szCs w:val="20"/>
+        </w:rPr>
+      </w:pPr>
+      <w:r>
+        <w:rPr>
+          <w:rFonts w:cstheme="minorHAnsi"/>
+          <w:sz w:val="20"/>
+          <w:szCs w:val="20"/>
+        </w:rPr>
+        <w:t>1</w:t>
+      </w:r>
+      <w:r>
+        <w:rPr>
+          <w:rFonts w:cstheme="minorHAnsi"/>
+          <w:sz w:val="20"/>
+          <w:szCs w:val="20"/>
+        </w:rPr>
+        <w:t>8</w:t>
+      </w:r>
+      <w:r>
+        <w:rPr>
+          <w:rFonts w:cstheme="minorHAnsi"/>
+          <w:sz w:val="20"/>
+          <w:szCs w:val="20"/>
+        </w:rPr>
+        <w:t>:</w:t>
+      </w:r>
+      <w:r>
+        <w:rPr>
+          <w:rFonts w:cstheme="minorHAnsi"/>
+          <w:sz w:val="20"/>
+          <w:szCs w:val="20"/>
+        </w:rPr>
+        <w:t>0</w:t>
+      </w:r>
+      <w:r>
+        <w:rPr>
+          <w:rFonts w:cstheme="minorHAnsi"/>
+          <w:sz w:val="20"/>
+          <w:szCs w:val="20"/>
+        </w:rPr>
+        <w:t>0/35:07</w:t>
+      </w:r>
+    </w:p>
+    <w:p>
+      <w:pPr>
+        <w:rPr>
+          <w:rFonts w:cstheme="minorHAnsi"/>
+          <w:sz w:val="20"/>
+          <w:szCs w:val="20"/>
+        </w:rPr>
+      </w:pPr>
+      <w:r>
+        <w:rPr>
+          <w:rFonts w:cstheme="minorHAnsi"/>
+          <w:sz w:val="20"/>
+          <w:szCs w:val="20"/>
+        </w:rPr>
+        <w:drawing>
+          <wp:inline distT="0" distB="0" distL="0" distR="0" wp14:anchorId="6E969BED" wp14:editId="017E198D">
+            <wp:extent cx="5943600" cy="2276475"/>
+            <wp:effectExtent l="0" t="0" r="0" b="9525"/>
+            <wp:docPr id="841482328" name="Picture 1"/>
+            <wp:cNvGraphicFramePr>
+              <a:graphicFrameLocks xmlns:a="http://schemas.openxmlformats.org/drawingml/2006/main" noChangeAspect="1"/>
+            </wp:cNvGraphicFramePr>
+            <a:graphic xmlns:a="http://schemas.openxmlformats.org/drawingml/2006/main">
+              <a:graphicData uri="http://schemas.openxmlformats.org/drawingml/2006/picture">
+                <pic:pic xmlns:pic="http://schemas.openxmlformats.org/drawingml/2006/picture">
+                  <pic:nvPicPr>
+                    <pic:cNvPr id="841482328" name=""/>
+                    <pic:cNvPicPr/>
+                  </pic:nvPicPr>
+                  <pic:blipFill>
+                    <a:blip r:embed="rId28"/>
+                    <a:stretch>
+                      <a:fillRect/>
+                    </a:stretch>
+                  </pic:blipFill>
+                  <pic:spPr>
+                    <a:xfrm>
+                      <a:off x="0" y="0"/>
+                      <a:ext cx="5943600" cy="2276475"/>
+                    </a:xfrm>
+                    <a:prstGeom prst="rect">
+                      <a:avLst/>
+                    </a:prstGeom>
+                  </pic:spPr>
+                </pic:pic>
+              </a:graphicData>
+            </a:graphic>
+          </wp:inline>
+        </w:drawing>
+      </w:r>
+    </w:p>
+    <w:p>
+      <w:pPr>
+        <w:rPr>
+          <w:rFonts w:cstheme="minorHAnsi"/>
+          <w:sz w:val="20"/>
+          <w:szCs w:val="20"/>
+        </w:rPr>
+      </w:pPr>
+      <w:r>
+        <w:rPr>
+          <w:rFonts w:cstheme="minorHAnsi"/>
+          <w:sz w:val="20"/>
+          <w:szCs w:val="20"/>
+        </w:rPr>
+        <w:t>This text is from Bible (James chapter 2)</w:t>
+      </w:r>
+      <w:r>
+        <w:rPr>
+          <w:rFonts w:cstheme="minorHAnsi"/>
+          <w:sz w:val="20"/>
+          <w:szCs w:val="20"/>
+        </w:rPr>
+        <w:t>, meaning:</w:t>
+      </w:r>
+    </w:p>
+    <w:p>
+      <w:pPr>
+        <w:numPr>
+          <w:ilvl w:val="0"/>
+          <w:numId w:val="10"/>
+        </w:numPr>
+        <w:rPr>
+          <w:rFonts w:cstheme="minorHAnsi"/>
+          <w:sz w:val="20"/>
+          <w:szCs w:val="20"/>
+        </w:rPr>
+      </w:pPr>
+      <w:r>
+        <w:rPr>
+          <w:rFonts w:cstheme="minorHAnsi"/>
+          <w:b/>
+          <w:bCs/>
+          <w:sz w:val="20"/>
+          <w:szCs w:val="20"/>
+        </w:rPr>
+        <w:t xml:space="preserve">1. </w:t>
+      </w:r>
+      <w:r>
+        <w:rPr>
+          <w:rFonts w:cstheme="minorHAnsi"/>
+          <w:b/>
+          <w:bCs/>
+          <w:sz w:val="20"/>
+          <w:szCs w:val="20"/>
+        </w:rPr>
+        <w:t>God chooses poor people.</w:t>
+      </w:r>
+      <w:r>
+        <w:rPr>
+          <w:rFonts w:cstheme="minorHAnsi"/>
+          <w:sz w:val="20"/>
+          <w:szCs w:val="20"/>
+        </w:rPr>
+        <w:t xml:space="preserve"> He makes them rich in faith.</w:t>
+      </w:r>
+    </w:p>
+    <w:p>
+      <w:pPr>
+        <w:numPr>
+          <w:ilvl w:val="0"/>
+          <w:numId w:val="10"/>
+        </w:numPr>
+        <w:rPr>
+          <w:rFonts w:cstheme="minorHAnsi"/>
+          <w:sz w:val="20"/>
+          <w:szCs w:val="20"/>
+        </w:rPr>
+      </w:pPr>
+      <w:r>
+        <w:rPr>
+          <w:rFonts w:cstheme="minorHAnsi"/>
+          <w:b/>
+          <w:bCs/>
+          <w:sz w:val="20"/>
+          <w:szCs w:val="20"/>
+        </w:rPr>
+        <w:t xml:space="preserve">2. </w:t>
+      </w:r>
+      <w:r>
+        <w:rPr>
+          <w:rFonts w:cstheme="minorHAnsi"/>
+          <w:b/>
+          <w:bCs/>
+          <w:sz w:val="20"/>
+          <w:szCs w:val="20"/>
+        </w:rPr>
+        <w:t>Rich people were acting badly.</w:t>
+      </w:r>
+      <w:r>
+        <w:rPr>
+          <w:rFonts w:cstheme="minorHAnsi"/>
+          <w:sz w:val="20"/>
+          <w:szCs w:val="20"/>
+        </w:rPr>
+        <w:t xml:space="preserve"> They hurt others and dragged them to court.</w:t>
+      </w:r>
+    </w:p>
+    <w:p>
+      <w:pPr>
+        <w:numPr>
+          <w:ilvl w:val="0"/>
+          <w:numId w:val="10"/>
+        </w:numPr>
+        <w:rPr>
+          <w:rFonts w:cstheme="minorHAnsi"/>
+          <w:sz w:val="20"/>
+          <w:szCs w:val="20"/>
+        </w:rPr>
+      </w:pPr>
+      <w:r>
+        <w:rPr>
+          <w:rFonts w:cstheme="minorHAnsi"/>
+          <w:b/>
+          <w:bCs/>
+          <w:sz w:val="20"/>
+          <w:szCs w:val="20"/>
+        </w:rPr>
+        <w:t xml:space="preserve">3. </w:t>
+      </w:r>
+      <w:r>
+        <w:rPr>
+          <w:rFonts w:cstheme="minorHAnsi"/>
+          <w:b/>
+          <w:bCs/>
+          <w:sz w:val="20"/>
+          <w:szCs w:val="20"/>
+        </w:rPr>
+        <w:t>Rich people blaspheme God.</w:t>
+      </w:r>
+    </w:p>
+    <w:p>
+      <w:pPr>
+        <w:rPr>
+          <w:rFonts w:cstheme="minorHAnsi"/>
+          <w:sz w:val="20"/>
+          <w:szCs w:val="20"/>
+        </w:rPr>
+      </w:pPr>
+    </w:p>
+    <w:p>
+      <w:pPr>
+        <w:rPr>
+          <w:rFonts w:cstheme="minorHAnsi"/>
+          <w:sz w:val="20"/>
+          <w:szCs w:val="20"/>
+        </w:rPr>
+      </w:pPr>
+      <w:r>
+        <w:rPr>
+          <w:rFonts w:cstheme="minorHAnsi"/>
+          <w:sz w:val="20"/>
+          <w:szCs w:val="20"/>
+        </w:rPr>
+        <w:t>God chooses poor people to be rich in faith.</w:t>
+      </w:r>
+    </w:p>
+    <w:p>
+      <w:pPr>
+        <w:rPr>
+          <w:rFonts w:cstheme="minorHAnsi"/>
+          <w:sz w:val="20"/>
+          <w:szCs w:val="20"/>
+        </w:rPr>
+      </w:pPr>
+      <w:r>
+        <w:rPr>
+          <w:rFonts w:cstheme="minorHAnsi"/>
+          <w:sz w:val="20"/>
+          <w:szCs w:val="20"/>
+        </w:rPr>
+        <w:t>Rich people hurt others to court.</w:t>
+      </w:r>
+    </w:p>
+    <w:p>
+      <w:pPr>
+        <w:rPr>
+          <w:rFonts w:cstheme="minorHAnsi"/>
+          <w:sz w:val="20"/>
+          <w:szCs w:val="20"/>
+        </w:rPr>
+      </w:pPr>
+      <w:r>
+        <w:rPr>
+          <w:rFonts w:cstheme="minorHAnsi"/>
+          <w:sz w:val="20"/>
+          <w:szCs w:val="20"/>
+        </w:rPr>
+        <w:t xml:space="preserve">Blaspheme: </w:t>
+      </w:r>
+      <w:r>
+        <w:rPr>
+          <w:rFonts w:cstheme="minorHAnsi"/>
+          <w:b/>
+          <w:bCs/>
+          <w:sz w:val="20"/>
+          <w:szCs w:val="20"/>
+        </w:rPr>
+        <w:t>褻瀆</w:t>
+      </w:r>
+      <w:r>
+        <w:rPr>
+          <w:rFonts w:cstheme="minorHAnsi"/>
+          <w:sz w:val="20"/>
+          <w:szCs w:val="20"/>
+        </w:rPr>
+        <w:t xml:space="preserve"> </w:t>
+      </w:r>
+      <w:r>
+        <w:rPr>
+          <w:rFonts w:cstheme="minorHAnsi"/>
+          <w:sz w:val="20"/>
+          <w:szCs w:val="20"/>
+        </w:rPr>
+        <w:t xml:space="preserve"> </w:t>
+      </w:r>
+    </w:p>
+    <w:p>
+      <w:pPr>
+        <w:rPr>
+          <w:rFonts w:cstheme="minorHAnsi"/>
+          <w:sz w:val="20"/>
+          <w:szCs w:val="20"/>
+        </w:rPr>
+      </w:pPr>
+      <w:r>
+        <w:rPr>
+          <w:rFonts w:cstheme="minorHAnsi"/>
+          <w:sz w:val="20"/>
+          <w:szCs w:val="20"/>
+        </w:rPr>
+        <w:t>James said, why you divided people that damage the heart of God.</w:t>
+      </w:r>
+      <w:r>
+        <w:rPr>
+          <w:rFonts w:cstheme="minorHAnsi"/>
+          <w:sz w:val="20"/>
+          <w:szCs w:val="20"/>
+        </w:rPr>
+        <w:t xml:space="preserve"> God choose people with</w:t>
+      </w:r>
+      <w:r>
+        <w:rPr>
+          <w:rFonts w:cstheme="minorHAnsi"/>
+          <w:sz w:val="20"/>
+          <w:szCs w:val="20"/>
+        </w:rPr>
+        <w:t xml:space="preserve">out </w:t>
+      </w:r>
+      <w:r>
+        <w:rPr>
+          <w:rFonts w:cstheme="minorHAnsi"/>
+          <w:sz w:val="20"/>
+          <w:szCs w:val="20"/>
+        </w:rPr>
+        <w:t xml:space="preserve">influence </w:t>
+      </w:r>
+      <w:r>
+        <w:rPr>
+          <w:rFonts w:cstheme="minorHAnsi"/>
+          <w:sz w:val="20"/>
+          <w:szCs w:val="20"/>
+        </w:rPr>
+        <w:t xml:space="preserve">of rich or poor </w:t>
+      </w:r>
+      <w:r>
+        <w:rPr>
+          <w:rFonts w:cstheme="minorHAnsi"/>
+          <w:sz w:val="20"/>
+          <w:szCs w:val="20"/>
+        </w:rPr>
+        <w:t>in the world.</w:t>
+      </w:r>
+      <w:r>
+        <w:rPr>
+          <w:rFonts w:cstheme="minorHAnsi"/>
+          <w:sz w:val="20"/>
+          <w:szCs w:val="20"/>
+        </w:rPr>
+        <w:t xml:space="preserve"> For James, he loves his brother Jesus and other people.</w:t>
+      </w:r>
+    </w:p>
+    <w:p>
+      <w:pPr>
+        <w:rPr>
+          <w:rFonts w:cstheme="minorHAnsi"/>
+          <w:sz w:val="20"/>
+          <w:szCs w:val="20"/>
+        </w:rPr>
+      </w:pPr>
+    </w:p>
+    <w:p>
+      <w:pPr>
+        <w:rPr>
+          <w:rFonts w:cstheme="minorHAnsi"/>
+          <w:sz w:val="20"/>
+          <w:szCs w:val="20"/>
+        </w:rPr>
+      </w:pPr>
+    </w:p>
+    <w:p>
+      <w:pPr>
+        <w:rPr>
+          <w:rFonts w:cstheme="minorHAnsi"/>
+          <w:sz w:val="20"/>
+          <w:szCs w:val="20"/>
+        </w:rPr>
+      </w:pPr>
+      <w:r>
+        <w:rPr>
+          <w:rFonts w:cstheme="minorHAnsi"/>
+          <w:sz w:val="20"/>
+          <w:szCs w:val="20"/>
+        </w:rPr>
+        <w:t>24</w:t>
+      </w:r>
+      <w:r>
+        <w:rPr>
+          <w:rFonts w:cstheme="minorHAnsi"/>
+          <w:sz w:val="20"/>
+          <w:szCs w:val="20"/>
+        </w:rPr>
+        <w:t>:</w:t>
+      </w:r>
+      <w:r>
+        <w:rPr>
+          <w:rFonts w:cstheme="minorHAnsi"/>
+          <w:sz w:val="20"/>
+          <w:szCs w:val="20"/>
+        </w:rPr>
+        <w:t>19</w:t>
+      </w:r>
+      <w:r>
+        <w:rPr>
+          <w:rFonts w:cstheme="minorHAnsi"/>
+          <w:sz w:val="20"/>
+          <w:szCs w:val="20"/>
+        </w:rPr>
+        <w:t>/35:07</w:t>
+      </w:r>
+    </w:p>
+    <w:p>
+      <w:pPr>
+        <w:rPr>
+          <w:rFonts w:cstheme="minorHAnsi"/>
+          <w:sz w:val="20"/>
+          <w:szCs w:val="20"/>
+        </w:rPr>
+      </w:pPr>
+      <w:r>
+        <w:rPr>
+          <w:rFonts w:cstheme="minorHAnsi"/>
+          <w:sz w:val="20"/>
+          <w:szCs w:val="20"/>
+        </w:rPr>
+        <w:drawing>
+          <wp:inline distT="0" distB="0" distL="0" distR="0" wp14:anchorId="59010CDA" wp14:editId="598E0CFB">
+            <wp:extent cx="5943600" cy="795020"/>
+            <wp:effectExtent l="0" t="0" r="0" b="5080"/>
+            <wp:docPr id="736645222" name="Picture 1"/>
+            <wp:cNvGraphicFramePr>
+              <a:graphicFrameLocks xmlns:a="http://schemas.openxmlformats.org/drawingml/2006/main" noChangeAspect="1"/>
+            </wp:cNvGraphicFramePr>
+            <a:graphic xmlns:a="http://schemas.openxmlformats.org/drawingml/2006/main">
+              <a:graphicData uri="http://schemas.openxmlformats.org/drawingml/2006/picture">
+                <pic:pic xmlns:pic="http://schemas.openxmlformats.org/drawingml/2006/picture">
+                  <pic:nvPicPr>
+                    <pic:cNvPr id="736645222" name=""/>
+                    <pic:cNvPicPr/>
+                  </pic:nvPicPr>
+                  <pic:blipFill>
+                    <a:blip r:embed="rId29"/>
+                    <a:stretch>
+                      <a:fillRect/>
+                    </a:stretch>
+                  </pic:blipFill>
+                  <pic:spPr>
+                    <a:xfrm>
+                      <a:off x="0" y="0"/>
+                      <a:ext cx="5943600" cy="795020"/>
+                    </a:xfrm>
+                    <a:prstGeom prst="rect">
+                      <a:avLst/>
+                    </a:prstGeom>
+                  </pic:spPr>
+                </pic:pic>
+              </a:graphicData>
+            </a:graphic>
+          </wp:inline>
+        </w:drawing>
+      </w:r>
+    </w:p>
+    <w:p>
+      <w:pPr>
+        <w:rPr>
+          <w:rFonts w:cstheme="minorHAnsi"/>
+          <w:b/>
+          <w:bCs/>
+          <w:sz w:val="20"/>
+          <w:szCs w:val="20"/>
+        </w:rPr>
+      </w:pPr>
+      <w:r>
+        <w:rPr>
+          <w:rFonts w:cstheme="minorHAnsi"/>
+          <w:b/>
+          <w:bCs/>
+          <w:sz w:val="20"/>
+          <w:szCs w:val="20"/>
+        </w:rPr>
+        <w:t>Core Concepts of the Message</w:t>
+      </w:r>
+    </w:p>
+    <w:p>
+      <w:pPr>
+        <w:numPr>
+          <w:ilvl w:val="0"/>
+          <w:numId w:val="11"/>
+        </w:numPr>
+        <w:rPr>
+          <w:rFonts w:cstheme="minorHAnsi"/>
+          <w:sz w:val="20"/>
+          <w:szCs w:val="20"/>
+        </w:rPr>
+      </w:pPr>
+      <w:r>
+        <w:rPr>
+          <w:rFonts w:cstheme="minorHAnsi"/>
+          <w:b/>
+          <w:bCs/>
+          <w:sz w:val="20"/>
+          <w:szCs w:val="20"/>
+        </w:rPr>
+        <w:t>Networking vs. Friendship:</w:t>
+      </w:r>
+      <w:r>
+        <w:rPr>
+          <w:rFonts w:cstheme="minorHAnsi"/>
+          <w:sz w:val="20"/>
+          <w:szCs w:val="20"/>
+        </w:rPr>
+        <w:t xml:space="preserve"> The sermon contrasts a modern culture of "networking"—where people hurry past those who cannot help them—with true, selfless friendship.</w:t>
+      </w:r>
+    </w:p>
+    <w:p>
+      <w:pPr>
+        <w:numPr>
+          <w:ilvl w:val="0"/>
+          <w:numId w:val="11"/>
+        </w:numPr>
+        <w:rPr>
+          <w:rFonts w:cstheme="minorHAnsi"/>
+          <w:sz w:val="20"/>
+          <w:szCs w:val="20"/>
+        </w:rPr>
+      </w:pPr>
+      <w:r>
+        <w:rPr>
+          <w:rFonts w:cstheme="minorHAnsi"/>
+          <w:b/>
+          <w:bCs/>
+          <w:sz w:val="20"/>
+          <w:szCs w:val="20"/>
+        </w:rPr>
+        <w:t>The Sin of Partiality:</w:t>
+      </w:r>
+      <w:r>
+        <w:rPr>
+          <w:rFonts w:cstheme="minorHAnsi"/>
+          <w:sz w:val="20"/>
+          <w:szCs w:val="20"/>
+        </w:rPr>
+        <w:t xml:space="preserve"> Drawing from James 2, it attacks the practice of treating people differently based on status, wealth, or what they can offer in return.</w:t>
+      </w:r>
+    </w:p>
+    <w:p>
+      <w:pPr>
+        <w:numPr>
+          <w:ilvl w:val="0"/>
+          <w:numId w:val="11"/>
+        </w:numPr>
+        <w:rPr>
+          <w:rFonts w:cstheme="minorHAnsi"/>
+          <w:sz w:val="20"/>
+          <w:szCs w:val="20"/>
+        </w:rPr>
+      </w:pPr>
+      <w:r>
+        <w:rPr>
+          <w:rFonts w:cstheme="minorHAnsi"/>
+          <w:b/>
+          <w:bCs/>
+          <w:sz w:val="20"/>
+          <w:szCs w:val="20"/>
+        </w:rPr>
+        <w:t>Reclaiming the Table:</w:t>
+      </w:r>
+      <w:r>
+        <w:rPr>
+          <w:rFonts w:cstheme="minorHAnsi"/>
+          <w:sz w:val="20"/>
+          <w:szCs w:val="20"/>
+        </w:rPr>
+        <w:t xml:space="preserve"> An "unhurried friend" intentionally slows down, resists the urge to scan or "judge the room" for social advantages, and creates open space for the marginalized, awkward, or overlooked.</w:t>
+      </w:r>
+    </w:p>
+    <w:p>
+      <w:pPr>
+        <w:rPr>
+          <w:rFonts w:cstheme="minorHAnsi"/>
+          <w:sz w:val="20"/>
+          <w:szCs w:val="20"/>
+        </w:rPr>
+      </w:pPr>
+    </w:p>
+    <w:p>
+      <w:pPr>
+        <w:rPr>
+          <w:rFonts w:cstheme="minorHAnsi"/>
+          <w:sz w:val="20"/>
+          <w:szCs w:val="20"/>
+        </w:rPr>
+      </w:pPr>
+      <w:r>
+        <w:rPr>
+          <w:rFonts w:cstheme="minorHAnsi"/>
+          <w:sz w:val="20"/>
+          <w:szCs w:val="20"/>
+        </w:rPr>
+        <w:t xml:space="preserve">An </w:t>
+      </w:r>
+      <w:r>
+        <w:rPr>
+          <w:rFonts w:cstheme="minorHAnsi"/>
+          <w:sz w:val="20"/>
+          <w:szCs w:val="20"/>
+        </w:rPr>
+        <w:t>true friend (</w:t>
+      </w:r>
+      <w:r>
+        <w:rPr>
+          <w:rFonts w:cstheme="minorHAnsi"/>
+          <w:sz w:val="20"/>
+          <w:szCs w:val="20"/>
+        </w:rPr>
+        <w:t>unhurried friend</w:t>
+      </w:r>
+      <w:r>
+        <w:rPr>
+          <w:rFonts w:cstheme="minorHAnsi"/>
+          <w:sz w:val="20"/>
+          <w:szCs w:val="20"/>
+        </w:rPr>
+        <w:t>) will</w:t>
+      </w:r>
+      <w:r>
+        <w:rPr>
+          <w:rFonts w:cstheme="minorHAnsi"/>
+          <w:sz w:val="20"/>
+          <w:szCs w:val="20"/>
+        </w:rPr>
+        <w:t xml:space="preserve"> not </w:t>
+      </w:r>
+      <w:r>
+        <w:rPr>
+          <w:rFonts w:cstheme="minorHAnsi"/>
+          <w:sz w:val="20"/>
+          <w:szCs w:val="20"/>
+        </w:rPr>
+        <w:t xml:space="preserve">judge </w:t>
+      </w:r>
+      <w:r>
+        <w:rPr>
+          <w:rFonts w:cstheme="minorHAnsi"/>
+          <w:sz w:val="20"/>
+          <w:szCs w:val="20"/>
+        </w:rPr>
+        <w:t>you in room</w:t>
+      </w:r>
+      <w:r>
+        <w:rPr>
+          <w:rFonts w:cstheme="minorHAnsi"/>
+          <w:sz w:val="20"/>
+          <w:szCs w:val="20"/>
+        </w:rPr>
+        <w:t xml:space="preserve"> (</w:t>
+      </w:r>
+      <w:r>
+        <w:rPr>
+          <w:rFonts w:cstheme="minorHAnsi"/>
+          <w:sz w:val="20"/>
+          <w:szCs w:val="20"/>
+        </w:rPr>
+        <w:t>a group of people in room</w:t>
+      </w:r>
+      <w:r>
+        <w:rPr>
+          <w:rFonts w:cstheme="minorHAnsi"/>
+          <w:sz w:val="20"/>
+          <w:szCs w:val="20"/>
+        </w:rPr>
+        <w:t>)</w:t>
+      </w:r>
+      <w:r>
+        <w:rPr>
+          <w:rFonts w:cstheme="minorHAnsi"/>
+          <w:sz w:val="20"/>
+          <w:szCs w:val="20"/>
+        </w:rPr>
+        <w:t>.</w:t>
+      </w:r>
+    </w:p>
+    <w:p>
+      <w:pPr>
+        <w:rPr>
+          <w:rFonts w:cstheme="minorHAnsi"/>
+          <w:sz w:val="20"/>
+          <w:szCs w:val="20"/>
+        </w:rPr>
+      </w:pPr>
+    </w:p>
+    <w:p>
+      <w:pPr>
+        <w:rPr>
+          <w:rFonts w:cstheme="minorHAnsi"/>
+          <w:sz w:val="20"/>
+          <w:szCs w:val="20"/>
+        </w:rPr>
+      </w:pPr>
+    </w:p>
+    <w:p>
+      <w:pPr>
+        <w:rPr>
+          <w:rFonts w:cstheme="minorHAnsi"/>
+          <w:sz w:val="20"/>
+          <w:szCs w:val="20"/>
+        </w:rPr>
+      </w:pPr>
     </w:p>
     <w:p>
       <w:pPr>
@@ -3991,7 +4966,7 @@
       </w:r>
     </w:p>
     <w:p>
-      <w:hyperlink r:id="rId27" w:history="1">
+      <w:hyperlink r:id="rId30" w:history="1">
         <w:r>
           <w:rPr>
             <w:rStyle w:val="Hyperlink"/>
@@ -4008,7 +4983,7 @@
           <w:szCs w:val="20"/>
         </w:rPr>
       </w:pPr>
-      <w:hyperlink r:id="rId28" w:history="1">
+      <w:hyperlink r:id="rId31" w:history="1">
         <w:r>
           <w:rPr>
             <w:rStyle w:val="Hyperlink"/>
@@ -4071,7 +5046,7 @@
       </w:pPr>
     </w:p>
     <w:sectPr>
-      <w:footerReference w:type="default" r:id="rId29"/>
+      <w:footerReference w:type="default" r:id="rId32"/>
       <w:pgSz w:w="12240" w:h="15840"/>
       <w:pgMar w:top="1440" w:right="1440" w:bottom="1530" w:left="1440" w:header="0" w:footer="720" w:gutter="0"/>
       <w:cols w:space="720"/>
@@ -4734,6 +5709,155 @@
     </w:lvl>
   </w:abstractNum>
   <w:abstractNum w:abstractNumId="4" w15:restartNumberingAfterBreak="0">
+    <w:nsid w:val="3D2F6733"/>
+    <w:multiLevelType w:val="multilevel"/>
+    <w:tmpl w:val="B9243440"/>
+    <w:lvl w:ilvl="0">
+      <w:start w:val="1"/>
+      <w:numFmt w:val="bullet"/>
+      <w:lvlText w:val=""/>
+      <w:lvlJc w:val="left"/>
+      <w:pPr>
+        <w:tabs>
+          <w:tab w:val="num" w:pos="720"/>
+        </w:tabs>
+        <w:ind w:left="720" w:hanging="360"/>
+      </w:pPr>
+      <w:rPr>
+        <w:rFonts w:ascii="Symbol" w:hAnsi="Symbol" w:hint="default"/>
+        <w:sz w:val="20"/>
+      </w:rPr>
+    </w:lvl>
+    <w:lvl w:ilvl="1" w:tentative="1">
+      <w:start w:val="1"/>
+      <w:numFmt w:val="bullet"/>
+      <w:lvlText w:val="o"/>
+      <w:lvlJc w:val="left"/>
+      <w:pPr>
+        <w:tabs>
+          <w:tab w:val="num" w:pos="1440"/>
+        </w:tabs>
+        <w:ind w:left="1440" w:hanging="360"/>
+      </w:pPr>
+      <w:rPr>
+        <w:rFonts w:ascii="Courier New" w:hAnsi="Courier New" w:hint="default"/>
+        <w:sz w:val="20"/>
+      </w:rPr>
+    </w:lvl>
+    <w:lvl w:ilvl="2" w:tentative="1">
+      <w:start w:val="1"/>
+      <w:numFmt w:val="bullet"/>
+      <w:lvlText w:val=""/>
+      <w:lvlJc w:val="left"/>
+      <w:pPr>
+        <w:tabs>
+          <w:tab w:val="num" w:pos="2160"/>
+        </w:tabs>
+        <w:ind w:left="2160" w:hanging="360"/>
+      </w:pPr>
+      <w:rPr>
+        <w:rFonts w:ascii="Wingdings" w:hAnsi="Wingdings" w:hint="default"/>
+        <w:sz w:val="20"/>
+      </w:rPr>
+    </w:lvl>
+    <w:lvl w:ilvl="3" w:tentative="1">
+      <w:start w:val="1"/>
+      <w:numFmt w:val="bullet"/>
+      <w:lvlText w:val=""/>
+      <w:lvlJc w:val="left"/>
+      <w:pPr>
+        <w:tabs>
+          <w:tab w:val="num" w:pos="2880"/>
+        </w:tabs>
+        <w:ind w:left="2880" w:hanging="360"/>
+      </w:pPr>
+      <w:rPr>
+        <w:rFonts w:ascii="Wingdings" w:hAnsi="Wingdings" w:hint="default"/>
+        <w:sz w:val="20"/>
+      </w:rPr>
+    </w:lvl>
+    <w:lvl w:ilvl="4" w:tentative="1">
+      <w:start w:val="1"/>
+      <w:numFmt w:val="bullet"/>
+      <w:lvlText w:val=""/>
+      <w:lvlJc w:val="left"/>
+      <w:pPr>
+        <w:tabs>
+          <w:tab w:val="num" w:pos="3600"/>
+        </w:tabs>
+        <w:ind w:left="3600" w:hanging="360"/>
+      </w:pPr>
+      <w:rPr>
+        <w:rFonts w:ascii="Wingdings" w:hAnsi="Wingdings" w:hint="default"/>
+        <w:sz w:val="20"/>
+      </w:rPr>
+    </w:lvl>
+    <w:lvl w:ilvl="5" w:tentative="1">
+      <w:start w:val="1"/>
+      <w:numFmt w:val="bullet"/>
+      <w:lvlText w:val=""/>
+      <w:lvlJc w:val="left"/>
+      <w:pPr>
+        <w:tabs>
+          <w:tab w:val="num" w:pos="4320"/>
+        </w:tabs>
+        <w:ind w:left="4320" w:hanging="360"/>
+      </w:pPr>
+      <w:rPr>
+        <w:rFonts w:ascii="Wingdings" w:hAnsi="Wingdings" w:hint="default"/>
+        <w:sz w:val="20"/>
+      </w:rPr>
+    </w:lvl>
+    <w:lvl w:ilvl="6" w:tentative="1">
+      <w:start w:val="1"/>
+      <w:numFmt w:val="bullet"/>
+      <w:lvlText w:val=""/>
+      <w:lvlJc w:val="left"/>
+      <w:pPr>
+        <w:tabs>
+          <w:tab w:val="num" w:pos="5040"/>
+        </w:tabs>
+        <w:ind w:left="5040" w:hanging="360"/>
+      </w:pPr>
+      <w:rPr>
+        <w:rFonts w:ascii="Wingdings" w:hAnsi="Wingdings" w:hint="default"/>
+        <w:sz w:val="20"/>
+      </w:rPr>
+    </w:lvl>
+    <w:lvl w:ilvl="7" w:tentative="1">
+      <w:start w:val="1"/>
+      <w:numFmt w:val="bullet"/>
+      <w:lvlText w:val=""/>
+      <w:lvlJc w:val="left"/>
+      <w:pPr>
+        <w:tabs>
+          <w:tab w:val="num" w:pos="5760"/>
+        </w:tabs>
+        <w:ind w:left="5760" w:hanging="360"/>
+      </w:pPr>
+      <w:rPr>
+        <w:rFonts w:ascii="Wingdings" w:hAnsi="Wingdings" w:hint="default"/>
+        <w:sz w:val="20"/>
+      </w:rPr>
+    </w:lvl>
+    <w:lvl w:ilvl="8" w:tentative="1">
+      <w:start w:val="1"/>
+      <w:numFmt w:val="bullet"/>
+      <w:lvlText w:val=""/>
+      <w:lvlJc w:val="left"/>
+      <w:pPr>
+        <w:tabs>
+          <w:tab w:val="num" w:pos="6480"/>
+        </w:tabs>
+        <w:ind w:left="6480" w:hanging="360"/>
+      </w:pPr>
+      <w:rPr>
+        <w:rFonts w:ascii="Wingdings" w:hAnsi="Wingdings" w:hint="default"/>
+        <w:sz w:val="20"/>
+      </w:rPr>
+    </w:lvl>
+  </w:abstractNum>
+  <w:abstractNum w:abstractNumId="5" w15:restartNumberingAfterBreak="0">
     <w:nsid w:val="51591C76"/>
     <w:multiLevelType w:val="multilevel"/>
     <w:tmpl w:val="3C7479DA"/>
@@ -4882,7 +6006,7 @@
       </w:rPr>
     </w:lvl>
   </w:abstractNum>
-  <w:abstractNum w:abstractNumId="5" w15:restartNumberingAfterBreak="0">
+  <w:abstractNum w:abstractNumId="6" w15:restartNumberingAfterBreak="0">
     <w:nsid w:val="51FD15E0"/>
     <w:multiLevelType w:val="multilevel"/>
     <w:tmpl w:val="EAE05A36"/>
@@ -5031,7 +6155,7 @@
       </w:rPr>
     </w:lvl>
   </w:abstractNum>
-  <w:abstractNum w:abstractNumId="6" w15:restartNumberingAfterBreak="0">
+  <w:abstractNum w:abstractNumId="7" w15:restartNumberingAfterBreak="0">
     <w:nsid w:val="6E410EDC"/>
     <w:multiLevelType w:val="multilevel"/>
     <w:tmpl w:val="A52277D0"/>
@@ -5180,7 +6304,156 @@
       </w:rPr>
     </w:lvl>
   </w:abstractNum>
-  <w:abstractNum w:abstractNumId="7" w15:restartNumberingAfterBreak="0">
+  <w:abstractNum w:abstractNumId="8" w15:restartNumberingAfterBreak="0">
+    <w:nsid w:val="6FA31C71"/>
+    <w:multiLevelType w:val="multilevel"/>
+    <w:tmpl w:val="AA5AD366"/>
+    <w:lvl w:ilvl="0">
+      <w:start w:val="1"/>
+      <w:numFmt w:val="bullet"/>
+      <w:lvlText w:val=""/>
+      <w:lvlJc w:val="left"/>
+      <w:pPr>
+        <w:tabs>
+          <w:tab w:val="num" w:pos="720"/>
+        </w:tabs>
+        <w:ind w:left="720" w:hanging="360"/>
+      </w:pPr>
+      <w:rPr>
+        <w:rFonts w:ascii="Symbol" w:hAnsi="Symbol" w:hint="default"/>
+        <w:sz w:val="20"/>
+      </w:rPr>
+    </w:lvl>
+    <w:lvl w:ilvl="1" w:tentative="1">
+      <w:start w:val="1"/>
+      <w:numFmt w:val="bullet"/>
+      <w:lvlText w:val="o"/>
+      <w:lvlJc w:val="left"/>
+      <w:pPr>
+        <w:tabs>
+          <w:tab w:val="num" w:pos="1440"/>
+        </w:tabs>
+        <w:ind w:left="1440" w:hanging="360"/>
+      </w:pPr>
+      <w:rPr>
+        <w:rFonts w:ascii="Courier New" w:hAnsi="Courier New" w:hint="default"/>
+        <w:sz w:val="20"/>
+      </w:rPr>
+    </w:lvl>
+    <w:lvl w:ilvl="2" w:tentative="1">
+      <w:start w:val="1"/>
+      <w:numFmt w:val="bullet"/>
+      <w:lvlText w:val=""/>
+      <w:lvlJc w:val="left"/>
+      <w:pPr>
+        <w:tabs>
+          <w:tab w:val="num" w:pos="2160"/>
+        </w:tabs>
+        <w:ind w:left="2160" w:hanging="360"/>
+      </w:pPr>
+      <w:rPr>
+        <w:rFonts w:ascii="Wingdings" w:hAnsi="Wingdings" w:hint="default"/>
+        <w:sz w:val="20"/>
+      </w:rPr>
+    </w:lvl>
+    <w:lvl w:ilvl="3" w:tentative="1">
+      <w:start w:val="1"/>
+      <w:numFmt w:val="bullet"/>
+      <w:lvlText w:val=""/>
+      <w:lvlJc w:val="left"/>
+      <w:pPr>
+        <w:tabs>
+          <w:tab w:val="num" w:pos="2880"/>
+        </w:tabs>
+        <w:ind w:left="2880" w:hanging="360"/>
+      </w:pPr>
+      <w:rPr>
+        <w:rFonts w:ascii="Wingdings" w:hAnsi="Wingdings" w:hint="default"/>
+        <w:sz w:val="20"/>
+      </w:rPr>
+    </w:lvl>
+    <w:lvl w:ilvl="4" w:tentative="1">
+      <w:start w:val="1"/>
+      <w:numFmt w:val="bullet"/>
+      <w:lvlText w:val=""/>
+      <w:lvlJc w:val="left"/>
+      <w:pPr>
+        <w:tabs>
+          <w:tab w:val="num" w:pos="3600"/>
+        </w:tabs>
+        <w:ind w:left="3600" w:hanging="360"/>
+      </w:pPr>
+      <w:rPr>
+        <w:rFonts w:ascii="Wingdings" w:hAnsi="Wingdings" w:hint="default"/>
+        <w:sz w:val="20"/>
+      </w:rPr>
+    </w:lvl>
+    <w:lvl w:ilvl="5" w:tentative="1">
+      <w:start w:val="1"/>
+      <w:numFmt w:val="bullet"/>
+      <w:lvlText w:val=""/>
+      <w:lvlJc w:val="left"/>
+      <w:pPr>
+        <w:tabs>
+          <w:tab w:val="num" w:pos="4320"/>
+        </w:tabs>
+        <w:ind w:left="4320" w:hanging="360"/>
+      </w:pPr>
+      <w:rPr>
+        <w:rFonts w:ascii="Wingdings" w:hAnsi="Wingdings" w:hint="default"/>
+        <w:sz w:val="20"/>
+      </w:rPr>
+    </w:lvl>
+    <w:lvl w:ilvl="6" w:tentative="1">
+      <w:start w:val="1"/>
+      <w:numFmt w:val="bullet"/>
+      <w:lvlText w:val=""/>
+      <w:lvlJc w:val="left"/>
+      <w:pPr>
+        <w:tabs>
+          <w:tab w:val="num" w:pos="5040"/>
+        </w:tabs>
+        <w:ind w:left="5040" w:hanging="360"/>
+      </w:pPr>
+      <w:rPr>
+        <w:rFonts w:ascii="Wingdings" w:hAnsi="Wingdings" w:hint="default"/>
+        <w:sz w:val="20"/>
+      </w:rPr>
+    </w:lvl>
+    <w:lvl w:ilvl="7" w:tentative="1">
+      <w:start w:val="1"/>
+      <w:numFmt w:val="bullet"/>
+      <w:lvlText w:val=""/>
+      <w:lvlJc w:val="left"/>
+      <w:pPr>
+        <w:tabs>
+          <w:tab w:val="num" w:pos="5760"/>
+        </w:tabs>
+        <w:ind w:left="5760" w:hanging="360"/>
+      </w:pPr>
+      <w:rPr>
+        <w:rFonts w:ascii="Wingdings" w:hAnsi="Wingdings" w:hint="default"/>
+        <w:sz w:val="20"/>
+      </w:rPr>
+    </w:lvl>
+    <w:lvl w:ilvl="8" w:tentative="1">
+      <w:start w:val="1"/>
+      <w:numFmt w:val="bullet"/>
+      <w:lvlText w:val=""/>
+      <w:lvlJc w:val="left"/>
+      <w:pPr>
+        <w:tabs>
+          <w:tab w:val="num" w:pos="6480"/>
+        </w:tabs>
+        <w:ind w:left="6480" w:hanging="360"/>
+      </w:pPr>
+      <w:rPr>
+        <w:rFonts w:ascii="Wingdings" w:hAnsi="Wingdings" w:hint="default"/>
+        <w:sz w:val="20"/>
+      </w:rPr>
+    </w:lvl>
+  </w:abstractNum>
+  <w:abstractNum w:abstractNumId="9" w15:restartNumberingAfterBreak="0">
     <w:nsid w:val="75B4584C"/>
     <w:multiLevelType w:val="multilevel"/>
     <w:tmpl w:val="5360FBFA"/>
@@ -5329,7 +6602,7 @@
       </w:rPr>
     </w:lvl>
   </w:abstractNum>
-  <w:abstractNum w:abstractNumId="8" w15:restartNumberingAfterBreak="0">
+  <w:abstractNum w:abstractNumId="10" w15:restartNumberingAfterBreak="0">
     <w:nsid w:val="7D2005DA"/>
     <w:multiLevelType w:val="multilevel"/>
     <w:tmpl w:val="6D607822"/>
@@ -5479,16 +6752,16 @@
     </w:lvl>
   </w:abstractNum>
   <w:num w:numId="1" w16cid:durableId="589042534">
-    <w:abstractNumId w:val="8"/>
+    <w:abstractNumId w:val="10"/>
   </w:num>
   <w:num w:numId="2" w16cid:durableId="632755494">
-    <w:abstractNumId w:val="5"/>
+    <w:abstractNumId w:val="6"/>
   </w:num>
   <w:num w:numId="3" w16cid:durableId="718167228">
-    <w:abstractNumId w:val="7"/>
+    <w:abstractNumId w:val="9"/>
   </w:num>
   <w:num w:numId="4" w16cid:durableId="426275593">
-    <w:abstractNumId w:val="4"/>
+    <w:abstractNumId w:val="5"/>
   </w:num>
   <w:num w:numId="5" w16cid:durableId="1223519436">
     <w:abstractNumId w:val="0"/>
@@ -5497,13 +6770,19 @@
     <w:abstractNumId w:val="1"/>
   </w:num>
   <w:num w:numId="7" w16cid:durableId="97801216">
-    <w:abstractNumId w:val="6"/>
+    <w:abstractNumId w:val="7"/>
   </w:num>
   <w:num w:numId="8" w16cid:durableId="498891688">
     <w:abstractNumId w:val="3"/>
   </w:num>
   <w:num w:numId="9" w16cid:durableId="801315586">
     <w:abstractNumId w:val="2"/>
+  </w:num>
+  <w:num w:numId="10" w16cid:durableId="2098136264">
+    <w:abstractNumId w:val="4"/>
+  </w:num>
+  <w:num w:numId="11" w16cid:durableId="926234776">
+    <w:abstractNumId w:val="8"/>
   </w:num>
   <w:numIdMacAtCleanup w:val="4"/>
 </w:numbering>
@@ -6153,7 +7432,6 @@
   <w:style w:type="character" w:default="1" w:styleId="DefaultParagraphFont">
     <w:name w:val="Default Paragraph Font"/>
     <w:uiPriority w:val="1"/>
-    <w:semiHidden/>
     <w:unhideWhenUsed/>
   </w:style>
   <w:style w:type="table" w:default="1" w:styleId="TableNormal">

--- a/Church/2026/2026_0829_MenloChurch.docx
+++ b/Church/2026/2026_0829_MenloChurch.docx
@@ -3881,6 +3881,7 @@
       <w:r>
         <w:rPr>
           <w:rFonts w:cstheme="minorHAnsi"/>
+          <w:noProof/>
           <w:sz w:val="20"/>
           <w:szCs w:val="20"/>
         </w:rPr>
@@ -4148,52 +4149,21 @@
           <w:sz w:val="20"/>
           <w:szCs w:val="20"/>
         </w:rPr>
-        <w:t>1</w:t>
-      </w:r>
-      <w:r>
-        <w:rPr>
-          <w:rFonts w:cstheme="minorHAnsi"/>
-          <w:sz w:val="20"/>
-          <w:szCs w:val="20"/>
-        </w:rPr>
-        <w:t>8</w:t>
-      </w:r>
-      <w:r>
-        <w:rPr>
-          <w:rFonts w:cstheme="minorHAnsi"/>
-          <w:sz w:val="20"/>
-          <w:szCs w:val="20"/>
-        </w:rPr>
-        <w:t>:</w:t>
-      </w:r>
-      <w:r>
-        <w:rPr>
-          <w:rFonts w:cstheme="minorHAnsi"/>
-          <w:sz w:val="20"/>
-          <w:szCs w:val="20"/>
-        </w:rPr>
-        <w:t>0</w:t>
-      </w:r>
-      <w:r>
-        <w:rPr>
-          <w:rFonts w:cstheme="minorHAnsi"/>
-          <w:sz w:val="20"/>
-          <w:szCs w:val="20"/>
-        </w:rPr>
-        <w:t>0/35:07</w:t>
-      </w:r>
-    </w:p>
-    <w:p>
-      <w:pPr>
-        <w:rPr>
-          <w:rFonts w:cstheme="minorHAnsi"/>
-          <w:sz w:val="20"/>
-          <w:szCs w:val="20"/>
-        </w:rPr>
-      </w:pPr>
-      <w:r>
-        <w:rPr>
-          <w:rFonts w:cstheme="minorHAnsi"/>
+        <w:t>18:00/35:07</w:t>
+      </w:r>
+    </w:p>
+    <w:p>
+      <w:pPr>
+        <w:rPr>
+          <w:rFonts w:cstheme="minorHAnsi"/>
+          <w:sz w:val="20"/>
+          <w:szCs w:val="20"/>
+        </w:rPr>
+      </w:pPr>
+      <w:r>
+        <w:rPr>
+          <w:rFonts w:cstheme="minorHAnsi"/>
+          <w:noProof/>
           <w:sz w:val="20"/>
           <w:szCs w:val="20"/>
         </w:rPr>
@@ -4557,44 +4527,21 @@
           <w:sz w:val="20"/>
           <w:szCs w:val="20"/>
         </w:rPr>
-        <w:t>24</w:t>
-      </w:r>
-      <w:r>
-        <w:rPr>
-          <w:rFonts w:cstheme="minorHAnsi"/>
-          <w:sz w:val="20"/>
-          <w:szCs w:val="20"/>
-        </w:rPr>
-        <w:t>:</w:t>
-      </w:r>
-      <w:r>
-        <w:rPr>
-          <w:rFonts w:cstheme="minorHAnsi"/>
-          <w:sz w:val="20"/>
-          <w:szCs w:val="20"/>
-        </w:rPr>
-        <w:t>19</w:t>
-      </w:r>
-      <w:r>
-        <w:rPr>
-          <w:rFonts w:cstheme="minorHAnsi"/>
-          <w:sz w:val="20"/>
-          <w:szCs w:val="20"/>
-        </w:rPr>
-        <w:t>/35:07</w:t>
-      </w:r>
-    </w:p>
-    <w:p>
-      <w:pPr>
-        <w:rPr>
-          <w:rFonts w:cstheme="minorHAnsi"/>
-          <w:sz w:val="20"/>
-          <w:szCs w:val="20"/>
-        </w:rPr>
-      </w:pPr>
-      <w:r>
-        <w:rPr>
-          <w:rFonts w:cstheme="minorHAnsi"/>
+        <w:t>24:19/35:07</w:t>
+      </w:r>
+    </w:p>
+    <w:p>
+      <w:pPr>
+        <w:rPr>
+          <w:rFonts w:cstheme="minorHAnsi"/>
+          <w:sz w:val="20"/>
+          <w:szCs w:val="20"/>
+        </w:rPr>
+      </w:pPr>
+      <w:r>
+        <w:rPr>
+          <w:rFonts w:cstheme="minorHAnsi"/>
+          <w:noProof/>
           <w:sz w:val="20"/>
           <w:szCs w:val="20"/>
         </w:rPr>
@@ -4772,6 +4719,39 @@
           <w:sz w:val="20"/>
           <w:szCs w:val="20"/>
         </w:rPr>
+        <w:t>24:</w:t>
+      </w:r>
+      <w:r>
+        <w:rPr>
+          <w:rFonts w:cstheme="minorHAnsi"/>
+          <w:sz w:val="20"/>
+          <w:szCs w:val="20"/>
+        </w:rPr>
+        <w:t>37</w:t>
+      </w:r>
+      <w:r>
+        <w:rPr>
+          <w:rFonts w:cstheme="minorHAnsi"/>
+          <w:sz w:val="20"/>
+          <w:szCs w:val="20"/>
+        </w:rPr>
+        <w:t>/35:07</w:t>
+      </w:r>
+    </w:p>
+    <w:p>
+      <w:pPr>
+        <w:rPr>
+          <w:rFonts w:cstheme="minorHAnsi"/>
+          <w:sz w:val="20"/>
+          <w:szCs w:val="20"/>
+        </w:rPr>
+      </w:pPr>
+      <w:r>
+        <w:rPr>
+          <w:rFonts w:cstheme="minorHAnsi"/>
+          <w:sz w:val="20"/>
+          <w:szCs w:val="20"/>
+        </w:rPr>
         <w:t xml:space="preserve">An </w:t>
       </w:r>
       <w:r>
@@ -4863,6 +4843,596 @@
           <w:szCs w:val="20"/>
         </w:rPr>
       </w:pPr>
+      <w:r>
+        <w:rPr>
+          <w:rFonts w:cstheme="minorHAnsi"/>
+          <w:sz w:val="20"/>
+          <w:szCs w:val="20"/>
+        </w:rPr>
+        <w:t>We all sort the room (social room; people), don’t work the room, and we don’t judge the room.</w:t>
+      </w:r>
+    </w:p>
+    <w:p>
+      <w:pPr>
+        <w:rPr>
+          <w:rFonts w:cstheme="minorHAnsi"/>
+          <w:sz w:val="20"/>
+          <w:szCs w:val="20"/>
+        </w:rPr>
+      </w:pPr>
+    </w:p>
+    <w:p>
+      <w:pPr>
+        <w:rPr>
+          <w:rFonts w:cstheme="minorHAnsi"/>
+          <w:sz w:val="20"/>
+          <w:szCs w:val="20"/>
+        </w:rPr>
+      </w:pPr>
+      <w:r>
+        <w:rPr>
+          <w:rFonts w:cstheme="minorHAnsi"/>
+          <w:sz w:val="20"/>
+          <w:szCs w:val="20"/>
+        </w:rPr>
+        <w:t>1. Sorting the room</w:t>
+      </w:r>
+      <w:r>
+        <w:rPr>
+          <w:rFonts w:cstheme="minorHAnsi"/>
+          <w:sz w:val="20"/>
+          <w:szCs w:val="20"/>
+        </w:rPr>
+        <w:t>:</w:t>
+      </w:r>
+      <w:r>
+        <w:rPr>
+          <w:rFonts w:cstheme="minorHAnsi"/>
+          <w:sz w:val="20"/>
+          <w:szCs w:val="20"/>
+        </w:rPr>
+        <w:t xml:space="preserve"> physically organizing the chaos, categorizing items, and establishing functional order.</w:t>
+      </w:r>
+    </w:p>
+    <w:p>
+      <w:pPr>
+        <w:rPr>
+          <w:rFonts w:cstheme="minorHAnsi"/>
+          <w:sz w:val="20"/>
+          <w:szCs w:val="20"/>
+        </w:rPr>
+      </w:pPr>
+      <w:r>
+        <w:rPr>
+          <w:rFonts w:cstheme="minorHAnsi"/>
+          <w:sz w:val="20"/>
+          <w:szCs w:val="20"/>
+        </w:rPr>
+        <w:t xml:space="preserve">2. </w:t>
+      </w:r>
+      <w:r>
+        <w:rPr>
+          <w:rFonts w:cstheme="minorHAnsi"/>
+          <w:sz w:val="20"/>
+          <w:szCs w:val="20"/>
+        </w:rPr>
+        <w:t>Work the room</w:t>
+      </w:r>
+      <w:r>
+        <w:rPr>
+          <w:rFonts w:cstheme="minorHAnsi"/>
+          <w:sz w:val="20"/>
+          <w:szCs w:val="20"/>
+        </w:rPr>
+        <w:t>:</w:t>
+      </w:r>
+      <w:r>
+        <w:rPr>
+          <w:rFonts w:cstheme="minorHAnsi"/>
+          <w:sz w:val="20"/>
+          <w:szCs w:val="20"/>
+        </w:rPr>
+        <w:t xml:space="preserve"> mask</w:t>
+      </w:r>
+      <w:r>
+        <w:rPr>
+          <w:rFonts w:cstheme="minorHAnsi"/>
+          <w:sz w:val="20"/>
+          <w:szCs w:val="20"/>
+        </w:rPr>
+        <w:t xml:space="preserve"> out</w:t>
+      </w:r>
+      <w:r>
+        <w:rPr>
+          <w:rFonts w:cstheme="minorHAnsi"/>
+          <w:sz w:val="20"/>
+          <w:szCs w:val="20"/>
+        </w:rPr>
+        <w:t xml:space="preserve"> problems with quick cosmetic fixes or pretending the clutter doesn't exist.</w:t>
+      </w:r>
+    </w:p>
+    <w:p>
+      <w:pPr>
+        <w:rPr>
+          <w:rFonts w:cstheme="minorHAnsi"/>
+          <w:sz w:val="20"/>
+          <w:szCs w:val="20"/>
+        </w:rPr>
+      </w:pPr>
+      <w:r>
+        <w:rPr>
+          <w:rFonts w:cstheme="minorHAnsi"/>
+          <w:sz w:val="20"/>
+          <w:szCs w:val="20"/>
+        </w:rPr>
+        <w:t xml:space="preserve">3. </w:t>
+      </w:r>
+      <w:r>
+        <w:rPr>
+          <w:rFonts w:cstheme="minorHAnsi"/>
+          <w:sz w:val="20"/>
+          <w:szCs w:val="20"/>
+        </w:rPr>
+        <w:t>Judging the room</w:t>
+      </w:r>
+      <w:r>
+        <w:rPr>
+          <w:rFonts w:cstheme="minorHAnsi"/>
+          <w:sz w:val="20"/>
+          <w:szCs w:val="20"/>
+        </w:rPr>
+        <w:t>:</w:t>
+      </w:r>
+      <w:r>
+        <w:rPr>
+          <w:rFonts w:cstheme="minorHAnsi"/>
+          <w:sz w:val="20"/>
+          <w:szCs w:val="20"/>
+        </w:rPr>
+        <w:t xml:space="preserve"> feel shame, guilt, or frustration about the mess instead of just cleaning it up.</w:t>
+      </w:r>
+    </w:p>
+    <w:p>
+      <w:pPr>
+        <w:rPr>
+          <w:rFonts w:cstheme="minorHAnsi"/>
+          <w:sz w:val="20"/>
+          <w:szCs w:val="20"/>
+        </w:rPr>
+      </w:pPr>
+    </w:p>
+    <w:p>
+      <w:pPr>
+        <w:rPr>
+          <w:rFonts w:cstheme="minorHAnsi"/>
+          <w:sz w:val="20"/>
+          <w:szCs w:val="20"/>
+        </w:rPr>
+      </w:pPr>
+      <w:r>
+        <w:rPr>
+          <w:rFonts w:cstheme="minorHAnsi"/>
+          <w:sz w:val="20"/>
+          <w:szCs w:val="20"/>
+        </w:rPr>
+        <w:t>2</w:t>
+      </w:r>
+      <w:r>
+        <w:rPr>
+          <w:rFonts w:cstheme="minorHAnsi"/>
+          <w:sz w:val="20"/>
+          <w:szCs w:val="20"/>
+        </w:rPr>
+        <w:t>5</w:t>
+      </w:r>
+      <w:r>
+        <w:rPr>
+          <w:rFonts w:cstheme="minorHAnsi"/>
+          <w:sz w:val="20"/>
+          <w:szCs w:val="20"/>
+        </w:rPr>
+        <w:t>:</w:t>
+      </w:r>
+      <w:r>
+        <w:rPr>
+          <w:rFonts w:cstheme="minorHAnsi"/>
+          <w:sz w:val="20"/>
+          <w:szCs w:val="20"/>
+        </w:rPr>
+        <w:t>44</w:t>
+      </w:r>
+      <w:r>
+        <w:rPr>
+          <w:rFonts w:cstheme="minorHAnsi"/>
+          <w:sz w:val="20"/>
+          <w:szCs w:val="20"/>
+        </w:rPr>
+        <w:t>/35:07</w:t>
+      </w:r>
+    </w:p>
+    <w:p>
+      <w:pPr>
+        <w:rPr>
+          <w:rFonts w:cstheme="minorHAnsi"/>
+          <w:sz w:val="20"/>
+          <w:szCs w:val="20"/>
+        </w:rPr>
+      </w:pPr>
+      <w:r>
+        <w:rPr>
+          <w:rFonts w:cstheme="minorHAnsi"/>
+          <w:sz w:val="20"/>
+          <w:szCs w:val="20"/>
+        </w:rPr>
+        <w:drawing>
+          <wp:inline distT="0" distB="0" distL="0" distR="0" wp14:anchorId="1D98B0D8" wp14:editId="05C51E1F">
+            <wp:extent cx="5772956" cy="3219899"/>
+            <wp:effectExtent l="0" t="0" r="0" b="0"/>
+            <wp:docPr id="2136556224" name="Picture 1"/>
+            <wp:cNvGraphicFramePr>
+              <a:graphicFrameLocks xmlns:a="http://schemas.openxmlformats.org/drawingml/2006/main" noChangeAspect="1"/>
+            </wp:cNvGraphicFramePr>
+            <a:graphic xmlns:a="http://schemas.openxmlformats.org/drawingml/2006/main">
+              <a:graphicData uri="http://schemas.openxmlformats.org/drawingml/2006/picture">
+                <pic:pic xmlns:pic="http://schemas.openxmlformats.org/drawingml/2006/picture">
+                  <pic:nvPicPr>
+                    <pic:cNvPr id="2136556224" name=""/>
+                    <pic:cNvPicPr/>
+                  </pic:nvPicPr>
+                  <pic:blipFill>
+                    <a:blip r:embed="rId30"/>
+                    <a:stretch>
+                      <a:fillRect/>
+                    </a:stretch>
+                  </pic:blipFill>
+                  <pic:spPr>
+                    <a:xfrm>
+                      <a:off x="0" y="0"/>
+                      <a:ext cx="5772956" cy="3219899"/>
+                    </a:xfrm>
+                    <a:prstGeom prst="rect">
+                      <a:avLst/>
+                    </a:prstGeom>
+                  </pic:spPr>
+                </pic:pic>
+              </a:graphicData>
+            </a:graphic>
+          </wp:inline>
+        </w:drawing>
+      </w:r>
+    </w:p>
+    <w:p>
+      <w:pPr>
+        <w:rPr>
+          <w:rFonts w:cstheme="minorHAnsi"/>
+          <w:sz w:val="20"/>
+          <w:szCs w:val="20"/>
+        </w:rPr>
+      </w:pPr>
+    </w:p>
+    <w:p>
+      <w:pPr>
+        <w:rPr>
+          <w:rFonts w:cstheme="minorHAnsi"/>
+          <w:sz w:val="20"/>
+          <w:szCs w:val="20"/>
+        </w:rPr>
+      </w:pPr>
+      <w:r>
+        <w:rPr>
+          <w:rFonts w:cstheme="minorHAnsi"/>
+          <w:sz w:val="20"/>
+          <w:szCs w:val="20"/>
+        </w:rPr>
+        <w:t>Key Theological Concepts Highlighted</w:t>
+      </w:r>
+    </w:p>
+    <w:p>
+      <w:pPr>
+        <w:rPr>
+          <w:rFonts w:cstheme="minorHAnsi"/>
+          <w:sz w:val="20"/>
+          <w:szCs w:val="20"/>
+        </w:rPr>
+      </w:pPr>
+      <w:r>
+        <w:rPr>
+          <w:rFonts w:cstheme="minorHAnsi"/>
+          <w:sz w:val="20"/>
+          <w:szCs w:val="20"/>
+        </w:rPr>
+        <w:t>The annotations in this passage draw a direct connection between how a believer behaves and the standard by which they will be evaluated: [</w:t>
+      </w:r>
+      <w:hyperlink r:id="rId31" w:history="1">
+        <w:r>
+          <w:rPr>
+            <w:rStyle w:val="Hyperlink"/>
+            <w:rFonts w:cstheme="minorHAnsi"/>
+            <w:sz w:val="20"/>
+            <w:szCs w:val="20"/>
+          </w:rPr>
+          <w:t>1</w:t>
+        </w:r>
+      </w:hyperlink>
+      <w:r>
+        <w:rPr>
+          <w:rFonts w:cstheme="minorHAnsi"/>
+          <w:sz w:val="20"/>
+          <w:szCs w:val="20"/>
+        </w:rPr>
+        <w:t>]</w:t>
+      </w:r>
+    </w:p>
+    <w:p>
+      <w:pPr>
+        <w:numPr>
+          <w:ilvl w:val="0"/>
+          <w:numId w:val="12"/>
+        </w:numPr>
+        <w:rPr>
+          <w:rFonts w:cstheme="minorHAnsi"/>
+          <w:sz w:val="20"/>
+          <w:szCs w:val="20"/>
+        </w:rPr>
+      </w:pPr>
+      <w:r>
+        <w:rPr>
+          <w:rFonts w:cstheme="minorHAnsi"/>
+          <w:sz w:val="20"/>
+          <w:szCs w:val="20"/>
+        </w:rPr>
+        <w:t>The Royal Law vs. The Law of Liberty: An arrow connects the phrase "royal law" (verse 8) directly down to the "law of liberty" (verse 12). This visual connection emphasizes that the ultimate law dictating Christian conduct—loving your neighbor as yourself—is the exact same liberating standard used in final judgment. [</w:t>
+      </w:r>
+      <w:hyperlink r:id="rId32" w:history="1">
+        <w:r>
+          <w:rPr>
+            <w:rStyle w:val="Hyperlink"/>
+            <w:rFonts w:cstheme="minorHAnsi"/>
+            <w:sz w:val="20"/>
+            <w:szCs w:val="20"/>
+          </w:rPr>
+          <w:t>1</w:t>
+        </w:r>
+      </w:hyperlink>
+      <w:r>
+        <w:rPr>
+          <w:rFonts w:cstheme="minorHAnsi"/>
+          <w:sz w:val="20"/>
+          <w:szCs w:val="20"/>
+        </w:rPr>
+        <w:t>]</w:t>
+      </w:r>
+    </w:p>
+    <w:p>
+      <w:pPr>
+        <w:numPr>
+          <w:ilvl w:val="0"/>
+          <w:numId w:val="12"/>
+        </w:numPr>
+        <w:rPr>
+          <w:rFonts w:cstheme="minorHAnsi"/>
+          <w:sz w:val="20"/>
+          <w:szCs w:val="20"/>
+        </w:rPr>
+      </w:pPr>
+      <w:r>
+        <w:rPr>
+          <w:rFonts w:cstheme="minorHAnsi"/>
+          <w:sz w:val="20"/>
+          <w:szCs w:val="20"/>
+        </w:rPr>
+        <w:t xml:space="preserve">The Danger of Partiality: Words like </w:t>
+      </w:r>
+      <w:r>
+        <w:rPr>
+          <w:rFonts w:cstheme="minorHAnsi"/>
+          <w:i/>
+          <w:iCs/>
+          <w:sz w:val="20"/>
+          <w:szCs w:val="20"/>
+        </w:rPr>
+        <w:t>"partiality"</w:t>
+      </w:r>
+      <w:r>
+        <w:rPr>
+          <w:rFonts w:cstheme="minorHAnsi"/>
+          <w:sz w:val="20"/>
+          <w:szCs w:val="20"/>
+        </w:rPr>
+        <w:t xml:space="preserve">, </w:t>
+      </w:r>
+      <w:r>
+        <w:rPr>
+          <w:rFonts w:cstheme="minorHAnsi"/>
+          <w:i/>
+          <w:iCs/>
+          <w:sz w:val="20"/>
+          <w:szCs w:val="20"/>
+        </w:rPr>
+        <w:t>"transgressors"</w:t>
+      </w:r>
+      <w:r>
+        <w:rPr>
+          <w:rFonts w:cstheme="minorHAnsi"/>
+          <w:sz w:val="20"/>
+          <w:szCs w:val="20"/>
+        </w:rPr>
+        <w:t xml:space="preserve">, and </w:t>
+      </w:r>
+      <w:r>
+        <w:rPr>
+          <w:rFonts w:cstheme="minorHAnsi"/>
+          <w:i/>
+          <w:iCs/>
+          <w:sz w:val="20"/>
+          <w:szCs w:val="20"/>
+        </w:rPr>
+        <w:t>"sin"</w:t>
+      </w:r>
+      <w:r>
+        <w:rPr>
+          <w:rFonts w:cstheme="minorHAnsi"/>
+          <w:sz w:val="20"/>
+          <w:szCs w:val="20"/>
+        </w:rPr>
+        <w:t xml:space="preserve"> are highlighted to show that showing favoritism completely violates God's law, making a person guilty of breaking the entire law even if they fail in only one area.</w:t>
+      </w:r>
+    </w:p>
+    <w:p>
+      <w:pPr>
+        <w:numPr>
+          <w:ilvl w:val="0"/>
+          <w:numId w:val="12"/>
+        </w:numPr>
+        <w:rPr>
+          <w:rFonts w:cstheme="minorHAnsi"/>
+          <w:sz w:val="20"/>
+          <w:szCs w:val="20"/>
+        </w:rPr>
+      </w:pPr>
+      <w:r>
+        <w:rPr>
+          <w:rFonts w:cstheme="minorHAnsi"/>
+          <w:sz w:val="20"/>
+          <w:szCs w:val="20"/>
+        </w:rPr>
+        <w:t>The Triumph of Mercy: The final line, "Mercy triumphs over judgment" (verse 13), is heavily highlighted at the bottom. This underscores the core message that showing mercy to others invites God's mercy rather than His strict condemnation during judgment. [</w:t>
+      </w:r>
+      <w:hyperlink r:id="rId33" w:history="1">
+        <w:r>
+          <w:rPr>
+            <w:rStyle w:val="Hyperlink"/>
+            <w:rFonts w:cstheme="minorHAnsi"/>
+            <w:sz w:val="20"/>
+            <w:szCs w:val="20"/>
+          </w:rPr>
+          <w:t>1</w:t>
+        </w:r>
+      </w:hyperlink>
+      <w:r>
+        <w:rPr>
+          <w:rFonts w:cstheme="minorHAnsi"/>
+          <w:sz w:val="20"/>
+          <w:szCs w:val="20"/>
+        </w:rPr>
+        <w:t>]</w:t>
+      </w:r>
+    </w:p>
+    <w:p>
+      <w:pPr>
+        <w:rPr>
+          <w:rFonts w:cstheme="minorHAnsi"/>
+          <w:sz w:val="20"/>
+          <w:szCs w:val="20"/>
+        </w:rPr>
+      </w:pPr>
+    </w:p>
+    <w:p>
+      <w:pPr>
+        <w:rPr>
+          <w:rFonts w:cstheme="minorHAnsi"/>
+          <w:sz w:val="20"/>
+          <w:szCs w:val="20"/>
+        </w:rPr>
+      </w:pPr>
+      <w:r>
+        <w:rPr>
+          <w:rFonts w:cstheme="minorHAnsi"/>
+          <w:sz w:val="20"/>
+          <w:szCs w:val="20"/>
+        </w:rPr>
+        <w:t>This biblical passage warns that showing partiality</w:t>
+      </w:r>
+      <w:r>
+        <w:rPr>
+          <w:rFonts w:cstheme="minorHAnsi"/>
+          <w:sz w:val="20"/>
+          <w:szCs w:val="20"/>
+        </w:rPr>
+        <w:t xml:space="preserve"> (bias)</w:t>
+      </w:r>
+      <w:r>
+        <w:rPr>
+          <w:rFonts w:cstheme="minorHAnsi"/>
+          <w:sz w:val="20"/>
+          <w:szCs w:val="20"/>
+        </w:rPr>
+        <w:t xml:space="preserve"> breaks God's unified law</w:t>
+      </w:r>
+      <w:r>
+        <w:rPr>
+          <w:rFonts w:cstheme="minorHAnsi"/>
+          <w:sz w:val="20"/>
+          <w:szCs w:val="20"/>
+        </w:rPr>
+        <w:t xml:space="preserve"> (</w:t>
+      </w:r>
+      <w:r>
+        <w:rPr>
+          <w:rFonts w:cstheme="minorHAnsi"/>
+          <w:sz w:val="20"/>
+          <w:szCs w:val="20"/>
+        </w:rPr>
+        <w:t xml:space="preserve">break link of </w:t>
+      </w:r>
+      <w:r>
+        <w:rPr>
+          <w:rFonts w:cstheme="minorHAnsi"/>
+          <w:sz w:val="20"/>
+          <w:szCs w:val="20"/>
+        </w:rPr>
+        <w:t>God</w:t>
+      </w:r>
+      <w:r>
+        <w:rPr>
+          <w:rFonts w:cstheme="minorHAnsi"/>
+          <w:sz w:val="20"/>
+          <w:szCs w:val="20"/>
+        </w:rPr>
+        <w:t>’s</w:t>
+      </w:r>
+      <w:r>
+        <w:rPr>
+          <w:rFonts w:cstheme="minorHAnsi"/>
+          <w:sz w:val="20"/>
+          <w:szCs w:val="20"/>
+        </w:rPr>
+        <w:t xml:space="preserve"> chain law)</w:t>
+      </w:r>
+      <w:r>
+        <w:rPr>
+          <w:rFonts w:cstheme="minorHAnsi"/>
+          <w:sz w:val="20"/>
+          <w:szCs w:val="20"/>
+        </w:rPr>
+        <w:t>, and it instructs believers to live by the "law of liberty" because treating others with mercy ultimately overcomes judgment.</w:t>
+      </w:r>
+    </w:p>
+    <w:p>
+      <w:pPr>
+        <w:rPr>
+          <w:rFonts w:cstheme="minorHAnsi"/>
+          <w:sz w:val="20"/>
+          <w:szCs w:val="20"/>
+        </w:rPr>
+      </w:pPr>
+    </w:p>
+    <w:p>
+      <w:pPr>
+        <w:rPr>
+          <w:rFonts w:cstheme="minorHAnsi"/>
+          <w:sz w:val="20"/>
+          <w:szCs w:val="20"/>
+        </w:rPr>
+      </w:pPr>
+      <w:r>
+        <w:rPr>
+          <w:rFonts w:cstheme="minorHAnsi"/>
+          <w:sz w:val="20"/>
+          <w:szCs w:val="20"/>
+        </w:rPr>
+        <w:t>To live by the "law of liberty" means that believers should align their speech and actions with a standard of freedom, rather than a checklist of rigid legal rules.</w:t>
+      </w:r>
     </w:p>
     <w:p>
       <w:pPr>
@@ -4966,7 +5536,7 @@
       </w:r>
     </w:p>
     <w:p>
-      <w:hyperlink r:id="rId30" w:history="1">
+      <w:hyperlink r:id="rId34" w:history="1">
         <w:r>
           <w:rPr>
             <w:rStyle w:val="Hyperlink"/>
@@ -4983,7 +5553,7 @@
           <w:szCs w:val="20"/>
         </w:rPr>
       </w:pPr>
-      <w:hyperlink r:id="rId31" w:history="1">
+      <w:hyperlink r:id="rId35" w:history="1">
         <w:r>
           <w:rPr>
             <w:rStyle w:val="Hyperlink"/>
@@ -5046,7 +5616,7 @@
       </w:pPr>
     </w:p>
     <w:sectPr>
-      <w:footerReference w:type="default" r:id="rId32"/>
+      <w:footerReference w:type="default" r:id="rId36"/>
       <w:pgSz w:w="12240" w:h="15840"/>
       <w:pgMar w:top="1440" w:right="1440" w:bottom="1530" w:left="1440" w:header="0" w:footer="720" w:gutter="0"/>
       <w:cols w:space="720"/>
@@ -6156,6 +6726,155 @@
     </w:lvl>
   </w:abstractNum>
   <w:abstractNum w:abstractNumId="7" w15:restartNumberingAfterBreak="0">
+    <w:nsid w:val="6D9F3871"/>
+    <w:multiLevelType w:val="multilevel"/>
+    <w:tmpl w:val="049A011A"/>
+    <w:lvl w:ilvl="0">
+      <w:start w:val="1"/>
+      <w:numFmt w:val="bullet"/>
+      <w:lvlText w:val=""/>
+      <w:lvlJc w:val="left"/>
+      <w:pPr>
+        <w:tabs>
+          <w:tab w:val="num" w:pos="720"/>
+        </w:tabs>
+        <w:ind w:left="720" w:hanging="360"/>
+      </w:pPr>
+      <w:rPr>
+        <w:rFonts w:ascii="Symbol" w:hAnsi="Symbol" w:hint="default"/>
+        <w:sz w:val="20"/>
+      </w:rPr>
+    </w:lvl>
+    <w:lvl w:ilvl="1" w:tentative="1">
+      <w:start w:val="1"/>
+      <w:numFmt w:val="bullet"/>
+      <w:lvlText w:val="o"/>
+      <w:lvlJc w:val="left"/>
+      <w:pPr>
+        <w:tabs>
+          <w:tab w:val="num" w:pos="1440"/>
+        </w:tabs>
+        <w:ind w:left="1440" w:hanging="360"/>
+      </w:pPr>
+      <w:rPr>
+        <w:rFonts w:ascii="Courier New" w:hAnsi="Courier New" w:hint="default"/>
+        <w:sz w:val="20"/>
+      </w:rPr>
+    </w:lvl>
+    <w:lvl w:ilvl="2" w:tentative="1">
+      <w:start w:val="1"/>
+      <w:numFmt w:val="bullet"/>
+      <w:lvlText w:val=""/>
+      <w:lvlJc w:val="left"/>
+      <w:pPr>
+        <w:tabs>
+          <w:tab w:val="num" w:pos="2160"/>
+        </w:tabs>
+        <w:ind w:left="2160" w:hanging="360"/>
+      </w:pPr>
+      <w:rPr>
+        <w:rFonts w:ascii="Wingdings" w:hAnsi="Wingdings" w:hint="default"/>
+        <w:sz w:val="20"/>
+      </w:rPr>
+    </w:lvl>
+    <w:lvl w:ilvl="3" w:tentative="1">
+      <w:start w:val="1"/>
+      <w:numFmt w:val="bullet"/>
+      <w:lvlText w:val=""/>
+      <w:lvlJc w:val="left"/>
+      <w:pPr>
+        <w:tabs>
+          <w:tab w:val="num" w:pos="2880"/>
+        </w:tabs>
+        <w:ind w:left="2880" w:hanging="360"/>
+      </w:pPr>
+      <w:rPr>
+        <w:rFonts w:ascii="Wingdings" w:hAnsi="Wingdings" w:hint="default"/>
+        <w:sz w:val="20"/>
+      </w:rPr>
+    </w:lvl>
+    <w:lvl w:ilvl="4" w:tentative="1">
+      <w:start w:val="1"/>
+      <w:numFmt w:val="bullet"/>
+      <w:lvlText w:val=""/>
+      <w:lvlJc w:val="left"/>
+      <w:pPr>
+        <w:tabs>
+          <w:tab w:val="num" w:pos="3600"/>
+        </w:tabs>
+        <w:ind w:left="3600" w:hanging="360"/>
+      </w:pPr>
+      <w:rPr>
+        <w:rFonts w:ascii="Wingdings" w:hAnsi="Wingdings" w:hint="default"/>
+        <w:sz w:val="20"/>
+      </w:rPr>
+    </w:lvl>
+    <w:lvl w:ilvl="5" w:tentative="1">
+      <w:start w:val="1"/>
+      <w:numFmt w:val="bullet"/>
+      <w:lvlText w:val=""/>
+      <w:lvlJc w:val="left"/>
+      <w:pPr>
+        <w:tabs>
+          <w:tab w:val="num" w:pos="4320"/>
+        </w:tabs>
+        <w:ind w:left="4320" w:hanging="360"/>
+      </w:pPr>
+      <w:rPr>
+        <w:rFonts w:ascii="Wingdings" w:hAnsi="Wingdings" w:hint="default"/>
+        <w:sz w:val="20"/>
+      </w:rPr>
+    </w:lvl>
+    <w:lvl w:ilvl="6" w:tentative="1">
+      <w:start w:val="1"/>
+      <w:numFmt w:val="bullet"/>
+      <w:lvlText w:val=""/>
+      <w:lvlJc w:val="left"/>
+      <w:pPr>
+        <w:tabs>
+          <w:tab w:val="num" w:pos="5040"/>
+        </w:tabs>
+        <w:ind w:left="5040" w:hanging="360"/>
+      </w:pPr>
+      <w:rPr>
+        <w:rFonts w:ascii="Wingdings" w:hAnsi="Wingdings" w:hint="default"/>
+        <w:sz w:val="20"/>
+      </w:rPr>
+    </w:lvl>
+    <w:lvl w:ilvl="7" w:tentative="1">
+      <w:start w:val="1"/>
+      <w:numFmt w:val="bullet"/>
+      <w:lvlText w:val=""/>
+      <w:lvlJc w:val="left"/>
+      <w:pPr>
+        <w:tabs>
+          <w:tab w:val="num" w:pos="5760"/>
+        </w:tabs>
+        <w:ind w:left="5760" w:hanging="360"/>
+      </w:pPr>
+      <w:rPr>
+        <w:rFonts w:ascii="Wingdings" w:hAnsi="Wingdings" w:hint="default"/>
+        <w:sz w:val="20"/>
+      </w:rPr>
+    </w:lvl>
+    <w:lvl w:ilvl="8" w:tentative="1">
+      <w:start w:val="1"/>
+      <w:numFmt w:val="bullet"/>
+      <w:lvlText w:val=""/>
+      <w:lvlJc w:val="left"/>
+      <w:pPr>
+        <w:tabs>
+          <w:tab w:val="num" w:pos="6480"/>
+        </w:tabs>
+        <w:ind w:left="6480" w:hanging="360"/>
+      </w:pPr>
+      <w:rPr>
+        <w:rFonts w:ascii="Wingdings" w:hAnsi="Wingdings" w:hint="default"/>
+        <w:sz w:val="20"/>
+      </w:rPr>
+    </w:lvl>
+  </w:abstractNum>
+  <w:abstractNum w:abstractNumId="8" w15:restartNumberingAfterBreak="0">
     <w:nsid w:val="6E410EDC"/>
     <w:multiLevelType w:val="multilevel"/>
     <w:tmpl w:val="A52277D0"/>
@@ -6304,7 +7023,7 @@
       </w:rPr>
     </w:lvl>
   </w:abstractNum>
-  <w:abstractNum w:abstractNumId="8" w15:restartNumberingAfterBreak="0">
+  <w:abstractNum w:abstractNumId="9" w15:restartNumberingAfterBreak="0">
     <w:nsid w:val="6FA31C71"/>
     <w:multiLevelType w:val="multilevel"/>
     <w:tmpl w:val="AA5AD366"/>
@@ -6453,7 +7172,7 @@
       </w:rPr>
     </w:lvl>
   </w:abstractNum>
-  <w:abstractNum w:abstractNumId="9" w15:restartNumberingAfterBreak="0">
+  <w:abstractNum w:abstractNumId="10" w15:restartNumberingAfterBreak="0">
     <w:nsid w:val="75B4584C"/>
     <w:multiLevelType w:val="multilevel"/>
     <w:tmpl w:val="5360FBFA"/>
@@ -6602,7 +7321,7 @@
       </w:rPr>
     </w:lvl>
   </w:abstractNum>
-  <w:abstractNum w:abstractNumId="10" w15:restartNumberingAfterBreak="0">
+  <w:abstractNum w:abstractNumId="11" w15:restartNumberingAfterBreak="0">
     <w:nsid w:val="7D2005DA"/>
     <w:multiLevelType w:val="multilevel"/>
     <w:tmpl w:val="6D607822"/>
@@ -6752,13 +7471,13 @@
     </w:lvl>
   </w:abstractNum>
   <w:num w:numId="1" w16cid:durableId="589042534">
-    <w:abstractNumId w:val="10"/>
+    <w:abstractNumId w:val="11"/>
   </w:num>
   <w:num w:numId="2" w16cid:durableId="632755494">
     <w:abstractNumId w:val="6"/>
   </w:num>
   <w:num w:numId="3" w16cid:durableId="718167228">
-    <w:abstractNumId w:val="9"/>
+    <w:abstractNumId w:val="10"/>
   </w:num>
   <w:num w:numId="4" w16cid:durableId="426275593">
     <w:abstractNumId w:val="5"/>
@@ -6770,7 +7489,7 @@
     <w:abstractNumId w:val="1"/>
   </w:num>
   <w:num w:numId="7" w16cid:durableId="97801216">
-    <w:abstractNumId w:val="7"/>
+    <w:abstractNumId w:val="8"/>
   </w:num>
   <w:num w:numId="8" w16cid:durableId="498891688">
     <w:abstractNumId w:val="3"/>
@@ -6782,7 +7501,10 @@
     <w:abstractNumId w:val="4"/>
   </w:num>
   <w:num w:numId="11" w16cid:durableId="926234776">
-    <w:abstractNumId w:val="8"/>
+    <w:abstractNumId w:val="9"/>
+  </w:num>
+  <w:num w:numId="12" w16cid:durableId="1155995746">
+    <w:abstractNumId w:val="7"/>
   </w:num>
   <w:numIdMacAtCleanup w:val="4"/>
 </w:numbering>

--- a/Church/2026/2026_0829_MenloChurch.docx
+++ b/Church/2026/2026_0829_MenloChurch.docx
@@ -4719,15 +4719,215 @@
           <w:sz w:val="20"/>
           <w:szCs w:val="20"/>
         </w:rPr>
-        <w:t>24:</w:t>
-      </w:r>
-      <w:r>
-        <w:rPr>
-          <w:rFonts w:cstheme="minorHAnsi"/>
-          <w:sz w:val="20"/>
-          <w:szCs w:val="20"/>
-        </w:rPr>
-        <w:t>37</w:t>
+        <w:t>24:37/35:07</w:t>
+      </w:r>
+    </w:p>
+    <w:p>
+      <w:pPr>
+        <w:rPr>
+          <w:rFonts w:cstheme="minorHAnsi"/>
+          <w:sz w:val="20"/>
+          <w:szCs w:val="20"/>
+        </w:rPr>
+      </w:pPr>
+      <w:r>
+        <w:rPr>
+          <w:rFonts w:cstheme="minorHAnsi"/>
+          <w:sz w:val="20"/>
+          <w:szCs w:val="20"/>
+        </w:rPr>
+        <w:t xml:space="preserve">An </w:t>
+      </w:r>
+      <w:r>
+        <w:rPr>
+          <w:rFonts w:cstheme="minorHAnsi"/>
+          <w:sz w:val="20"/>
+          <w:szCs w:val="20"/>
+        </w:rPr>
+        <w:t>true friend (</w:t>
+      </w:r>
+      <w:r>
+        <w:rPr>
+          <w:rFonts w:cstheme="minorHAnsi"/>
+          <w:sz w:val="20"/>
+          <w:szCs w:val="20"/>
+        </w:rPr>
+        <w:t>unhurried friend</w:t>
+      </w:r>
+      <w:r>
+        <w:rPr>
+          <w:rFonts w:cstheme="minorHAnsi"/>
+          <w:sz w:val="20"/>
+          <w:szCs w:val="20"/>
+        </w:rPr>
+        <w:t>) will</w:t>
+      </w:r>
+      <w:r>
+        <w:rPr>
+          <w:rFonts w:cstheme="minorHAnsi"/>
+          <w:sz w:val="20"/>
+          <w:szCs w:val="20"/>
+        </w:rPr>
+        <w:t xml:space="preserve"> not </w:t>
+      </w:r>
+      <w:r>
+        <w:rPr>
+          <w:rFonts w:cstheme="minorHAnsi"/>
+          <w:sz w:val="20"/>
+          <w:szCs w:val="20"/>
+        </w:rPr>
+        <w:t xml:space="preserve">judge </w:t>
+      </w:r>
+      <w:r>
+        <w:rPr>
+          <w:rFonts w:cstheme="minorHAnsi"/>
+          <w:sz w:val="20"/>
+          <w:szCs w:val="20"/>
+        </w:rPr>
+        <w:t>you in room</w:t>
+      </w:r>
+      <w:r>
+        <w:rPr>
+          <w:rFonts w:cstheme="minorHAnsi"/>
+          <w:sz w:val="20"/>
+          <w:szCs w:val="20"/>
+        </w:rPr>
+        <w:t xml:space="preserve"> (</w:t>
+      </w:r>
+      <w:r>
+        <w:rPr>
+          <w:rFonts w:cstheme="minorHAnsi"/>
+          <w:sz w:val="20"/>
+          <w:szCs w:val="20"/>
+        </w:rPr>
+        <w:t>a group of people in room</w:t>
+      </w:r>
+      <w:r>
+        <w:rPr>
+          <w:rFonts w:cstheme="minorHAnsi"/>
+          <w:sz w:val="20"/>
+          <w:szCs w:val="20"/>
+        </w:rPr>
+        <w:t>)</w:t>
+      </w:r>
+      <w:r>
+        <w:rPr>
+          <w:rFonts w:cstheme="minorHAnsi"/>
+          <w:sz w:val="20"/>
+          <w:szCs w:val="20"/>
+        </w:rPr>
+        <w:t>.</w:t>
+      </w:r>
+    </w:p>
+    <w:p>
+      <w:pPr>
+        <w:rPr>
+          <w:rFonts w:cstheme="minorHAnsi"/>
+          <w:sz w:val="20"/>
+          <w:szCs w:val="20"/>
+        </w:rPr>
+      </w:pPr>
+      <w:r>
+        <w:rPr>
+          <w:rFonts w:cstheme="minorHAnsi"/>
+          <w:sz w:val="20"/>
+          <w:szCs w:val="20"/>
+        </w:rPr>
+        <w:t>We all sort the room (social room; people), don’t work the room, and we don’t judge the room.</w:t>
+      </w:r>
+    </w:p>
+    <w:p>
+      <w:pPr>
+        <w:rPr>
+          <w:rFonts w:cstheme="minorHAnsi"/>
+          <w:sz w:val="20"/>
+          <w:szCs w:val="20"/>
+        </w:rPr>
+      </w:pPr>
+    </w:p>
+    <w:p>
+      <w:pPr>
+        <w:rPr>
+          <w:rFonts w:cstheme="minorHAnsi"/>
+          <w:sz w:val="20"/>
+          <w:szCs w:val="20"/>
+        </w:rPr>
+      </w:pPr>
+      <w:r>
+        <w:rPr>
+          <w:rFonts w:cstheme="minorHAnsi"/>
+          <w:sz w:val="20"/>
+          <w:szCs w:val="20"/>
+        </w:rPr>
+        <w:t>1. Sorting the room: physically organizing the chaos, categorizing items, and establishing functional order.</w:t>
+      </w:r>
+    </w:p>
+    <w:p>
+      <w:pPr>
+        <w:rPr>
+          <w:rFonts w:cstheme="minorHAnsi"/>
+          <w:sz w:val="20"/>
+          <w:szCs w:val="20"/>
+        </w:rPr>
+      </w:pPr>
+      <w:r>
+        <w:rPr>
+          <w:rFonts w:cstheme="minorHAnsi"/>
+          <w:sz w:val="20"/>
+          <w:szCs w:val="20"/>
+        </w:rPr>
+        <w:t>2. Work the room: mask out problems with quick cosmetic fixes or pretending the clutter doesn't exist.</w:t>
+      </w:r>
+    </w:p>
+    <w:p>
+      <w:pPr>
+        <w:rPr>
+          <w:rFonts w:cstheme="minorHAnsi"/>
+          <w:sz w:val="20"/>
+          <w:szCs w:val="20"/>
+        </w:rPr>
+      </w:pPr>
+      <w:r>
+        <w:rPr>
+          <w:rFonts w:cstheme="minorHAnsi"/>
+          <w:sz w:val="20"/>
+          <w:szCs w:val="20"/>
+        </w:rPr>
+        <w:t>3. Judging the room: feel shame, guilt, or frustration about the mess instead of just cleaning it up.</w:t>
+      </w:r>
+    </w:p>
+    <w:p>
+      <w:pPr>
+        <w:rPr>
+          <w:rFonts w:cstheme="minorHAnsi"/>
+          <w:sz w:val="20"/>
+          <w:szCs w:val="20"/>
+        </w:rPr>
+      </w:pPr>
+    </w:p>
+    <w:p>
+      <w:pPr>
+        <w:rPr>
+          <w:rFonts w:cstheme="minorHAnsi"/>
+          <w:sz w:val="20"/>
+          <w:szCs w:val="20"/>
+        </w:rPr>
+      </w:pPr>
+      <w:r>
+        <w:rPr>
+          <w:rFonts w:cstheme="minorHAnsi"/>
+          <w:sz w:val="20"/>
+          <w:szCs w:val="20"/>
+        </w:rPr>
+        <w:t>25:4</w:t>
+      </w:r>
+      <w:r>
+        <w:rPr>
+          <w:rFonts w:cstheme="minorHAnsi"/>
+          <w:sz w:val="20"/>
+          <w:szCs w:val="20"/>
+        </w:rPr>
+        <w:t>0</w:t>
       </w:r>
       <w:r>
         <w:rPr>
@@ -4749,318 +4949,7 @@
       <w:r>
         <w:rPr>
           <w:rFonts w:cstheme="minorHAnsi"/>
-          <w:sz w:val="20"/>
-          <w:szCs w:val="20"/>
-        </w:rPr>
-        <w:t xml:space="preserve">An </w:t>
-      </w:r>
-      <w:r>
-        <w:rPr>
-          <w:rFonts w:cstheme="minorHAnsi"/>
-          <w:sz w:val="20"/>
-          <w:szCs w:val="20"/>
-        </w:rPr>
-        <w:t>true friend (</w:t>
-      </w:r>
-      <w:r>
-        <w:rPr>
-          <w:rFonts w:cstheme="minorHAnsi"/>
-          <w:sz w:val="20"/>
-          <w:szCs w:val="20"/>
-        </w:rPr>
-        <w:t>unhurried friend</w:t>
-      </w:r>
-      <w:r>
-        <w:rPr>
-          <w:rFonts w:cstheme="minorHAnsi"/>
-          <w:sz w:val="20"/>
-          <w:szCs w:val="20"/>
-        </w:rPr>
-        <w:t>) will</w:t>
-      </w:r>
-      <w:r>
-        <w:rPr>
-          <w:rFonts w:cstheme="minorHAnsi"/>
-          <w:sz w:val="20"/>
-          <w:szCs w:val="20"/>
-        </w:rPr>
-        <w:t xml:space="preserve"> not </w:t>
-      </w:r>
-      <w:r>
-        <w:rPr>
-          <w:rFonts w:cstheme="minorHAnsi"/>
-          <w:sz w:val="20"/>
-          <w:szCs w:val="20"/>
-        </w:rPr>
-        <w:t xml:space="preserve">judge </w:t>
-      </w:r>
-      <w:r>
-        <w:rPr>
-          <w:rFonts w:cstheme="minorHAnsi"/>
-          <w:sz w:val="20"/>
-          <w:szCs w:val="20"/>
-        </w:rPr>
-        <w:t>you in room</w:t>
-      </w:r>
-      <w:r>
-        <w:rPr>
-          <w:rFonts w:cstheme="minorHAnsi"/>
-          <w:sz w:val="20"/>
-          <w:szCs w:val="20"/>
-        </w:rPr>
-        <w:t xml:space="preserve"> (</w:t>
-      </w:r>
-      <w:r>
-        <w:rPr>
-          <w:rFonts w:cstheme="minorHAnsi"/>
-          <w:sz w:val="20"/>
-          <w:szCs w:val="20"/>
-        </w:rPr>
-        <w:t>a group of people in room</w:t>
-      </w:r>
-      <w:r>
-        <w:rPr>
-          <w:rFonts w:cstheme="minorHAnsi"/>
-          <w:sz w:val="20"/>
-          <w:szCs w:val="20"/>
-        </w:rPr>
-        <w:t>)</w:t>
-      </w:r>
-      <w:r>
-        <w:rPr>
-          <w:rFonts w:cstheme="minorHAnsi"/>
-          <w:sz w:val="20"/>
-          <w:szCs w:val="20"/>
-        </w:rPr>
-        <w:t>.</w:t>
-      </w:r>
-    </w:p>
-    <w:p>
-      <w:pPr>
-        <w:rPr>
-          <w:rFonts w:cstheme="minorHAnsi"/>
-          <w:sz w:val="20"/>
-          <w:szCs w:val="20"/>
-        </w:rPr>
-      </w:pPr>
-      <w:r>
-        <w:rPr>
-          <w:rFonts w:cstheme="minorHAnsi"/>
-          <w:sz w:val="20"/>
-          <w:szCs w:val="20"/>
-        </w:rPr>
-        <w:t>We all sort the room (social room; people), don’t work the room, and we don’t judge the room.</w:t>
-      </w:r>
-    </w:p>
-    <w:p>
-      <w:pPr>
-        <w:rPr>
-          <w:rFonts w:cstheme="minorHAnsi"/>
-          <w:sz w:val="20"/>
-          <w:szCs w:val="20"/>
-        </w:rPr>
-      </w:pPr>
-    </w:p>
-    <w:p>
-      <w:pPr>
-        <w:rPr>
-          <w:rFonts w:cstheme="minorHAnsi"/>
-          <w:sz w:val="20"/>
-          <w:szCs w:val="20"/>
-        </w:rPr>
-      </w:pPr>
-      <w:r>
-        <w:rPr>
-          <w:rFonts w:cstheme="minorHAnsi"/>
-          <w:sz w:val="20"/>
-          <w:szCs w:val="20"/>
-        </w:rPr>
-        <w:t>1. Sorting the room</w:t>
-      </w:r>
-      <w:r>
-        <w:rPr>
-          <w:rFonts w:cstheme="minorHAnsi"/>
-          <w:sz w:val="20"/>
-          <w:szCs w:val="20"/>
-        </w:rPr>
-        <w:t>:</w:t>
-      </w:r>
-      <w:r>
-        <w:rPr>
-          <w:rFonts w:cstheme="minorHAnsi"/>
-          <w:sz w:val="20"/>
-          <w:szCs w:val="20"/>
-        </w:rPr>
-        <w:t xml:space="preserve"> physically organizing the chaos, categorizing items, and establishing functional order.</w:t>
-      </w:r>
-    </w:p>
-    <w:p>
-      <w:pPr>
-        <w:rPr>
-          <w:rFonts w:cstheme="minorHAnsi"/>
-          <w:sz w:val="20"/>
-          <w:szCs w:val="20"/>
-        </w:rPr>
-      </w:pPr>
-      <w:r>
-        <w:rPr>
-          <w:rFonts w:cstheme="minorHAnsi"/>
-          <w:sz w:val="20"/>
-          <w:szCs w:val="20"/>
-        </w:rPr>
-        <w:t xml:space="preserve">2. </w:t>
-      </w:r>
-      <w:r>
-        <w:rPr>
-          <w:rFonts w:cstheme="minorHAnsi"/>
-          <w:sz w:val="20"/>
-          <w:szCs w:val="20"/>
-        </w:rPr>
-        <w:t>Work the room</w:t>
-      </w:r>
-      <w:r>
-        <w:rPr>
-          <w:rFonts w:cstheme="minorHAnsi"/>
-          <w:sz w:val="20"/>
-          <w:szCs w:val="20"/>
-        </w:rPr>
-        <w:t>:</w:t>
-      </w:r>
-      <w:r>
-        <w:rPr>
-          <w:rFonts w:cstheme="minorHAnsi"/>
-          <w:sz w:val="20"/>
-          <w:szCs w:val="20"/>
-        </w:rPr>
-        <w:t xml:space="preserve"> mask</w:t>
-      </w:r>
-      <w:r>
-        <w:rPr>
-          <w:rFonts w:cstheme="minorHAnsi"/>
-          <w:sz w:val="20"/>
-          <w:szCs w:val="20"/>
-        </w:rPr>
-        <w:t xml:space="preserve"> out</w:t>
-      </w:r>
-      <w:r>
-        <w:rPr>
-          <w:rFonts w:cstheme="minorHAnsi"/>
-          <w:sz w:val="20"/>
-          <w:szCs w:val="20"/>
-        </w:rPr>
-        <w:t xml:space="preserve"> problems with quick cosmetic fixes or pretending the clutter doesn't exist.</w:t>
-      </w:r>
-    </w:p>
-    <w:p>
-      <w:pPr>
-        <w:rPr>
-          <w:rFonts w:cstheme="minorHAnsi"/>
-          <w:sz w:val="20"/>
-          <w:szCs w:val="20"/>
-        </w:rPr>
-      </w:pPr>
-      <w:r>
-        <w:rPr>
-          <w:rFonts w:cstheme="minorHAnsi"/>
-          <w:sz w:val="20"/>
-          <w:szCs w:val="20"/>
-        </w:rPr>
-        <w:t xml:space="preserve">3. </w:t>
-      </w:r>
-      <w:r>
-        <w:rPr>
-          <w:rFonts w:cstheme="minorHAnsi"/>
-          <w:sz w:val="20"/>
-          <w:szCs w:val="20"/>
-        </w:rPr>
-        <w:t>Judging the room</w:t>
-      </w:r>
-      <w:r>
-        <w:rPr>
-          <w:rFonts w:cstheme="minorHAnsi"/>
-          <w:sz w:val="20"/>
-          <w:szCs w:val="20"/>
-        </w:rPr>
-        <w:t>:</w:t>
-      </w:r>
-      <w:r>
-        <w:rPr>
-          <w:rFonts w:cstheme="minorHAnsi"/>
-          <w:sz w:val="20"/>
-          <w:szCs w:val="20"/>
-        </w:rPr>
-        <w:t xml:space="preserve"> feel shame, guilt, or frustration about the mess instead of just cleaning it up.</w:t>
-      </w:r>
-    </w:p>
-    <w:p>
-      <w:pPr>
-        <w:rPr>
-          <w:rFonts w:cstheme="minorHAnsi"/>
-          <w:sz w:val="20"/>
-          <w:szCs w:val="20"/>
-        </w:rPr>
-      </w:pPr>
-    </w:p>
-    <w:p>
-      <w:pPr>
-        <w:rPr>
-          <w:rFonts w:cstheme="minorHAnsi"/>
-          <w:sz w:val="20"/>
-          <w:szCs w:val="20"/>
-        </w:rPr>
-      </w:pPr>
-      <w:r>
-        <w:rPr>
-          <w:rFonts w:cstheme="minorHAnsi"/>
-          <w:sz w:val="20"/>
-          <w:szCs w:val="20"/>
-        </w:rPr>
-        <w:t>2</w:t>
-      </w:r>
-      <w:r>
-        <w:rPr>
-          <w:rFonts w:cstheme="minorHAnsi"/>
-          <w:sz w:val="20"/>
-          <w:szCs w:val="20"/>
-        </w:rPr>
-        <w:t>5</w:t>
-      </w:r>
-      <w:r>
-        <w:rPr>
-          <w:rFonts w:cstheme="minorHAnsi"/>
-          <w:sz w:val="20"/>
-          <w:szCs w:val="20"/>
-        </w:rPr>
-        <w:t>:</w:t>
-      </w:r>
-      <w:r>
-        <w:rPr>
-          <w:rFonts w:cstheme="minorHAnsi"/>
-          <w:sz w:val="20"/>
-          <w:szCs w:val="20"/>
-        </w:rPr>
-        <w:t>44</w:t>
-      </w:r>
-      <w:r>
-        <w:rPr>
-          <w:rFonts w:cstheme="minorHAnsi"/>
-          <w:sz w:val="20"/>
-          <w:szCs w:val="20"/>
-        </w:rPr>
-        <w:t>/35:07</w:t>
-      </w:r>
-    </w:p>
-    <w:p>
-      <w:pPr>
-        <w:rPr>
-          <w:rFonts w:cstheme="minorHAnsi"/>
-          <w:sz w:val="20"/>
-          <w:szCs w:val="20"/>
-        </w:rPr>
-      </w:pPr>
-      <w:r>
-        <w:rPr>
-          <w:rFonts w:cstheme="minorHAnsi"/>
+          <w:noProof/>
           <w:sz w:val="20"/>
           <w:szCs w:val="20"/>
         </w:rPr>
@@ -5341,23 +5230,7 @@
           <w:sz w:val="20"/>
           <w:szCs w:val="20"/>
         </w:rPr>
-        <w:t>This biblical passage warns that showing partiality</w:t>
-      </w:r>
-      <w:r>
-        <w:rPr>
-          <w:rFonts w:cstheme="minorHAnsi"/>
-          <w:sz w:val="20"/>
-          <w:szCs w:val="20"/>
-        </w:rPr>
-        <w:t xml:space="preserve"> (bias)</w:t>
-      </w:r>
-      <w:r>
-        <w:rPr>
-          <w:rFonts w:cstheme="minorHAnsi"/>
-          <w:sz w:val="20"/>
-          <w:szCs w:val="20"/>
-        </w:rPr>
-        <w:t xml:space="preserve"> breaks God's unified law</w:t>
+        <w:t>This biblical passage warns that showing partiality (bias) breaks God's unified law</w:t>
       </w:r>
       <w:r>
         <w:rPr>
@@ -5451,6 +5324,1630 @@
           <w:szCs w:val="20"/>
         </w:rPr>
       </w:pPr>
+      <w:r>
+        <w:rPr>
+          <w:rFonts w:cstheme="minorHAnsi"/>
+          <w:sz w:val="20"/>
+          <w:szCs w:val="20"/>
+        </w:rPr>
+        <w:t>25:4</w:t>
+      </w:r>
+      <w:r>
+        <w:rPr>
+          <w:rFonts w:cstheme="minorHAnsi"/>
+          <w:sz w:val="20"/>
+          <w:szCs w:val="20"/>
+        </w:rPr>
+        <w:t>3</w:t>
+      </w:r>
+      <w:r>
+        <w:rPr>
+          <w:rFonts w:cstheme="minorHAnsi"/>
+          <w:sz w:val="20"/>
+          <w:szCs w:val="20"/>
+        </w:rPr>
+        <w:t>/35:07</w:t>
+      </w:r>
+    </w:p>
+    <w:p>
+      <w:pPr>
+        <w:rPr>
+          <w:rFonts w:cstheme="minorHAnsi"/>
+          <w:sz w:val="20"/>
+          <w:szCs w:val="20"/>
+        </w:rPr>
+      </w:pPr>
+      <w:r>
+        <w:rPr>
+          <w:rFonts w:cstheme="minorHAnsi"/>
+          <w:sz w:val="20"/>
+          <w:szCs w:val="20"/>
+        </w:rPr>
+        <w:t xml:space="preserve">James makes from </w:t>
+      </w:r>
+      <w:r>
+        <w:rPr>
+          <w:rFonts w:cstheme="minorHAnsi"/>
+          <w:sz w:val="20"/>
+          <w:szCs w:val="20"/>
+        </w:rPr>
+        <w:t>“</w:t>
+      </w:r>
+      <w:r>
+        <w:rPr>
+          <w:rFonts w:cstheme="minorHAnsi"/>
+          <w:sz w:val="20"/>
+          <w:szCs w:val="20"/>
+        </w:rPr>
+        <w:t>royal law</w:t>
+      </w:r>
+      <w:r>
+        <w:rPr>
+          <w:rFonts w:cstheme="minorHAnsi"/>
+          <w:sz w:val="20"/>
+          <w:szCs w:val="20"/>
+        </w:rPr>
+        <w:t>”</w:t>
+      </w:r>
+      <w:r>
+        <w:rPr>
+          <w:rFonts w:cstheme="minorHAnsi"/>
+          <w:sz w:val="20"/>
+          <w:szCs w:val="20"/>
+        </w:rPr>
+        <w:t xml:space="preserve"> from Hebrew scriptures</w:t>
+      </w:r>
+      <w:r>
+        <w:rPr>
+          <w:rFonts w:cstheme="minorHAnsi"/>
+          <w:sz w:val="20"/>
+          <w:szCs w:val="20"/>
+        </w:rPr>
+        <w:t xml:space="preserve"> into the </w:t>
+      </w:r>
+      <w:r>
+        <w:rPr>
+          <w:rFonts w:cstheme="minorHAnsi"/>
+          <w:sz w:val="20"/>
+          <w:szCs w:val="20"/>
+        </w:rPr>
+        <w:t>“</w:t>
+      </w:r>
+      <w:r>
+        <w:rPr>
+          <w:rFonts w:cstheme="minorHAnsi"/>
+          <w:sz w:val="20"/>
+          <w:szCs w:val="20"/>
+        </w:rPr>
+        <w:t>law of liberty</w:t>
+      </w:r>
+      <w:r>
+        <w:rPr>
+          <w:rFonts w:cstheme="minorHAnsi"/>
+          <w:sz w:val="20"/>
+          <w:szCs w:val="20"/>
+        </w:rPr>
+        <w:t>”</w:t>
+      </w:r>
+      <w:r>
+        <w:rPr>
+          <w:rFonts w:cstheme="minorHAnsi"/>
+          <w:sz w:val="20"/>
+          <w:szCs w:val="20"/>
+        </w:rPr>
+        <w:t xml:space="preserve"> in James Book 1 and 2</w:t>
+      </w:r>
+      <w:r>
+        <w:rPr>
+          <w:rFonts w:cstheme="minorHAnsi"/>
+          <w:sz w:val="20"/>
+          <w:szCs w:val="20"/>
+        </w:rPr>
+        <w:t xml:space="preserve"> of New Testament</w:t>
+      </w:r>
+      <w:r>
+        <w:rPr>
+          <w:rFonts w:cstheme="minorHAnsi"/>
+          <w:sz w:val="20"/>
+          <w:szCs w:val="20"/>
+        </w:rPr>
+        <w:t>.</w:t>
+      </w:r>
+    </w:p>
+    <w:p>
+      <w:pPr>
+        <w:rPr>
+          <w:rFonts w:cstheme="minorHAnsi"/>
+          <w:sz w:val="20"/>
+          <w:szCs w:val="20"/>
+        </w:rPr>
+      </w:pPr>
+      <w:r>
+        <w:rPr>
+          <w:rFonts w:cstheme="minorHAnsi"/>
+          <w:sz w:val="20"/>
+          <w:szCs w:val="20"/>
+        </w:rPr>
+        <w:t xml:space="preserve">In Leviticus of Hebrew Scripture (Or Old Testament), </w:t>
+      </w:r>
+      <w:r>
+        <w:rPr>
+          <w:rFonts w:cstheme="minorHAnsi"/>
+          <w:sz w:val="20"/>
+          <w:szCs w:val="20"/>
+        </w:rPr>
+        <w:t>there are a lot of laws which are part of hundreds of laws that Jewish people lived for thousands of y</w:t>
+      </w:r>
+      <w:r>
+        <w:rPr>
+          <w:rFonts w:cstheme="minorHAnsi"/>
+          <w:sz w:val="20"/>
+          <w:szCs w:val="20"/>
+        </w:rPr>
+        <w:t>e</w:t>
+      </w:r>
+      <w:r>
+        <w:rPr>
+          <w:rFonts w:cstheme="minorHAnsi"/>
+          <w:sz w:val="20"/>
+          <w:szCs w:val="20"/>
+        </w:rPr>
+        <w:t>ars.</w:t>
+      </w:r>
+      <w:r>
+        <w:rPr>
+          <w:rFonts w:cstheme="minorHAnsi"/>
+          <w:sz w:val="20"/>
+          <w:szCs w:val="20"/>
+        </w:rPr>
+        <w:t xml:space="preserve"> James had lived those laws for entire his life.</w:t>
+      </w:r>
+    </w:p>
+    <w:p>
+      <w:pPr>
+        <w:rPr>
+          <w:rFonts w:cstheme="minorHAnsi"/>
+          <w:sz w:val="20"/>
+          <w:szCs w:val="20"/>
+        </w:rPr>
+      </w:pPr>
+      <w:r>
+        <w:rPr>
+          <w:rFonts w:cstheme="minorHAnsi"/>
+          <w:sz w:val="20"/>
+          <w:szCs w:val="20"/>
+        </w:rPr>
+        <w:t>The points to the core ides about loving your neighbor as yourself.</w:t>
+      </w:r>
+    </w:p>
+    <w:p>
+      <w:pPr>
+        <w:rPr>
+          <w:rFonts w:cstheme="minorHAnsi"/>
+          <w:sz w:val="20"/>
+          <w:szCs w:val="20"/>
+        </w:rPr>
+      </w:pPr>
+    </w:p>
+    <w:p>
+      <w:pPr>
+        <w:rPr>
+          <w:rFonts w:cstheme="minorHAnsi"/>
+          <w:sz w:val="20"/>
+          <w:szCs w:val="20"/>
+        </w:rPr>
+      </w:pPr>
+      <w:r>
+        <w:rPr>
+          <w:rFonts w:cstheme="minorHAnsi"/>
+          <w:sz w:val="20"/>
+          <w:szCs w:val="20"/>
+        </w:rPr>
+        <w:lastRenderedPageBreak/>
+        <w:t>2</w:t>
+      </w:r>
+      <w:r>
+        <w:rPr>
+          <w:rFonts w:cstheme="minorHAnsi"/>
+          <w:sz w:val="20"/>
+          <w:szCs w:val="20"/>
+        </w:rPr>
+        <w:t>6</w:t>
+      </w:r>
+      <w:r>
+        <w:rPr>
+          <w:rFonts w:cstheme="minorHAnsi"/>
+          <w:sz w:val="20"/>
+          <w:szCs w:val="20"/>
+        </w:rPr>
+        <w:t>:</w:t>
+      </w:r>
+      <w:r>
+        <w:rPr>
+          <w:rFonts w:cstheme="minorHAnsi"/>
+          <w:sz w:val="20"/>
+          <w:szCs w:val="20"/>
+        </w:rPr>
+        <w:t>32</w:t>
+      </w:r>
+      <w:r>
+        <w:rPr>
+          <w:rFonts w:cstheme="minorHAnsi"/>
+          <w:sz w:val="20"/>
+          <w:szCs w:val="20"/>
+        </w:rPr>
+        <w:t>/35:07</w:t>
+      </w:r>
+    </w:p>
+    <w:p>
+      <w:pPr>
+        <w:rPr>
+          <w:rFonts w:cstheme="minorHAnsi"/>
+          <w:sz w:val="20"/>
+          <w:szCs w:val="20"/>
+        </w:rPr>
+      </w:pPr>
+      <w:r>
+        <w:rPr>
+          <w:rFonts w:cstheme="minorHAnsi"/>
+          <w:sz w:val="20"/>
+          <w:szCs w:val="20"/>
+        </w:rPr>
+        <w:t>James watched his big brother Jesus do it perfectly for decades in his own home.</w:t>
+      </w:r>
+    </w:p>
+    <w:p>
+      <w:pPr>
+        <w:rPr>
+          <w:rFonts w:cstheme="minorHAnsi"/>
+          <w:sz w:val="20"/>
+          <w:szCs w:val="20"/>
+        </w:rPr>
+      </w:pPr>
+      <w:r>
+        <w:rPr>
+          <w:rFonts w:cstheme="minorHAnsi"/>
+          <w:sz w:val="20"/>
+          <w:szCs w:val="20"/>
+        </w:rPr>
+        <w:t>When Jesus asked for greatest commandment, he gave the teaching that he knew they were looking for. It is called the</w:t>
+      </w:r>
+      <w:r>
+        <w:rPr>
+          <w:rFonts w:cstheme="minorHAnsi"/>
+          <w:sz w:val="20"/>
+          <w:szCs w:val="20"/>
+        </w:rPr>
+        <w:t xml:space="preserve"> Shema </w:t>
+      </w:r>
+      <w:r>
+        <w:rPr>
+          <w:rFonts w:cstheme="minorHAnsi"/>
+          <w:sz w:val="20"/>
+          <w:szCs w:val="20"/>
+        </w:rPr>
+        <w:t>(</w:t>
+      </w:r>
+      <w:r>
+        <w:rPr>
+          <w:rFonts w:cstheme="minorHAnsi"/>
+          <w:sz w:val="20"/>
+          <w:szCs w:val="20"/>
+        </w:rPr>
+        <w:t xml:space="preserve">pronounced as </w:t>
+      </w:r>
+      <w:r>
+        <w:rPr>
+          <w:rFonts w:cstheme="minorHAnsi"/>
+          <w:sz w:val="20"/>
+          <w:szCs w:val="20"/>
+        </w:rPr>
+        <w:t xml:space="preserve"> Shama</w:t>
+      </w:r>
+      <w:r>
+        <w:rPr>
+          <w:rFonts w:cstheme="minorHAnsi"/>
+          <w:sz w:val="20"/>
+          <w:szCs w:val="20"/>
+        </w:rPr>
+        <w:t>, Hebrew word means “listen”</w:t>
+      </w:r>
+      <w:r>
+        <w:rPr>
+          <w:rFonts w:cstheme="minorHAnsi"/>
+          <w:sz w:val="20"/>
+          <w:szCs w:val="20"/>
+        </w:rPr>
+        <w:t>)</w:t>
+      </w:r>
+      <w:r>
+        <w:rPr>
+          <w:rFonts w:cstheme="minorHAnsi"/>
+          <w:sz w:val="20"/>
+          <w:szCs w:val="20"/>
+        </w:rPr>
+        <w:t xml:space="preserve"> and the core it is about the loving the God with all your heart, soul, </w:t>
+      </w:r>
+      <w:r>
+        <w:rPr>
+          <w:rFonts w:cstheme="minorHAnsi"/>
+          <w:sz w:val="20"/>
+          <w:szCs w:val="20"/>
+        </w:rPr>
+        <w:t xml:space="preserve">mind, </w:t>
+      </w:r>
+      <w:r>
+        <w:rPr>
+          <w:rFonts w:cstheme="minorHAnsi"/>
+          <w:sz w:val="20"/>
+          <w:szCs w:val="20"/>
+        </w:rPr>
+        <w:t>and strength.</w:t>
+      </w:r>
+    </w:p>
+    <w:p>
+      <w:pPr>
+        <w:rPr>
+          <w:rFonts w:cstheme="minorHAnsi"/>
+          <w:sz w:val="20"/>
+          <w:szCs w:val="20"/>
+        </w:rPr>
+      </w:pPr>
+    </w:p>
+    <w:p>
+      <w:pPr>
+        <w:rPr>
+          <w:rFonts w:cstheme="minorHAnsi"/>
+          <w:b/>
+          <w:bCs/>
+          <w:sz w:val="20"/>
+          <w:szCs w:val="20"/>
+        </w:rPr>
+      </w:pPr>
+      <w:r>
+        <w:rPr>
+          <w:rFonts w:cstheme="minorHAnsi"/>
+          <w:b/>
+          <w:bCs/>
+          <w:sz w:val="20"/>
+          <w:szCs w:val="20"/>
+        </w:rPr>
+        <w:t>What is the Shema?</w:t>
+      </w:r>
+    </w:p>
+    <w:p>
+      <w:pPr>
+        <w:numPr>
+          <w:ilvl w:val="0"/>
+          <w:numId w:val="13"/>
+        </w:numPr>
+        <w:rPr>
+          <w:rFonts w:cstheme="minorHAnsi"/>
+          <w:sz w:val="20"/>
+          <w:szCs w:val="20"/>
+        </w:rPr>
+      </w:pPr>
+      <w:r>
+        <w:rPr>
+          <w:rFonts w:cstheme="minorHAnsi"/>
+          <w:b/>
+          <w:bCs/>
+          <w:sz w:val="20"/>
+          <w:szCs w:val="20"/>
+        </w:rPr>
+        <w:t>The Definition:</w:t>
+      </w:r>
+      <w:r>
+        <w:rPr>
+          <w:rFonts w:cstheme="minorHAnsi"/>
+          <w:sz w:val="20"/>
+          <w:szCs w:val="20"/>
+        </w:rPr>
+        <w:t xml:space="preserve"> </w:t>
+      </w:r>
+      <w:r>
+        <w:rPr>
+          <w:rFonts w:cstheme="minorHAnsi"/>
+          <w:i/>
+          <w:iCs/>
+          <w:sz w:val="20"/>
+          <w:szCs w:val="20"/>
+        </w:rPr>
+        <w:t>Shema</w:t>
+      </w:r>
+      <w:r>
+        <w:rPr>
+          <w:rFonts w:cstheme="minorHAnsi"/>
+          <w:sz w:val="20"/>
+          <w:szCs w:val="20"/>
+        </w:rPr>
+        <w:t xml:space="preserve"> is the Hebrew word for </w:t>
+      </w:r>
+      <w:r>
+        <w:rPr>
+          <w:rFonts w:cstheme="minorHAnsi"/>
+          <w:b/>
+          <w:bCs/>
+          <w:sz w:val="20"/>
+          <w:szCs w:val="20"/>
+        </w:rPr>
+        <w:t>"Hear"</w:t>
+      </w:r>
+      <w:r>
+        <w:rPr>
+          <w:rFonts w:cstheme="minorHAnsi"/>
+          <w:sz w:val="20"/>
+          <w:szCs w:val="20"/>
+        </w:rPr>
+        <w:t xml:space="preserve"> or </w:t>
+      </w:r>
+      <w:r>
+        <w:rPr>
+          <w:rFonts w:cstheme="minorHAnsi"/>
+          <w:b/>
+          <w:bCs/>
+          <w:sz w:val="20"/>
+          <w:szCs w:val="20"/>
+        </w:rPr>
+        <w:t>"Listen."</w:t>
+      </w:r>
+      <w:r>
+        <w:rPr>
+          <w:rFonts w:cstheme="minorHAnsi"/>
+          <w:sz w:val="20"/>
+          <w:szCs w:val="20"/>
+        </w:rPr>
+        <w:t xml:space="preserve"> It is the very first word of the prayer.</w:t>
+      </w:r>
+    </w:p>
+    <w:p>
+      <w:pPr>
+        <w:numPr>
+          <w:ilvl w:val="0"/>
+          <w:numId w:val="13"/>
+        </w:numPr>
+        <w:rPr>
+          <w:rFonts w:cstheme="minorHAnsi"/>
+          <w:sz w:val="20"/>
+          <w:szCs w:val="20"/>
+        </w:rPr>
+      </w:pPr>
+      <w:r>
+        <w:rPr>
+          <w:rFonts w:cstheme="minorHAnsi"/>
+          <w:b/>
+          <w:bCs/>
+          <w:sz w:val="20"/>
+          <w:szCs w:val="20"/>
+        </w:rPr>
+        <w:t>The Biblical Text:</w:t>
+      </w:r>
+      <w:r>
+        <w:rPr>
+          <w:rFonts w:cstheme="minorHAnsi"/>
+          <w:sz w:val="20"/>
+          <w:szCs w:val="20"/>
+        </w:rPr>
+        <w:t xml:space="preserve"> The core of the prayer comes from </w:t>
+      </w:r>
+      <w:r>
+        <w:rPr>
+          <w:rFonts w:cstheme="minorHAnsi"/>
+          <w:b/>
+          <w:bCs/>
+          <w:sz w:val="20"/>
+          <w:szCs w:val="20"/>
+        </w:rPr>
+        <w:t>Deuteronomy 6:4–5</w:t>
+      </w:r>
+      <w:r>
+        <w:rPr>
+          <w:rFonts w:cstheme="minorHAnsi"/>
+          <w:sz w:val="20"/>
+          <w:szCs w:val="20"/>
+        </w:rPr>
+        <w:t xml:space="preserve">: </w:t>
+      </w:r>
+      <w:r>
+        <w:rPr>
+          <w:rFonts w:cstheme="minorHAnsi"/>
+          <w:i/>
+          <w:iCs/>
+          <w:sz w:val="20"/>
+          <w:szCs w:val="20"/>
+        </w:rPr>
+        <w:t>"Hear, O Israel: The Lord our God, the Lord is one. Love the Lord your God with all your heart and with all your soul and with all your strength."</w:t>
+      </w:r>
+      <w:r>
+        <w:rPr>
+          <w:rFonts w:cstheme="minorHAnsi"/>
+          <w:sz w:val="20"/>
+          <w:szCs w:val="20"/>
+        </w:rPr>
+        <w:t xml:space="preserve"> [1]</w:t>
+      </w:r>
+    </w:p>
+    <w:p>
+      <w:pPr>
+        <w:numPr>
+          <w:ilvl w:val="0"/>
+          <w:numId w:val="13"/>
+        </w:numPr>
+        <w:rPr>
+          <w:rFonts w:cstheme="minorHAnsi"/>
+          <w:sz w:val="20"/>
+          <w:szCs w:val="20"/>
+        </w:rPr>
+      </w:pPr>
+      <w:r>
+        <w:rPr>
+          <w:rFonts w:cstheme="minorHAnsi"/>
+          <w:b/>
+          <w:bCs/>
+          <w:sz w:val="20"/>
+          <w:szCs w:val="20"/>
+        </w:rPr>
+        <w:t>Daily Ritual:</w:t>
+      </w:r>
+      <w:r>
+        <w:rPr>
+          <w:rFonts w:cstheme="minorHAnsi"/>
+          <w:sz w:val="20"/>
+          <w:szCs w:val="20"/>
+        </w:rPr>
+        <w:t xml:space="preserve"> In Jewish tradition, this prayer is recited twice a day (morning and evening) and is considered a declaration of faith in one true God.</w:t>
+      </w:r>
+    </w:p>
+    <w:p>
+      <w:pPr>
+        <w:rPr>
+          <w:rFonts w:cstheme="minorHAnsi"/>
+          <w:b/>
+          <w:bCs/>
+          <w:sz w:val="20"/>
+          <w:szCs w:val="20"/>
+        </w:rPr>
+      </w:pPr>
+      <w:r>
+        <w:rPr>
+          <w:rFonts w:cstheme="minorHAnsi"/>
+          <w:b/>
+          <w:bCs/>
+          <w:sz w:val="20"/>
+          <w:szCs w:val="20"/>
+        </w:rPr>
+        <w:t>How Jesus Used It</w:t>
+      </w:r>
+    </w:p>
+    <w:p>
+      <w:pPr>
+        <w:rPr>
+          <w:rFonts w:cstheme="minorHAnsi"/>
+          <w:sz w:val="20"/>
+          <w:szCs w:val="20"/>
+        </w:rPr>
+      </w:pPr>
+      <w:r>
+        <w:rPr>
+          <w:rFonts w:cstheme="minorHAnsi"/>
+          <w:sz w:val="20"/>
+          <w:szCs w:val="20"/>
+        </w:rPr>
+        <w:t>When a teacher of the law asked Jesus which commandment was the most important (recorded in Mark 12:28–30 and Matthew 22:34–40), Jesus immediately quoted the Shema.</w:t>
+      </w:r>
+    </w:p>
+    <w:p>
+      <w:pPr>
+        <w:rPr>
+          <w:rFonts w:cstheme="minorHAnsi"/>
+          <w:sz w:val="20"/>
+          <w:szCs w:val="20"/>
+        </w:rPr>
+      </w:pPr>
+      <w:r>
+        <w:rPr>
+          <w:rFonts w:cstheme="minorHAnsi"/>
+          <w:sz w:val="20"/>
+          <w:szCs w:val="20"/>
+        </w:rPr>
+        <w:t xml:space="preserve">By doing this, Jesus gave them an answer they deeply understood and valued. He then connected it to a second commandment from Leviticus 19:18: </w:t>
+      </w:r>
+      <w:r>
+        <w:rPr>
+          <w:rFonts w:cstheme="minorHAnsi"/>
+          <w:i/>
+          <w:iCs/>
+          <w:sz w:val="20"/>
+          <w:szCs w:val="20"/>
+        </w:rPr>
+        <w:t>"Love your neighbor as yourself."</w:t>
+      </w:r>
+      <w:r>
+        <w:rPr>
+          <w:rFonts w:cstheme="minorHAnsi"/>
+          <w:sz w:val="20"/>
+          <w:szCs w:val="20"/>
+        </w:rPr>
+        <w:t xml:space="preserve"> Together, Jesus taught that the entire foundation of faith relies on these two loves.</w:t>
+      </w:r>
+    </w:p>
+    <w:p>
+      <w:pPr>
+        <w:rPr>
+          <w:rFonts w:cstheme="minorHAnsi"/>
+          <w:sz w:val="20"/>
+          <w:szCs w:val="20"/>
+        </w:rPr>
+      </w:pPr>
+    </w:p>
+    <w:p>
+      <w:pPr>
+        <w:rPr>
+          <w:rFonts w:cstheme="minorHAnsi"/>
+          <w:sz w:val="20"/>
+          <w:szCs w:val="20"/>
+        </w:rPr>
+      </w:pPr>
+      <w:r>
+        <w:rPr>
+          <w:rFonts w:cstheme="minorHAnsi"/>
+          <w:sz w:val="20"/>
+          <w:szCs w:val="20"/>
+        </w:rPr>
+        <w:t>2</w:t>
+      </w:r>
+      <w:r>
+        <w:rPr>
+          <w:rFonts w:cstheme="minorHAnsi"/>
+          <w:sz w:val="20"/>
+          <w:szCs w:val="20"/>
+        </w:rPr>
+        <w:t>8</w:t>
+      </w:r>
+      <w:r>
+        <w:rPr>
+          <w:rFonts w:cstheme="minorHAnsi"/>
+          <w:sz w:val="20"/>
+          <w:szCs w:val="20"/>
+        </w:rPr>
+        <w:t>:</w:t>
+      </w:r>
+      <w:r>
+        <w:rPr>
+          <w:rFonts w:cstheme="minorHAnsi"/>
+          <w:sz w:val="20"/>
+          <w:szCs w:val="20"/>
+        </w:rPr>
+        <w:t>00</w:t>
+      </w:r>
+      <w:r>
+        <w:rPr>
+          <w:rFonts w:cstheme="minorHAnsi"/>
+          <w:sz w:val="20"/>
+          <w:szCs w:val="20"/>
+        </w:rPr>
+        <w:t>/35:07</w:t>
+      </w:r>
+    </w:p>
+    <w:p>
+      <w:pPr>
+        <w:rPr>
+          <w:rFonts w:cstheme="minorHAnsi"/>
+          <w:sz w:val="20"/>
+          <w:szCs w:val="20"/>
+        </w:rPr>
+      </w:pPr>
+      <w:r>
+        <w:rPr>
+          <w:rFonts w:cstheme="minorHAnsi"/>
+          <w:sz w:val="20"/>
+          <w:szCs w:val="20"/>
+        </w:rPr>
+        <w:t xml:space="preserve">James said, hundreds of </w:t>
+      </w:r>
+      <w:r>
+        <w:rPr>
+          <w:rFonts w:cstheme="minorHAnsi"/>
+          <w:sz w:val="20"/>
+          <w:szCs w:val="20"/>
+        </w:rPr>
+        <w:t>royal</w:t>
+      </w:r>
+      <w:r>
+        <w:rPr>
+          <w:rFonts w:cstheme="minorHAnsi"/>
+          <w:sz w:val="20"/>
+          <w:szCs w:val="20"/>
+        </w:rPr>
+        <w:t xml:space="preserve"> laws are </w:t>
+      </w:r>
+      <w:r>
+        <w:rPr>
+          <w:rFonts w:cstheme="minorHAnsi"/>
+          <w:sz w:val="20"/>
+          <w:szCs w:val="20"/>
+        </w:rPr>
+        <w:t xml:space="preserve">required by God and </w:t>
+      </w:r>
+      <w:r>
+        <w:rPr>
+          <w:rFonts w:cstheme="minorHAnsi"/>
+          <w:sz w:val="20"/>
+          <w:szCs w:val="20"/>
+        </w:rPr>
+        <w:t xml:space="preserve">too </w:t>
+      </w:r>
+      <w:r>
+        <w:rPr>
+          <w:rFonts w:cstheme="minorHAnsi"/>
+          <w:sz w:val="20"/>
+          <w:szCs w:val="20"/>
+        </w:rPr>
+        <w:t>hard to follow</w:t>
+      </w:r>
+      <w:r>
+        <w:rPr>
+          <w:rFonts w:cstheme="minorHAnsi"/>
+          <w:sz w:val="20"/>
+          <w:szCs w:val="20"/>
+        </w:rPr>
+        <w:t>. Everyone will fail</w:t>
+      </w:r>
+      <w:r>
+        <w:rPr>
+          <w:rFonts w:cstheme="minorHAnsi"/>
+          <w:sz w:val="20"/>
+          <w:szCs w:val="20"/>
+        </w:rPr>
+        <w:t>.</w:t>
+      </w:r>
+      <w:r>
+        <w:rPr>
+          <w:rFonts w:cstheme="minorHAnsi"/>
+          <w:sz w:val="20"/>
+          <w:szCs w:val="20"/>
+        </w:rPr>
+        <w:t xml:space="preserve"> Instead, the law of liberty reminds us where we stand and what God did</w:t>
+      </w:r>
+      <w:r>
+        <w:rPr>
+          <w:rFonts w:cstheme="minorHAnsi"/>
+          <w:sz w:val="20"/>
+          <w:szCs w:val="20"/>
+        </w:rPr>
+        <w:t xml:space="preserve"> to redeem us.</w:t>
+      </w:r>
+    </w:p>
+    <w:p>
+      <w:pPr>
+        <w:rPr>
+          <w:rFonts w:cstheme="minorHAnsi"/>
+          <w:sz w:val="20"/>
+          <w:szCs w:val="20"/>
+        </w:rPr>
+      </w:pPr>
+      <w:r>
+        <w:rPr>
+          <w:rFonts w:cstheme="minorHAnsi"/>
+          <w:sz w:val="20"/>
+          <w:szCs w:val="20"/>
+        </w:rPr>
+        <w:t>“L</w:t>
+      </w:r>
+      <w:r>
+        <w:rPr>
+          <w:rFonts w:cstheme="minorHAnsi"/>
+          <w:sz w:val="20"/>
+          <w:szCs w:val="20"/>
+        </w:rPr>
+        <w:t>aw</w:t>
+      </w:r>
+      <w:r>
+        <w:rPr>
+          <w:rFonts w:cstheme="minorHAnsi"/>
+          <w:sz w:val="20"/>
+          <w:szCs w:val="20"/>
+        </w:rPr>
+        <w:t xml:space="preserve"> </w:t>
+      </w:r>
+      <w:r>
+        <w:rPr>
+          <w:rFonts w:cstheme="minorHAnsi"/>
+          <w:sz w:val="20"/>
+          <w:szCs w:val="20"/>
+        </w:rPr>
+        <w:t>of</w:t>
+      </w:r>
+      <w:r>
+        <w:rPr>
+          <w:rFonts w:cstheme="minorHAnsi"/>
+          <w:sz w:val="20"/>
+          <w:szCs w:val="20"/>
+        </w:rPr>
+        <w:t xml:space="preserve"> Liberty”</w:t>
+      </w:r>
+      <w:r>
+        <w:rPr>
+          <w:rFonts w:cstheme="minorHAnsi"/>
+          <w:sz w:val="20"/>
+          <w:szCs w:val="20"/>
+        </w:rPr>
+        <w:t xml:space="preserve"> </w:t>
+      </w:r>
+      <w:r>
+        <w:rPr>
+          <w:rFonts w:cstheme="minorHAnsi"/>
+          <w:sz w:val="20"/>
+          <w:szCs w:val="20"/>
+        </w:rPr>
+        <w:t>has</w:t>
+      </w:r>
+      <w:r>
+        <w:rPr>
+          <w:rFonts w:cstheme="minorHAnsi"/>
+          <w:sz w:val="20"/>
+          <w:szCs w:val="20"/>
+        </w:rPr>
+        <w:t xml:space="preserve"> same commands</w:t>
+      </w:r>
+      <w:r>
+        <w:rPr>
+          <w:rFonts w:cstheme="minorHAnsi"/>
+          <w:sz w:val="20"/>
+          <w:szCs w:val="20"/>
+        </w:rPr>
+        <w:t xml:space="preserve"> and standards</w:t>
+      </w:r>
+      <w:r>
+        <w:rPr>
+          <w:rFonts w:cstheme="minorHAnsi"/>
+          <w:sz w:val="20"/>
+          <w:szCs w:val="20"/>
+        </w:rPr>
+        <w:t xml:space="preserve"> </w:t>
+      </w:r>
+      <w:r>
+        <w:rPr>
+          <w:rFonts w:cstheme="minorHAnsi"/>
+          <w:sz w:val="20"/>
+          <w:szCs w:val="20"/>
+        </w:rPr>
+        <w:t xml:space="preserve">as “Royal Law” </w:t>
+      </w:r>
+      <w:r>
+        <w:rPr>
+          <w:rFonts w:cstheme="minorHAnsi"/>
+          <w:sz w:val="20"/>
+          <w:szCs w:val="20"/>
+        </w:rPr>
+        <w:t>but different posture.</w:t>
+      </w:r>
+      <w:r>
+        <w:rPr>
+          <w:rFonts w:cstheme="minorHAnsi"/>
+          <w:sz w:val="20"/>
+          <w:szCs w:val="20"/>
+        </w:rPr>
+        <w:t xml:space="preserve"> </w:t>
+      </w:r>
+    </w:p>
+    <w:p>
+      <w:pPr>
+        <w:rPr>
+          <w:rFonts w:cstheme="minorHAnsi"/>
+          <w:sz w:val="20"/>
+          <w:szCs w:val="20"/>
+        </w:rPr>
+      </w:pPr>
+      <w:r>
+        <w:rPr>
+          <w:rFonts w:cstheme="minorHAnsi"/>
+          <w:sz w:val="20"/>
+          <w:szCs w:val="20"/>
+        </w:rPr>
+        <w:t>The difference is u</w:t>
+      </w:r>
+      <w:r>
+        <w:rPr>
+          <w:rFonts w:cstheme="minorHAnsi"/>
+          <w:sz w:val="20"/>
+          <w:szCs w:val="20"/>
+        </w:rPr>
+        <w:t xml:space="preserve">nder the </w:t>
+      </w:r>
+      <w:r>
+        <w:rPr>
+          <w:rFonts w:cstheme="minorHAnsi"/>
+          <w:sz w:val="20"/>
+          <w:szCs w:val="20"/>
+        </w:rPr>
+        <w:t>“</w:t>
+      </w:r>
+      <w:r>
+        <w:rPr>
+          <w:rFonts w:cstheme="minorHAnsi"/>
+          <w:sz w:val="20"/>
+          <w:szCs w:val="20"/>
+        </w:rPr>
+        <w:t>Law</w:t>
+      </w:r>
+      <w:r>
+        <w:rPr>
+          <w:rFonts w:cstheme="minorHAnsi"/>
+          <w:sz w:val="20"/>
+          <w:szCs w:val="20"/>
+        </w:rPr>
+        <w:t xml:space="preserve"> of Liberty”</w:t>
+      </w:r>
+      <w:r>
+        <w:rPr>
+          <w:rFonts w:cstheme="minorHAnsi"/>
+          <w:sz w:val="20"/>
+          <w:szCs w:val="20"/>
+        </w:rPr>
+        <w:t>, we are free.</w:t>
+      </w:r>
+    </w:p>
+    <w:p>
+      <w:pPr>
+        <w:rPr>
+          <w:rFonts w:cstheme="minorHAnsi"/>
+          <w:sz w:val="20"/>
+          <w:szCs w:val="20"/>
+        </w:rPr>
+      </w:pPr>
+    </w:p>
+    <w:p>
+      <w:pPr>
+        <w:rPr>
+          <w:rFonts w:cstheme="minorHAnsi"/>
+          <w:sz w:val="20"/>
+          <w:szCs w:val="20"/>
+        </w:rPr>
+      </w:pPr>
+      <w:r>
+        <w:rPr>
+          <w:rFonts w:cstheme="minorHAnsi"/>
+          <w:sz w:val="20"/>
+          <w:szCs w:val="20"/>
+        </w:rPr>
+        <w:t>28:</w:t>
+      </w:r>
+      <w:r>
+        <w:rPr>
+          <w:rFonts w:cstheme="minorHAnsi"/>
+          <w:sz w:val="20"/>
+          <w:szCs w:val="20"/>
+        </w:rPr>
+        <w:t>57</w:t>
+      </w:r>
+      <w:r>
+        <w:rPr>
+          <w:rFonts w:cstheme="minorHAnsi"/>
+          <w:sz w:val="20"/>
+          <w:szCs w:val="20"/>
+        </w:rPr>
+        <w:t>/35:07</w:t>
+      </w:r>
+    </w:p>
+    <w:p>
+      <w:pPr>
+        <w:rPr>
+          <w:rFonts w:cstheme="minorHAnsi"/>
+          <w:sz w:val="20"/>
+          <w:szCs w:val="20"/>
+        </w:rPr>
+      </w:pPr>
+      <w:r>
+        <w:rPr>
+          <w:rFonts w:cstheme="minorHAnsi"/>
+          <w:sz w:val="20"/>
+          <w:szCs w:val="20"/>
+        </w:rPr>
+        <w:t>If you do the “Royal Law” of God by your own, you are exhausted.</w:t>
+      </w:r>
+    </w:p>
+    <w:p>
+      <w:pPr>
+        <w:rPr>
+          <w:rFonts w:cstheme="minorHAnsi"/>
+          <w:sz w:val="20"/>
+          <w:szCs w:val="20"/>
+        </w:rPr>
+      </w:pPr>
+      <w:r>
+        <w:rPr>
+          <w:rFonts w:cstheme="minorHAnsi"/>
+          <w:sz w:val="20"/>
+          <w:szCs w:val="20"/>
+        </w:rPr>
+        <w:t>Jesus already did the “Royal Law” for us</w:t>
+      </w:r>
+      <w:r>
+        <w:rPr>
+          <w:rFonts w:cstheme="minorHAnsi"/>
+          <w:sz w:val="20"/>
+          <w:szCs w:val="20"/>
+        </w:rPr>
+        <w:t>, Now, you get to live from that new identity.</w:t>
+      </w:r>
+      <w:r>
+        <w:rPr>
+          <w:rFonts w:cstheme="minorHAnsi"/>
+          <w:sz w:val="20"/>
+          <w:szCs w:val="20"/>
+        </w:rPr>
+        <w:t xml:space="preserve"> </w:t>
+      </w:r>
+    </w:p>
+    <w:p>
+      <w:pPr>
+        <w:rPr>
+          <w:rFonts w:cstheme="minorHAnsi"/>
+          <w:sz w:val="20"/>
+          <w:szCs w:val="20"/>
+        </w:rPr>
+      </w:pPr>
+    </w:p>
+    <w:p>
+      <w:pPr>
+        <w:rPr>
+          <w:rFonts w:cstheme="minorHAnsi"/>
+          <w:sz w:val="20"/>
+          <w:szCs w:val="20"/>
+        </w:rPr>
+      </w:pPr>
+      <w:r>
+        <w:rPr>
+          <w:rFonts w:cstheme="minorHAnsi"/>
+          <w:sz w:val="20"/>
+          <w:szCs w:val="20"/>
+        </w:rPr>
+        <w:t>32</w:t>
+      </w:r>
+      <w:r>
+        <w:rPr>
+          <w:rFonts w:cstheme="minorHAnsi"/>
+          <w:sz w:val="20"/>
+          <w:szCs w:val="20"/>
+        </w:rPr>
+        <w:t>:</w:t>
+      </w:r>
+      <w:r>
+        <w:rPr>
+          <w:rFonts w:cstheme="minorHAnsi"/>
+          <w:sz w:val="20"/>
+          <w:szCs w:val="20"/>
+        </w:rPr>
+        <w:t>57</w:t>
+      </w:r>
+      <w:r>
+        <w:rPr>
+          <w:rFonts w:cstheme="minorHAnsi"/>
+          <w:sz w:val="20"/>
+          <w:szCs w:val="20"/>
+        </w:rPr>
+        <w:t>/35:07</w:t>
+      </w:r>
+    </w:p>
+    <w:p>
+      <w:pPr>
+        <w:rPr>
+          <w:rFonts w:cstheme="minorHAnsi"/>
+          <w:sz w:val="20"/>
+          <w:szCs w:val="20"/>
+        </w:rPr>
+      </w:pPr>
+      <w:r>
+        <w:rPr>
+          <w:rFonts w:cstheme="minorHAnsi"/>
+          <w:sz w:val="20"/>
+          <w:szCs w:val="20"/>
+        </w:rPr>
+        <w:drawing>
+          <wp:inline distT="0" distB="0" distL="0" distR="0" wp14:anchorId="159EC06C" wp14:editId="06489AEC">
+            <wp:extent cx="5934903" cy="914528"/>
+            <wp:effectExtent l="0" t="0" r="0" b="0"/>
+            <wp:docPr id="2127585945" name="Picture 1"/>
+            <wp:cNvGraphicFramePr>
+              <a:graphicFrameLocks xmlns:a="http://schemas.openxmlformats.org/drawingml/2006/main" noChangeAspect="1"/>
+            </wp:cNvGraphicFramePr>
+            <a:graphic xmlns:a="http://schemas.openxmlformats.org/drawingml/2006/main">
+              <a:graphicData uri="http://schemas.openxmlformats.org/drawingml/2006/picture">
+                <pic:pic xmlns:pic="http://schemas.openxmlformats.org/drawingml/2006/picture">
+                  <pic:nvPicPr>
+                    <pic:cNvPr id="2127585945" name=""/>
+                    <pic:cNvPicPr/>
+                  </pic:nvPicPr>
+                  <pic:blipFill>
+                    <a:blip r:embed="rId34"/>
+                    <a:stretch>
+                      <a:fillRect/>
+                    </a:stretch>
+                  </pic:blipFill>
+                  <pic:spPr>
+                    <a:xfrm>
+                      <a:off x="0" y="0"/>
+                      <a:ext cx="5934903" cy="914528"/>
+                    </a:xfrm>
+                    <a:prstGeom prst="rect">
+                      <a:avLst/>
+                    </a:prstGeom>
+                  </pic:spPr>
+                </pic:pic>
+              </a:graphicData>
+            </a:graphic>
+          </wp:inline>
+        </w:drawing>
+      </w:r>
+    </w:p>
+    <w:p>
+      <w:pPr>
+        <w:rPr>
+          <w:rFonts w:cstheme="minorHAnsi"/>
+          <w:sz w:val="20"/>
+          <w:szCs w:val="20"/>
+        </w:rPr>
+      </w:pPr>
+      <w:r>
+        <w:rPr>
+          <w:rFonts w:cstheme="minorHAnsi"/>
+          <w:sz w:val="20"/>
+          <w:szCs w:val="20"/>
+        </w:rPr>
+        <w:t>Find one unhurried hour this week with someone who do nothing for you.</w:t>
+      </w:r>
+    </w:p>
+    <w:p>
+      <w:pPr>
+        <w:rPr>
+          <w:rFonts w:cstheme="minorHAnsi"/>
+          <w:sz w:val="20"/>
+          <w:szCs w:val="20"/>
+        </w:rPr>
+      </w:pPr>
+    </w:p>
+    <w:p>
+      <w:pPr>
+        <w:rPr>
+          <w:rFonts w:cstheme="minorHAnsi"/>
+          <w:sz w:val="20"/>
+          <w:szCs w:val="20"/>
+        </w:rPr>
+      </w:pPr>
+      <w:r>
+        <w:rPr>
+          <w:rFonts w:cstheme="minorHAnsi"/>
+          <w:sz w:val="20"/>
+          <w:szCs w:val="20"/>
+        </w:rPr>
+        <w:t>Find somebody who cannot pay you back.</w:t>
+      </w:r>
+    </w:p>
+    <w:p>
+      <w:pPr>
+        <w:rPr>
+          <w:rFonts w:cstheme="minorHAnsi"/>
+          <w:sz w:val="20"/>
+          <w:szCs w:val="20"/>
+        </w:rPr>
+      </w:pPr>
+    </w:p>
+    <w:p>
+      <w:pPr>
+        <w:rPr>
+          <w:rFonts w:cstheme="minorHAnsi"/>
+          <w:sz w:val="20"/>
+          <w:szCs w:val="20"/>
+        </w:rPr>
+      </w:pPr>
+      <w:r>
+        <w:rPr>
+          <w:rFonts w:cstheme="minorHAnsi"/>
+          <w:sz w:val="20"/>
+          <w:szCs w:val="20"/>
+        </w:rPr>
+        <w:t>3</w:t>
+      </w:r>
+      <w:r>
+        <w:rPr>
+          <w:rFonts w:cstheme="minorHAnsi"/>
+          <w:sz w:val="20"/>
+          <w:szCs w:val="20"/>
+        </w:rPr>
+        <w:t>4</w:t>
+      </w:r>
+      <w:r>
+        <w:rPr>
+          <w:rFonts w:cstheme="minorHAnsi"/>
+          <w:sz w:val="20"/>
+          <w:szCs w:val="20"/>
+        </w:rPr>
+        <w:t>:5</w:t>
+      </w:r>
+      <w:r>
+        <w:rPr>
+          <w:rFonts w:cstheme="minorHAnsi"/>
+          <w:sz w:val="20"/>
+          <w:szCs w:val="20"/>
+        </w:rPr>
+        <w:t>3</w:t>
+      </w:r>
+      <w:r>
+        <w:rPr>
+          <w:rFonts w:cstheme="minorHAnsi"/>
+          <w:sz w:val="20"/>
+          <w:szCs w:val="20"/>
+        </w:rPr>
+        <w:t>/35:07</w:t>
+      </w:r>
+    </w:p>
+    <w:p>
+      <w:pPr>
+        <w:rPr>
+          <w:rFonts w:cstheme="minorHAnsi"/>
+          <w:sz w:val="20"/>
+          <w:szCs w:val="20"/>
+        </w:rPr>
+      </w:pPr>
+      <w:r>
+        <w:rPr>
+          <w:rFonts w:cstheme="minorHAnsi"/>
+          <w:sz w:val="20"/>
+          <w:szCs w:val="20"/>
+        </w:rPr>
+        <w:t xml:space="preserve">Pray: </w:t>
+      </w:r>
+    </w:p>
+    <w:p>
+      <w:pPr>
+        <w:rPr>
+          <w:rFonts w:cstheme="minorHAnsi"/>
+          <w:sz w:val="20"/>
+          <w:szCs w:val="20"/>
+        </w:rPr>
+      </w:pPr>
+      <w:r>
+        <w:rPr>
+          <w:rFonts w:cstheme="minorHAnsi"/>
+          <w:sz w:val="20"/>
+          <w:szCs w:val="20"/>
+        </w:rPr>
+        <w:t>Thanks God with us today, we slow down.</w:t>
+      </w:r>
+    </w:p>
+    <w:p>
+      <w:pPr>
+        <w:rPr>
+          <w:rFonts w:cstheme="minorHAnsi"/>
+          <w:sz w:val="20"/>
+          <w:szCs w:val="20"/>
+        </w:rPr>
+      </w:pPr>
+    </w:p>
+    <w:p>
+      <w:pPr>
+        <w:rPr>
+          <w:rFonts w:cstheme="minorHAnsi"/>
+          <w:sz w:val="20"/>
+          <w:szCs w:val="20"/>
+        </w:rPr>
+      </w:pPr>
+    </w:p>
+    <w:p>
+      <w:pPr>
+        <w:rPr>
+          <w:rFonts w:cstheme="minorHAnsi"/>
+          <w:sz w:val="20"/>
+          <w:szCs w:val="20"/>
+        </w:rPr>
+      </w:pPr>
+    </w:p>
+    <w:p>
+      <w:pPr>
+        <w:rPr>
+          <w:rFonts w:cstheme="minorHAnsi"/>
+          <w:sz w:val="20"/>
+          <w:szCs w:val="20"/>
+        </w:rPr>
+      </w:pPr>
+    </w:p>
+    <w:p>
+      <w:pPr>
+        <w:rPr>
+          <w:rFonts w:cstheme="minorHAnsi"/>
+          <w:sz w:val="20"/>
+          <w:szCs w:val="20"/>
+        </w:rPr>
+      </w:pPr>
+    </w:p>
+    <w:p>
+      <w:pPr>
+        <w:rPr>
+          <w:rFonts w:cstheme="minorHAnsi"/>
+          <w:sz w:val="20"/>
+          <w:szCs w:val="20"/>
+        </w:rPr>
+      </w:pPr>
+    </w:p>
+    <w:p>
+      <w:pPr>
+        <w:rPr>
+          <w:rFonts w:cstheme="minorHAnsi"/>
+          <w:sz w:val="20"/>
+          <w:szCs w:val="20"/>
+        </w:rPr>
+      </w:pPr>
+    </w:p>
+    <w:p>
+      <w:pPr>
+        <w:rPr>
+          <w:rFonts w:cstheme="minorHAnsi"/>
+          <w:sz w:val="20"/>
+          <w:szCs w:val="20"/>
+        </w:rPr>
+      </w:pPr>
+    </w:p>
+    <w:p>
+      <w:pPr>
+        <w:rPr>
+          <w:rFonts w:cstheme="minorHAnsi"/>
+          <w:sz w:val="20"/>
+          <w:szCs w:val="20"/>
+        </w:rPr>
+      </w:pPr>
+    </w:p>
+    <w:p>
+      <w:pPr>
+        <w:rPr>
+          <w:rFonts w:cstheme="minorHAnsi"/>
+          <w:sz w:val="20"/>
+          <w:szCs w:val="20"/>
+        </w:rPr>
+      </w:pPr>
+    </w:p>
+    <w:p>
+      <w:pPr>
+        <w:rPr>
+          <w:rFonts w:cstheme="minorHAnsi"/>
+          <w:sz w:val="20"/>
+          <w:szCs w:val="20"/>
+        </w:rPr>
+      </w:pPr>
+    </w:p>
+    <w:p>
+      <w:pPr>
+        <w:rPr>
+          <w:rFonts w:cstheme="minorHAnsi"/>
+          <w:sz w:val="20"/>
+          <w:szCs w:val="20"/>
+        </w:rPr>
+      </w:pPr>
+    </w:p>
+    <w:p>
+      <w:pPr>
+        <w:rPr>
+          <w:rFonts w:cstheme="minorHAnsi"/>
+          <w:sz w:val="20"/>
+          <w:szCs w:val="20"/>
+        </w:rPr>
+      </w:pPr>
+    </w:p>
+    <w:p>
+      <w:pPr>
+        <w:rPr>
+          <w:rFonts w:cstheme="minorHAnsi"/>
+          <w:sz w:val="20"/>
+          <w:szCs w:val="20"/>
+        </w:rPr>
+      </w:pPr>
+    </w:p>
+    <w:p>
+      <w:pPr>
+        <w:rPr>
+          <w:rFonts w:cstheme="minorHAnsi"/>
+          <w:sz w:val="20"/>
+          <w:szCs w:val="20"/>
+        </w:rPr>
+      </w:pPr>
+    </w:p>
+    <w:p>
+      <w:pPr>
+        <w:rPr>
+          <w:rFonts w:cstheme="minorHAnsi"/>
+          <w:sz w:val="20"/>
+          <w:szCs w:val="20"/>
+        </w:rPr>
+      </w:pPr>
+    </w:p>
+    <w:p>
+      <w:pPr>
+        <w:rPr>
+          <w:rFonts w:cstheme="minorHAnsi"/>
+          <w:sz w:val="20"/>
+          <w:szCs w:val="20"/>
+        </w:rPr>
+      </w:pPr>
+    </w:p>
+    <w:p>
+      <w:pPr>
+        <w:rPr>
+          <w:rFonts w:cstheme="minorHAnsi"/>
+          <w:sz w:val="20"/>
+          <w:szCs w:val="20"/>
+        </w:rPr>
+      </w:pPr>
+    </w:p>
+    <w:p>
+      <w:pPr>
+        <w:rPr>
+          <w:rFonts w:cstheme="minorHAnsi"/>
+          <w:sz w:val="20"/>
+          <w:szCs w:val="20"/>
+        </w:rPr>
+      </w:pPr>
+    </w:p>
+    <w:p>
+      <w:pPr>
+        <w:rPr>
+          <w:rFonts w:cstheme="minorHAnsi"/>
+          <w:sz w:val="20"/>
+          <w:szCs w:val="20"/>
+        </w:rPr>
+      </w:pPr>
+    </w:p>
+    <w:p>
+      <w:pPr>
+        <w:rPr>
+          <w:rFonts w:cstheme="minorHAnsi"/>
+          <w:sz w:val="20"/>
+          <w:szCs w:val="20"/>
+        </w:rPr>
+      </w:pPr>
+    </w:p>
+    <w:p>
+      <w:pPr>
+        <w:rPr>
+          <w:rFonts w:cstheme="minorHAnsi"/>
+          <w:sz w:val="20"/>
+          <w:szCs w:val="20"/>
+        </w:rPr>
+      </w:pPr>
+    </w:p>
+    <w:p>
+      <w:pPr>
+        <w:rPr>
+          <w:rFonts w:cstheme="minorHAnsi"/>
+          <w:sz w:val="20"/>
+          <w:szCs w:val="20"/>
+        </w:rPr>
+      </w:pPr>
+    </w:p>
+    <w:p>
+      <w:pPr>
+        <w:rPr>
+          <w:rFonts w:cstheme="minorHAnsi"/>
+          <w:sz w:val="20"/>
+          <w:szCs w:val="20"/>
+        </w:rPr>
+      </w:pPr>
+    </w:p>
+    <w:p>
+      <w:pPr>
+        <w:rPr>
+          <w:rFonts w:cstheme="minorHAnsi"/>
+          <w:sz w:val="20"/>
+          <w:szCs w:val="20"/>
+        </w:rPr>
+      </w:pPr>
+    </w:p>
+    <w:p>
+      <w:pPr>
+        <w:rPr>
+          <w:rFonts w:cstheme="minorHAnsi"/>
+          <w:sz w:val="20"/>
+          <w:szCs w:val="20"/>
+        </w:rPr>
+      </w:pPr>
+    </w:p>
+    <w:p>
+      <w:pPr>
+        <w:rPr>
+          <w:rFonts w:cstheme="minorHAnsi"/>
+          <w:sz w:val="20"/>
+          <w:szCs w:val="20"/>
+        </w:rPr>
+      </w:pPr>
+    </w:p>
+    <w:p>
+      <w:pPr>
+        <w:rPr>
+          <w:rFonts w:cstheme="minorHAnsi"/>
+          <w:sz w:val="20"/>
+          <w:szCs w:val="20"/>
+        </w:rPr>
+      </w:pPr>
+    </w:p>
+    <w:p>
+      <w:pPr>
+        <w:rPr>
+          <w:rFonts w:cstheme="minorHAnsi"/>
+          <w:sz w:val="20"/>
+          <w:szCs w:val="20"/>
+        </w:rPr>
+      </w:pPr>
+    </w:p>
+    <w:p>
+      <w:pPr>
+        <w:rPr>
+          <w:rFonts w:cstheme="minorHAnsi"/>
+          <w:sz w:val="20"/>
+          <w:szCs w:val="20"/>
+        </w:rPr>
+      </w:pPr>
+    </w:p>
+    <w:p>
+      <w:pPr>
+        <w:rPr>
+          <w:rFonts w:cstheme="minorHAnsi"/>
+          <w:sz w:val="20"/>
+          <w:szCs w:val="20"/>
+        </w:rPr>
+      </w:pPr>
+    </w:p>
+    <w:p>
+      <w:pPr>
+        <w:rPr>
+          <w:rFonts w:cstheme="minorHAnsi"/>
+          <w:sz w:val="20"/>
+          <w:szCs w:val="20"/>
+        </w:rPr>
+      </w:pPr>
+    </w:p>
+    <w:p>
+      <w:pPr>
+        <w:rPr>
+          <w:rFonts w:cstheme="minorHAnsi"/>
+          <w:sz w:val="20"/>
+          <w:szCs w:val="20"/>
+        </w:rPr>
+      </w:pPr>
+    </w:p>
+    <w:p>
+      <w:pPr>
+        <w:rPr>
+          <w:rFonts w:cstheme="minorHAnsi"/>
+          <w:sz w:val="20"/>
+          <w:szCs w:val="20"/>
+        </w:rPr>
+      </w:pPr>
+    </w:p>
+    <w:p>
+      <w:pPr>
+        <w:rPr>
+          <w:rFonts w:cstheme="minorHAnsi"/>
+          <w:sz w:val="20"/>
+          <w:szCs w:val="20"/>
+        </w:rPr>
+      </w:pPr>
+    </w:p>
+    <w:p>
+      <w:pPr>
+        <w:rPr>
+          <w:rFonts w:cstheme="minorHAnsi"/>
+          <w:sz w:val="20"/>
+          <w:szCs w:val="20"/>
+        </w:rPr>
+      </w:pPr>
+    </w:p>
+    <w:p>
+      <w:pPr>
+        <w:rPr>
+          <w:rFonts w:cstheme="minorHAnsi"/>
+          <w:sz w:val="20"/>
+          <w:szCs w:val="20"/>
+        </w:rPr>
+      </w:pPr>
     </w:p>
     <w:p>
       <w:pPr>
@@ -5536,7 +7033,7 @@
       </w:r>
     </w:p>
     <w:p>
-      <w:hyperlink r:id="rId34" w:history="1">
+      <w:hyperlink r:id="rId35" w:history="1">
         <w:r>
           <w:rPr>
             <w:rStyle w:val="Hyperlink"/>
@@ -5553,7 +7050,7 @@
           <w:szCs w:val="20"/>
         </w:rPr>
       </w:pPr>
-      <w:hyperlink r:id="rId35" w:history="1">
+      <w:hyperlink r:id="rId36" w:history="1">
         <w:r>
           <w:rPr>
             <w:rStyle w:val="Hyperlink"/>
@@ -5608,15 +7105,3085 @@
       <w:pPr>
         <w:rPr>
           <w:rFonts w:cstheme="minorHAnsi"/>
-          <w:b/>
-          <w:bCs/>
+          <w:sz w:val="20"/>
+          <w:szCs w:val="20"/>
+        </w:rPr>
+      </w:pPr>
+      <w:r>
+        <w:rPr>
+          <w:rFonts w:cstheme="minorHAnsi"/>
+          <w:sz w:val="20"/>
+          <w:szCs w:val="20"/>
+        </w:rPr>
+        <w:t>In the last week, we started the first of the series of and of the year “What Is a Follower Of the Way?”</w:t>
+      </w:r>
+    </w:p>
+    <w:p>
+      <w:pPr>
+        <w:rPr>
+          <w:rFonts w:cstheme="minorHAnsi"/>
+          <w:sz w:val="20"/>
+          <w:szCs w:val="20"/>
+        </w:rPr>
+      </w:pPr>
+      <w:r>
+        <w:rPr>
+          <w:rFonts w:cstheme="minorHAnsi"/>
+          <w:sz w:val="20"/>
+          <w:szCs w:val="20"/>
+        </w:rPr>
+        <w:t>We define the Kingdom Qualities of Menlo Church. What is like to be a follower of Jesus at Menlo Church here,</w:t>
+      </w:r>
+    </w:p>
+    <w:p>
+      <w:pPr>
+        <w:rPr>
+          <w:rFonts w:cstheme="minorHAnsi"/>
+          <w:sz w:val="20"/>
+          <w:szCs w:val="20"/>
+        </w:rPr>
+      </w:pPr>
+      <w:r>
+        <w:rPr>
+          <w:rFonts w:cstheme="minorHAnsi"/>
+          <w:sz w:val="20"/>
+          <w:szCs w:val="20"/>
+        </w:rPr>
+        <w:t xml:space="preserve">Every week, we look at one of them. </w:t>
+      </w:r>
+      <w:r>
+        <w:rPr>
+          <w:rFonts w:cstheme="minorHAnsi"/>
+          <w:sz w:val="20"/>
+          <w:szCs w:val="20"/>
+        </w:rPr>
+        <w:t>This week, we talk the</w:t>
+      </w:r>
+      <w:r>
+        <w:rPr>
+          <w:rFonts w:cstheme="minorHAnsi"/>
+          <w:sz w:val="20"/>
+          <w:szCs w:val="20"/>
+        </w:rPr>
+        <w:t xml:space="preserve"> James Chapter 2</w:t>
+      </w:r>
+      <w:r>
+        <w:rPr>
+          <w:rFonts w:cstheme="minorHAnsi"/>
+          <w:sz w:val="20"/>
+          <w:szCs w:val="20"/>
+        </w:rPr>
+        <w:t xml:space="preserve"> “Clock (Unhurried Friend)”. We need slow down our </w:t>
+      </w:r>
+      <w:r>
+        <w:rPr>
+          <w:rFonts w:cstheme="minorHAnsi"/>
+          <w:sz w:val="20"/>
+          <w:szCs w:val="20"/>
+        </w:rPr>
+        <w:t xml:space="preserve">whole </w:t>
+      </w:r>
+      <w:r>
+        <w:rPr>
+          <w:rFonts w:cstheme="minorHAnsi"/>
+          <w:sz w:val="20"/>
+          <w:szCs w:val="20"/>
+        </w:rPr>
+        <w:t>life.</w:t>
+      </w:r>
+    </w:p>
+    <w:p>
+      <w:pPr>
+        <w:rPr>
+          <w:rFonts w:cstheme="minorHAnsi"/>
+          <w:sz w:val="20"/>
+          <w:szCs w:val="20"/>
+        </w:rPr>
+      </w:pPr>
+      <w:r>
+        <w:rPr>
+          <w:rFonts w:cstheme="minorHAnsi"/>
+          <w:sz w:val="20"/>
+          <w:szCs w:val="20"/>
+        </w:rPr>
+        <w:t xml:space="preserve">1. </w:t>
+      </w:r>
+      <w:r>
+        <w:rPr>
+          <w:rFonts w:cstheme="minorHAnsi"/>
+          <w:sz w:val="20"/>
+          <w:szCs w:val="20"/>
+        </w:rPr>
+        <w:t>James 2:1</w:t>
+      </w:r>
+      <w:r>
+        <w:rPr>
+          <w:rFonts w:cstheme="minorHAnsi"/>
+          <w:sz w:val="20"/>
+          <w:szCs w:val="20"/>
+        </w:rPr>
+        <w:t>-4</w:t>
+      </w:r>
+      <w:r>
+        <w:rPr>
+          <w:rFonts w:cstheme="minorHAnsi"/>
+          <w:sz w:val="20"/>
+          <w:szCs w:val="20"/>
+        </w:rPr>
+        <w:t xml:space="preserve">: </w:t>
+      </w:r>
+      <w:r>
+        <w:rPr>
+          <w:rFonts w:cstheme="minorHAnsi"/>
+          <w:sz w:val="20"/>
+          <w:szCs w:val="20"/>
+        </w:rPr>
+        <w:t>The Sin of Partiality</w:t>
+      </w:r>
+      <w:r>
+        <w:rPr>
+          <w:rFonts w:cstheme="minorHAnsi"/>
+          <w:sz w:val="20"/>
+          <w:szCs w:val="20"/>
+        </w:rPr>
+        <w:t xml:space="preserve"> (</w:t>
+      </w:r>
+      <w:r>
+        <w:rPr>
+          <w:rFonts w:cstheme="minorHAnsi"/>
+          <w:sz w:val="20"/>
+          <w:szCs w:val="20"/>
+        </w:rPr>
+        <w:t>按着外貌待人</w:t>
+      </w:r>
+      <w:r>
+        <w:rPr>
+          <w:rFonts w:cstheme="minorHAnsi"/>
+          <w:sz w:val="20"/>
+          <w:szCs w:val="20"/>
+        </w:rPr>
+        <w:t>)</w:t>
+      </w:r>
+      <w:r>
+        <w:rPr>
+          <w:rFonts w:cstheme="minorHAnsi"/>
+          <w:sz w:val="20"/>
+          <w:szCs w:val="20"/>
+        </w:rPr>
+        <w:t>:</w:t>
+      </w:r>
+    </w:p>
+    <w:p>
+      <w:pPr>
+        <w:rPr>
+          <w:rFonts w:cstheme="minorHAnsi"/>
+          <w:sz w:val="20"/>
+          <w:szCs w:val="20"/>
+        </w:rPr>
+      </w:pPr>
+      <w:r>
+        <w:rPr>
+          <w:rFonts w:cstheme="minorHAnsi"/>
+          <w:sz w:val="20"/>
+          <w:szCs w:val="20"/>
+        </w:rPr>
+        <w:t xml:space="preserve">   a</w:t>
+      </w:r>
+      <w:r>
+        <w:rPr>
+          <w:rFonts w:cstheme="minorHAnsi"/>
+          <w:sz w:val="20"/>
+          <w:szCs w:val="20"/>
+        </w:rPr>
+        <w:t xml:space="preserve">. </w:t>
+      </w:r>
+      <w:r>
+        <w:rPr>
+          <w:rFonts w:cstheme="minorHAnsi"/>
+          <w:sz w:val="20"/>
+          <w:szCs w:val="20"/>
+        </w:rPr>
+        <w:t xml:space="preserve">A true friend does not rank people by wealth or power. </w:t>
+      </w:r>
+    </w:p>
+    <w:p>
+      <w:pPr>
+        <w:rPr>
+          <w:rFonts w:cstheme="minorHAnsi"/>
+          <w:sz w:val="20"/>
+          <w:szCs w:val="20"/>
+        </w:rPr>
+      </w:pPr>
+      <w:r>
+        <w:rPr>
+          <w:rFonts w:cstheme="minorHAnsi"/>
+          <w:sz w:val="20"/>
+          <w:szCs w:val="20"/>
+        </w:rPr>
+        <w:t xml:space="preserve">   b</w:t>
+      </w:r>
+      <w:r>
+        <w:rPr>
+          <w:rFonts w:cstheme="minorHAnsi"/>
+          <w:sz w:val="20"/>
+          <w:szCs w:val="20"/>
+        </w:rPr>
+        <w:t xml:space="preserve">. </w:t>
+      </w:r>
+      <w:r>
+        <w:rPr>
+          <w:rFonts w:cstheme="minorHAnsi"/>
+          <w:sz w:val="20"/>
+          <w:szCs w:val="20"/>
+        </w:rPr>
+        <w:t>You only get bias (Partiality) instead of judge well (discernment) when you are busy.</w:t>
+      </w:r>
+    </w:p>
+    <w:p>
+      <w:pPr>
+        <w:rPr>
+          <w:rFonts w:cstheme="minorHAnsi"/>
+          <w:sz w:val="20"/>
+          <w:szCs w:val="20"/>
+        </w:rPr>
+      </w:pPr>
+      <w:r>
+        <w:rPr>
+          <w:rFonts w:cstheme="minorHAnsi"/>
+          <w:sz w:val="20"/>
+          <w:szCs w:val="20"/>
+        </w:rPr>
+        <w:t xml:space="preserve">   c</w:t>
+      </w:r>
+      <w:r>
+        <w:rPr>
+          <w:rFonts w:cstheme="minorHAnsi"/>
+          <w:sz w:val="20"/>
+          <w:szCs w:val="20"/>
+        </w:rPr>
+        <w:t xml:space="preserve">. How to solve your hurry: </w:t>
+      </w:r>
+      <w:r>
+        <w:rPr>
+          <w:rFonts w:cstheme="minorHAnsi"/>
+          <w:sz w:val="20"/>
+          <w:szCs w:val="20"/>
+        </w:rPr>
+        <w:t>1) Wait</w:t>
+      </w:r>
+      <w:r>
+        <w:rPr>
+          <w:rFonts w:cstheme="minorHAnsi"/>
+          <w:sz w:val="20"/>
+          <w:szCs w:val="20"/>
+        </w:rPr>
+        <w:t xml:space="preserve"> the long</w:t>
+      </w:r>
+      <w:r>
+        <w:rPr>
+          <w:rFonts w:cstheme="minorHAnsi"/>
+          <w:sz w:val="20"/>
+          <w:szCs w:val="20"/>
+        </w:rPr>
+        <w:t>est</w:t>
+      </w:r>
+      <w:r>
+        <w:rPr>
+          <w:rFonts w:cstheme="minorHAnsi"/>
+          <w:sz w:val="20"/>
+          <w:szCs w:val="20"/>
+        </w:rPr>
+        <w:t xml:space="preserve"> </w:t>
+      </w:r>
+      <w:r>
+        <w:rPr>
+          <w:rFonts w:cstheme="minorHAnsi"/>
+          <w:sz w:val="20"/>
+          <w:szCs w:val="20"/>
+        </w:rPr>
+        <w:t>line,</w:t>
+      </w:r>
+      <w:r>
+        <w:rPr>
+          <w:rFonts w:cstheme="minorHAnsi"/>
+          <w:sz w:val="20"/>
+          <w:szCs w:val="20"/>
+        </w:rPr>
+        <w:t xml:space="preserve"> </w:t>
+      </w:r>
+      <w:r>
+        <w:rPr>
+          <w:rFonts w:cstheme="minorHAnsi"/>
+          <w:sz w:val="20"/>
+          <w:szCs w:val="20"/>
+        </w:rPr>
+        <w:t>2) d</w:t>
+      </w:r>
+      <w:r>
+        <w:rPr>
+          <w:rFonts w:cstheme="minorHAnsi"/>
+          <w:sz w:val="20"/>
+          <w:szCs w:val="20"/>
+        </w:rPr>
+        <w:t xml:space="preserve">rive with low speed </w:t>
+      </w:r>
+      <w:r>
+        <w:rPr>
+          <w:rFonts w:cstheme="minorHAnsi"/>
+          <w:sz w:val="20"/>
+          <w:szCs w:val="20"/>
+        </w:rPr>
+        <w:t>, 3) Lock</w:t>
+      </w:r>
+      <w:r>
+        <w:rPr>
+          <w:rFonts w:cstheme="minorHAnsi"/>
+          <w:sz w:val="20"/>
+          <w:szCs w:val="20"/>
+        </w:rPr>
+        <w:t xml:space="preserve"> your phone for </w:t>
+      </w:r>
+      <w:r>
+        <w:rPr>
+          <w:rFonts w:cstheme="minorHAnsi"/>
+          <w:sz w:val="20"/>
+          <w:szCs w:val="20"/>
+        </w:rPr>
+        <w:t>1</w:t>
+      </w:r>
+      <w:r>
+        <w:rPr>
+          <w:rFonts w:cstheme="minorHAnsi"/>
+          <w:sz w:val="20"/>
+          <w:szCs w:val="20"/>
+        </w:rPr>
+        <w:t xml:space="preserve"> day.</w:t>
+      </w:r>
+    </w:p>
+    <w:p>
+      <w:pPr>
+        <w:rPr>
+          <w:rFonts w:cstheme="minorHAnsi"/>
+          <w:sz w:val="20"/>
+          <w:szCs w:val="20"/>
+        </w:rPr>
+      </w:pPr>
+      <w:r>
+        <w:rPr>
+          <w:rFonts w:cstheme="minorHAnsi"/>
+          <w:sz w:val="20"/>
+          <w:szCs w:val="20"/>
+        </w:rPr>
+        <w:t xml:space="preserve">   d. </w:t>
+      </w:r>
+      <w:r>
+        <w:rPr>
+          <w:rFonts w:cstheme="minorHAnsi"/>
+          <w:sz w:val="20"/>
+          <w:szCs w:val="20"/>
+        </w:rPr>
+        <w:t xml:space="preserve">When we slow down, we </w:t>
+      </w:r>
+      <w:r>
+        <w:rPr>
+          <w:rFonts w:cstheme="minorHAnsi"/>
+          <w:sz w:val="20"/>
+          <w:szCs w:val="20"/>
+        </w:rPr>
+        <w:t>can see</w:t>
+      </w:r>
+      <w:r>
+        <w:rPr>
+          <w:rFonts w:cstheme="minorHAnsi"/>
+          <w:sz w:val="20"/>
+          <w:szCs w:val="20"/>
+        </w:rPr>
+        <w:t xml:space="preserve"> </w:t>
+      </w:r>
+      <w:r>
+        <w:rPr>
+          <w:rFonts w:cstheme="minorHAnsi"/>
+          <w:sz w:val="20"/>
+          <w:szCs w:val="20"/>
+        </w:rPr>
+        <w:t>some hurried friend.</w:t>
+      </w:r>
+    </w:p>
+    <w:p>
+      <w:pPr>
+        <w:rPr>
+          <w:rFonts w:cstheme="minorHAnsi"/>
+          <w:sz w:val="20"/>
+          <w:szCs w:val="20"/>
+        </w:rPr>
+      </w:pPr>
+      <w:r>
+        <w:rPr>
+          <w:rFonts w:cstheme="minorHAnsi"/>
+          <w:sz w:val="20"/>
+          <w:szCs w:val="20"/>
+        </w:rPr>
+        <w:t>2</w:t>
+      </w:r>
+      <w:r>
+        <w:rPr>
+          <w:rFonts w:cstheme="minorHAnsi"/>
+          <w:sz w:val="20"/>
+          <w:szCs w:val="20"/>
+        </w:rPr>
+        <w:t xml:space="preserve">. </w:t>
+      </w:r>
+      <w:r>
+        <w:rPr>
+          <w:rFonts w:cstheme="minorHAnsi"/>
+          <w:sz w:val="20"/>
+          <w:szCs w:val="20"/>
+        </w:rPr>
+        <w:t>James 2:</w:t>
+      </w:r>
+      <w:r>
+        <w:rPr>
+          <w:rFonts w:cstheme="minorHAnsi"/>
+          <w:sz w:val="20"/>
+          <w:szCs w:val="20"/>
+        </w:rPr>
+        <w:t>5</w:t>
+      </w:r>
+      <w:r>
+        <w:rPr>
+          <w:rFonts w:cstheme="minorHAnsi"/>
+          <w:sz w:val="20"/>
+          <w:szCs w:val="20"/>
+        </w:rPr>
+        <w:t>–</w:t>
+      </w:r>
+      <w:r>
+        <w:rPr>
+          <w:rFonts w:cstheme="minorHAnsi"/>
+          <w:sz w:val="20"/>
+          <w:szCs w:val="20"/>
+        </w:rPr>
+        <w:t>7:</w:t>
+      </w:r>
+    </w:p>
+    <w:p>
+      <w:pPr>
+        <w:rPr>
+          <w:rFonts w:cstheme="minorHAnsi"/>
+          <w:sz w:val="20"/>
+          <w:szCs w:val="20"/>
+        </w:rPr>
+      </w:pPr>
+      <w:r>
+        <w:rPr>
+          <w:rFonts w:cstheme="minorHAnsi"/>
+          <w:sz w:val="20"/>
+          <w:szCs w:val="20"/>
+        </w:rPr>
+        <w:t xml:space="preserve">   </w:t>
+      </w:r>
+      <w:r>
+        <w:rPr>
+          <w:rFonts w:cstheme="minorHAnsi"/>
+          <w:sz w:val="20"/>
+          <w:szCs w:val="20"/>
+        </w:rPr>
+        <w:t xml:space="preserve">a. </w:t>
+      </w:r>
+      <w:r>
+        <w:rPr>
+          <w:rFonts w:cstheme="minorHAnsi"/>
+          <w:sz w:val="20"/>
+          <w:szCs w:val="20"/>
+        </w:rPr>
+        <w:t>God chooses poor people</w:t>
+      </w:r>
+      <w:r>
+        <w:rPr>
+          <w:rFonts w:cstheme="minorHAnsi"/>
+          <w:sz w:val="20"/>
+          <w:szCs w:val="20"/>
+        </w:rPr>
+        <w:t xml:space="preserve"> and</w:t>
+      </w:r>
+      <w:r>
+        <w:rPr>
+          <w:rFonts w:cstheme="minorHAnsi"/>
+          <w:sz w:val="20"/>
+          <w:szCs w:val="20"/>
+        </w:rPr>
+        <w:t xml:space="preserve"> makes them rich in faith.</w:t>
+      </w:r>
+    </w:p>
+    <w:p>
+      <w:pPr>
+        <w:rPr>
+          <w:rFonts w:cstheme="minorHAnsi"/>
+          <w:sz w:val="20"/>
+          <w:szCs w:val="20"/>
+        </w:rPr>
+      </w:pPr>
+      <w:r>
+        <w:rPr>
+          <w:rFonts w:cstheme="minorHAnsi"/>
+          <w:sz w:val="20"/>
+          <w:szCs w:val="20"/>
+        </w:rPr>
+        <w:t xml:space="preserve">   b</w:t>
+      </w:r>
+      <w:r>
+        <w:rPr>
+          <w:rFonts w:cstheme="minorHAnsi"/>
+          <w:sz w:val="20"/>
+          <w:szCs w:val="20"/>
+        </w:rPr>
+        <w:t>. Rich people were acting badly. They hurt others and dragged them to court.</w:t>
+      </w:r>
+    </w:p>
+    <w:p>
+      <w:pPr>
+        <w:rPr>
+          <w:rFonts w:cstheme="minorHAnsi"/>
+          <w:sz w:val="20"/>
+          <w:szCs w:val="20"/>
+        </w:rPr>
+      </w:pPr>
+      <w:r>
+        <w:rPr>
+          <w:rFonts w:cstheme="minorHAnsi"/>
+          <w:sz w:val="20"/>
+          <w:szCs w:val="20"/>
+        </w:rPr>
+        <w:t xml:space="preserve">   c. </w:t>
+      </w:r>
+      <w:r>
+        <w:rPr>
+          <w:rFonts w:cstheme="minorHAnsi"/>
+          <w:sz w:val="20"/>
+          <w:szCs w:val="20"/>
+        </w:rPr>
+        <w:t>Rich people blaspheme God.</w:t>
+      </w:r>
+    </w:p>
+    <w:p>
+      <w:pPr>
+        <w:rPr>
+          <w:rFonts w:cstheme="minorHAnsi"/>
+          <w:sz w:val="20"/>
+          <w:szCs w:val="20"/>
+        </w:rPr>
+      </w:pPr>
+      <w:r>
+        <w:rPr>
+          <w:rFonts w:cstheme="minorHAnsi"/>
+          <w:sz w:val="20"/>
+          <w:szCs w:val="20"/>
+        </w:rPr>
+        <w:t xml:space="preserve">   d. </w:t>
+      </w:r>
+      <w:r>
+        <w:rPr>
+          <w:rFonts w:cstheme="minorHAnsi"/>
+          <w:sz w:val="20"/>
+          <w:szCs w:val="20"/>
+        </w:rPr>
+        <w:t>An true fr</w:t>
+      </w:r>
+      <w:r>
+        <w:rPr>
+          <w:rFonts w:cstheme="minorHAnsi"/>
+          <w:sz w:val="20"/>
+          <w:szCs w:val="20"/>
+        </w:rPr>
+        <w:t>iend</w:t>
+      </w:r>
+      <w:r>
+        <w:rPr>
+          <w:rFonts w:cstheme="minorHAnsi"/>
+          <w:sz w:val="20"/>
+          <w:szCs w:val="20"/>
+        </w:rPr>
+        <w:t xml:space="preserve"> will not judge you in room (a group of people in room).</w:t>
+      </w:r>
+    </w:p>
+    <w:p>
+      <w:pPr>
+        <w:rPr>
+          <w:rFonts w:cstheme="minorHAnsi"/>
+          <w:sz w:val="20"/>
+          <w:szCs w:val="20"/>
+        </w:rPr>
+      </w:pPr>
+      <w:r>
+        <w:rPr>
+          <w:rFonts w:cstheme="minorHAnsi"/>
+          <w:sz w:val="20"/>
+          <w:szCs w:val="20"/>
+        </w:rPr>
+        <w:lastRenderedPageBreak/>
+        <w:t>3</w:t>
+      </w:r>
+      <w:r>
+        <w:rPr>
+          <w:rFonts w:cstheme="minorHAnsi"/>
+          <w:sz w:val="20"/>
+          <w:szCs w:val="20"/>
+        </w:rPr>
+        <w:t xml:space="preserve">. </w:t>
+      </w:r>
+      <w:r>
+        <w:rPr>
+          <w:rFonts w:cstheme="minorHAnsi"/>
+          <w:sz w:val="20"/>
+          <w:szCs w:val="20"/>
+        </w:rPr>
+        <w:t>James 2:</w:t>
+      </w:r>
+      <w:r>
+        <w:rPr>
+          <w:rFonts w:cstheme="minorHAnsi"/>
+          <w:sz w:val="20"/>
+          <w:szCs w:val="20"/>
+        </w:rPr>
+        <w:t>8</w:t>
+      </w:r>
+      <w:r>
+        <w:rPr>
+          <w:rFonts w:cstheme="minorHAnsi"/>
+          <w:sz w:val="20"/>
+          <w:szCs w:val="20"/>
+        </w:rPr>
+        <w:t>–</w:t>
+      </w:r>
+      <w:r>
+        <w:rPr>
+          <w:rFonts w:cstheme="minorHAnsi"/>
+          <w:sz w:val="20"/>
+          <w:szCs w:val="20"/>
+        </w:rPr>
+        <w:t>13</w:t>
+      </w:r>
+      <w:r>
+        <w:rPr>
+          <w:rFonts w:cstheme="minorHAnsi"/>
+          <w:sz w:val="20"/>
+          <w:szCs w:val="20"/>
+        </w:rPr>
+        <w:t>:</w:t>
+      </w:r>
+      <w:r>
+        <w:rPr>
+          <w:rFonts w:cstheme="minorHAnsi"/>
+          <w:sz w:val="20"/>
+          <w:szCs w:val="20"/>
+        </w:rPr>
+        <w:t xml:space="preserve"> J</w:t>
+      </w:r>
+      <w:r>
+        <w:rPr>
+          <w:rFonts w:cstheme="minorHAnsi"/>
+          <w:sz w:val="20"/>
+          <w:szCs w:val="20"/>
+        </w:rPr>
+        <w:t xml:space="preserve">ames makes from </w:t>
+      </w:r>
+      <w:r>
+        <w:rPr>
+          <w:rFonts w:cstheme="minorHAnsi"/>
+          <w:sz w:val="20"/>
+          <w:szCs w:val="20"/>
+        </w:rPr>
+        <w:t xml:space="preserve">hundreds of </w:t>
+      </w:r>
+      <w:r>
+        <w:rPr>
+          <w:rFonts w:cstheme="minorHAnsi"/>
+          <w:sz w:val="20"/>
+          <w:szCs w:val="20"/>
+        </w:rPr>
+        <w:t xml:space="preserve">“royal </w:t>
+      </w:r>
+      <w:r>
+        <w:rPr>
+          <w:rFonts w:cstheme="minorHAnsi"/>
+          <w:sz w:val="20"/>
+          <w:szCs w:val="20"/>
+        </w:rPr>
+        <w:t>laws</w:t>
+      </w:r>
+      <w:r>
+        <w:rPr>
+          <w:rFonts w:cstheme="minorHAnsi"/>
+          <w:sz w:val="20"/>
+          <w:szCs w:val="20"/>
+        </w:rPr>
+        <w:t>” from Hebrew scriptures into the “law of liberty” in James Book 1 and 2 of New Testament.</w:t>
+      </w:r>
+      <w:r>
+        <w:rPr>
+          <w:rFonts w:cstheme="minorHAnsi"/>
+          <w:sz w:val="20"/>
+          <w:szCs w:val="20"/>
+        </w:rPr>
+        <w:t xml:space="preserve"> </w:t>
+      </w:r>
+      <w:r>
+        <w:rPr>
+          <w:rFonts w:cstheme="minorHAnsi"/>
+          <w:sz w:val="20"/>
+          <w:szCs w:val="20"/>
+        </w:rPr>
+        <w:t>H</w:t>
+      </w:r>
+      <w:r>
+        <w:rPr>
+          <w:rFonts w:cstheme="minorHAnsi"/>
+          <w:sz w:val="20"/>
+          <w:szCs w:val="20"/>
+        </w:rPr>
+        <w:t>undreds of royal laws are required by God and too hard to follow. Everyone will fail. Instead, the law of liberty reminds us where we stand and what God did to redeem us.</w:t>
+      </w:r>
+    </w:p>
+    <w:p>
+      <w:pPr>
+        <w:rPr>
+          <w:rFonts w:cstheme="minorHAnsi"/>
+          <w:sz w:val="20"/>
+          <w:szCs w:val="20"/>
+        </w:rPr>
+      </w:pPr>
+      <w:r>
+        <w:rPr>
+          <w:rFonts w:cstheme="minorHAnsi"/>
+          <w:sz w:val="20"/>
+          <w:szCs w:val="20"/>
+        </w:rPr>
+        <w:t xml:space="preserve">“Law of Liberty” has same commands and standards as “Royal Law” but different posture. </w:t>
+      </w:r>
+    </w:p>
+    <w:p>
+      <w:pPr>
+        <w:rPr>
+          <w:rFonts w:cstheme="minorHAnsi"/>
+          <w:sz w:val="20"/>
+          <w:szCs w:val="20"/>
+        </w:rPr>
+      </w:pPr>
+      <w:r>
+        <w:rPr>
+          <w:rFonts w:cstheme="minorHAnsi"/>
+          <w:sz w:val="20"/>
+          <w:szCs w:val="20"/>
+        </w:rPr>
+        <w:t>The difference is under the “Law of Liberty”, we are free.</w:t>
+      </w:r>
+      <w:r>
+        <w:rPr>
+          <w:rFonts w:cstheme="minorHAnsi"/>
+          <w:sz w:val="20"/>
+          <w:szCs w:val="20"/>
+        </w:rPr>
+        <w:t xml:space="preserve"> </w:t>
+      </w:r>
+      <w:r>
+        <w:rPr>
+          <w:rFonts w:cstheme="minorHAnsi"/>
+          <w:sz w:val="20"/>
+          <w:szCs w:val="20"/>
+        </w:rPr>
+        <w:t>If you do the “Royal Law” of God by your own, you are exhausted.</w:t>
+      </w:r>
+      <w:r>
+        <w:rPr>
+          <w:rFonts w:cstheme="minorHAnsi"/>
+          <w:sz w:val="20"/>
+          <w:szCs w:val="20"/>
+        </w:rPr>
+        <w:t xml:space="preserve"> </w:t>
+      </w:r>
+      <w:r>
+        <w:rPr>
+          <w:rFonts w:cstheme="minorHAnsi"/>
+          <w:sz w:val="20"/>
+          <w:szCs w:val="20"/>
+        </w:rPr>
+        <w:t xml:space="preserve">Jesus already did the “Royal Law” for us, Now, you get to live from that new identity. </w:t>
+      </w:r>
+    </w:p>
+    <w:p>
+      <w:pPr>
+        <w:rPr>
+          <w:rFonts w:cstheme="minorHAnsi"/>
+          <w:sz w:val="20"/>
+          <w:szCs w:val="20"/>
+        </w:rPr>
+      </w:pPr>
+      <w:r>
+        <w:rPr>
+          <w:rFonts w:cstheme="minorHAnsi"/>
+          <w:sz w:val="20"/>
+          <w:szCs w:val="20"/>
+        </w:rPr>
+        <w:t>Conclusion:</w:t>
+      </w:r>
+    </w:p>
+    <w:p>
+      <w:pPr>
+        <w:rPr>
+          <w:rFonts w:cstheme="minorHAnsi"/>
+          <w:sz w:val="20"/>
+          <w:szCs w:val="20"/>
+        </w:rPr>
+      </w:pPr>
+      <w:r>
+        <w:rPr>
+          <w:rFonts w:cstheme="minorHAnsi"/>
+          <w:sz w:val="20"/>
+          <w:szCs w:val="20"/>
+        </w:rPr>
+        <w:t>Find one unhurried hour this week with someone who do nothing for you.</w:t>
+      </w:r>
+    </w:p>
+    <w:p>
+      <w:pPr>
+        <w:rPr>
+          <w:rFonts w:cstheme="minorHAnsi"/>
+          <w:sz w:val="20"/>
+          <w:szCs w:val="20"/>
+        </w:rPr>
+      </w:pPr>
+    </w:p>
+    <w:p>
+      <w:pPr>
+        <w:rPr>
+          <w:rFonts w:cstheme="minorHAnsi"/>
+          <w:sz w:val="20"/>
+          <w:szCs w:val="20"/>
+        </w:rPr>
+      </w:pPr>
+      <w:r>
+        <w:rPr>
+          <w:rFonts w:cstheme="minorHAnsi"/>
+          <w:sz w:val="20"/>
+          <w:szCs w:val="20"/>
+        </w:rPr>
+        <w:t>===</w:t>
+      </w:r>
+    </w:p>
+    <w:p>
+      <w:pPr>
+        <w:rPr>
+          <w:rFonts w:cstheme="minorHAnsi" w:hint="eastAsia"/>
+          <w:sz w:val="20"/>
+          <w:szCs w:val="20"/>
+        </w:rPr>
+      </w:pPr>
+      <w:r>
+        <w:rPr>
+          <w:rFonts w:cstheme="minorHAnsi" w:hint="eastAsia"/>
+          <w:sz w:val="20"/>
+          <w:szCs w:val="20"/>
+        </w:rPr>
+        <w:t>2026</w:t>
+      </w:r>
+      <w:r>
+        <w:rPr>
+          <w:rFonts w:cstheme="minorHAnsi" w:hint="eastAsia"/>
+          <w:sz w:val="20"/>
+          <w:szCs w:val="20"/>
+        </w:rPr>
+        <w:t>年</w:t>
+      </w:r>
+      <w:r>
+        <w:rPr>
+          <w:rFonts w:cstheme="minorHAnsi" w:hint="eastAsia"/>
+          <w:sz w:val="20"/>
+          <w:szCs w:val="20"/>
+        </w:rPr>
+        <w:t>8</w:t>
+      </w:r>
+      <w:r>
+        <w:rPr>
+          <w:rFonts w:cstheme="minorHAnsi" w:hint="eastAsia"/>
+          <w:sz w:val="20"/>
+          <w:szCs w:val="20"/>
+        </w:rPr>
+        <w:t>月</w:t>
+      </w:r>
+      <w:r>
+        <w:rPr>
+          <w:rFonts w:cstheme="minorHAnsi" w:hint="eastAsia"/>
+          <w:sz w:val="20"/>
+          <w:szCs w:val="20"/>
+        </w:rPr>
+        <w:t>29</w:t>
+      </w:r>
+      <w:r>
+        <w:rPr>
+          <w:rFonts w:cstheme="minorHAnsi" w:hint="eastAsia"/>
+          <w:sz w:val="20"/>
+          <w:szCs w:val="20"/>
+        </w:rPr>
+        <w:t>日，</w:t>
+      </w:r>
+      <w:r>
+        <w:rPr>
+          <w:rFonts w:cstheme="minorHAnsi" w:hint="eastAsia"/>
+          <w:sz w:val="20"/>
+          <w:szCs w:val="20"/>
+        </w:rPr>
+        <w:t>Menlo</w:t>
+      </w:r>
+      <w:r>
+        <w:rPr>
+          <w:rFonts w:cstheme="minorHAnsi" w:hint="eastAsia"/>
+          <w:sz w:val="20"/>
+          <w:szCs w:val="20"/>
+        </w:rPr>
+        <w:t>教會敬拜（回顧上週，</w:t>
+      </w:r>
+      <w:r>
+        <w:rPr>
+          <w:rFonts w:cstheme="minorHAnsi" w:hint="eastAsia"/>
+          <w:sz w:val="20"/>
+          <w:szCs w:val="20"/>
+        </w:rPr>
+        <w:t>2026</w:t>
+      </w:r>
+      <w:r>
+        <w:rPr>
+          <w:rFonts w:cstheme="minorHAnsi" w:hint="eastAsia"/>
+          <w:sz w:val="20"/>
+          <w:szCs w:val="20"/>
+        </w:rPr>
+        <w:t>年</w:t>
+      </w:r>
+      <w:r>
+        <w:rPr>
+          <w:rFonts w:cstheme="minorHAnsi" w:hint="eastAsia"/>
+          <w:sz w:val="20"/>
+          <w:szCs w:val="20"/>
+        </w:rPr>
+        <w:t>8</w:t>
+      </w:r>
+      <w:r>
+        <w:rPr>
+          <w:rFonts w:cstheme="minorHAnsi" w:hint="eastAsia"/>
+          <w:sz w:val="20"/>
+          <w:szCs w:val="20"/>
+        </w:rPr>
+        <w:t>月</w:t>
+      </w:r>
+      <w:r>
+        <w:rPr>
+          <w:rFonts w:cstheme="minorHAnsi" w:hint="eastAsia"/>
+          <w:sz w:val="20"/>
+          <w:szCs w:val="20"/>
+        </w:rPr>
+        <w:t>23</w:t>
+      </w:r>
+      <w:r>
+        <w:rPr>
+          <w:rFonts w:cstheme="minorHAnsi" w:hint="eastAsia"/>
+          <w:sz w:val="20"/>
+          <w:szCs w:val="20"/>
+        </w:rPr>
+        <w:t>日）</w:t>
+      </w:r>
+    </w:p>
+    <w:p>
+      <w:pPr>
+        <w:rPr>
+          <w:rFonts w:cstheme="minorHAnsi" w:hint="eastAsia"/>
+          <w:sz w:val="20"/>
+          <w:szCs w:val="20"/>
+        </w:rPr>
+      </w:pPr>
+      <w:r>
+        <w:rPr>
+          <w:rFonts w:cstheme="minorHAnsi" w:hint="eastAsia"/>
+          <w:sz w:val="20"/>
+          <w:szCs w:val="20"/>
+        </w:rPr>
+        <w:t>https://youtu.be/zKXuj_3fw6g?si=buySQjo8avwQ0lVg</w:t>
+      </w:r>
+    </w:p>
+    <w:p>
+      <w:pPr>
+        <w:rPr>
+          <w:rFonts w:cstheme="minorHAnsi" w:hint="eastAsia"/>
+          <w:sz w:val="20"/>
+          <w:szCs w:val="20"/>
+        </w:rPr>
+      </w:pPr>
+      <w:r>
+        <w:rPr>
+          <w:rFonts w:cstheme="minorHAnsi" w:hint="eastAsia"/>
+          <w:sz w:val="20"/>
+          <w:szCs w:val="20"/>
+        </w:rPr>
+        <w:t>https://github.com/peterhchen/1000_Family/tree/main/Church/2026</w:t>
+      </w:r>
+    </w:p>
+    <w:p>
+      <w:pPr>
+        <w:rPr>
+          <w:rFonts w:cstheme="minorHAnsi" w:hint="eastAsia"/>
+          <w:sz w:val="20"/>
+          <w:szCs w:val="20"/>
+        </w:rPr>
+      </w:pPr>
+      <w:proofErr w:type="spellStart"/>
+      <w:r>
+        <w:rPr>
+          <w:rFonts w:cstheme="minorHAnsi" w:hint="eastAsia"/>
+          <w:sz w:val="20"/>
+          <w:szCs w:val="20"/>
+        </w:rPr>
+        <w:t>時鐘（不急躁的朋友</w:t>
+      </w:r>
+      <w:proofErr w:type="spellEnd"/>
+      <w:r>
+        <w:rPr>
+          <w:rFonts w:cstheme="minorHAnsi" w:hint="eastAsia"/>
+          <w:sz w:val="20"/>
+          <w:szCs w:val="20"/>
+        </w:rPr>
+        <w:t>）</w:t>
+      </w:r>
+      <w:r>
+        <w:rPr>
+          <w:rFonts w:cstheme="minorHAnsi" w:hint="eastAsia"/>
+          <w:sz w:val="20"/>
+          <w:szCs w:val="20"/>
+        </w:rPr>
+        <w:t xml:space="preserve">| </w:t>
+      </w:r>
+      <w:proofErr w:type="spellStart"/>
+      <w:r>
+        <w:rPr>
+          <w:rFonts w:cstheme="minorHAnsi" w:hint="eastAsia"/>
+          <w:sz w:val="20"/>
+          <w:szCs w:val="20"/>
+        </w:rPr>
+        <w:t>什麼是「道路」的跟隨者</w:t>
+      </w:r>
+      <w:proofErr w:type="spellEnd"/>
+      <w:r>
+        <w:rPr>
+          <w:rFonts w:cstheme="minorHAnsi" w:hint="eastAsia"/>
+          <w:sz w:val="20"/>
+          <w:szCs w:val="20"/>
+        </w:rPr>
+        <w:t>？</w:t>
+      </w:r>
+      <w:r>
+        <w:rPr>
+          <w:rFonts w:cstheme="minorHAnsi" w:hint="eastAsia"/>
+          <w:sz w:val="20"/>
+          <w:szCs w:val="20"/>
+        </w:rPr>
+        <w:t xml:space="preserve"> | </w:t>
+      </w:r>
+      <w:proofErr w:type="spellStart"/>
+      <w:r>
+        <w:rPr>
+          <w:rFonts w:cstheme="minorHAnsi" w:hint="eastAsia"/>
+          <w:sz w:val="20"/>
+          <w:szCs w:val="20"/>
+        </w:rPr>
+        <w:t>Menlo</w:t>
+      </w:r>
+      <w:r>
+        <w:rPr>
+          <w:rFonts w:cstheme="minorHAnsi" w:hint="eastAsia"/>
+          <w:sz w:val="20"/>
+          <w:szCs w:val="20"/>
+        </w:rPr>
+        <w:t>教會主任牧師</w:t>
+      </w:r>
+      <w:proofErr w:type="spellEnd"/>
+      <w:r>
+        <w:rPr>
+          <w:rFonts w:cstheme="minorHAnsi" w:hint="eastAsia"/>
+          <w:sz w:val="20"/>
+          <w:szCs w:val="20"/>
+        </w:rPr>
+        <w:t xml:space="preserve"> Phil EuBank</w:t>
+      </w:r>
+    </w:p>
+    <w:p>
+      <w:pPr>
+        <w:rPr>
+          <w:rFonts w:cstheme="minorHAnsi" w:hint="eastAsia"/>
+          <w:sz w:val="20"/>
+          <w:szCs w:val="20"/>
+        </w:rPr>
+      </w:pPr>
+    </w:p>
+    <w:p>
+      <w:pPr>
+        <w:rPr>
+          <w:rFonts w:cstheme="minorHAnsi" w:hint="eastAsia"/>
+          <w:sz w:val="20"/>
+          <w:szCs w:val="20"/>
+        </w:rPr>
+      </w:pPr>
+      <w:proofErr w:type="spellStart"/>
+      <w:r>
+        <w:rPr>
+          <w:rFonts w:cstheme="minorHAnsi" w:hint="eastAsia"/>
+          <w:sz w:val="20"/>
+          <w:szCs w:val="20"/>
+        </w:rPr>
+        <w:t>上週，我們開啟了年度系列講道的第一部分</w:t>
+      </w:r>
+      <w:proofErr w:type="spellEnd"/>
+      <w:r>
+        <w:rPr>
+          <w:rFonts w:cstheme="minorHAnsi" w:hint="eastAsia"/>
+          <w:sz w:val="20"/>
+          <w:szCs w:val="20"/>
+        </w:rPr>
+        <w:t>——“</w:t>
+      </w:r>
+      <w:proofErr w:type="spellStart"/>
+      <w:r>
+        <w:rPr>
+          <w:rFonts w:cstheme="minorHAnsi" w:hint="eastAsia"/>
+          <w:sz w:val="20"/>
+          <w:szCs w:val="20"/>
+        </w:rPr>
+        <w:t>什麼是‘道路’的跟隨者</w:t>
+      </w:r>
+      <w:proofErr w:type="spellEnd"/>
+      <w:r>
+        <w:rPr>
+          <w:rFonts w:cstheme="minorHAnsi" w:hint="eastAsia"/>
+          <w:sz w:val="20"/>
+          <w:szCs w:val="20"/>
+        </w:rPr>
+        <w:t>？”</w:t>
+      </w:r>
+    </w:p>
+    <w:p>
+      <w:pPr>
+        <w:rPr>
+          <w:rFonts w:cstheme="minorHAnsi" w:hint="eastAsia"/>
+          <w:sz w:val="20"/>
+          <w:szCs w:val="20"/>
+        </w:rPr>
+      </w:pPr>
+      <w:r>
+        <w:rPr>
+          <w:rFonts w:cstheme="minorHAnsi" w:hint="eastAsia"/>
+          <w:sz w:val="20"/>
+          <w:szCs w:val="20"/>
+        </w:rPr>
+        <w:t>我們定義了</w:t>
+      </w:r>
+      <w:r>
+        <w:rPr>
+          <w:rFonts w:cstheme="minorHAnsi" w:hint="eastAsia"/>
+          <w:sz w:val="20"/>
+          <w:szCs w:val="20"/>
+        </w:rPr>
+        <w:t>Menlo</w:t>
+      </w:r>
+      <w:r>
+        <w:rPr>
+          <w:rFonts w:cstheme="minorHAnsi" w:hint="eastAsia"/>
+          <w:sz w:val="20"/>
+          <w:szCs w:val="20"/>
+        </w:rPr>
+        <w:t>教會所推崇的“</w:t>
+      </w:r>
+      <w:proofErr w:type="spellStart"/>
+      <w:r>
+        <w:rPr>
+          <w:rFonts w:cstheme="minorHAnsi" w:hint="eastAsia"/>
+          <w:sz w:val="20"/>
+          <w:szCs w:val="20"/>
+        </w:rPr>
+        <w:t>天國特質</w:t>
+      </w:r>
+      <w:proofErr w:type="spellEnd"/>
+      <w:r>
+        <w:rPr>
+          <w:rFonts w:cstheme="minorHAnsi" w:hint="eastAsia"/>
+          <w:sz w:val="20"/>
+          <w:szCs w:val="20"/>
+        </w:rPr>
+        <w:t>”，</w:t>
+      </w:r>
+      <w:proofErr w:type="spellStart"/>
+      <w:r>
+        <w:rPr>
+          <w:rFonts w:cstheme="minorHAnsi" w:hint="eastAsia"/>
+          <w:sz w:val="20"/>
+          <w:szCs w:val="20"/>
+        </w:rPr>
+        <w:t>探討在</w:t>
+      </w:r>
+      <w:r>
+        <w:rPr>
+          <w:rFonts w:cstheme="minorHAnsi" w:hint="eastAsia"/>
+          <w:sz w:val="20"/>
+          <w:szCs w:val="20"/>
+        </w:rPr>
+        <w:t>Menlo</w:t>
+      </w:r>
+      <w:r>
+        <w:rPr>
+          <w:rFonts w:cstheme="minorHAnsi" w:hint="eastAsia"/>
+          <w:sz w:val="20"/>
+          <w:szCs w:val="20"/>
+        </w:rPr>
+        <w:t>教會作為耶穌的跟隨者意味著什麼</w:t>
+      </w:r>
+      <w:proofErr w:type="spellEnd"/>
+      <w:r>
+        <w:rPr>
+          <w:rFonts w:cstheme="minorHAnsi" w:hint="eastAsia"/>
+          <w:sz w:val="20"/>
+          <w:szCs w:val="20"/>
+        </w:rPr>
+        <w:t>。</w:t>
+      </w:r>
+    </w:p>
+    <w:p>
+      <w:pPr>
+        <w:rPr>
+          <w:rFonts w:cstheme="minorHAnsi" w:hint="eastAsia"/>
+          <w:sz w:val="20"/>
+          <w:szCs w:val="20"/>
+        </w:rPr>
+      </w:pPr>
+      <w:r>
+        <w:rPr>
+          <w:rFonts w:cstheme="minorHAnsi" w:hint="eastAsia"/>
+          <w:sz w:val="20"/>
+          <w:szCs w:val="20"/>
+        </w:rPr>
+        <w:t>我們每週都會探討其中一個特質。本週，我們討論《雅各書》第</w:t>
+      </w:r>
+      <w:r>
+        <w:rPr>
+          <w:rFonts w:cstheme="minorHAnsi" w:hint="eastAsia"/>
+          <w:sz w:val="20"/>
+          <w:szCs w:val="20"/>
+        </w:rPr>
+        <w:t>2</w:t>
+      </w:r>
+      <w:r>
+        <w:rPr>
+          <w:rFonts w:cstheme="minorHAnsi" w:hint="eastAsia"/>
+          <w:sz w:val="20"/>
+          <w:szCs w:val="20"/>
+        </w:rPr>
+        <w:t>章的主題－「</w:t>
+      </w:r>
+      <w:proofErr w:type="spellStart"/>
+      <w:r>
+        <w:rPr>
+          <w:rFonts w:cstheme="minorHAnsi" w:hint="eastAsia"/>
+          <w:sz w:val="20"/>
+          <w:szCs w:val="20"/>
+        </w:rPr>
+        <w:t>時鐘（不急躁的朋友</w:t>
+      </w:r>
+      <w:proofErr w:type="spellEnd"/>
+      <w:r>
+        <w:rPr>
+          <w:rFonts w:cstheme="minorHAnsi" w:hint="eastAsia"/>
+          <w:sz w:val="20"/>
+          <w:szCs w:val="20"/>
+        </w:rPr>
+        <w:t>）」。</w:t>
+      </w:r>
+      <w:proofErr w:type="spellStart"/>
+      <w:r>
+        <w:rPr>
+          <w:rFonts w:cstheme="minorHAnsi" w:hint="eastAsia"/>
+          <w:sz w:val="20"/>
+          <w:szCs w:val="20"/>
+        </w:rPr>
+        <w:t>我們需要放慢生活的節奏</w:t>
+      </w:r>
+      <w:proofErr w:type="spellEnd"/>
+      <w:r>
+        <w:rPr>
+          <w:rFonts w:cstheme="minorHAnsi" w:hint="eastAsia"/>
+          <w:sz w:val="20"/>
+          <w:szCs w:val="20"/>
+        </w:rPr>
+        <w:t>。</w:t>
+      </w:r>
+    </w:p>
+    <w:p>
+      <w:pPr>
+        <w:rPr>
+          <w:rFonts w:cstheme="minorHAnsi" w:hint="eastAsia"/>
+          <w:sz w:val="20"/>
+          <w:szCs w:val="20"/>
+        </w:rPr>
+      </w:pPr>
+      <w:r>
+        <w:rPr>
+          <w:rFonts w:cstheme="minorHAnsi" w:hint="eastAsia"/>
+          <w:sz w:val="20"/>
+          <w:szCs w:val="20"/>
+        </w:rPr>
+        <w:t xml:space="preserve">1. </w:t>
+      </w:r>
+      <w:r>
+        <w:rPr>
+          <w:rFonts w:cstheme="minorHAnsi" w:hint="eastAsia"/>
+          <w:sz w:val="20"/>
+          <w:szCs w:val="20"/>
+        </w:rPr>
+        <w:t>《雅各書》</w:t>
+      </w:r>
+      <w:r>
+        <w:rPr>
+          <w:rFonts w:cstheme="minorHAnsi" w:hint="eastAsia"/>
+          <w:sz w:val="20"/>
+          <w:szCs w:val="20"/>
+        </w:rPr>
+        <w:t>2:1-4</w:t>
+      </w:r>
+      <w:r>
+        <w:rPr>
+          <w:rFonts w:cstheme="minorHAnsi" w:hint="eastAsia"/>
+          <w:sz w:val="20"/>
+          <w:szCs w:val="20"/>
+        </w:rPr>
+        <w:t>：偏心的罪（按外表待人）：</w:t>
+      </w:r>
+    </w:p>
+    <w:p>
+      <w:pPr>
+        <w:rPr>
+          <w:rFonts w:cstheme="minorHAnsi" w:hint="eastAsia"/>
+          <w:sz w:val="20"/>
+          <w:szCs w:val="20"/>
+        </w:rPr>
+      </w:pPr>
+      <w:r>
+        <w:rPr>
+          <w:rFonts w:cstheme="minorHAnsi" w:hint="eastAsia"/>
+          <w:sz w:val="20"/>
+          <w:szCs w:val="20"/>
+        </w:rPr>
+        <w:t xml:space="preserve">   a. </w:t>
+      </w:r>
+      <w:proofErr w:type="spellStart"/>
+      <w:r>
+        <w:rPr>
+          <w:rFonts w:cstheme="minorHAnsi" w:hint="eastAsia"/>
+          <w:sz w:val="20"/>
+          <w:szCs w:val="20"/>
+        </w:rPr>
+        <w:t>真正的朋友不會以財富或權力給他人分等級</w:t>
+      </w:r>
+      <w:proofErr w:type="spellEnd"/>
+      <w:r>
+        <w:rPr>
+          <w:rFonts w:cstheme="minorHAnsi" w:hint="eastAsia"/>
+          <w:sz w:val="20"/>
+          <w:szCs w:val="20"/>
+        </w:rPr>
+        <w:t>。</w:t>
+      </w:r>
+    </w:p>
+    <w:p>
+      <w:pPr>
+        <w:rPr>
+          <w:rFonts w:cstheme="minorHAnsi" w:hint="eastAsia"/>
+          <w:sz w:val="20"/>
+          <w:szCs w:val="20"/>
+        </w:rPr>
+      </w:pPr>
+      <w:r>
+        <w:rPr>
+          <w:rFonts w:cstheme="minorHAnsi" w:hint="eastAsia"/>
+          <w:sz w:val="20"/>
+          <w:szCs w:val="20"/>
+        </w:rPr>
+        <w:t xml:space="preserve">   b. </w:t>
+      </w:r>
+      <w:proofErr w:type="spellStart"/>
+      <w:r>
+        <w:rPr>
+          <w:rFonts w:cstheme="minorHAnsi" w:hint="eastAsia"/>
+          <w:sz w:val="20"/>
+          <w:szCs w:val="20"/>
+        </w:rPr>
+        <w:t>當你行色匆匆時，你只會產生偏見（偏心</w:t>
+      </w:r>
+      <w:proofErr w:type="spellEnd"/>
+      <w:r>
+        <w:rPr>
+          <w:rFonts w:cstheme="minorHAnsi" w:hint="eastAsia"/>
+          <w:sz w:val="20"/>
+          <w:szCs w:val="20"/>
+        </w:rPr>
+        <w:t>），</w:t>
+      </w:r>
+      <w:proofErr w:type="spellStart"/>
+      <w:r>
+        <w:rPr>
+          <w:rFonts w:cstheme="minorHAnsi" w:hint="eastAsia"/>
+          <w:sz w:val="20"/>
+          <w:szCs w:val="20"/>
+        </w:rPr>
+        <w:t>而無法做出正確的判斷（屬靈的洞察力</w:t>
+      </w:r>
+      <w:proofErr w:type="spellEnd"/>
+      <w:r>
+        <w:rPr>
+          <w:rFonts w:cstheme="minorHAnsi" w:hint="eastAsia"/>
+          <w:sz w:val="20"/>
+          <w:szCs w:val="20"/>
+        </w:rPr>
+        <w:t>）。</w:t>
+      </w:r>
+    </w:p>
+    <w:p>
+      <w:pPr>
+        <w:rPr>
+          <w:rFonts w:cstheme="minorHAnsi" w:hint="eastAsia"/>
+          <w:sz w:val="20"/>
+          <w:szCs w:val="20"/>
+        </w:rPr>
+      </w:pPr>
+      <w:r>
+        <w:rPr>
+          <w:rFonts w:cstheme="minorHAnsi" w:hint="eastAsia"/>
+          <w:sz w:val="20"/>
+          <w:szCs w:val="20"/>
+        </w:rPr>
+        <w:t xml:space="preserve">   c. </w:t>
+      </w:r>
+      <w:r>
+        <w:rPr>
+          <w:rFonts w:cstheme="minorHAnsi" w:hint="eastAsia"/>
+          <w:sz w:val="20"/>
+          <w:szCs w:val="20"/>
+        </w:rPr>
+        <w:t>如何解決急躁問題：</w:t>
+      </w:r>
+      <w:r>
+        <w:rPr>
+          <w:rFonts w:cstheme="minorHAnsi" w:hint="eastAsia"/>
+          <w:sz w:val="20"/>
+          <w:szCs w:val="20"/>
+        </w:rPr>
+        <w:t xml:space="preserve">1) </w:t>
+      </w:r>
+      <w:r>
+        <w:rPr>
+          <w:rFonts w:cstheme="minorHAnsi" w:hint="eastAsia"/>
+          <w:sz w:val="20"/>
+          <w:szCs w:val="20"/>
+        </w:rPr>
+        <w:t>排最長的隊；</w:t>
+      </w:r>
+      <w:r>
+        <w:rPr>
+          <w:rFonts w:cstheme="minorHAnsi" w:hint="eastAsia"/>
+          <w:sz w:val="20"/>
+          <w:szCs w:val="20"/>
+        </w:rPr>
+        <w:t xml:space="preserve">2) </w:t>
+      </w:r>
+      <w:r>
+        <w:rPr>
+          <w:rFonts w:cstheme="minorHAnsi" w:hint="eastAsia"/>
+          <w:sz w:val="20"/>
+          <w:szCs w:val="20"/>
+        </w:rPr>
+        <w:t>低速駕駛；</w:t>
+      </w:r>
+      <w:r>
+        <w:rPr>
+          <w:rFonts w:cstheme="minorHAnsi" w:hint="eastAsia"/>
+          <w:sz w:val="20"/>
+          <w:szCs w:val="20"/>
+        </w:rPr>
+        <w:t xml:space="preserve">3) </w:t>
+      </w:r>
+      <w:proofErr w:type="spellStart"/>
+      <w:r>
+        <w:rPr>
+          <w:rFonts w:cstheme="minorHAnsi" w:hint="eastAsia"/>
+          <w:sz w:val="20"/>
+          <w:szCs w:val="20"/>
+        </w:rPr>
+        <w:t>把手機鎖上一天</w:t>
+      </w:r>
+      <w:proofErr w:type="spellEnd"/>
+      <w:r>
+        <w:rPr>
+          <w:rFonts w:cstheme="minorHAnsi" w:hint="eastAsia"/>
+          <w:sz w:val="20"/>
+          <w:szCs w:val="20"/>
+        </w:rPr>
+        <w:t>。</w:t>
+      </w:r>
+    </w:p>
+    <w:p>
+      <w:pPr>
+        <w:rPr>
+          <w:rFonts w:cstheme="minorHAnsi" w:hint="eastAsia"/>
+          <w:sz w:val="20"/>
+          <w:szCs w:val="20"/>
+        </w:rPr>
+      </w:pPr>
+      <w:r>
+        <w:rPr>
+          <w:rFonts w:cstheme="minorHAnsi" w:hint="eastAsia"/>
+          <w:sz w:val="20"/>
+          <w:szCs w:val="20"/>
+        </w:rPr>
+        <w:t xml:space="preserve">   d. </w:t>
+      </w:r>
+      <w:proofErr w:type="spellStart"/>
+      <w:r>
+        <w:rPr>
+          <w:rFonts w:cstheme="minorHAnsi" w:hint="eastAsia"/>
+          <w:sz w:val="20"/>
+          <w:szCs w:val="20"/>
+        </w:rPr>
+        <w:t>當我們放慢腳步，就能看見那些行色匆匆的朋友</w:t>
+      </w:r>
+      <w:proofErr w:type="spellEnd"/>
+      <w:r>
+        <w:rPr>
+          <w:rFonts w:cstheme="minorHAnsi" w:hint="eastAsia"/>
+          <w:sz w:val="20"/>
+          <w:szCs w:val="20"/>
+        </w:rPr>
+        <w:t>。</w:t>
+      </w:r>
+    </w:p>
+    <w:p>
+      <w:pPr>
+        <w:rPr>
+          <w:rFonts w:cstheme="minorHAnsi" w:hint="eastAsia"/>
+          <w:sz w:val="20"/>
+          <w:szCs w:val="20"/>
+        </w:rPr>
+      </w:pPr>
+      <w:r>
+        <w:rPr>
+          <w:rFonts w:cstheme="minorHAnsi" w:hint="eastAsia"/>
+          <w:sz w:val="20"/>
+          <w:szCs w:val="20"/>
+        </w:rPr>
+        <w:t xml:space="preserve">2. </w:t>
+      </w:r>
+      <w:r>
+        <w:rPr>
+          <w:rFonts w:cstheme="minorHAnsi" w:hint="eastAsia"/>
+          <w:sz w:val="20"/>
+          <w:szCs w:val="20"/>
+        </w:rPr>
+        <w:t>《雅各書》</w:t>
+      </w:r>
+      <w:r>
+        <w:rPr>
+          <w:rFonts w:cstheme="minorHAnsi" w:hint="eastAsia"/>
+          <w:sz w:val="20"/>
+          <w:szCs w:val="20"/>
+        </w:rPr>
+        <w:t>2:5</w:t>
+      </w:r>
+      <w:r>
+        <w:rPr>
+          <w:rFonts w:cstheme="minorHAnsi" w:hint="eastAsia"/>
+          <w:sz w:val="20"/>
+          <w:szCs w:val="20"/>
+        </w:rPr>
+        <w:t>–</w:t>
+      </w:r>
+      <w:r>
+        <w:rPr>
+          <w:rFonts w:cstheme="minorHAnsi" w:hint="eastAsia"/>
+          <w:sz w:val="20"/>
+          <w:szCs w:val="20"/>
+        </w:rPr>
+        <w:t>7</w:t>
+      </w:r>
+      <w:r>
+        <w:rPr>
+          <w:rFonts w:cstheme="minorHAnsi" w:hint="eastAsia"/>
+          <w:sz w:val="20"/>
+          <w:szCs w:val="20"/>
+        </w:rPr>
+        <w:t>：</w:t>
+      </w:r>
+    </w:p>
+    <w:p>
+      <w:pPr>
+        <w:rPr>
+          <w:rFonts w:cstheme="minorHAnsi" w:hint="eastAsia"/>
+          <w:sz w:val="20"/>
+          <w:szCs w:val="20"/>
+        </w:rPr>
+      </w:pPr>
+      <w:r>
+        <w:rPr>
+          <w:rFonts w:cstheme="minorHAnsi" w:hint="eastAsia"/>
+          <w:sz w:val="20"/>
+          <w:szCs w:val="20"/>
+        </w:rPr>
+        <w:t xml:space="preserve">   a. </w:t>
+      </w:r>
+      <w:proofErr w:type="spellStart"/>
+      <w:r>
+        <w:rPr>
+          <w:rFonts w:cstheme="minorHAnsi" w:hint="eastAsia"/>
+          <w:sz w:val="20"/>
+          <w:szCs w:val="20"/>
+        </w:rPr>
+        <w:t>神揀選了窮人，使他們在信心上富足</w:t>
+      </w:r>
+      <w:proofErr w:type="spellEnd"/>
+      <w:r>
+        <w:rPr>
+          <w:rFonts w:cstheme="minorHAnsi" w:hint="eastAsia"/>
+          <w:sz w:val="20"/>
+          <w:szCs w:val="20"/>
+        </w:rPr>
+        <w:t>。</w:t>
+      </w:r>
+    </w:p>
+    <w:p>
+      <w:pPr>
+        <w:rPr>
+          <w:rFonts w:cstheme="minorHAnsi" w:hint="eastAsia"/>
+          <w:sz w:val="20"/>
+          <w:szCs w:val="20"/>
+        </w:rPr>
+      </w:pPr>
+      <w:r>
+        <w:rPr>
+          <w:rFonts w:cstheme="minorHAnsi" w:hint="eastAsia"/>
+          <w:sz w:val="20"/>
+          <w:szCs w:val="20"/>
+        </w:rPr>
+        <w:t xml:space="preserve">   b. </w:t>
+      </w:r>
+      <w:proofErr w:type="spellStart"/>
+      <w:r>
+        <w:rPr>
+          <w:rFonts w:cstheme="minorHAnsi" w:hint="eastAsia"/>
+          <w:sz w:val="20"/>
+          <w:szCs w:val="20"/>
+        </w:rPr>
+        <w:t>富人行為惡劣，傷害他人並將他們告上法庭</w:t>
+      </w:r>
+      <w:proofErr w:type="spellEnd"/>
+      <w:r>
+        <w:rPr>
+          <w:rFonts w:cstheme="minorHAnsi" w:hint="eastAsia"/>
+          <w:sz w:val="20"/>
+          <w:szCs w:val="20"/>
+        </w:rPr>
+        <w:t>。</w:t>
+      </w:r>
+    </w:p>
+    <w:p>
+      <w:pPr>
+        <w:rPr>
+          <w:rFonts w:cstheme="minorHAnsi" w:hint="eastAsia"/>
+          <w:sz w:val="20"/>
+          <w:szCs w:val="20"/>
+        </w:rPr>
+      </w:pPr>
+      <w:r>
+        <w:rPr>
+          <w:rFonts w:cstheme="minorHAnsi" w:hint="eastAsia"/>
+          <w:sz w:val="20"/>
+          <w:szCs w:val="20"/>
+        </w:rPr>
+        <w:t xml:space="preserve">   c. </w:t>
+      </w:r>
+      <w:proofErr w:type="spellStart"/>
+      <w:r>
+        <w:rPr>
+          <w:rFonts w:cstheme="minorHAnsi" w:hint="eastAsia"/>
+          <w:sz w:val="20"/>
+          <w:szCs w:val="20"/>
+        </w:rPr>
+        <w:t>富者褻瀆神</w:t>
+      </w:r>
+      <w:proofErr w:type="spellEnd"/>
+      <w:r>
+        <w:rPr>
+          <w:rFonts w:cstheme="minorHAnsi" w:hint="eastAsia"/>
+          <w:sz w:val="20"/>
+          <w:szCs w:val="20"/>
+        </w:rPr>
+        <w:t>。</w:t>
+      </w:r>
+    </w:p>
+    <w:p>
+      <w:pPr>
+        <w:rPr>
+          <w:rFonts w:cstheme="minorHAnsi" w:hint="eastAsia"/>
+          <w:sz w:val="20"/>
+          <w:szCs w:val="20"/>
+        </w:rPr>
+      </w:pPr>
+      <w:r>
+        <w:rPr>
+          <w:rFonts w:cstheme="minorHAnsi" w:hint="eastAsia"/>
+          <w:sz w:val="20"/>
+          <w:szCs w:val="20"/>
+        </w:rPr>
+        <w:t xml:space="preserve">   d. </w:t>
+      </w:r>
+      <w:proofErr w:type="spellStart"/>
+      <w:r>
+        <w:rPr>
+          <w:rFonts w:cstheme="minorHAnsi" w:hint="eastAsia"/>
+          <w:sz w:val="20"/>
+          <w:szCs w:val="20"/>
+        </w:rPr>
+        <w:t>真正的朋友不會在眾人面前評斷你</w:t>
+      </w:r>
+      <w:proofErr w:type="spellEnd"/>
+      <w:r>
+        <w:rPr>
+          <w:rFonts w:cstheme="minorHAnsi" w:hint="eastAsia"/>
+          <w:sz w:val="20"/>
+          <w:szCs w:val="20"/>
+        </w:rPr>
+        <w:t>。</w:t>
+      </w:r>
+    </w:p>
+    <w:p>
+      <w:pPr>
+        <w:rPr>
+          <w:rFonts w:cstheme="minorHAnsi" w:hint="eastAsia"/>
+          <w:sz w:val="20"/>
+          <w:szCs w:val="20"/>
+        </w:rPr>
+      </w:pPr>
+      <w:r>
+        <w:rPr>
+          <w:rFonts w:cstheme="minorHAnsi" w:hint="eastAsia"/>
+          <w:sz w:val="20"/>
+          <w:szCs w:val="20"/>
+        </w:rPr>
+        <w:t xml:space="preserve">3. </w:t>
+      </w:r>
+      <w:r>
+        <w:rPr>
+          <w:rFonts w:cstheme="minorHAnsi" w:hint="eastAsia"/>
+          <w:sz w:val="20"/>
+          <w:szCs w:val="20"/>
+        </w:rPr>
+        <w:t>雅各書</w:t>
+      </w:r>
+      <w:r>
+        <w:rPr>
+          <w:rFonts w:cstheme="minorHAnsi" w:hint="eastAsia"/>
+          <w:sz w:val="20"/>
+          <w:szCs w:val="20"/>
+        </w:rPr>
+        <w:t>2:8</w:t>
+      </w:r>
+      <w:r>
+        <w:rPr>
+          <w:rFonts w:cstheme="minorHAnsi" w:hint="eastAsia"/>
+          <w:sz w:val="20"/>
+          <w:szCs w:val="20"/>
+        </w:rPr>
+        <w:t>–</w:t>
+      </w:r>
+      <w:r>
+        <w:rPr>
+          <w:rFonts w:cstheme="minorHAnsi" w:hint="eastAsia"/>
+          <w:sz w:val="20"/>
+          <w:szCs w:val="20"/>
+        </w:rPr>
+        <w:t>13</w:t>
+      </w:r>
+      <w:r>
+        <w:rPr>
+          <w:rFonts w:cstheme="minorHAnsi" w:hint="eastAsia"/>
+          <w:sz w:val="20"/>
+          <w:szCs w:val="20"/>
+        </w:rPr>
+        <w:t>：雅各將希伯來經文中數百條「君尊的律法」歸納為「自由的律法」。那數百條君尊的律法是神的要求，卻極難遵守，每個人最終都會失敗。相反，「自由之法」提醒我們當下的處境，以及神為救贖我們所做的一切。</w:t>
+      </w:r>
+    </w:p>
+    <w:p>
+      <w:pPr>
+        <w:rPr>
+          <w:rFonts w:cstheme="minorHAnsi" w:hint="eastAsia"/>
+          <w:sz w:val="20"/>
+          <w:szCs w:val="20"/>
+        </w:rPr>
+      </w:pPr>
+      <w:r>
+        <w:rPr>
+          <w:rFonts w:cstheme="minorHAnsi" w:hint="eastAsia"/>
+          <w:sz w:val="20"/>
+          <w:szCs w:val="20"/>
+        </w:rPr>
+        <w:t>「</w:t>
+      </w:r>
+      <w:proofErr w:type="spellStart"/>
+      <w:r>
+        <w:rPr>
+          <w:rFonts w:cstheme="minorHAnsi" w:hint="eastAsia"/>
+          <w:sz w:val="20"/>
+          <w:szCs w:val="20"/>
+        </w:rPr>
+        <w:t>自由之法」與「至尊之律法」包含同樣的誡命與標準，但兩者的姿態截然不同</w:t>
+      </w:r>
+      <w:proofErr w:type="spellEnd"/>
+      <w:r>
+        <w:rPr>
+          <w:rFonts w:cstheme="minorHAnsi" w:hint="eastAsia"/>
+          <w:sz w:val="20"/>
+          <w:szCs w:val="20"/>
+        </w:rPr>
+        <w:t>。</w:t>
+      </w:r>
+    </w:p>
+    <w:p>
+      <w:pPr>
+        <w:rPr>
+          <w:rFonts w:cstheme="minorHAnsi" w:hint="eastAsia"/>
+          <w:sz w:val="20"/>
+          <w:szCs w:val="20"/>
+        </w:rPr>
+      </w:pPr>
+      <w:r>
+        <w:rPr>
+          <w:rFonts w:cstheme="minorHAnsi" w:hint="eastAsia"/>
+          <w:sz w:val="20"/>
+          <w:szCs w:val="20"/>
+        </w:rPr>
+        <w:t>其區別在於，在「自由之法」之下，我們是自由的。若單靠自己去實踐神的“至尊之律法”，人只會精疲力竭；而耶穌已替我們成全了“至尊之律法”，如今，我們可以基於這一嶄新的身份去生活。</w:t>
+      </w:r>
+    </w:p>
+    <w:p>
+      <w:pPr>
+        <w:rPr>
+          <w:rFonts w:cstheme="minorHAnsi" w:hint="eastAsia"/>
+          <w:sz w:val="20"/>
+          <w:szCs w:val="20"/>
+        </w:rPr>
+      </w:pPr>
+      <w:r>
+        <w:rPr>
+          <w:rFonts w:cstheme="minorHAnsi" w:hint="eastAsia"/>
+          <w:sz w:val="20"/>
+          <w:szCs w:val="20"/>
+        </w:rPr>
+        <w:t>結語：</w:t>
+      </w:r>
+    </w:p>
+    <w:p>
+      <w:pPr>
+        <w:rPr>
+          <w:rFonts w:cstheme="minorHAnsi"/>
+          <w:sz w:val="20"/>
+          <w:szCs w:val="20"/>
+        </w:rPr>
+      </w:pPr>
+      <w:proofErr w:type="spellStart"/>
+      <w:r>
+        <w:rPr>
+          <w:rFonts w:cstheme="minorHAnsi" w:hint="eastAsia"/>
+          <w:sz w:val="20"/>
+          <w:szCs w:val="20"/>
+        </w:rPr>
+        <w:t>本週請找出一個從容不迫的時段，與一位無需為你做任何事的人共度</w:t>
+      </w:r>
+      <w:proofErr w:type="spellEnd"/>
+      <w:r>
+        <w:rPr>
+          <w:rFonts w:cstheme="minorHAnsi" w:hint="eastAsia"/>
+          <w:sz w:val="20"/>
+          <w:szCs w:val="20"/>
+        </w:rPr>
+        <w:t>。</w:t>
+      </w:r>
+    </w:p>
+    <w:p>
+      <w:pPr>
+        <w:rPr>
+          <w:rFonts w:cstheme="minorHAnsi"/>
+          <w:sz w:val="20"/>
+          <w:szCs w:val="20"/>
+        </w:rPr>
+      </w:pPr>
+    </w:p>
+    <w:p>
+      <w:pPr>
+        <w:rPr>
+          <w:rFonts w:cstheme="minorHAnsi"/>
+          <w:sz w:val="20"/>
+          <w:szCs w:val="20"/>
+        </w:rPr>
+      </w:pPr>
+      <w:r>
+        <w:rPr>
+          <w:rFonts w:cstheme="minorHAnsi"/>
+          <w:sz w:val="20"/>
+          <w:szCs w:val="20"/>
+        </w:rPr>
+        <w:t>===</w:t>
+      </w:r>
+    </w:p>
+    <w:p>
+      <w:pPr>
+        <w:rPr>
+          <w:rFonts w:cstheme="minorHAnsi" w:hint="eastAsia"/>
+          <w:sz w:val="20"/>
+          <w:szCs w:val="20"/>
+        </w:rPr>
+      </w:pPr>
+      <w:r>
+        <w:rPr>
+          <w:rFonts w:cstheme="minorHAnsi" w:hint="eastAsia"/>
+          <w:sz w:val="20"/>
+          <w:szCs w:val="20"/>
+        </w:rPr>
+        <w:t>2026</w:t>
+      </w:r>
+      <w:r>
+        <w:rPr>
+          <w:rFonts w:cstheme="minorHAnsi" w:hint="eastAsia"/>
+          <w:sz w:val="20"/>
+          <w:szCs w:val="20"/>
+        </w:rPr>
+        <w:t>年</w:t>
+      </w:r>
+      <w:r>
+        <w:rPr>
+          <w:rFonts w:cstheme="minorHAnsi" w:hint="eastAsia"/>
+          <w:sz w:val="20"/>
+          <w:szCs w:val="20"/>
+        </w:rPr>
+        <w:t>8</w:t>
+      </w:r>
+      <w:r>
+        <w:rPr>
+          <w:rFonts w:cstheme="minorHAnsi" w:hint="eastAsia"/>
+          <w:sz w:val="20"/>
+          <w:szCs w:val="20"/>
+        </w:rPr>
+        <w:t>月</w:t>
+      </w:r>
+      <w:r>
+        <w:rPr>
+          <w:rFonts w:cstheme="minorHAnsi" w:hint="eastAsia"/>
+          <w:sz w:val="20"/>
+          <w:szCs w:val="20"/>
+        </w:rPr>
+        <w:t>29</w:t>
+      </w:r>
+      <w:r>
+        <w:rPr>
+          <w:rFonts w:cstheme="minorHAnsi" w:hint="eastAsia"/>
+          <w:sz w:val="20"/>
+          <w:szCs w:val="20"/>
+        </w:rPr>
+        <w:t>日、メンロ教会礼拝（先週</w:t>
+      </w:r>
+      <w:r>
+        <w:rPr>
+          <w:rFonts w:cstheme="minorHAnsi" w:hint="eastAsia"/>
+          <w:sz w:val="20"/>
+          <w:szCs w:val="20"/>
+        </w:rPr>
+        <w:t>2026</w:t>
+      </w:r>
+      <w:r>
+        <w:rPr>
+          <w:rFonts w:cstheme="minorHAnsi" w:hint="eastAsia"/>
+          <w:sz w:val="20"/>
+          <w:szCs w:val="20"/>
+        </w:rPr>
+        <w:t>年</w:t>
+      </w:r>
+      <w:r>
+        <w:rPr>
+          <w:rFonts w:cstheme="minorHAnsi" w:hint="eastAsia"/>
+          <w:sz w:val="20"/>
+          <w:szCs w:val="20"/>
+        </w:rPr>
+        <w:t>8</w:t>
+      </w:r>
+      <w:r>
+        <w:rPr>
+          <w:rFonts w:cstheme="minorHAnsi" w:hint="eastAsia"/>
+          <w:sz w:val="20"/>
+          <w:szCs w:val="20"/>
+        </w:rPr>
+        <w:t>月</w:t>
+      </w:r>
+      <w:r>
+        <w:rPr>
+          <w:rFonts w:cstheme="minorHAnsi" w:hint="eastAsia"/>
+          <w:sz w:val="20"/>
+          <w:szCs w:val="20"/>
+        </w:rPr>
+        <w:t>23</w:t>
+      </w:r>
+      <w:r>
+        <w:rPr>
+          <w:rFonts w:cstheme="minorHAnsi" w:hint="eastAsia"/>
+          <w:sz w:val="20"/>
+          <w:szCs w:val="20"/>
+        </w:rPr>
+        <w:t>日分の要約）</w:t>
+      </w:r>
+    </w:p>
+    <w:p>
+      <w:pPr>
+        <w:rPr>
+          <w:rFonts w:cstheme="minorHAnsi" w:hint="eastAsia"/>
+          <w:sz w:val="20"/>
+          <w:szCs w:val="20"/>
+        </w:rPr>
+      </w:pPr>
+      <w:r>
+        <w:rPr>
+          <w:rFonts w:cstheme="minorHAnsi" w:hint="eastAsia"/>
+          <w:sz w:val="20"/>
+          <w:szCs w:val="20"/>
+        </w:rPr>
+        <w:t>https://youtu.be/zKXuj_3fw6g?si=buySQjo8avwQ0lVg</w:t>
+      </w:r>
+    </w:p>
+    <w:p>
+      <w:pPr>
+        <w:rPr>
+          <w:rFonts w:cstheme="minorHAnsi" w:hint="eastAsia"/>
+          <w:sz w:val="20"/>
+          <w:szCs w:val="20"/>
+        </w:rPr>
+      </w:pPr>
+      <w:r>
+        <w:rPr>
+          <w:rFonts w:cstheme="minorHAnsi" w:hint="eastAsia"/>
+          <w:sz w:val="20"/>
+          <w:szCs w:val="20"/>
+        </w:rPr>
+        <w:t>https://github.com/peterhchen/1000_Family/tree/main/Church/2026</w:t>
+      </w:r>
+    </w:p>
+    <w:p>
+      <w:pPr>
+        <w:rPr>
+          <w:rFonts w:cstheme="minorHAnsi" w:hint="eastAsia"/>
+          <w:sz w:val="20"/>
+          <w:szCs w:val="20"/>
+        </w:rPr>
+      </w:pPr>
+      <w:proofErr w:type="spellStart"/>
+      <w:r>
+        <w:rPr>
+          <w:rFonts w:cstheme="minorHAnsi" w:hint="eastAsia"/>
+          <w:sz w:val="20"/>
+          <w:szCs w:val="20"/>
+        </w:rPr>
+        <w:t>時計（急がない友人</w:t>
+      </w:r>
+      <w:proofErr w:type="spellEnd"/>
+      <w:r>
+        <w:rPr>
+          <w:rFonts w:cstheme="minorHAnsi" w:hint="eastAsia"/>
+          <w:sz w:val="20"/>
+          <w:szCs w:val="20"/>
+        </w:rPr>
+        <w:t>）</w:t>
+      </w:r>
+      <w:r>
+        <w:rPr>
+          <w:rFonts w:cstheme="minorHAnsi" w:hint="eastAsia"/>
+          <w:sz w:val="20"/>
+          <w:szCs w:val="20"/>
+        </w:rPr>
+        <w:t xml:space="preserve"> | </w:t>
+      </w:r>
+      <w:r>
+        <w:rPr>
+          <w:rFonts w:cstheme="minorHAnsi" w:hint="eastAsia"/>
+          <w:sz w:val="20"/>
+          <w:szCs w:val="20"/>
+        </w:rPr>
+        <w:t>「</w:t>
+      </w:r>
+      <w:proofErr w:type="spellStart"/>
+      <w:r>
+        <w:rPr>
+          <w:rFonts w:cstheme="minorHAnsi" w:hint="eastAsia"/>
+          <w:sz w:val="20"/>
+          <w:szCs w:val="20"/>
+        </w:rPr>
+        <w:t>道（</w:t>
+      </w:r>
+      <w:r>
+        <w:rPr>
+          <w:rFonts w:cstheme="minorHAnsi" w:hint="eastAsia"/>
+          <w:sz w:val="20"/>
+          <w:szCs w:val="20"/>
+        </w:rPr>
+        <w:t>The</w:t>
+      </w:r>
+      <w:proofErr w:type="spellEnd"/>
+      <w:r>
+        <w:rPr>
+          <w:rFonts w:cstheme="minorHAnsi" w:hint="eastAsia"/>
+          <w:sz w:val="20"/>
+          <w:szCs w:val="20"/>
+        </w:rPr>
+        <w:t xml:space="preserve"> Way</w:t>
+      </w:r>
+      <w:r>
+        <w:rPr>
+          <w:rFonts w:cstheme="minorHAnsi" w:hint="eastAsia"/>
+          <w:sz w:val="20"/>
+          <w:szCs w:val="20"/>
+        </w:rPr>
+        <w:t>）」</w:t>
+      </w:r>
+      <w:proofErr w:type="spellStart"/>
+      <w:r>
+        <w:rPr>
+          <w:rFonts w:cstheme="minorHAnsi" w:hint="eastAsia"/>
+          <w:sz w:val="20"/>
+          <w:szCs w:val="20"/>
+        </w:rPr>
+        <w:t>に従う者とは</w:t>
+      </w:r>
+      <w:proofErr w:type="spellEnd"/>
+      <w:r>
+        <w:rPr>
+          <w:rFonts w:cstheme="minorHAnsi" w:hint="eastAsia"/>
+          <w:sz w:val="20"/>
+          <w:szCs w:val="20"/>
+        </w:rPr>
+        <w:t>？</w:t>
+      </w:r>
+      <w:r>
+        <w:rPr>
+          <w:rFonts w:cstheme="minorHAnsi" w:hint="eastAsia"/>
+          <w:sz w:val="20"/>
+          <w:szCs w:val="20"/>
+        </w:rPr>
+        <w:t xml:space="preserve"> | </w:t>
+      </w:r>
+      <w:proofErr w:type="spellStart"/>
+      <w:r>
+        <w:rPr>
+          <w:rFonts w:cstheme="minorHAnsi" w:hint="eastAsia"/>
+          <w:sz w:val="20"/>
+          <w:szCs w:val="20"/>
+        </w:rPr>
+        <w:t>メンロ教会</w:t>
+      </w:r>
+      <w:proofErr w:type="spellEnd"/>
+      <w:r>
+        <w:rPr>
+          <w:rFonts w:cstheme="minorHAnsi" w:hint="eastAsia"/>
+          <w:sz w:val="20"/>
+          <w:szCs w:val="20"/>
+        </w:rPr>
+        <w:t xml:space="preserve"> </w:t>
+      </w:r>
+      <w:proofErr w:type="spellStart"/>
+      <w:r>
+        <w:rPr>
+          <w:rFonts w:cstheme="minorHAnsi" w:hint="eastAsia"/>
+          <w:sz w:val="20"/>
+          <w:szCs w:val="20"/>
+        </w:rPr>
+        <w:t>主任牧師</w:t>
+      </w:r>
+      <w:proofErr w:type="spellEnd"/>
+      <w:r>
+        <w:rPr>
+          <w:rFonts w:cstheme="minorHAnsi" w:hint="eastAsia"/>
+          <w:sz w:val="20"/>
+          <w:szCs w:val="20"/>
+        </w:rPr>
+        <w:t xml:space="preserve"> </w:t>
+      </w:r>
+      <w:proofErr w:type="spellStart"/>
+      <w:r>
+        <w:rPr>
+          <w:rFonts w:cstheme="minorHAnsi" w:hint="eastAsia"/>
+          <w:sz w:val="20"/>
+          <w:szCs w:val="20"/>
+        </w:rPr>
+        <w:t>フィル</w:t>
+      </w:r>
+      <w:r>
+        <w:rPr>
+          <w:rFonts w:ascii="MS Mincho" w:eastAsia="MS Mincho" w:hAnsi="MS Mincho" w:cs="MS Mincho" w:hint="eastAsia"/>
+          <w:sz w:val="20"/>
+          <w:szCs w:val="20"/>
+        </w:rPr>
+        <w:t>・</w:t>
+      </w:r>
+      <w:r>
+        <w:rPr>
+          <w:rFonts w:ascii="SimSun" w:hAnsi="SimSun" w:cs="SimSun" w:hint="eastAsia"/>
+          <w:sz w:val="20"/>
+          <w:szCs w:val="20"/>
+        </w:rPr>
+        <w:t>ユーバンク</w:t>
+      </w:r>
+      <w:proofErr w:type="spellEnd"/>
+    </w:p>
+    <w:p>
+      <w:pPr>
+        <w:rPr>
+          <w:rFonts w:cstheme="minorHAnsi" w:hint="eastAsia"/>
+          <w:sz w:val="20"/>
+          <w:szCs w:val="20"/>
+        </w:rPr>
+      </w:pPr>
+    </w:p>
+    <w:p>
+      <w:pPr>
+        <w:rPr>
+          <w:rFonts w:cstheme="minorHAnsi" w:hint="eastAsia"/>
+          <w:sz w:val="20"/>
+          <w:szCs w:val="20"/>
+        </w:rPr>
+      </w:pPr>
+      <w:proofErr w:type="spellStart"/>
+      <w:r>
+        <w:rPr>
+          <w:rFonts w:cstheme="minorHAnsi" w:hint="eastAsia"/>
+          <w:sz w:val="20"/>
+          <w:szCs w:val="20"/>
+        </w:rPr>
+        <w:t>先週、私たちは今年度のシリーズ</w:t>
+      </w:r>
+      <w:proofErr w:type="spellEnd"/>
+      <w:r>
+        <w:rPr>
+          <w:rFonts w:cstheme="minorHAnsi" w:hint="eastAsia"/>
+          <w:sz w:val="20"/>
+          <w:szCs w:val="20"/>
+        </w:rPr>
+        <w:t>「『</w:t>
+      </w:r>
+      <w:proofErr w:type="spellStart"/>
+      <w:r>
+        <w:rPr>
+          <w:rFonts w:cstheme="minorHAnsi" w:hint="eastAsia"/>
+          <w:sz w:val="20"/>
+          <w:szCs w:val="20"/>
+        </w:rPr>
+        <w:t>道（</w:t>
+      </w:r>
+      <w:r>
+        <w:rPr>
+          <w:rFonts w:cstheme="minorHAnsi" w:hint="eastAsia"/>
+          <w:sz w:val="20"/>
+          <w:szCs w:val="20"/>
+        </w:rPr>
+        <w:t>The</w:t>
+      </w:r>
+      <w:proofErr w:type="spellEnd"/>
+      <w:r>
+        <w:rPr>
+          <w:rFonts w:cstheme="minorHAnsi" w:hint="eastAsia"/>
+          <w:sz w:val="20"/>
+          <w:szCs w:val="20"/>
+        </w:rPr>
+        <w:t xml:space="preserve"> Way</w:t>
+      </w:r>
+      <w:r>
+        <w:rPr>
+          <w:rFonts w:cstheme="minorHAnsi" w:hint="eastAsia"/>
+          <w:sz w:val="20"/>
+          <w:szCs w:val="20"/>
+        </w:rPr>
+        <w:t>）』</w:t>
+      </w:r>
+      <w:proofErr w:type="spellStart"/>
+      <w:r>
+        <w:rPr>
+          <w:rFonts w:cstheme="minorHAnsi" w:hint="eastAsia"/>
+          <w:sz w:val="20"/>
+          <w:szCs w:val="20"/>
+        </w:rPr>
+        <w:t>に従う者とは</w:t>
+      </w:r>
+      <w:proofErr w:type="spellEnd"/>
+      <w:r>
+        <w:rPr>
+          <w:rFonts w:cstheme="minorHAnsi" w:hint="eastAsia"/>
+          <w:sz w:val="20"/>
+          <w:szCs w:val="20"/>
+        </w:rPr>
+        <w:t>？」</w:t>
+      </w:r>
+      <w:proofErr w:type="spellStart"/>
+      <w:r>
+        <w:rPr>
+          <w:rFonts w:cstheme="minorHAnsi" w:hint="eastAsia"/>
+          <w:sz w:val="20"/>
+          <w:szCs w:val="20"/>
+        </w:rPr>
+        <w:t>を開始しました</w:t>
+      </w:r>
+      <w:proofErr w:type="spellEnd"/>
+      <w:r>
+        <w:rPr>
+          <w:rFonts w:cstheme="minorHAnsi" w:hint="eastAsia"/>
+          <w:sz w:val="20"/>
+          <w:szCs w:val="20"/>
+        </w:rPr>
+        <w:t>。</w:t>
+      </w:r>
+    </w:p>
+    <w:p>
+      <w:pPr>
+        <w:rPr>
+          <w:rFonts w:cstheme="minorHAnsi" w:hint="eastAsia"/>
+          <w:sz w:val="20"/>
+          <w:szCs w:val="20"/>
+        </w:rPr>
+      </w:pPr>
+      <w:proofErr w:type="spellStart"/>
+      <w:r>
+        <w:rPr>
+          <w:rFonts w:cstheme="minorHAnsi" w:hint="eastAsia"/>
+          <w:sz w:val="20"/>
+          <w:szCs w:val="20"/>
+        </w:rPr>
+        <w:t>このシリーズでは、メンロ教会が掲げる「神の国にふさわしい資質（</w:t>
+      </w:r>
+      <w:r>
+        <w:rPr>
+          <w:rFonts w:cstheme="minorHAnsi" w:hint="eastAsia"/>
+          <w:sz w:val="20"/>
+          <w:szCs w:val="20"/>
+        </w:rPr>
+        <w:t>Kingdom</w:t>
+      </w:r>
+      <w:proofErr w:type="spellEnd"/>
+      <w:r>
+        <w:rPr>
+          <w:rFonts w:cstheme="minorHAnsi" w:hint="eastAsia"/>
+          <w:sz w:val="20"/>
+          <w:szCs w:val="20"/>
+        </w:rPr>
+        <w:t xml:space="preserve"> Qualities</w:t>
+      </w:r>
+      <w:r>
+        <w:rPr>
+          <w:rFonts w:cstheme="minorHAnsi" w:hint="eastAsia"/>
+          <w:sz w:val="20"/>
+          <w:szCs w:val="20"/>
+        </w:rPr>
+        <w:t>）」</w:t>
+      </w:r>
+      <w:proofErr w:type="spellStart"/>
+      <w:r>
+        <w:rPr>
+          <w:rFonts w:cstheme="minorHAnsi" w:hint="eastAsia"/>
+          <w:sz w:val="20"/>
+          <w:szCs w:val="20"/>
+        </w:rPr>
+        <w:t>を定義し、ここメンロ教会でイエスに従う者として生きるとはどういうことかを探ります</w:t>
+      </w:r>
+      <w:proofErr w:type="spellEnd"/>
+      <w:r>
+        <w:rPr>
+          <w:rFonts w:cstheme="minorHAnsi" w:hint="eastAsia"/>
+          <w:sz w:val="20"/>
+          <w:szCs w:val="20"/>
+        </w:rPr>
+        <w:t>。</w:t>
+      </w:r>
+    </w:p>
+    <w:p>
+      <w:pPr>
+        <w:rPr>
+          <w:rFonts w:cstheme="minorHAnsi" w:hint="eastAsia"/>
+          <w:sz w:val="20"/>
+          <w:szCs w:val="20"/>
+        </w:rPr>
+      </w:pPr>
+      <w:r>
+        <w:rPr>
+          <w:rFonts w:cstheme="minorHAnsi" w:hint="eastAsia"/>
+          <w:sz w:val="20"/>
+          <w:szCs w:val="20"/>
+        </w:rPr>
+        <w:t>毎週、その資質の一つを取り上げていきます。今週は、ヤコブの手紙</w:t>
+      </w:r>
+      <w:r>
+        <w:rPr>
+          <w:rFonts w:cstheme="minorHAnsi" w:hint="eastAsia"/>
+          <w:sz w:val="20"/>
+          <w:szCs w:val="20"/>
+        </w:rPr>
+        <w:t>2</w:t>
+      </w:r>
+      <w:r>
+        <w:rPr>
+          <w:rFonts w:cstheme="minorHAnsi" w:hint="eastAsia"/>
+          <w:sz w:val="20"/>
+          <w:szCs w:val="20"/>
+        </w:rPr>
+        <w:t>章から「時計（急がない友人）」について語ります。私たちは人生の歩みを緩める（スローダウンする）必要があります。</w:t>
+      </w:r>
+    </w:p>
+    <w:p>
+      <w:pPr>
+        <w:rPr>
+          <w:rFonts w:cstheme="minorHAnsi" w:hint="eastAsia"/>
+          <w:sz w:val="20"/>
+          <w:szCs w:val="20"/>
+        </w:rPr>
+      </w:pPr>
+      <w:r>
+        <w:rPr>
+          <w:rFonts w:cstheme="minorHAnsi" w:hint="eastAsia"/>
+          <w:sz w:val="20"/>
+          <w:szCs w:val="20"/>
+        </w:rPr>
+        <w:t xml:space="preserve">1. </w:t>
+      </w:r>
+      <w:proofErr w:type="spellStart"/>
+      <w:r>
+        <w:rPr>
+          <w:rFonts w:cstheme="minorHAnsi" w:hint="eastAsia"/>
+          <w:sz w:val="20"/>
+          <w:szCs w:val="20"/>
+        </w:rPr>
+        <w:t>ヤコブの手紙</w:t>
+      </w:r>
+      <w:proofErr w:type="spellEnd"/>
+      <w:r>
+        <w:rPr>
+          <w:rFonts w:cstheme="minorHAnsi" w:hint="eastAsia"/>
+          <w:sz w:val="20"/>
+          <w:szCs w:val="20"/>
+        </w:rPr>
+        <w:t xml:space="preserve"> 2</w:t>
+      </w:r>
+      <w:r>
+        <w:rPr>
+          <w:rFonts w:cstheme="minorHAnsi" w:hint="eastAsia"/>
+          <w:sz w:val="20"/>
+          <w:szCs w:val="20"/>
+        </w:rPr>
+        <w:t>章</w:t>
+      </w:r>
+      <w:r>
+        <w:rPr>
+          <w:rFonts w:cstheme="minorHAnsi" w:hint="eastAsia"/>
+          <w:sz w:val="20"/>
+          <w:szCs w:val="20"/>
+        </w:rPr>
+        <w:t>1-4</w:t>
+      </w:r>
+      <w:r>
+        <w:rPr>
+          <w:rFonts w:cstheme="minorHAnsi" w:hint="eastAsia"/>
+          <w:sz w:val="20"/>
+          <w:szCs w:val="20"/>
+        </w:rPr>
+        <w:t>節：偏見（人を外見で判断すること）という罪</w:t>
+      </w:r>
+    </w:p>
+    <w:p>
+      <w:pPr>
+        <w:rPr>
+          <w:rFonts w:cstheme="minorHAnsi" w:hint="eastAsia"/>
+          <w:sz w:val="20"/>
+          <w:szCs w:val="20"/>
+        </w:rPr>
+      </w:pPr>
+      <w:r>
+        <w:rPr>
+          <w:rFonts w:cstheme="minorHAnsi" w:hint="eastAsia"/>
+          <w:sz w:val="20"/>
+          <w:szCs w:val="20"/>
+        </w:rPr>
+        <w:lastRenderedPageBreak/>
+        <w:t xml:space="preserve">   a. </w:t>
+      </w:r>
+      <w:proofErr w:type="spellStart"/>
+      <w:r>
+        <w:rPr>
+          <w:rFonts w:cstheme="minorHAnsi" w:hint="eastAsia"/>
+          <w:sz w:val="20"/>
+          <w:szCs w:val="20"/>
+        </w:rPr>
+        <w:t>真の友人は、富や権力で人の優劣をつけません</w:t>
+      </w:r>
+      <w:proofErr w:type="spellEnd"/>
+      <w:r>
+        <w:rPr>
+          <w:rFonts w:cstheme="minorHAnsi" w:hint="eastAsia"/>
+          <w:sz w:val="20"/>
+          <w:szCs w:val="20"/>
+        </w:rPr>
+        <w:t>。</w:t>
+      </w:r>
+    </w:p>
+    <w:p>
+      <w:pPr>
+        <w:rPr>
+          <w:rFonts w:cstheme="minorHAnsi" w:hint="eastAsia"/>
+          <w:sz w:val="20"/>
+          <w:szCs w:val="20"/>
+        </w:rPr>
+      </w:pPr>
+      <w:r>
+        <w:rPr>
+          <w:rFonts w:cstheme="minorHAnsi" w:hint="eastAsia"/>
+          <w:sz w:val="20"/>
+          <w:szCs w:val="20"/>
+        </w:rPr>
+        <w:t xml:space="preserve">   b. </w:t>
+      </w:r>
+      <w:proofErr w:type="spellStart"/>
+      <w:r>
+        <w:rPr>
+          <w:rFonts w:cstheme="minorHAnsi" w:hint="eastAsia"/>
+          <w:sz w:val="20"/>
+          <w:szCs w:val="20"/>
+        </w:rPr>
+        <w:t>忙しすぎると、正しい判断（識別力）ではなく、偏見（えこひいき）に陥ってしまいます</w:t>
+      </w:r>
+      <w:proofErr w:type="spellEnd"/>
+      <w:r>
+        <w:rPr>
+          <w:rFonts w:cstheme="minorHAnsi" w:hint="eastAsia"/>
+          <w:sz w:val="20"/>
+          <w:szCs w:val="20"/>
+        </w:rPr>
+        <w:t>。</w:t>
+      </w:r>
+    </w:p>
+    <w:p>
+      <w:pPr>
+        <w:rPr>
+          <w:rFonts w:cstheme="minorHAnsi" w:hint="eastAsia"/>
+          <w:sz w:val="20"/>
+          <w:szCs w:val="20"/>
+        </w:rPr>
+      </w:pPr>
+      <w:r>
+        <w:rPr>
+          <w:rFonts w:cstheme="minorHAnsi" w:hint="eastAsia"/>
+          <w:sz w:val="20"/>
+          <w:szCs w:val="20"/>
+        </w:rPr>
+        <w:t xml:space="preserve">   c. </w:t>
+      </w:r>
+      <w:r>
+        <w:rPr>
+          <w:rFonts w:cstheme="minorHAnsi" w:hint="eastAsia"/>
+          <w:sz w:val="20"/>
+          <w:szCs w:val="20"/>
+        </w:rPr>
+        <w:t>急ぐ心を抑える方法：</w:t>
+      </w:r>
+      <w:r>
+        <w:rPr>
+          <w:rFonts w:cstheme="minorHAnsi" w:hint="eastAsia"/>
+          <w:sz w:val="20"/>
+          <w:szCs w:val="20"/>
+        </w:rPr>
+        <w:t xml:space="preserve">1) </w:t>
+      </w:r>
+      <w:r>
+        <w:rPr>
+          <w:rFonts w:cstheme="minorHAnsi" w:hint="eastAsia"/>
+          <w:sz w:val="20"/>
+          <w:szCs w:val="20"/>
+        </w:rPr>
+        <w:t>一番長い列に並ぶ、</w:t>
+      </w:r>
+      <w:r>
+        <w:rPr>
+          <w:rFonts w:cstheme="minorHAnsi" w:hint="eastAsia"/>
+          <w:sz w:val="20"/>
+          <w:szCs w:val="20"/>
+        </w:rPr>
+        <w:t xml:space="preserve">2) </w:t>
+      </w:r>
+      <w:r>
+        <w:rPr>
+          <w:rFonts w:cstheme="minorHAnsi" w:hint="eastAsia"/>
+          <w:sz w:val="20"/>
+          <w:szCs w:val="20"/>
+        </w:rPr>
+        <w:t>低速で運転する、</w:t>
+      </w:r>
+      <w:r>
+        <w:rPr>
+          <w:rFonts w:cstheme="minorHAnsi" w:hint="eastAsia"/>
+          <w:sz w:val="20"/>
+          <w:szCs w:val="20"/>
+        </w:rPr>
+        <w:t>3) 1</w:t>
+      </w:r>
+      <w:r>
+        <w:rPr>
+          <w:rFonts w:cstheme="minorHAnsi" w:hint="eastAsia"/>
+          <w:sz w:val="20"/>
+          <w:szCs w:val="20"/>
+        </w:rPr>
+        <w:t>日スマホをしまっておく（使わない）。</w:t>
+      </w:r>
+    </w:p>
+    <w:p>
+      <w:pPr>
+        <w:rPr>
+          <w:rFonts w:cstheme="minorHAnsi" w:hint="eastAsia"/>
+          <w:sz w:val="20"/>
+          <w:szCs w:val="20"/>
+        </w:rPr>
+      </w:pPr>
+      <w:r>
+        <w:rPr>
+          <w:rFonts w:cstheme="minorHAnsi" w:hint="eastAsia"/>
+          <w:sz w:val="20"/>
+          <w:szCs w:val="20"/>
+        </w:rPr>
+        <w:t xml:space="preserve">   d. </w:t>
+      </w:r>
+      <w:proofErr w:type="spellStart"/>
+      <w:r>
+        <w:rPr>
+          <w:rFonts w:cstheme="minorHAnsi" w:hint="eastAsia"/>
+          <w:sz w:val="20"/>
+          <w:szCs w:val="20"/>
+        </w:rPr>
+        <w:t>歩みを緩めると、急いでいる友人（あるいは急いでいる自分自身）の姿が見えてきます</w:t>
+      </w:r>
+      <w:proofErr w:type="spellEnd"/>
+      <w:r>
+        <w:rPr>
+          <w:rFonts w:cstheme="minorHAnsi" w:hint="eastAsia"/>
+          <w:sz w:val="20"/>
+          <w:szCs w:val="20"/>
+        </w:rPr>
+        <w:t>。</w:t>
+      </w:r>
+    </w:p>
+    <w:p>
+      <w:pPr>
+        <w:rPr>
+          <w:rFonts w:cstheme="minorHAnsi" w:hint="eastAsia"/>
+          <w:sz w:val="20"/>
+          <w:szCs w:val="20"/>
+        </w:rPr>
+      </w:pPr>
+      <w:r>
+        <w:rPr>
+          <w:rFonts w:cstheme="minorHAnsi" w:hint="eastAsia"/>
+          <w:sz w:val="20"/>
+          <w:szCs w:val="20"/>
+        </w:rPr>
+        <w:t xml:space="preserve">2. </w:t>
+      </w:r>
+      <w:proofErr w:type="spellStart"/>
+      <w:r>
+        <w:rPr>
+          <w:rFonts w:cstheme="minorHAnsi" w:hint="eastAsia"/>
+          <w:sz w:val="20"/>
+          <w:szCs w:val="20"/>
+        </w:rPr>
+        <w:t>ヤコブの手紙</w:t>
+      </w:r>
+      <w:proofErr w:type="spellEnd"/>
+      <w:r>
+        <w:rPr>
+          <w:rFonts w:cstheme="minorHAnsi" w:hint="eastAsia"/>
+          <w:sz w:val="20"/>
+          <w:szCs w:val="20"/>
+        </w:rPr>
+        <w:t xml:space="preserve"> 2</w:t>
+      </w:r>
+      <w:r>
+        <w:rPr>
+          <w:rFonts w:cstheme="minorHAnsi" w:hint="eastAsia"/>
+          <w:sz w:val="20"/>
+          <w:szCs w:val="20"/>
+        </w:rPr>
+        <w:t>章</w:t>
+      </w:r>
+      <w:r>
+        <w:rPr>
+          <w:rFonts w:cstheme="minorHAnsi" w:hint="eastAsia"/>
+          <w:sz w:val="20"/>
+          <w:szCs w:val="20"/>
+        </w:rPr>
+        <w:t>5-7</w:t>
+      </w:r>
+      <w:r>
+        <w:rPr>
+          <w:rFonts w:cstheme="minorHAnsi" w:hint="eastAsia"/>
+          <w:sz w:val="20"/>
+          <w:szCs w:val="20"/>
+        </w:rPr>
+        <w:t>節：</w:t>
+      </w:r>
+    </w:p>
+    <w:p>
+      <w:pPr>
+        <w:rPr>
+          <w:rFonts w:cstheme="minorHAnsi" w:hint="eastAsia"/>
+          <w:sz w:val="20"/>
+          <w:szCs w:val="20"/>
+        </w:rPr>
+      </w:pPr>
+      <w:r>
+        <w:rPr>
+          <w:rFonts w:cstheme="minorHAnsi" w:hint="eastAsia"/>
+          <w:sz w:val="20"/>
+          <w:szCs w:val="20"/>
+        </w:rPr>
+        <w:t xml:space="preserve">   a. </w:t>
+      </w:r>
+      <w:proofErr w:type="spellStart"/>
+      <w:r>
+        <w:rPr>
+          <w:rFonts w:cstheme="minorHAnsi" w:hint="eastAsia"/>
+          <w:sz w:val="20"/>
+          <w:szCs w:val="20"/>
+        </w:rPr>
+        <w:t>神は貧しい人々を選び、信仰において富む者とされます</w:t>
+      </w:r>
+      <w:proofErr w:type="spellEnd"/>
+      <w:r>
+        <w:rPr>
+          <w:rFonts w:cstheme="minorHAnsi" w:hint="eastAsia"/>
+          <w:sz w:val="20"/>
+          <w:szCs w:val="20"/>
+        </w:rPr>
+        <w:t>。</w:t>
+      </w:r>
+    </w:p>
+    <w:p>
+      <w:pPr>
+        <w:rPr>
+          <w:rFonts w:cstheme="minorHAnsi" w:hint="eastAsia"/>
+          <w:sz w:val="20"/>
+          <w:szCs w:val="20"/>
+        </w:rPr>
+      </w:pPr>
+      <w:r>
+        <w:rPr>
+          <w:rFonts w:cstheme="minorHAnsi" w:hint="eastAsia"/>
+          <w:sz w:val="20"/>
+          <w:szCs w:val="20"/>
+        </w:rPr>
+        <w:t xml:space="preserve">   b. </w:t>
+      </w:r>
+      <w:proofErr w:type="spellStart"/>
+      <w:r>
+        <w:rPr>
+          <w:rFonts w:cstheme="minorHAnsi" w:hint="eastAsia"/>
+          <w:sz w:val="20"/>
+          <w:szCs w:val="20"/>
+        </w:rPr>
+        <w:t>富める者たちは悪い振る舞いをしていました。彼らは他人を傷つけ、法廷に引きずり出していました</w:t>
+      </w:r>
+      <w:proofErr w:type="spellEnd"/>
+      <w:r>
+        <w:rPr>
+          <w:rFonts w:cstheme="minorHAnsi" w:hint="eastAsia"/>
+          <w:sz w:val="20"/>
+          <w:szCs w:val="20"/>
+        </w:rPr>
+        <w:t>。</w:t>
+      </w:r>
+    </w:p>
+    <w:p>
+      <w:pPr>
+        <w:rPr>
+          <w:rFonts w:cstheme="minorHAnsi" w:hint="eastAsia"/>
+          <w:sz w:val="20"/>
+          <w:szCs w:val="20"/>
+        </w:rPr>
+      </w:pPr>
+      <w:r>
+        <w:rPr>
+          <w:rFonts w:cstheme="minorHAnsi" w:hint="eastAsia"/>
+          <w:sz w:val="20"/>
+          <w:szCs w:val="20"/>
+        </w:rPr>
+        <w:t xml:space="preserve">   c. </w:t>
+      </w:r>
+      <w:proofErr w:type="spellStart"/>
+      <w:r>
+        <w:rPr>
+          <w:rFonts w:cstheme="minorHAnsi" w:hint="eastAsia"/>
+          <w:sz w:val="20"/>
+          <w:szCs w:val="20"/>
+        </w:rPr>
+        <w:t>富める者たちは神を冒涜しています</w:t>
+      </w:r>
+      <w:proofErr w:type="spellEnd"/>
+      <w:r>
+        <w:rPr>
+          <w:rFonts w:cstheme="minorHAnsi" w:hint="eastAsia"/>
+          <w:sz w:val="20"/>
+          <w:szCs w:val="20"/>
+        </w:rPr>
+        <w:t>。</w:t>
+      </w:r>
+    </w:p>
+    <w:p>
+      <w:pPr>
+        <w:rPr>
+          <w:rFonts w:cstheme="minorHAnsi" w:hint="eastAsia"/>
+          <w:sz w:val="20"/>
+          <w:szCs w:val="20"/>
+        </w:rPr>
+      </w:pPr>
+      <w:r>
+        <w:rPr>
+          <w:rFonts w:cstheme="minorHAnsi" w:hint="eastAsia"/>
+          <w:sz w:val="20"/>
+          <w:szCs w:val="20"/>
+        </w:rPr>
+        <w:t xml:space="preserve">   d. </w:t>
+      </w:r>
+      <w:proofErr w:type="spellStart"/>
+      <w:r>
+        <w:rPr>
+          <w:rFonts w:cstheme="minorHAnsi" w:hint="eastAsia"/>
+          <w:sz w:val="20"/>
+          <w:szCs w:val="20"/>
+        </w:rPr>
+        <w:t>真の友人は、その場（集まり）にいる人々の前であなたを裁いたりしません</w:t>
+      </w:r>
+      <w:proofErr w:type="spellEnd"/>
+      <w:r>
+        <w:rPr>
+          <w:rFonts w:cstheme="minorHAnsi" w:hint="eastAsia"/>
+          <w:sz w:val="20"/>
+          <w:szCs w:val="20"/>
+        </w:rPr>
+        <w:t>。</w:t>
+      </w:r>
+    </w:p>
+    <w:p>
+      <w:pPr>
+        <w:rPr>
+          <w:rFonts w:cstheme="minorHAnsi" w:hint="eastAsia"/>
+          <w:sz w:val="20"/>
+          <w:szCs w:val="20"/>
+        </w:rPr>
+      </w:pPr>
+      <w:r>
+        <w:rPr>
+          <w:rFonts w:cstheme="minorHAnsi" w:hint="eastAsia"/>
+          <w:sz w:val="20"/>
+          <w:szCs w:val="20"/>
+        </w:rPr>
+        <w:t xml:space="preserve">3. </w:t>
+      </w:r>
+      <w:proofErr w:type="spellStart"/>
+      <w:r>
+        <w:rPr>
+          <w:rFonts w:cstheme="minorHAnsi" w:hint="eastAsia"/>
+          <w:sz w:val="20"/>
+          <w:szCs w:val="20"/>
+        </w:rPr>
+        <w:t>ヤコブの手紙</w:t>
+      </w:r>
+      <w:proofErr w:type="spellEnd"/>
+      <w:r>
+        <w:rPr>
+          <w:rFonts w:cstheme="minorHAnsi" w:hint="eastAsia"/>
+          <w:sz w:val="20"/>
+          <w:szCs w:val="20"/>
+        </w:rPr>
+        <w:t xml:space="preserve"> 2</w:t>
+      </w:r>
+      <w:r>
+        <w:rPr>
+          <w:rFonts w:cstheme="minorHAnsi" w:hint="eastAsia"/>
+          <w:sz w:val="20"/>
+          <w:szCs w:val="20"/>
+        </w:rPr>
+        <w:t>章</w:t>
+      </w:r>
+      <w:r>
+        <w:rPr>
+          <w:rFonts w:cstheme="minorHAnsi" w:hint="eastAsia"/>
+          <w:sz w:val="20"/>
+          <w:szCs w:val="20"/>
+        </w:rPr>
+        <w:t>8-13</w:t>
+      </w:r>
+      <w:r>
+        <w:rPr>
+          <w:rFonts w:cstheme="minorHAnsi" w:hint="eastAsia"/>
+          <w:sz w:val="20"/>
+          <w:szCs w:val="20"/>
+        </w:rPr>
+        <w:t>節：ヤコブは、ヘブライ語聖書にある何百もの「王の律法」を、新約聖書の「自由の律法」へと集約しています。何百もの「王の律法」は神が求めておられるものですが、すべてを守ることはあまりに困難です。誰もが失敗してしまうでしょう。むしろ、「自由の律法」は、私たちが今どのような立場にあり、神が私たちを贖うために何をしてくださったのかを思い出させてくれます。</w:t>
+      </w:r>
+    </w:p>
+    <w:p>
+      <w:pPr>
+        <w:rPr>
+          <w:rFonts w:cstheme="minorHAnsi" w:hint="eastAsia"/>
+          <w:sz w:val="20"/>
+          <w:szCs w:val="20"/>
+        </w:rPr>
+      </w:pPr>
+      <w:r>
+        <w:rPr>
+          <w:rFonts w:cstheme="minorHAnsi" w:hint="eastAsia"/>
+          <w:sz w:val="20"/>
+          <w:szCs w:val="20"/>
+        </w:rPr>
+        <w:t>「</w:t>
+      </w:r>
+      <w:proofErr w:type="spellStart"/>
+      <w:r>
+        <w:rPr>
+          <w:rFonts w:cstheme="minorHAnsi" w:hint="eastAsia"/>
+          <w:sz w:val="20"/>
+          <w:szCs w:val="20"/>
+        </w:rPr>
+        <w:t>自由の律法」は</w:t>
+      </w:r>
+      <w:proofErr w:type="spellEnd"/>
+      <w:r>
+        <w:rPr>
+          <w:rFonts w:cstheme="minorHAnsi" w:hint="eastAsia"/>
+          <w:sz w:val="20"/>
+          <w:szCs w:val="20"/>
+        </w:rPr>
+        <w:t>、「</w:t>
+      </w:r>
+      <w:proofErr w:type="spellStart"/>
+      <w:r>
+        <w:rPr>
+          <w:rFonts w:cstheme="minorHAnsi" w:hint="eastAsia"/>
+          <w:sz w:val="20"/>
+          <w:szCs w:val="20"/>
+        </w:rPr>
+        <w:t>王の律法」と同じ戒めや基準を持っていますが、そのあり方（姿勢）は異なります</w:t>
+      </w:r>
+      <w:proofErr w:type="spellEnd"/>
+      <w:r>
+        <w:rPr>
+          <w:rFonts w:cstheme="minorHAnsi" w:hint="eastAsia"/>
+          <w:sz w:val="20"/>
+          <w:szCs w:val="20"/>
+        </w:rPr>
+        <w:t>。</w:t>
+      </w:r>
+    </w:p>
+    <w:p>
+      <w:pPr>
+        <w:rPr>
+          <w:rFonts w:cstheme="minorHAnsi" w:hint="eastAsia"/>
+          <w:sz w:val="20"/>
+          <w:szCs w:val="20"/>
+        </w:rPr>
+      </w:pPr>
+      <w:r>
+        <w:rPr>
+          <w:rFonts w:cstheme="minorHAnsi" w:hint="eastAsia"/>
+          <w:sz w:val="20"/>
+          <w:szCs w:val="20"/>
+        </w:rPr>
+        <w:t>その違いは、「自由の律法」の下では私たちが自由であるという点にあります。もし神の「王の律法」を自分の力だけで行おうとすれば、疲れ果ててしまうでしょう。しかし、イエスがすでに私たちのために「王の律法」を成就してくださいました。ですから今、私たちはその新しいアイデンティティに基づいて生きることができるのです。</w:t>
+      </w:r>
+    </w:p>
+    <w:p>
+      <w:pPr>
+        <w:rPr>
+          <w:rFonts w:cstheme="minorHAnsi" w:hint="eastAsia"/>
+          <w:sz w:val="20"/>
+          <w:szCs w:val="20"/>
+        </w:rPr>
+      </w:pPr>
+      <w:proofErr w:type="spellStart"/>
+      <w:r>
+        <w:rPr>
+          <w:rFonts w:cstheme="minorHAnsi" w:hint="eastAsia"/>
+          <w:sz w:val="20"/>
+          <w:szCs w:val="20"/>
+        </w:rPr>
+        <w:t>結論</w:t>
+      </w:r>
+      <w:proofErr w:type="spellEnd"/>
+      <w:r>
+        <w:rPr>
+          <w:rFonts w:cstheme="minorHAnsi" w:hint="eastAsia"/>
+          <w:sz w:val="20"/>
+          <w:szCs w:val="20"/>
+        </w:rPr>
+        <w:t>：</w:t>
+      </w:r>
+    </w:p>
+    <w:p>
+      <w:pPr>
+        <w:rPr>
+          <w:rFonts w:cstheme="minorHAnsi"/>
+          <w:sz w:val="20"/>
+          <w:szCs w:val="20"/>
+        </w:rPr>
+      </w:pPr>
+      <w:r>
+        <w:rPr>
+          <w:rFonts w:cstheme="minorHAnsi" w:hint="eastAsia"/>
+          <w:sz w:val="20"/>
+          <w:szCs w:val="20"/>
+        </w:rPr>
+        <w:t>今週、自分に何の見返りも求めない相手と、何にも急かされることのない時間を</w:t>
+      </w:r>
+      <w:r>
+        <w:rPr>
+          <w:rFonts w:cstheme="minorHAnsi" w:hint="eastAsia"/>
+          <w:sz w:val="20"/>
+          <w:szCs w:val="20"/>
+        </w:rPr>
+        <w:t>1</w:t>
+      </w:r>
+      <w:r>
+        <w:rPr>
+          <w:rFonts w:cstheme="minorHAnsi" w:hint="eastAsia"/>
+          <w:sz w:val="20"/>
+          <w:szCs w:val="20"/>
+        </w:rPr>
+        <w:t>時間過ごしてみてください。</w:t>
+      </w:r>
+    </w:p>
+    <w:p>
+      <w:pPr>
+        <w:rPr>
+          <w:rFonts w:cstheme="minorHAnsi"/>
           <w:sz w:val="20"/>
           <w:szCs w:val="20"/>
         </w:rPr>
       </w:pPr>
     </w:p>
     <w:sectPr>
-      <w:footerReference w:type="default" r:id="rId36"/>
+      <w:footerReference w:type="default" r:id="rId37"/>
       <w:pgSz w:w="12240" w:h="15840"/>
       <w:pgMar w:top="1440" w:right="1440" w:bottom="1530" w:left="1440" w:header="0" w:footer="720" w:gutter="0"/>
       <w:cols w:space="720"/>
@@ -5832,9 +10399,9 @@
     </w:lvl>
   </w:abstractNum>
   <w:abstractNum w:abstractNumId="1" w15:restartNumberingAfterBreak="0">
-    <w:nsid w:val="0DB474C1"/>
+    <w:nsid w:val="0C6B0EBA"/>
     <w:multiLevelType w:val="multilevel"/>
-    <w:tmpl w:val="CCBAA73C"/>
+    <w:tmpl w:val="75082026"/>
     <w:lvl w:ilvl="0">
       <w:start w:val="1"/>
       <w:numFmt w:val="bullet"/>
@@ -5981,9 +10548,9 @@
     </w:lvl>
   </w:abstractNum>
   <w:abstractNum w:abstractNumId="2" w15:restartNumberingAfterBreak="0">
-    <w:nsid w:val="265E2F28"/>
+    <w:nsid w:val="0DB474C1"/>
     <w:multiLevelType w:val="multilevel"/>
-    <w:tmpl w:val="BB867B6C"/>
+    <w:tmpl w:val="CCBAA73C"/>
     <w:lvl w:ilvl="0">
       <w:start w:val="1"/>
       <w:numFmt w:val="bullet"/>
@@ -6130,9 +10697,9 @@
     </w:lvl>
   </w:abstractNum>
   <w:abstractNum w:abstractNumId="3" w15:restartNumberingAfterBreak="0">
-    <w:nsid w:val="3A4A5D43"/>
+    <w:nsid w:val="265E2F28"/>
     <w:multiLevelType w:val="multilevel"/>
-    <w:tmpl w:val="50E60C10"/>
+    <w:tmpl w:val="BB867B6C"/>
     <w:lvl w:ilvl="0">
       <w:start w:val="1"/>
       <w:numFmt w:val="bullet"/>
@@ -6279,9 +10846,9 @@
     </w:lvl>
   </w:abstractNum>
   <w:abstractNum w:abstractNumId="4" w15:restartNumberingAfterBreak="0">
-    <w:nsid w:val="3D2F6733"/>
+    <w:nsid w:val="3A4A5D43"/>
     <w:multiLevelType w:val="multilevel"/>
-    <w:tmpl w:val="B9243440"/>
+    <w:tmpl w:val="50E60C10"/>
     <w:lvl w:ilvl="0">
       <w:start w:val="1"/>
       <w:numFmt w:val="bullet"/>
@@ -6428,9 +10995,9 @@
     </w:lvl>
   </w:abstractNum>
   <w:abstractNum w:abstractNumId="5" w15:restartNumberingAfterBreak="0">
-    <w:nsid w:val="51591C76"/>
+    <w:nsid w:val="3D2F6733"/>
     <w:multiLevelType w:val="multilevel"/>
-    <w:tmpl w:val="3C7479DA"/>
+    <w:tmpl w:val="B9243440"/>
     <w:lvl w:ilvl="0">
       <w:start w:val="1"/>
       <w:numFmt w:val="bullet"/>
@@ -6577,9 +11144,9 @@
     </w:lvl>
   </w:abstractNum>
   <w:abstractNum w:abstractNumId="6" w15:restartNumberingAfterBreak="0">
-    <w:nsid w:val="51FD15E0"/>
+    <w:nsid w:val="51591C76"/>
     <w:multiLevelType w:val="multilevel"/>
-    <w:tmpl w:val="EAE05A36"/>
+    <w:tmpl w:val="3C7479DA"/>
     <w:lvl w:ilvl="0">
       <w:start w:val="1"/>
       <w:numFmt w:val="bullet"/>
@@ -6726,9 +11293,9 @@
     </w:lvl>
   </w:abstractNum>
   <w:abstractNum w:abstractNumId="7" w15:restartNumberingAfterBreak="0">
-    <w:nsid w:val="6D9F3871"/>
+    <w:nsid w:val="51FD15E0"/>
     <w:multiLevelType w:val="multilevel"/>
-    <w:tmpl w:val="049A011A"/>
+    <w:tmpl w:val="EAE05A36"/>
     <w:lvl w:ilvl="0">
       <w:start w:val="1"/>
       <w:numFmt w:val="bullet"/>
@@ -6875,9 +11442,9 @@
     </w:lvl>
   </w:abstractNum>
   <w:abstractNum w:abstractNumId="8" w15:restartNumberingAfterBreak="0">
-    <w:nsid w:val="6E410EDC"/>
+    <w:nsid w:val="6D9F3871"/>
     <w:multiLevelType w:val="multilevel"/>
-    <w:tmpl w:val="A52277D0"/>
+    <w:tmpl w:val="049A011A"/>
     <w:lvl w:ilvl="0">
       <w:start w:val="1"/>
       <w:numFmt w:val="bullet"/>
@@ -7024,9 +11591,9 @@
     </w:lvl>
   </w:abstractNum>
   <w:abstractNum w:abstractNumId="9" w15:restartNumberingAfterBreak="0">
-    <w:nsid w:val="6FA31C71"/>
+    <w:nsid w:val="6E410EDC"/>
     <w:multiLevelType w:val="multilevel"/>
-    <w:tmpl w:val="AA5AD366"/>
+    <w:tmpl w:val="A52277D0"/>
     <w:lvl w:ilvl="0">
       <w:start w:val="1"/>
       <w:numFmt w:val="bullet"/>
@@ -7173,9 +11740,9 @@
     </w:lvl>
   </w:abstractNum>
   <w:abstractNum w:abstractNumId="10" w15:restartNumberingAfterBreak="0">
-    <w:nsid w:val="75B4584C"/>
+    <w:nsid w:val="6FA31C71"/>
     <w:multiLevelType w:val="multilevel"/>
-    <w:tmpl w:val="5360FBFA"/>
+    <w:tmpl w:val="AA5AD366"/>
     <w:lvl w:ilvl="0">
       <w:start w:val="1"/>
       <w:numFmt w:val="bullet"/>
@@ -7322,9 +11889,9 @@
     </w:lvl>
   </w:abstractNum>
   <w:abstractNum w:abstractNumId="11" w15:restartNumberingAfterBreak="0">
-    <w:nsid w:val="7D2005DA"/>
+    <w:nsid w:val="75B4584C"/>
     <w:multiLevelType w:val="multilevel"/>
-    <w:tmpl w:val="6D607822"/>
+    <w:tmpl w:val="5360FBFA"/>
     <w:lvl w:ilvl="0">
       <w:start w:val="1"/>
       <w:numFmt w:val="bullet"/>
@@ -7470,41 +12037,193 @@
       </w:rPr>
     </w:lvl>
   </w:abstractNum>
+  <w:abstractNum w:abstractNumId="12" w15:restartNumberingAfterBreak="0">
+    <w:nsid w:val="7D2005DA"/>
+    <w:multiLevelType w:val="multilevel"/>
+    <w:tmpl w:val="6D607822"/>
+    <w:lvl w:ilvl="0">
+      <w:start w:val="1"/>
+      <w:numFmt w:val="bullet"/>
+      <w:lvlText w:val=""/>
+      <w:lvlJc w:val="left"/>
+      <w:pPr>
+        <w:tabs>
+          <w:tab w:val="num" w:pos="720"/>
+        </w:tabs>
+        <w:ind w:left="720" w:hanging="360"/>
+      </w:pPr>
+      <w:rPr>
+        <w:rFonts w:ascii="Symbol" w:hAnsi="Symbol" w:hint="default"/>
+        <w:sz w:val="20"/>
+      </w:rPr>
+    </w:lvl>
+    <w:lvl w:ilvl="1" w:tentative="1">
+      <w:start w:val="1"/>
+      <w:numFmt w:val="bullet"/>
+      <w:lvlText w:val="o"/>
+      <w:lvlJc w:val="left"/>
+      <w:pPr>
+        <w:tabs>
+          <w:tab w:val="num" w:pos="1440"/>
+        </w:tabs>
+        <w:ind w:left="1440" w:hanging="360"/>
+      </w:pPr>
+      <w:rPr>
+        <w:rFonts w:ascii="Courier New" w:hAnsi="Courier New" w:hint="default"/>
+        <w:sz w:val="20"/>
+      </w:rPr>
+    </w:lvl>
+    <w:lvl w:ilvl="2" w:tentative="1">
+      <w:start w:val="1"/>
+      <w:numFmt w:val="bullet"/>
+      <w:lvlText w:val=""/>
+      <w:lvlJc w:val="left"/>
+      <w:pPr>
+        <w:tabs>
+          <w:tab w:val="num" w:pos="2160"/>
+        </w:tabs>
+        <w:ind w:left="2160" w:hanging="360"/>
+      </w:pPr>
+      <w:rPr>
+        <w:rFonts w:ascii="Wingdings" w:hAnsi="Wingdings" w:hint="default"/>
+        <w:sz w:val="20"/>
+      </w:rPr>
+    </w:lvl>
+    <w:lvl w:ilvl="3" w:tentative="1">
+      <w:start w:val="1"/>
+      <w:numFmt w:val="bullet"/>
+      <w:lvlText w:val=""/>
+      <w:lvlJc w:val="left"/>
+      <w:pPr>
+        <w:tabs>
+          <w:tab w:val="num" w:pos="2880"/>
+        </w:tabs>
+        <w:ind w:left="2880" w:hanging="360"/>
+      </w:pPr>
+      <w:rPr>
+        <w:rFonts w:ascii="Wingdings" w:hAnsi="Wingdings" w:hint="default"/>
+        <w:sz w:val="20"/>
+      </w:rPr>
+    </w:lvl>
+    <w:lvl w:ilvl="4" w:tentative="1">
+      <w:start w:val="1"/>
+      <w:numFmt w:val="bullet"/>
+      <w:lvlText w:val=""/>
+      <w:lvlJc w:val="left"/>
+      <w:pPr>
+        <w:tabs>
+          <w:tab w:val="num" w:pos="3600"/>
+        </w:tabs>
+        <w:ind w:left="3600" w:hanging="360"/>
+      </w:pPr>
+      <w:rPr>
+        <w:rFonts w:ascii="Wingdings" w:hAnsi="Wingdings" w:hint="default"/>
+        <w:sz w:val="20"/>
+      </w:rPr>
+    </w:lvl>
+    <w:lvl w:ilvl="5" w:tentative="1">
+      <w:start w:val="1"/>
+      <w:numFmt w:val="bullet"/>
+      <w:lvlText w:val=""/>
+      <w:lvlJc w:val="left"/>
+      <w:pPr>
+        <w:tabs>
+          <w:tab w:val="num" w:pos="4320"/>
+        </w:tabs>
+        <w:ind w:left="4320" w:hanging="360"/>
+      </w:pPr>
+      <w:rPr>
+        <w:rFonts w:ascii="Wingdings" w:hAnsi="Wingdings" w:hint="default"/>
+        <w:sz w:val="20"/>
+      </w:rPr>
+    </w:lvl>
+    <w:lvl w:ilvl="6" w:tentative="1">
+      <w:start w:val="1"/>
+      <w:numFmt w:val="bullet"/>
+      <w:lvlText w:val=""/>
+      <w:lvlJc w:val="left"/>
+      <w:pPr>
+        <w:tabs>
+          <w:tab w:val="num" w:pos="5040"/>
+        </w:tabs>
+        <w:ind w:left="5040" w:hanging="360"/>
+      </w:pPr>
+      <w:rPr>
+        <w:rFonts w:ascii="Wingdings" w:hAnsi="Wingdings" w:hint="default"/>
+        <w:sz w:val="20"/>
+      </w:rPr>
+    </w:lvl>
+    <w:lvl w:ilvl="7" w:tentative="1">
+      <w:start w:val="1"/>
+      <w:numFmt w:val="bullet"/>
+      <w:lvlText w:val=""/>
+      <w:lvlJc w:val="left"/>
+      <w:pPr>
+        <w:tabs>
+          <w:tab w:val="num" w:pos="5760"/>
+        </w:tabs>
+        <w:ind w:left="5760" w:hanging="360"/>
+      </w:pPr>
+      <w:rPr>
+        <w:rFonts w:ascii="Wingdings" w:hAnsi="Wingdings" w:hint="default"/>
+        <w:sz w:val="20"/>
+      </w:rPr>
+    </w:lvl>
+    <w:lvl w:ilvl="8" w:tentative="1">
+      <w:start w:val="1"/>
+      <w:numFmt w:val="bullet"/>
+      <w:lvlText w:val=""/>
+      <w:lvlJc w:val="left"/>
+      <w:pPr>
+        <w:tabs>
+          <w:tab w:val="num" w:pos="6480"/>
+        </w:tabs>
+        <w:ind w:left="6480" w:hanging="360"/>
+      </w:pPr>
+      <w:rPr>
+        <w:rFonts w:ascii="Wingdings" w:hAnsi="Wingdings" w:hint="default"/>
+        <w:sz w:val="20"/>
+      </w:rPr>
+    </w:lvl>
+  </w:abstractNum>
   <w:num w:numId="1" w16cid:durableId="589042534">
+    <w:abstractNumId w:val="12"/>
+  </w:num>
+  <w:num w:numId="2" w16cid:durableId="632755494">
+    <w:abstractNumId w:val="7"/>
+  </w:num>
+  <w:num w:numId="3" w16cid:durableId="718167228">
     <w:abstractNumId w:val="11"/>
   </w:num>
-  <w:num w:numId="2" w16cid:durableId="632755494">
+  <w:num w:numId="4" w16cid:durableId="426275593">
     <w:abstractNumId w:val="6"/>
-  </w:num>
-  <w:num w:numId="3" w16cid:durableId="718167228">
-    <w:abstractNumId w:val="10"/>
-  </w:num>
-  <w:num w:numId="4" w16cid:durableId="426275593">
-    <w:abstractNumId w:val="5"/>
   </w:num>
   <w:num w:numId="5" w16cid:durableId="1223519436">
     <w:abstractNumId w:val="0"/>
   </w:num>
   <w:num w:numId="6" w16cid:durableId="452596309">
-    <w:abstractNumId w:val="1"/>
+    <w:abstractNumId w:val="2"/>
   </w:num>
   <w:num w:numId="7" w16cid:durableId="97801216">
+    <w:abstractNumId w:val="9"/>
+  </w:num>
+  <w:num w:numId="8" w16cid:durableId="498891688">
+    <w:abstractNumId w:val="4"/>
+  </w:num>
+  <w:num w:numId="9" w16cid:durableId="801315586">
+    <w:abstractNumId w:val="3"/>
+  </w:num>
+  <w:num w:numId="10" w16cid:durableId="2098136264">
+    <w:abstractNumId w:val="5"/>
+  </w:num>
+  <w:num w:numId="11" w16cid:durableId="926234776">
+    <w:abstractNumId w:val="10"/>
+  </w:num>
+  <w:num w:numId="12" w16cid:durableId="1155995746">
     <w:abstractNumId w:val="8"/>
   </w:num>
-  <w:num w:numId="8" w16cid:durableId="498891688">
-    <w:abstractNumId w:val="3"/>
-  </w:num>
-  <w:num w:numId="9" w16cid:durableId="801315586">
-    <w:abstractNumId w:val="2"/>
-  </w:num>
-  <w:num w:numId="10" w16cid:durableId="2098136264">
-    <w:abstractNumId w:val="4"/>
-  </w:num>
-  <w:num w:numId="11" w16cid:durableId="926234776">
-    <w:abstractNumId w:val="9"/>
-  </w:num>
-  <w:num w:numId="12" w16cid:durableId="1155995746">
-    <w:abstractNumId w:val="7"/>
+  <w:num w:numId="13" w16cid:durableId="1281690872">
+    <w:abstractNumId w:val="1"/>
   </w:num>
   <w:numIdMacAtCleanup w:val="4"/>
 </w:numbering>

--- a/Church/2026/2026_0829_MenloChurch.docx
+++ b/Church/2026/2026_0829_MenloChurch.docx
@@ -6613,287 +6613,16 @@
           <w:sz w:val="20"/>
           <w:szCs w:val="20"/>
         </w:rPr>
-        <w:t>Thanks God with us today, we slow down.</w:t>
-      </w:r>
-    </w:p>
-    <w:p>
-      <w:pPr>
-        <w:rPr>
-          <w:rFonts w:cstheme="minorHAnsi"/>
-          <w:sz w:val="20"/>
-          <w:szCs w:val="20"/>
-        </w:rPr>
-      </w:pPr>
-    </w:p>
-    <w:p>
-      <w:pPr>
-        <w:rPr>
-          <w:rFonts w:cstheme="minorHAnsi"/>
-          <w:sz w:val="20"/>
-          <w:szCs w:val="20"/>
-        </w:rPr>
-      </w:pPr>
-    </w:p>
-    <w:p>
-      <w:pPr>
-        <w:rPr>
-          <w:rFonts w:cstheme="minorHAnsi"/>
-          <w:sz w:val="20"/>
-          <w:szCs w:val="20"/>
-        </w:rPr>
-      </w:pPr>
-    </w:p>
-    <w:p>
-      <w:pPr>
-        <w:rPr>
-          <w:rFonts w:cstheme="minorHAnsi"/>
-          <w:sz w:val="20"/>
-          <w:szCs w:val="20"/>
-        </w:rPr>
-      </w:pPr>
-    </w:p>
-    <w:p>
-      <w:pPr>
-        <w:rPr>
-          <w:rFonts w:cstheme="minorHAnsi"/>
-          <w:sz w:val="20"/>
-          <w:szCs w:val="20"/>
-        </w:rPr>
-      </w:pPr>
-    </w:p>
-    <w:p>
-      <w:pPr>
-        <w:rPr>
-          <w:rFonts w:cstheme="minorHAnsi"/>
-          <w:sz w:val="20"/>
-          <w:szCs w:val="20"/>
-        </w:rPr>
-      </w:pPr>
-    </w:p>
-    <w:p>
-      <w:pPr>
-        <w:rPr>
-          <w:rFonts w:cstheme="minorHAnsi"/>
-          <w:sz w:val="20"/>
-          <w:szCs w:val="20"/>
-        </w:rPr>
-      </w:pPr>
-    </w:p>
-    <w:p>
-      <w:pPr>
-        <w:rPr>
-          <w:rFonts w:cstheme="minorHAnsi"/>
-          <w:sz w:val="20"/>
-          <w:szCs w:val="20"/>
-        </w:rPr>
-      </w:pPr>
-    </w:p>
-    <w:p>
-      <w:pPr>
-        <w:rPr>
-          <w:rFonts w:cstheme="minorHAnsi"/>
-          <w:sz w:val="20"/>
-          <w:szCs w:val="20"/>
-        </w:rPr>
-      </w:pPr>
-    </w:p>
-    <w:p>
-      <w:pPr>
-        <w:rPr>
-          <w:rFonts w:cstheme="minorHAnsi"/>
-          <w:sz w:val="20"/>
-          <w:szCs w:val="20"/>
-        </w:rPr>
-      </w:pPr>
-    </w:p>
-    <w:p>
-      <w:pPr>
-        <w:rPr>
-          <w:rFonts w:cstheme="minorHAnsi"/>
-          <w:sz w:val="20"/>
-          <w:szCs w:val="20"/>
-        </w:rPr>
-      </w:pPr>
-    </w:p>
-    <w:p>
-      <w:pPr>
-        <w:rPr>
-          <w:rFonts w:cstheme="minorHAnsi"/>
-          <w:sz w:val="20"/>
-          <w:szCs w:val="20"/>
-        </w:rPr>
-      </w:pPr>
-    </w:p>
-    <w:p>
-      <w:pPr>
-        <w:rPr>
-          <w:rFonts w:cstheme="minorHAnsi"/>
-          <w:sz w:val="20"/>
-          <w:szCs w:val="20"/>
-        </w:rPr>
-      </w:pPr>
-    </w:p>
-    <w:p>
-      <w:pPr>
-        <w:rPr>
-          <w:rFonts w:cstheme="minorHAnsi"/>
-          <w:sz w:val="20"/>
-          <w:szCs w:val="20"/>
-        </w:rPr>
-      </w:pPr>
-    </w:p>
-    <w:p>
-      <w:pPr>
-        <w:rPr>
-          <w:rFonts w:cstheme="minorHAnsi"/>
-          <w:sz w:val="20"/>
-          <w:szCs w:val="20"/>
-        </w:rPr>
-      </w:pPr>
-    </w:p>
-    <w:p>
-      <w:pPr>
-        <w:rPr>
-          <w:rFonts w:cstheme="minorHAnsi"/>
-          <w:sz w:val="20"/>
-          <w:szCs w:val="20"/>
-        </w:rPr>
-      </w:pPr>
-    </w:p>
-    <w:p>
-      <w:pPr>
-        <w:rPr>
-          <w:rFonts w:cstheme="minorHAnsi"/>
-          <w:sz w:val="20"/>
-          <w:szCs w:val="20"/>
-        </w:rPr>
-      </w:pPr>
-    </w:p>
-    <w:p>
-      <w:pPr>
-        <w:rPr>
-          <w:rFonts w:cstheme="minorHAnsi"/>
-          <w:sz w:val="20"/>
-          <w:szCs w:val="20"/>
-        </w:rPr>
-      </w:pPr>
-    </w:p>
-    <w:p>
-      <w:pPr>
-        <w:rPr>
-          <w:rFonts w:cstheme="minorHAnsi"/>
-          <w:sz w:val="20"/>
-          <w:szCs w:val="20"/>
-        </w:rPr>
-      </w:pPr>
-    </w:p>
-    <w:p>
-      <w:pPr>
-        <w:rPr>
-          <w:rFonts w:cstheme="minorHAnsi"/>
-          <w:sz w:val="20"/>
-          <w:szCs w:val="20"/>
-        </w:rPr>
-      </w:pPr>
-    </w:p>
-    <w:p>
-      <w:pPr>
-        <w:rPr>
-          <w:rFonts w:cstheme="minorHAnsi"/>
-          <w:sz w:val="20"/>
-          <w:szCs w:val="20"/>
-        </w:rPr>
-      </w:pPr>
-    </w:p>
-    <w:p>
-      <w:pPr>
-        <w:rPr>
-          <w:rFonts w:cstheme="minorHAnsi"/>
-          <w:sz w:val="20"/>
-          <w:szCs w:val="20"/>
-        </w:rPr>
-      </w:pPr>
-    </w:p>
-    <w:p>
-      <w:pPr>
-        <w:rPr>
-          <w:rFonts w:cstheme="minorHAnsi"/>
-          <w:sz w:val="20"/>
-          <w:szCs w:val="20"/>
-        </w:rPr>
-      </w:pPr>
-    </w:p>
-    <w:p>
-      <w:pPr>
-        <w:rPr>
-          <w:rFonts w:cstheme="minorHAnsi"/>
-          <w:sz w:val="20"/>
-          <w:szCs w:val="20"/>
-        </w:rPr>
-      </w:pPr>
-    </w:p>
-    <w:p>
-      <w:pPr>
-        <w:rPr>
-          <w:rFonts w:cstheme="minorHAnsi"/>
-          <w:sz w:val="20"/>
-          <w:szCs w:val="20"/>
-        </w:rPr>
-      </w:pPr>
-    </w:p>
-    <w:p>
-      <w:pPr>
-        <w:rPr>
-          <w:rFonts w:cstheme="minorHAnsi"/>
-          <w:sz w:val="20"/>
-          <w:szCs w:val="20"/>
-        </w:rPr>
-      </w:pPr>
-    </w:p>
-    <w:p>
-      <w:pPr>
-        <w:rPr>
-          <w:rFonts w:cstheme="minorHAnsi"/>
-          <w:sz w:val="20"/>
-          <w:szCs w:val="20"/>
-        </w:rPr>
-      </w:pPr>
-    </w:p>
-    <w:p>
-      <w:pPr>
-        <w:rPr>
-          <w:rFonts w:cstheme="minorHAnsi"/>
-          <w:sz w:val="20"/>
-          <w:szCs w:val="20"/>
-        </w:rPr>
-      </w:pPr>
-    </w:p>
-    <w:p>
-      <w:pPr>
-        <w:rPr>
-          <w:rFonts w:cstheme="minorHAnsi"/>
-          <w:sz w:val="20"/>
-          <w:szCs w:val="20"/>
-        </w:rPr>
-      </w:pPr>
-    </w:p>
-    <w:p>
-      <w:pPr>
-        <w:rPr>
-          <w:rFonts w:cstheme="minorHAnsi"/>
-          <w:sz w:val="20"/>
-          <w:szCs w:val="20"/>
-        </w:rPr>
-      </w:pPr>
-    </w:p>
-    <w:p>
-      <w:pPr>
-        <w:rPr>
-          <w:rFonts w:cstheme="minorHAnsi"/>
-          <w:sz w:val="20"/>
-          <w:szCs w:val="20"/>
-        </w:rPr>
-      </w:pPr>
+        <w:t>Thanks God with us today, we slow down</w:t>
+      </w:r>
+      <w:r>
+        <w:rPr>
+          <w:rFonts w:cstheme="minorHAnsi"/>
+          <w:sz w:val="20"/>
+          <w:szCs w:val="20"/>
+        </w:rPr>
+        <w:t>.</w:t>
+      </w:r>
     </w:p>
     <w:p>
       <w:pPr>
@@ -6997,6 +6726,7 @@
           <w:sz w:val="20"/>
           <w:szCs w:val="20"/>
         </w:rPr>
+        <w:lastRenderedPageBreak/>
         <w:t>08/</w:t>
       </w:r>
       <w:r>
@@ -7720,28 +7450,1100 @@
           <w:sz w:val="20"/>
           <w:szCs w:val="20"/>
         </w:rPr>
+        <w:t>3</w:t>
+      </w:r>
+      <w:r>
+        <w:rPr>
+          <w:rFonts w:cstheme="minorHAnsi"/>
+          <w:sz w:val="20"/>
+          <w:szCs w:val="20"/>
+        </w:rPr>
+        <w:t xml:space="preserve">. </w:t>
+      </w:r>
+      <w:r>
+        <w:rPr>
+          <w:rFonts w:cstheme="minorHAnsi"/>
+          <w:sz w:val="20"/>
+          <w:szCs w:val="20"/>
+        </w:rPr>
+        <w:t>James 2:</w:t>
+      </w:r>
+      <w:r>
+        <w:rPr>
+          <w:rFonts w:cstheme="minorHAnsi"/>
+          <w:sz w:val="20"/>
+          <w:szCs w:val="20"/>
+        </w:rPr>
+        <w:t>8</w:t>
+      </w:r>
+      <w:r>
+        <w:rPr>
+          <w:rFonts w:cstheme="minorHAnsi"/>
+          <w:sz w:val="20"/>
+          <w:szCs w:val="20"/>
+        </w:rPr>
+        <w:t>–</w:t>
+      </w:r>
+      <w:r>
+        <w:rPr>
+          <w:rFonts w:cstheme="minorHAnsi"/>
+          <w:sz w:val="20"/>
+          <w:szCs w:val="20"/>
+        </w:rPr>
+        <w:t>13</w:t>
+      </w:r>
+      <w:r>
+        <w:rPr>
+          <w:rFonts w:cstheme="minorHAnsi"/>
+          <w:sz w:val="20"/>
+          <w:szCs w:val="20"/>
+        </w:rPr>
+        <w:t>:</w:t>
+      </w:r>
+      <w:r>
+        <w:rPr>
+          <w:rFonts w:cstheme="minorHAnsi"/>
+          <w:sz w:val="20"/>
+          <w:szCs w:val="20"/>
+        </w:rPr>
+        <w:t xml:space="preserve"> J</w:t>
+      </w:r>
+      <w:r>
+        <w:rPr>
+          <w:rFonts w:cstheme="minorHAnsi"/>
+          <w:sz w:val="20"/>
+          <w:szCs w:val="20"/>
+        </w:rPr>
+        <w:t xml:space="preserve">ames makes from </w:t>
+      </w:r>
+      <w:r>
+        <w:rPr>
+          <w:rFonts w:cstheme="minorHAnsi"/>
+          <w:sz w:val="20"/>
+          <w:szCs w:val="20"/>
+        </w:rPr>
+        <w:t xml:space="preserve">hundreds of </w:t>
+      </w:r>
+      <w:r>
+        <w:rPr>
+          <w:rFonts w:cstheme="minorHAnsi"/>
+          <w:sz w:val="20"/>
+          <w:szCs w:val="20"/>
+        </w:rPr>
+        <w:t xml:space="preserve">“royal </w:t>
+      </w:r>
+      <w:r>
+        <w:rPr>
+          <w:rFonts w:cstheme="minorHAnsi"/>
+          <w:sz w:val="20"/>
+          <w:szCs w:val="20"/>
+        </w:rPr>
+        <w:t>laws</w:t>
+      </w:r>
+      <w:r>
+        <w:rPr>
+          <w:rFonts w:cstheme="minorHAnsi"/>
+          <w:sz w:val="20"/>
+          <w:szCs w:val="20"/>
+        </w:rPr>
+        <w:t>” from Hebrew scriptures into the “law of liberty” in James Book 1 and 2 of New Testament.</w:t>
+      </w:r>
+      <w:r>
+        <w:rPr>
+          <w:rFonts w:cstheme="minorHAnsi"/>
+          <w:sz w:val="20"/>
+          <w:szCs w:val="20"/>
+        </w:rPr>
+        <w:t xml:space="preserve"> </w:t>
+      </w:r>
+      <w:r>
+        <w:rPr>
+          <w:rFonts w:cstheme="minorHAnsi"/>
+          <w:sz w:val="20"/>
+          <w:szCs w:val="20"/>
+        </w:rPr>
+        <w:t>H</w:t>
+      </w:r>
+      <w:r>
+        <w:rPr>
+          <w:rFonts w:cstheme="minorHAnsi"/>
+          <w:sz w:val="20"/>
+          <w:szCs w:val="20"/>
+        </w:rPr>
+        <w:t>undreds of royal laws are required by God and too hard to follow. Everyone will fail. Instead, the law of liberty reminds us where we stand and what God did to redeem us.</w:t>
+      </w:r>
+    </w:p>
+    <w:p>
+      <w:pPr>
+        <w:rPr>
+          <w:rFonts w:cstheme="minorHAnsi"/>
+          <w:sz w:val="20"/>
+          <w:szCs w:val="20"/>
+        </w:rPr>
+      </w:pPr>
+      <w:r>
+        <w:rPr>
+          <w:rFonts w:cstheme="minorHAnsi"/>
+          <w:sz w:val="20"/>
+          <w:szCs w:val="20"/>
+        </w:rPr>
+        <w:t xml:space="preserve">“Law of Liberty” has same commands and standards as “Royal Law” but different posture. </w:t>
+      </w:r>
+    </w:p>
+    <w:p>
+      <w:pPr>
+        <w:rPr>
+          <w:rFonts w:cstheme="minorHAnsi"/>
+          <w:sz w:val="20"/>
+          <w:szCs w:val="20"/>
+        </w:rPr>
+      </w:pPr>
+      <w:r>
+        <w:rPr>
+          <w:rFonts w:cstheme="minorHAnsi"/>
+          <w:sz w:val="20"/>
+          <w:szCs w:val="20"/>
+        </w:rPr>
+        <w:t>The difference is under the “Law of Liberty”, we are free.</w:t>
+      </w:r>
+      <w:r>
+        <w:rPr>
+          <w:rFonts w:cstheme="minorHAnsi"/>
+          <w:sz w:val="20"/>
+          <w:szCs w:val="20"/>
+        </w:rPr>
+        <w:t xml:space="preserve"> </w:t>
+      </w:r>
+      <w:r>
+        <w:rPr>
+          <w:rFonts w:cstheme="minorHAnsi"/>
+          <w:sz w:val="20"/>
+          <w:szCs w:val="20"/>
+        </w:rPr>
+        <w:t>If you do the “Royal Law” of God by your own, you are exhausted.</w:t>
+      </w:r>
+      <w:r>
+        <w:rPr>
+          <w:rFonts w:cstheme="minorHAnsi"/>
+          <w:sz w:val="20"/>
+          <w:szCs w:val="20"/>
+        </w:rPr>
+        <w:t xml:space="preserve"> </w:t>
+      </w:r>
+      <w:r>
+        <w:rPr>
+          <w:rFonts w:cstheme="minorHAnsi"/>
+          <w:sz w:val="20"/>
+          <w:szCs w:val="20"/>
+        </w:rPr>
+        <w:t xml:space="preserve">Jesus already did the “Royal Law” for us, Now, you get to live from that new identity. </w:t>
+      </w:r>
+    </w:p>
+    <w:p>
+      <w:pPr>
+        <w:rPr>
+          <w:rFonts w:cstheme="minorHAnsi"/>
+          <w:sz w:val="20"/>
+          <w:szCs w:val="20"/>
+        </w:rPr>
+      </w:pPr>
+      <w:r>
+        <w:rPr>
+          <w:rFonts w:cstheme="minorHAnsi"/>
+          <w:sz w:val="20"/>
+          <w:szCs w:val="20"/>
+        </w:rPr>
+        <w:t>Conclusion:</w:t>
+      </w:r>
+    </w:p>
+    <w:p>
+      <w:pPr>
+        <w:rPr>
+          <w:rFonts w:cstheme="minorHAnsi"/>
+          <w:sz w:val="20"/>
+          <w:szCs w:val="20"/>
+        </w:rPr>
+      </w:pPr>
+      <w:r>
+        <w:rPr>
+          <w:rFonts w:cstheme="minorHAnsi"/>
+          <w:sz w:val="20"/>
+          <w:szCs w:val="20"/>
+        </w:rPr>
+        <w:t>Find one unhurried hour this week with someone who do nothing for you.</w:t>
+      </w:r>
+    </w:p>
+    <w:p>
+      <w:pPr>
+        <w:rPr>
+          <w:rFonts w:cstheme="minorHAnsi"/>
+          <w:sz w:val="20"/>
+          <w:szCs w:val="20"/>
+        </w:rPr>
+      </w:pPr>
+    </w:p>
+    <w:p>
+      <w:pPr>
+        <w:rPr>
+          <w:rFonts w:cstheme="minorHAnsi"/>
+          <w:sz w:val="20"/>
+          <w:szCs w:val="20"/>
+        </w:rPr>
+      </w:pPr>
+      <w:r>
+        <w:rPr>
+          <w:rFonts w:cstheme="minorHAnsi"/>
+          <w:sz w:val="20"/>
+          <w:szCs w:val="20"/>
+        </w:rPr>
+        <w:t>===</w:t>
+      </w:r>
+    </w:p>
+    <w:p>
+      <w:pPr>
+        <w:rPr>
+          <w:rFonts w:cstheme="minorHAnsi" w:hint="eastAsia"/>
+          <w:sz w:val="20"/>
+          <w:szCs w:val="20"/>
+        </w:rPr>
+      </w:pPr>
+      <w:r>
+        <w:rPr>
+          <w:rFonts w:cstheme="minorHAnsi" w:hint="eastAsia"/>
+          <w:sz w:val="20"/>
+          <w:szCs w:val="20"/>
+        </w:rPr>
+        <w:t>2026</w:t>
+      </w:r>
+      <w:r>
+        <w:rPr>
+          <w:rFonts w:cstheme="minorHAnsi" w:hint="eastAsia"/>
+          <w:sz w:val="20"/>
+          <w:szCs w:val="20"/>
+        </w:rPr>
+        <w:t>年</w:t>
+      </w:r>
+      <w:r>
+        <w:rPr>
+          <w:rFonts w:cstheme="minorHAnsi" w:hint="eastAsia"/>
+          <w:sz w:val="20"/>
+          <w:szCs w:val="20"/>
+        </w:rPr>
+        <w:t>8</w:t>
+      </w:r>
+      <w:r>
+        <w:rPr>
+          <w:rFonts w:cstheme="minorHAnsi" w:hint="eastAsia"/>
+          <w:sz w:val="20"/>
+          <w:szCs w:val="20"/>
+        </w:rPr>
+        <w:t>月</w:t>
+      </w:r>
+      <w:r>
+        <w:rPr>
+          <w:rFonts w:cstheme="minorHAnsi" w:hint="eastAsia"/>
+          <w:sz w:val="20"/>
+          <w:szCs w:val="20"/>
+        </w:rPr>
+        <w:t>29</w:t>
+      </w:r>
+      <w:r>
+        <w:rPr>
+          <w:rFonts w:cstheme="minorHAnsi" w:hint="eastAsia"/>
+          <w:sz w:val="20"/>
+          <w:szCs w:val="20"/>
+        </w:rPr>
+        <w:t>日，</w:t>
+      </w:r>
+      <w:r>
+        <w:rPr>
+          <w:rFonts w:cstheme="minorHAnsi" w:hint="eastAsia"/>
+          <w:sz w:val="20"/>
+          <w:szCs w:val="20"/>
+        </w:rPr>
+        <w:t>Menlo</w:t>
+      </w:r>
+      <w:r>
+        <w:rPr>
+          <w:rFonts w:cstheme="minorHAnsi" w:hint="eastAsia"/>
+          <w:sz w:val="20"/>
+          <w:szCs w:val="20"/>
+        </w:rPr>
+        <w:t>教會敬拜（回顧上週，</w:t>
+      </w:r>
+      <w:r>
+        <w:rPr>
+          <w:rFonts w:cstheme="minorHAnsi" w:hint="eastAsia"/>
+          <w:sz w:val="20"/>
+          <w:szCs w:val="20"/>
+        </w:rPr>
+        <w:t>2026</w:t>
+      </w:r>
+      <w:r>
+        <w:rPr>
+          <w:rFonts w:cstheme="minorHAnsi" w:hint="eastAsia"/>
+          <w:sz w:val="20"/>
+          <w:szCs w:val="20"/>
+        </w:rPr>
+        <w:t>年</w:t>
+      </w:r>
+      <w:r>
+        <w:rPr>
+          <w:rFonts w:cstheme="minorHAnsi" w:hint="eastAsia"/>
+          <w:sz w:val="20"/>
+          <w:szCs w:val="20"/>
+        </w:rPr>
+        <w:t>8</w:t>
+      </w:r>
+      <w:r>
+        <w:rPr>
+          <w:rFonts w:cstheme="minorHAnsi" w:hint="eastAsia"/>
+          <w:sz w:val="20"/>
+          <w:szCs w:val="20"/>
+        </w:rPr>
+        <w:t>月</w:t>
+      </w:r>
+      <w:r>
+        <w:rPr>
+          <w:rFonts w:cstheme="minorHAnsi" w:hint="eastAsia"/>
+          <w:sz w:val="20"/>
+          <w:szCs w:val="20"/>
+        </w:rPr>
+        <w:t>23</w:t>
+      </w:r>
+      <w:r>
+        <w:rPr>
+          <w:rFonts w:cstheme="minorHAnsi" w:hint="eastAsia"/>
+          <w:sz w:val="20"/>
+          <w:szCs w:val="20"/>
+        </w:rPr>
+        <w:t>日）</w:t>
+      </w:r>
+    </w:p>
+    <w:p>
+      <w:pPr>
+        <w:rPr>
+          <w:rFonts w:cstheme="minorHAnsi" w:hint="eastAsia"/>
+          <w:sz w:val="20"/>
+          <w:szCs w:val="20"/>
+        </w:rPr>
+      </w:pPr>
+      <w:r>
+        <w:rPr>
+          <w:rFonts w:cstheme="minorHAnsi" w:hint="eastAsia"/>
+          <w:sz w:val="20"/>
+          <w:szCs w:val="20"/>
+        </w:rPr>
+        <w:t>https://youtu.be/zKXuj_3fw6g?si=buySQjo8avwQ0lVg</w:t>
+      </w:r>
+    </w:p>
+    <w:p>
+      <w:pPr>
+        <w:rPr>
+          <w:rFonts w:cstheme="minorHAnsi" w:hint="eastAsia"/>
+          <w:sz w:val="20"/>
+          <w:szCs w:val="20"/>
+        </w:rPr>
+      </w:pPr>
+      <w:r>
+        <w:rPr>
+          <w:rFonts w:cstheme="minorHAnsi" w:hint="eastAsia"/>
+          <w:sz w:val="20"/>
+          <w:szCs w:val="20"/>
+        </w:rPr>
+        <w:t>https://github.com/peterhchen/1000_Family/tree/main/Church/2026</w:t>
+      </w:r>
+    </w:p>
+    <w:p>
+      <w:pPr>
+        <w:rPr>
+          <w:rFonts w:cstheme="minorHAnsi" w:hint="eastAsia"/>
+          <w:sz w:val="20"/>
+          <w:szCs w:val="20"/>
+        </w:rPr>
+      </w:pPr>
+      <w:r>
+        <w:rPr>
+          <w:rFonts w:cstheme="minorHAnsi" w:hint="eastAsia"/>
+          <w:sz w:val="20"/>
+          <w:szCs w:val="20"/>
+        </w:rPr>
+        <w:t>時鐘（不急躁的朋友）</w:t>
+      </w:r>
+      <w:r>
+        <w:rPr>
+          <w:rFonts w:cstheme="minorHAnsi" w:hint="eastAsia"/>
+          <w:sz w:val="20"/>
+          <w:szCs w:val="20"/>
+        </w:rPr>
+        <w:t xml:space="preserve">| </w:t>
+      </w:r>
+      <w:r>
+        <w:rPr>
+          <w:rFonts w:cstheme="minorHAnsi" w:hint="eastAsia"/>
+          <w:sz w:val="20"/>
+          <w:szCs w:val="20"/>
+        </w:rPr>
+        <w:t>什麼是「道路」的跟隨者？</w:t>
+      </w:r>
+      <w:r>
+        <w:rPr>
+          <w:rFonts w:cstheme="minorHAnsi" w:hint="eastAsia"/>
+          <w:sz w:val="20"/>
+          <w:szCs w:val="20"/>
+        </w:rPr>
+        <w:t xml:space="preserve"> | Menlo</w:t>
+      </w:r>
+      <w:r>
+        <w:rPr>
+          <w:rFonts w:cstheme="minorHAnsi" w:hint="eastAsia"/>
+          <w:sz w:val="20"/>
+          <w:szCs w:val="20"/>
+        </w:rPr>
+        <w:t>教會主任牧師</w:t>
+      </w:r>
+      <w:r>
+        <w:rPr>
+          <w:rFonts w:cstheme="minorHAnsi" w:hint="eastAsia"/>
+          <w:sz w:val="20"/>
+          <w:szCs w:val="20"/>
+        </w:rPr>
+        <w:t xml:space="preserve"> Phil EuBank</w:t>
+      </w:r>
+    </w:p>
+    <w:p>
+      <w:pPr>
+        <w:rPr>
+          <w:rFonts w:cstheme="minorHAnsi" w:hint="eastAsia"/>
+          <w:sz w:val="20"/>
+          <w:szCs w:val="20"/>
+        </w:rPr>
+      </w:pPr>
+    </w:p>
+    <w:p>
+      <w:pPr>
+        <w:rPr>
+          <w:rFonts w:cstheme="minorHAnsi" w:hint="eastAsia"/>
+          <w:sz w:val="20"/>
+          <w:szCs w:val="20"/>
+        </w:rPr>
+      </w:pPr>
+      <w:r>
+        <w:rPr>
+          <w:rFonts w:cstheme="minorHAnsi" w:hint="eastAsia"/>
+          <w:sz w:val="20"/>
+          <w:szCs w:val="20"/>
+        </w:rPr>
+        <w:t>上週，我們開啟了年度系列講道的第一部分——“什麼是‘道路’的跟隨者？”</w:t>
+      </w:r>
+    </w:p>
+    <w:p>
+      <w:pPr>
+        <w:rPr>
+          <w:rFonts w:cstheme="minorHAnsi" w:hint="eastAsia"/>
+          <w:sz w:val="20"/>
+          <w:szCs w:val="20"/>
+        </w:rPr>
+      </w:pPr>
+      <w:r>
+        <w:rPr>
+          <w:rFonts w:cstheme="minorHAnsi" w:hint="eastAsia"/>
+          <w:sz w:val="20"/>
+          <w:szCs w:val="20"/>
+        </w:rPr>
+        <w:t>我們定義了</w:t>
+      </w:r>
+      <w:r>
+        <w:rPr>
+          <w:rFonts w:cstheme="minorHAnsi" w:hint="eastAsia"/>
+          <w:sz w:val="20"/>
+          <w:szCs w:val="20"/>
+        </w:rPr>
+        <w:t>Menlo</w:t>
+      </w:r>
+      <w:r>
+        <w:rPr>
+          <w:rFonts w:cstheme="minorHAnsi" w:hint="eastAsia"/>
+          <w:sz w:val="20"/>
+          <w:szCs w:val="20"/>
+        </w:rPr>
+        <w:t>教會所推崇的“天國特質”，探討在</w:t>
+      </w:r>
+      <w:r>
+        <w:rPr>
+          <w:rFonts w:cstheme="minorHAnsi" w:hint="eastAsia"/>
+          <w:sz w:val="20"/>
+          <w:szCs w:val="20"/>
+        </w:rPr>
+        <w:t>Menlo</w:t>
+      </w:r>
+      <w:r>
+        <w:rPr>
+          <w:rFonts w:cstheme="minorHAnsi" w:hint="eastAsia"/>
+          <w:sz w:val="20"/>
+          <w:szCs w:val="20"/>
+        </w:rPr>
+        <w:t>教會作為耶穌的跟隨者意味著什麼。</w:t>
+      </w:r>
+    </w:p>
+    <w:p>
+      <w:pPr>
+        <w:rPr>
+          <w:rFonts w:cstheme="minorHAnsi" w:hint="eastAsia"/>
+          <w:sz w:val="20"/>
+          <w:szCs w:val="20"/>
+        </w:rPr>
+      </w:pPr>
+      <w:r>
+        <w:rPr>
+          <w:rFonts w:cstheme="minorHAnsi" w:hint="eastAsia"/>
+          <w:sz w:val="20"/>
+          <w:szCs w:val="20"/>
+        </w:rPr>
+        <w:t>我們每週都會探討其中一個特質。本週，我們討論《雅各書》第</w:t>
+      </w:r>
+      <w:r>
+        <w:rPr>
+          <w:rFonts w:cstheme="minorHAnsi" w:hint="eastAsia"/>
+          <w:sz w:val="20"/>
+          <w:szCs w:val="20"/>
+        </w:rPr>
+        <w:t>2</w:t>
+      </w:r>
+      <w:r>
+        <w:rPr>
+          <w:rFonts w:cstheme="minorHAnsi" w:hint="eastAsia"/>
+          <w:sz w:val="20"/>
+          <w:szCs w:val="20"/>
+        </w:rPr>
+        <w:t>章的主題－「時鐘（不急躁的朋友）」。我們需要放慢生活的節奏。</w:t>
+      </w:r>
+    </w:p>
+    <w:p>
+      <w:pPr>
+        <w:rPr>
+          <w:rFonts w:cstheme="minorHAnsi" w:hint="eastAsia"/>
+          <w:sz w:val="20"/>
+          <w:szCs w:val="20"/>
+        </w:rPr>
+      </w:pPr>
+      <w:r>
+        <w:rPr>
+          <w:rFonts w:cstheme="minorHAnsi" w:hint="eastAsia"/>
+          <w:sz w:val="20"/>
+          <w:szCs w:val="20"/>
+        </w:rPr>
+        <w:t xml:space="preserve">1. </w:t>
+      </w:r>
+      <w:r>
+        <w:rPr>
+          <w:rFonts w:cstheme="minorHAnsi" w:hint="eastAsia"/>
+          <w:sz w:val="20"/>
+          <w:szCs w:val="20"/>
+        </w:rPr>
+        <w:t>《雅各書》</w:t>
+      </w:r>
+      <w:r>
+        <w:rPr>
+          <w:rFonts w:cstheme="minorHAnsi" w:hint="eastAsia"/>
+          <w:sz w:val="20"/>
+          <w:szCs w:val="20"/>
+        </w:rPr>
+        <w:t>2:1-4</w:t>
+      </w:r>
+      <w:r>
+        <w:rPr>
+          <w:rFonts w:cstheme="minorHAnsi" w:hint="eastAsia"/>
+          <w:sz w:val="20"/>
+          <w:szCs w:val="20"/>
+        </w:rPr>
+        <w:t>：偏心的罪（按外表待人）：</w:t>
+      </w:r>
+    </w:p>
+    <w:p>
+      <w:pPr>
+        <w:rPr>
+          <w:rFonts w:cstheme="minorHAnsi" w:hint="eastAsia"/>
+          <w:sz w:val="20"/>
+          <w:szCs w:val="20"/>
+        </w:rPr>
+      </w:pPr>
+      <w:r>
+        <w:rPr>
+          <w:rFonts w:cstheme="minorHAnsi" w:hint="eastAsia"/>
+          <w:sz w:val="20"/>
+          <w:szCs w:val="20"/>
+        </w:rPr>
+        <w:t xml:space="preserve">   a. </w:t>
+      </w:r>
+      <w:r>
+        <w:rPr>
+          <w:rFonts w:cstheme="minorHAnsi" w:hint="eastAsia"/>
+          <w:sz w:val="20"/>
+          <w:szCs w:val="20"/>
+        </w:rPr>
+        <w:t>真正的朋友不會以財富或權力給他人分等級。</w:t>
+      </w:r>
+    </w:p>
+    <w:p>
+      <w:pPr>
+        <w:rPr>
+          <w:rFonts w:cstheme="minorHAnsi" w:hint="eastAsia"/>
+          <w:sz w:val="20"/>
+          <w:szCs w:val="20"/>
+        </w:rPr>
+      </w:pPr>
+      <w:r>
+        <w:rPr>
+          <w:rFonts w:cstheme="minorHAnsi" w:hint="eastAsia"/>
+          <w:sz w:val="20"/>
+          <w:szCs w:val="20"/>
+        </w:rPr>
+        <w:t xml:space="preserve">   b. </w:t>
+      </w:r>
+      <w:r>
+        <w:rPr>
+          <w:rFonts w:cstheme="minorHAnsi" w:hint="eastAsia"/>
+          <w:sz w:val="20"/>
+          <w:szCs w:val="20"/>
+        </w:rPr>
+        <w:t>當你行色匆匆時，你只會產生偏見（偏心），而無法做出正確的判斷（屬靈的洞察力）。</w:t>
+      </w:r>
+    </w:p>
+    <w:p>
+      <w:pPr>
+        <w:rPr>
+          <w:rFonts w:cstheme="minorHAnsi" w:hint="eastAsia"/>
+          <w:sz w:val="20"/>
+          <w:szCs w:val="20"/>
+        </w:rPr>
+      </w:pPr>
+      <w:r>
+        <w:rPr>
+          <w:rFonts w:cstheme="minorHAnsi" w:hint="eastAsia"/>
+          <w:sz w:val="20"/>
+          <w:szCs w:val="20"/>
+        </w:rPr>
+        <w:t xml:space="preserve">   c. </w:t>
+      </w:r>
+      <w:r>
+        <w:rPr>
+          <w:rFonts w:cstheme="minorHAnsi" w:hint="eastAsia"/>
+          <w:sz w:val="20"/>
+          <w:szCs w:val="20"/>
+        </w:rPr>
+        <w:t>如何解決急躁問題：</w:t>
+      </w:r>
+      <w:r>
+        <w:rPr>
+          <w:rFonts w:cstheme="minorHAnsi" w:hint="eastAsia"/>
+          <w:sz w:val="20"/>
+          <w:szCs w:val="20"/>
+        </w:rPr>
+        <w:t xml:space="preserve">1) </w:t>
+      </w:r>
+      <w:r>
+        <w:rPr>
+          <w:rFonts w:cstheme="minorHAnsi" w:hint="eastAsia"/>
+          <w:sz w:val="20"/>
+          <w:szCs w:val="20"/>
+        </w:rPr>
+        <w:t>排最長的隊；</w:t>
+      </w:r>
+      <w:r>
+        <w:rPr>
+          <w:rFonts w:cstheme="minorHAnsi" w:hint="eastAsia"/>
+          <w:sz w:val="20"/>
+          <w:szCs w:val="20"/>
+        </w:rPr>
+        <w:t xml:space="preserve">2) </w:t>
+      </w:r>
+      <w:r>
+        <w:rPr>
+          <w:rFonts w:cstheme="minorHAnsi" w:hint="eastAsia"/>
+          <w:sz w:val="20"/>
+          <w:szCs w:val="20"/>
+        </w:rPr>
+        <w:t>低速駕駛；</w:t>
+      </w:r>
+      <w:r>
+        <w:rPr>
+          <w:rFonts w:cstheme="minorHAnsi" w:hint="eastAsia"/>
+          <w:sz w:val="20"/>
+          <w:szCs w:val="20"/>
+        </w:rPr>
+        <w:t xml:space="preserve">3) </w:t>
+      </w:r>
+      <w:r>
+        <w:rPr>
+          <w:rFonts w:cstheme="minorHAnsi" w:hint="eastAsia"/>
+          <w:sz w:val="20"/>
+          <w:szCs w:val="20"/>
+        </w:rPr>
+        <w:t>把手機鎖上一天。</w:t>
+      </w:r>
+    </w:p>
+    <w:p>
+      <w:pPr>
+        <w:rPr>
+          <w:rFonts w:cstheme="minorHAnsi" w:hint="eastAsia"/>
+          <w:sz w:val="20"/>
+          <w:szCs w:val="20"/>
+        </w:rPr>
+      </w:pPr>
+      <w:r>
+        <w:rPr>
+          <w:rFonts w:cstheme="minorHAnsi" w:hint="eastAsia"/>
+          <w:sz w:val="20"/>
+          <w:szCs w:val="20"/>
+        </w:rPr>
+        <w:t xml:space="preserve">   d. </w:t>
+      </w:r>
+      <w:r>
+        <w:rPr>
+          <w:rFonts w:cstheme="minorHAnsi" w:hint="eastAsia"/>
+          <w:sz w:val="20"/>
+          <w:szCs w:val="20"/>
+        </w:rPr>
+        <w:t>當我們放慢腳步，就能看見那些行色匆匆的朋友。</w:t>
+      </w:r>
+    </w:p>
+    <w:p>
+      <w:pPr>
+        <w:rPr>
+          <w:rFonts w:cstheme="minorHAnsi" w:hint="eastAsia"/>
+          <w:sz w:val="20"/>
+          <w:szCs w:val="20"/>
+        </w:rPr>
+      </w:pPr>
+      <w:r>
+        <w:rPr>
+          <w:rFonts w:cstheme="minorHAnsi" w:hint="eastAsia"/>
+          <w:sz w:val="20"/>
+          <w:szCs w:val="20"/>
+        </w:rPr>
+        <w:t xml:space="preserve">2. </w:t>
+      </w:r>
+      <w:r>
+        <w:rPr>
+          <w:rFonts w:cstheme="minorHAnsi" w:hint="eastAsia"/>
+          <w:sz w:val="20"/>
+          <w:szCs w:val="20"/>
+        </w:rPr>
+        <w:t>《雅各書》</w:t>
+      </w:r>
+      <w:r>
+        <w:rPr>
+          <w:rFonts w:cstheme="minorHAnsi" w:hint="eastAsia"/>
+          <w:sz w:val="20"/>
+          <w:szCs w:val="20"/>
+        </w:rPr>
+        <w:t>2:5</w:t>
+      </w:r>
+      <w:r>
+        <w:rPr>
+          <w:rFonts w:cstheme="minorHAnsi" w:hint="eastAsia"/>
+          <w:sz w:val="20"/>
+          <w:szCs w:val="20"/>
+        </w:rPr>
+        <w:t>–</w:t>
+      </w:r>
+      <w:r>
+        <w:rPr>
+          <w:rFonts w:cstheme="minorHAnsi" w:hint="eastAsia"/>
+          <w:sz w:val="20"/>
+          <w:szCs w:val="20"/>
+        </w:rPr>
+        <w:t>7</w:t>
+      </w:r>
+      <w:r>
+        <w:rPr>
+          <w:rFonts w:cstheme="minorHAnsi" w:hint="eastAsia"/>
+          <w:sz w:val="20"/>
+          <w:szCs w:val="20"/>
+        </w:rPr>
+        <w:t>：</w:t>
+      </w:r>
+    </w:p>
+    <w:p>
+      <w:pPr>
+        <w:rPr>
+          <w:rFonts w:cstheme="minorHAnsi" w:hint="eastAsia"/>
+          <w:sz w:val="20"/>
+          <w:szCs w:val="20"/>
+        </w:rPr>
+      </w:pPr>
+      <w:r>
+        <w:rPr>
+          <w:rFonts w:cstheme="minorHAnsi" w:hint="eastAsia"/>
+          <w:sz w:val="20"/>
+          <w:szCs w:val="20"/>
+        </w:rPr>
+        <w:t xml:space="preserve">   a. </w:t>
+      </w:r>
+      <w:r>
+        <w:rPr>
+          <w:rFonts w:cstheme="minorHAnsi" w:hint="eastAsia"/>
+          <w:sz w:val="20"/>
+          <w:szCs w:val="20"/>
+        </w:rPr>
+        <w:t>神揀選了窮人，使他們在信心上富足。</w:t>
+      </w:r>
+    </w:p>
+    <w:p>
+      <w:pPr>
+        <w:rPr>
+          <w:rFonts w:cstheme="minorHAnsi" w:hint="eastAsia"/>
+          <w:sz w:val="20"/>
+          <w:szCs w:val="20"/>
+        </w:rPr>
+      </w:pPr>
+      <w:r>
+        <w:rPr>
+          <w:rFonts w:cstheme="minorHAnsi" w:hint="eastAsia"/>
+          <w:sz w:val="20"/>
+          <w:szCs w:val="20"/>
+        </w:rPr>
+        <w:t xml:space="preserve">   b. </w:t>
+      </w:r>
+      <w:r>
+        <w:rPr>
+          <w:rFonts w:cstheme="minorHAnsi" w:hint="eastAsia"/>
+          <w:sz w:val="20"/>
+          <w:szCs w:val="20"/>
+        </w:rPr>
+        <w:t>富人行為惡劣，傷害他人並將他們告上法庭。</w:t>
+      </w:r>
+    </w:p>
+    <w:p>
+      <w:pPr>
+        <w:rPr>
+          <w:rFonts w:cstheme="minorHAnsi" w:hint="eastAsia"/>
+          <w:sz w:val="20"/>
+          <w:szCs w:val="20"/>
+        </w:rPr>
+      </w:pPr>
+      <w:r>
+        <w:rPr>
+          <w:rFonts w:cstheme="minorHAnsi" w:hint="eastAsia"/>
+          <w:sz w:val="20"/>
+          <w:szCs w:val="20"/>
+        </w:rPr>
+        <w:t xml:space="preserve">   c. </w:t>
+      </w:r>
+      <w:r>
+        <w:rPr>
+          <w:rFonts w:cstheme="minorHAnsi" w:hint="eastAsia"/>
+          <w:sz w:val="20"/>
+          <w:szCs w:val="20"/>
+        </w:rPr>
+        <w:t>富者褻瀆神。</w:t>
+      </w:r>
+    </w:p>
+    <w:p>
+      <w:pPr>
+        <w:rPr>
+          <w:rFonts w:cstheme="minorHAnsi" w:hint="eastAsia"/>
+          <w:sz w:val="20"/>
+          <w:szCs w:val="20"/>
+        </w:rPr>
+      </w:pPr>
+      <w:r>
+        <w:rPr>
+          <w:rFonts w:cstheme="minorHAnsi" w:hint="eastAsia"/>
+          <w:sz w:val="20"/>
+          <w:szCs w:val="20"/>
+        </w:rPr>
+        <w:t xml:space="preserve">   d. </w:t>
+      </w:r>
+      <w:r>
+        <w:rPr>
+          <w:rFonts w:cstheme="minorHAnsi" w:hint="eastAsia"/>
+          <w:sz w:val="20"/>
+          <w:szCs w:val="20"/>
+        </w:rPr>
+        <w:t>真正的朋友不會在眾人面前評斷你。</w:t>
+      </w:r>
+    </w:p>
+    <w:p>
+      <w:pPr>
+        <w:rPr>
+          <w:rFonts w:cstheme="minorHAnsi" w:hint="eastAsia"/>
+          <w:sz w:val="20"/>
+          <w:szCs w:val="20"/>
+        </w:rPr>
+      </w:pPr>
+      <w:r>
+        <w:rPr>
+          <w:rFonts w:cstheme="minorHAnsi" w:hint="eastAsia"/>
+          <w:sz w:val="20"/>
+          <w:szCs w:val="20"/>
+        </w:rPr>
+        <w:t xml:space="preserve">3. </w:t>
+      </w:r>
+      <w:r>
+        <w:rPr>
+          <w:rFonts w:cstheme="minorHAnsi" w:hint="eastAsia"/>
+          <w:sz w:val="20"/>
+          <w:szCs w:val="20"/>
+        </w:rPr>
+        <w:t>雅各書</w:t>
+      </w:r>
+      <w:r>
+        <w:rPr>
+          <w:rFonts w:cstheme="minorHAnsi" w:hint="eastAsia"/>
+          <w:sz w:val="20"/>
+          <w:szCs w:val="20"/>
+        </w:rPr>
+        <w:t>2:8</w:t>
+      </w:r>
+      <w:r>
+        <w:rPr>
+          <w:rFonts w:cstheme="minorHAnsi" w:hint="eastAsia"/>
+          <w:sz w:val="20"/>
+          <w:szCs w:val="20"/>
+        </w:rPr>
+        <w:t>–</w:t>
+      </w:r>
+      <w:r>
+        <w:rPr>
+          <w:rFonts w:cstheme="minorHAnsi" w:hint="eastAsia"/>
+          <w:sz w:val="20"/>
+          <w:szCs w:val="20"/>
+        </w:rPr>
+        <w:t>13</w:t>
+      </w:r>
+      <w:r>
+        <w:rPr>
+          <w:rFonts w:cstheme="minorHAnsi" w:hint="eastAsia"/>
+          <w:sz w:val="20"/>
+          <w:szCs w:val="20"/>
+        </w:rPr>
+        <w:t>：雅各將希伯來經文中數百條「君尊的律法」歸納為「自由的律法」。那數百條君尊的律法是神的要求，卻極難遵守，每個人最終都會失敗。相反，「自由之法」提醒我們當下的處境，以及神為救贖我們所做的一切。</w:t>
+      </w:r>
+    </w:p>
+    <w:p>
+      <w:pPr>
+        <w:rPr>
+          <w:rFonts w:cstheme="minorHAnsi" w:hint="eastAsia"/>
+          <w:sz w:val="20"/>
+          <w:szCs w:val="20"/>
+        </w:rPr>
+      </w:pPr>
+      <w:r>
+        <w:rPr>
+          <w:rFonts w:cstheme="minorHAnsi" w:hint="eastAsia"/>
+          <w:sz w:val="20"/>
+          <w:szCs w:val="20"/>
+        </w:rPr>
         <w:lastRenderedPageBreak/>
-        <w:t>3</w:t>
-      </w:r>
-      <w:r>
-        <w:rPr>
-          <w:rFonts w:cstheme="minorHAnsi"/>
-          <w:sz w:val="20"/>
-          <w:szCs w:val="20"/>
-        </w:rPr>
-        <w:t xml:space="preserve">. </w:t>
-      </w:r>
-      <w:r>
-        <w:rPr>
-          <w:rFonts w:cstheme="minorHAnsi"/>
-          <w:sz w:val="20"/>
-          <w:szCs w:val="20"/>
-        </w:rPr>
-        <w:t>James 2:</w:t>
-      </w:r>
-      <w:r>
-        <w:rPr>
-          <w:rFonts w:cstheme="minorHAnsi"/>
+        <w:t>「自由之法」與「至尊之律法」包含同樣的誡命與標準，但兩者的姿態截然不同。</w:t>
+      </w:r>
+    </w:p>
+    <w:p>
+      <w:pPr>
+        <w:rPr>
+          <w:rFonts w:cstheme="minorHAnsi" w:hint="eastAsia"/>
+          <w:sz w:val="20"/>
+          <w:szCs w:val="20"/>
+        </w:rPr>
+      </w:pPr>
+      <w:r>
+        <w:rPr>
+          <w:rFonts w:cstheme="minorHAnsi" w:hint="eastAsia"/>
+          <w:sz w:val="20"/>
+          <w:szCs w:val="20"/>
+        </w:rPr>
+        <w:t>其區別在於，在「自由之法」之下，我們是自由的。若單靠自己去實踐神的“至尊之律法”，人只會精疲力竭；而耶穌已替我們成全了“至尊之律法”，如今，我們可以基於這一嶄新的身份去生活。</w:t>
+      </w:r>
+    </w:p>
+    <w:p>
+      <w:pPr>
+        <w:rPr>
+          <w:rFonts w:cstheme="minorHAnsi" w:hint="eastAsia"/>
+          <w:sz w:val="20"/>
+          <w:szCs w:val="20"/>
+        </w:rPr>
+      </w:pPr>
+      <w:r>
+        <w:rPr>
+          <w:rFonts w:cstheme="minorHAnsi" w:hint="eastAsia"/>
+          <w:sz w:val="20"/>
+          <w:szCs w:val="20"/>
+        </w:rPr>
+        <w:t>結語：</w:t>
+      </w:r>
+    </w:p>
+    <w:p>
+      <w:pPr>
+        <w:rPr>
+          <w:rFonts w:cstheme="minorHAnsi"/>
+          <w:sz w:val="20"/>
+          <w:szCs w:val="20"/>
+        </w:rPr>
+      </w:pPr>
+      <w:r>
+        <w:rPr>
+          <w:rFonts w:cstheme="minorHAnsi" w:hint="eastAsia"/>
+          <w:sz w:val="20"/>
+          <w:szCs w:val="20"/>
+        </w:rPr>
+        <w:t>本週請找出一個從容不迫的時段，與一位無需為你做任何事的人共度。</w:t>
+      </w:r>
+    </w:p>
+    <w:p>
+      <w:pPr>
+        <w:rPr>
+          <w:rFonts w:cstheme="minorHAnsi"/>
+          <w:sz w:val="20"/>
+          <w:szCs w:val="20"/>
+        </w:rPr>
+      </w:pPr>
+    </w:p>
+    <w:p>
+      <w:pPr>
+        <w:rPr>
+          <w:rFonts w:cstheme="minorHAnsi"/>
+          <w:sz w:val="20"/>
+          <w:szCs w:val="20"/>
+        </w:rPr>
+      </w:pPr>
+      <w:r>
+        <w:rPr>
+          <w:rFonts w:cstheme="minorHAnsi"/>
+          <w:sz w:val="20"/>
+          <w:szCs w:val="20"/>
+        </w:rPr>
+        <w:t>===</w:t>
+      </w:r>
+    </w:p>
+    <w:p>
+      <w:pPr>
+        <w:rPr>
+          <w:rFonts w:cstheme="minorHAnsi" w:hint="eastAsia"/>
+          <w:sz w:val="20"/>
+          <w:szCs w:val="20"/>
+        </w:rPr>
+      </w:pPr>
+      <w:r>
+        <w:rPr>
+          <w:rFonts w:cstheme="minorHAnsi" w:hint="eastAsia"/>
+          <w:sz w:val="20"/>
+          <w:szCs w:val="20"/>
+        </w:rPr>
+        <w:t>2026</w:t>
+      </w:r>
+      <w:r>
+        <w:rPr>
+          <w:rFonts w:cstheme="minorHAnsi" w:hint="eastAsia"/>
+          <w:sz w:val="20"/>
+          <w:szCs w:val="20"/>
+        </w:rPr>
+        <w:t>年</w:t>
+      </w:r>
+      <w:r>
+        <w:rPr>
+          <w:rFonts w:cstheme="minorHAnsi" w:hint="eastAsia"/>
           <w:sz w:val="20"/>
           <w:szCs w:val="20"/>
         </w:rPr>
@@ -7749,79 +8551,178 @@
       </w:r>
       <w:r>
         <w:rPr>
-          <w:rFonts w:cstheme="minorHAnsi"/>
-          <w:sz w:val="20"/>
-          <w:szCs w:val="20"/>
-        </w:rPr>
-        <w:t>–</w:t>
-      </w:r>
-      <w:r>
-        <w:rPr>
-          <w:rFonts w:cstheme="minorHAnsi"/>
-          <w:sz w:val="20"/>
-          <w:szCs w:val="20"/>
-        </w:rPr>
-        <w:t>13</w:t>
-      </w:r>
-      <w:r>
-        <w:rPr>
-          <w:rFonts w:cstheme="minorHAnsi"/>
-          <w:sz w:val="20"/>
-          <w:szCs w:val="20"/>
-        </w:rPr>
-        <w:t>:</w:t>
-      </w:r>
-      <w:r>
-        <w:rPr>
-          <w:rFonts w:cstheme="minorHAnsi"/>
-          <w:sz w:val="20"/>
-          <w:szCs w:val="20"/>
-        </w:rPr>
-        <w:t xml:space="preserve"> J</w:t>
-      </w:r>
-      <w:r>
-        <w:rPr>
-          <w:rFonts w:cstheme="minorHAnsi"/>
-          <w:sz w:val="20"/>
-          <w:szCs w:val="20"/>
-        </w:rPr>
-        <w:t xml:space="preserve">ames makes from </w:t>
-      </w:r>
-      <w:r>
-        <w:rPr>
-          <w:rFonts w:cstheme="minorHAnsi"/>
-          <w:sz w:val="20"/>
-          <w:szCs w:val="20"/>
-        </w:rPr>
-        <w:t xml:space="preserve">hundreds of </w:t>
-      </w:r>
-      <w:r>
-        <w:rPr>
-          <w:rFonts w:cstheme="minorHAnsi"/>
-          <w:sz w:val="20"/>
-          <w:szCs w:val="20"/>
-        </w:rPr>
-        <w:t xml:space="preserve">“royal </w:t>
-      </w:r>
-      <w:r>
-        <w:rPr>
-          <w:rFonts w:cstheme="minorHAnsi"/>
-          <w:sz w:val="20"/>
-          <w:szCs w:val="20"/>
-        </w:rPr>
-        <w:t>laws</w:t>
-      </w:r>
-      <w:r>
-        <w:rPr>
-          <w:rFonts w:cstheme="minorHAnsi"/>
-          <w:sz w:val="20"/>
-          <w:szCs w:val="20"/>
-        </w:rPr>
-        <w:t>” from Hebrew scriptures into the “law of liberty” in James Book 1 and 2 of New Testament.</w:t>
-      </w:r>
-      <w:r>
-        <w:rPr>
-          <w:rFonts w:cstheme="minorHAnsi"/>
+          <w:rFonts w:cstheme="minorHAnsi" w:hint="eastAsia"/>
+          <w:sz w:val="20"/>
+          <w:szCs w:val="20"/>
+        </w:rPr>
+        <w:t>月</w:t>
+      </w:r>
+      <w:r>
+        <w:rPr>
+          <w:rFonts w:cstheme="minorHAnsi" w:hint="eastAsia"/>
+          <w:sz w:val="20"/>
+          <w:szCs w:val="20"/>
+        </w:rPr>
+        <w:t>29</w:t>
+      </w:r>
+      <w:r>
+        <w:rPr>
+          <w:rFonts w:cstheme="minorHAnsi" w:hint="eastAsia"/>
+          <w:sz w:val="20"/>
+          <w:szCs w:val="20"/>
+        </w:rPr>
+        <w:t>日、メンロ教会礼拝（先週</w:t>
+      </w:r>
+      <w:r>
+        <w:rPr>
+          <w:rFonts w:cstheme="minorHAnsi" w:hint="eastAsia"/>
+          <w:sz w:val="20"/>
+          <w:szCs w:val="20"/>
+        </w:rPr>
+        <w:t>2026</w:t>
+      </w:r>
+      <w:r>
+        <w:rPr>
+          <w:rFonts w:cstheme="minorHAnsi" w:hint="eastAsia"/>
+          <w:sz w:val="20"/>
+          <w:szCs w:val="20"/>
+        </w:rPr>
+        <w:t>年</w:t>
+      </w:r>
+      <w:r>
+        <w:rPr>
+          <w:rFonts w:cstheme="minorHAnsi" w:hint="eastAsia"/>
+          <w:sz w:val="20"/>
+          <w:szCs w:val="20"/>
+        </w:rPr>
+        <w:t>8</w:t>
+      </w:r>
+      <w:r>
+        <w:rPr>
+          <w:rFonts w:cstheme="minorHAnsi" w:hint="eastAsia"/>
+          <w:sz w:val="20"/>
+          <w:szCs w:val="20"/>
+        </w:rPr>
+        <w:t>月</w:t>
+      </w:r>
+      <w:r>
+        <w:rPr>
+          <w:rFonts w:cstheme="minorHAnsi" w:hint="eastAsia"/>
+          <w:sz w:val="20"/>
+          <w:szCs w:val="20"/>
+        </w:rPr>
+        <w:t>23</w:t>
+      </w:r>
+      <w:r>
+        <w:rPr>
+          <w:rFonts w:cstheme="minorHAnsi" w:hint="eastAsia"/>
+          <w:sz w:val="20"/>
+          <w:szCs w:val="20"/>
+        </w:rPr>
+        <w:t>日分の要約）</w:t>
+      </w:r>
+    </w:p>
+    <w:p>
+      <w:pPr>
+        <w:rPr>
+          <w:rFonts w:cstheme="minorHAnsi" w:hint="eastAsia"/>
+          <w:sz w:val="20"/>
+          <w:szCs w:val="20"/>
+        </w:rPr>
+      </w:pPr>
+      <w:r>
+        <w:rPr>
+          <w:rFonts w:cstheme="minorHAnsi" w:hint="eastAsia"/>
+          <w:sz w:val="20"/>
+          <w:szCs w:val="20"/>
+        </w:rPr>
+        <w:t>https://youtu.be/zKXuj_3fw6g?si=buySQjo8avwQ0lVg</w:t>
+      </w:r>
+    </w:p>
+    <w:p>
+      <w:pPr>
+        <w:rPr>
+          <w:rFonts w:cstheme="minorHAnsi" w:hint="eastAsia"/>
+          <w:sz w:val="20"/>
+          <w:szCs w:val="20"/>
+        </w:rPr>
+      </w:pPr>
+      <w:r>
+        <w:rPr>
+          <w:rFonts w:cstheme="minorHAnsi" w:hint="eastAsia"/>
+          <w:sz w:val="20"/>
+          <w:szCs w:val="20"/>
+        </w:rPr>
+        <w:t>https://github.com/peterhchen/1000_Family/tree/main/Church/2026</w:t>
+      </w:r>
+    </w:p>
+    <w:p>
+      <w:pPr>
+        <w:rPr>
+          <w:rFonts w:cstheme="minorHAnsi" w:hint="eastAsia"/>
+          <w:sz w:val="20"/>
+          <w:szCs w:val="20"/>
+        </w:rPr>
+      </w:pPr>
+      <w:r>
+        <w:rPr>
+          <w:rFonts w:cstheme="minorHAnsi" w:hint="eastAsia"/>
+          <w:sz w:val="20"/>
+          <w:szCs w:val="20"/>
+        </w:rPr>
+        <w:t>時計（急がない友人）</w:t>
+      </w:r>
+      <w:r>
+        <w:rPr>
+          <w:rFonts w:cstheme="minorHAnsi" w:hint="eastAsia"/>
+          <w:sz w:val="20"/>
+          <w:szCs w:val="20"/>
+        </w:rPr>
+        <w:t xml:space="preserve"> | </w:t>
+      </w:r>
+      <w:r>
+        <w:rPr>
+          <w:rFonts w:cstheme="minorHAnsi" w:hint="eastAsia"/>
+          <w:sz w:val="20"/>
+          <w:szCs w:val="20"/>
+        </w:rPr>
+        <w:t>「道（</w:t>
+      </w:r>
+      <w:r>
+        <w:rPr>
+          <w:rFonts w:cstheme="minorHAnsi" w:hint="eastAsia"/>
+          <w:sz w:val="20"/>
+          <w:szCs w:val="20"/>
+        </w:rPr>
+        <w:t>The Way</w:t>
+      </w:r>
+      <w:r>
+        <w:rPr>
+          <w:rFonts w:cstheme="minorHAnsi" w:hint="eastAsia"/>
+          <w:sz w:val="20"/>
+          <w:szCs w:val="20"/>
+        </w:rPr>
+        <w:t>）」に従う者とは？</w:t>
+      </w:r>
+      <w:r>
+        <w:rPr>
+          <w:rFonts w:cstheme="minorHAnsi" w:hint="eastAsia"/>
+          <w:sz w:val="20"/>
+          <w:szCs w:val="20"/>
+        </w:rPr>
+        <w:t xml:space="preserve"> | </w:t>
+      </w:r>
+      <w:r>
+        <w:rPr>
+          <w:rFonts w:cstheme="minorHAnsi" w:hint="eastAsia"/>
+          <w:sz w:val="20"/>
+          <w:szCs w:val="20"/>
+        </w:rPr>
+        <w:t>メンロ教会</w:t>
+      </w:r>
+      <w:r>
+        <w:rPr>
+          <w:rFonts w:cstheme="minorHAnsi" w:hint="eastAsia"/>
           <w:sz w:val="20"/>
           <w:szCs w:val="20"/>
         </w:rPr>
@@ -7829,57 +8730,15 @@
       </w:r>
       <w:r>
         <w:rPr>
-          <w:rFonts w:cstheme="minorHAnsi"/>
-          <w:sz w:val="20"/>
-          <w:szCs w:val="20"/>
-        </w:rPr>
-        <w:t>H</w:t>
-      </w:r>
-      <w:r>
-        <w:rPr>
-          <w:rFonts w:cstheme="minorHAnsi"/>
-          <w:sz w:val="20"/>
-          <w:szCs w:val="20"/>
-        </w:rPr>
-        <w:t>undreds of royal laws are required by God and too hard to follow. Everyone will fail. Instead, the law of liberty reminds us where we stand and what God did to redeem us.</w:t>
-      </w:r>
-    </w:p>
-    <w:p>
-      <w:pPr>
-        <w:rPr>
-          <w:rFonts w:cstheme="minorHAnsi"/>
-          <w:sz w:val="20"/>
-          <w:szCs w:val="20"/>
-        </w:rPr>
-      </w:pPr>
-      <w:r>
-        <w:rPr>
-          <w:rFonts w:cstheme="minorHAnsi"/>
-          <w:sz w:val="20"/>
-          <w:szCs w:val="20"/>
-        </w:rPr>
-        <w:t xml:space="preserve">“Law of Liberty” has same commands and standards as “Royal Law” but different posture. </w:t>
-      </w:r>
-    </w:p>
-    <w:p>
-      <w:pPr>
-        <w:rPr>
-          <w:rFonts w:cstheme="minorHAnsi"/>
-          <w:sz w:val="20"/>
-          <w:szCs w:val="20"/>
-        </w:rPr>
-      </w:pPr>
-      <w:r>
-        <w:rPr>
-          <w:rFonts w:cstheme="minorHAnsi"/>
-          <w:sz w:val="20"/>
-          <w:szCs w:val="20"/>
-        </w:rPr>
-        <w:t>The difference is under the “Law of Liberty”, we are free.</w:t>
-      </w:r>
-      <w:r>
-        <w:rPr>
-          <w:rFonts w:cstheme="minorHAnsi"/>
+          <w:rFonts w:cstheme="minorHAnsi" w:hint="eastAsia"/>
+          <w:sz w:val="20"/>
+          <w:szCs w:val="20"/>
+        </w:rPr>
+        <w:t>主任牧師</w:t>
+      </w:r>
+      <w:r>
+        <w:rPr>
+          <w:rFonts w:cstheme="minorHAnsi" w:hint="eastAsia"/>
           <w:sz w:val="20"/>
           <w:szCs w:val="20"/>
         </w:rPr>
@@ -7887,485 +8746,119 @@
       </w:r>
       <w:r>
         <w:rPr>
-          <w:rFonts w:cstheme="minorHAnsi"/>
-          <w:sz w:val="20"/>
-          <w:szCs w:val="20"/>
-        </w:rPr>
-        <w:t>If you do the “Royal Law” of God by your own, you are exhausted.</w:t>
-      </w:r>
-      <w:r>
-        <w:rPr>
-          <w:rFonts w:cstheme="minorHAnsi"/>
-          <w:sz w:val="20"/>
-          <w:szCs w:val="20"/>
-        </w:rPr>
-        <w:t xml:space="preserve"> </w:t>
-      </w:r>
-      <w:r>
-        <w:rPr>
-          <w:rFonts w:cstheme="minorHAnsi"/>
-          <w:sz w:val="20"/>
-          <w:szCs w:val="20"/>
-        </w:rPr>
-        <w:t xml:space="preserve">Jesus already did the “Royal Law” for us, Now, you get to live from that new identity. </w:t>
-      </w:r>
-    </w:p>
-    <w:p>
-      <w:pPr>
-        <w:rPr>
-          <w:rFonts w:cstheme="minorHAnsi"/>
-          <w:sz w:val="20"/>
-          <w:szCs w:val="20"/>
-        </w:rPr>
-      </w:pPr>
-      <w:r>
-        <w:rPr>
-          <w:rFonts w:cstheme="minorHAnsi"/>
-          <w:sz w:val="20"/>
-          <w:szCs w:val="20"/>
-        </w:rPr>
-        <w:t>Conclusion:</w:t>
-      </w:r>
-    </w:p>
-    <w:p>
-      <w:pPr>
-        <w:rPr>
-          <w:rFonts w:cstheme="minorHAnsi"/>
-          <w:sz w:val="20"/>
-          <w:szCs w:val="20"/>
-        </w:rPr>
-      </w:pPr>
-      <w:r>
-        <w:rPr>
-          <w:rFonts w:cstheme="minorHAnsi"/>
-          <w:sz w:val="20"/>
-          <w:szCs w:val="20"/>
-        </w:rPr>
-        <w:t>Find one unhurried hour this week with someone who do nothing for you.</w:t>
-      </w:r>
-    </w:p>
-    <w:p>
-      <w:pPr>
-        <w:rPr>
-          <w:rFonts w:cstheme="minorHAnsi"/>
-          <w:sz w:val="20"/>
-          <w:szCs w:val="20"/>
-        </w:rPr>
-      </w:pPr>
-    </w:p>
-    <w:p>
-      <w:pPr>
-        <w:rPr>
-          <w:rFonts w:cstheme="minorHAnsi"/>
-          <w:sz w:val="20"/>
-          <w:szCs w:val="20"/>
-        </w:rPr>
-      </w:pPr>
-      <w:r>
-        <w:rPr>
-          <w:rFonts w:cstheme="minorHAnsi"/>
-          <w:sz w:val="20"/>
-          <w:szCs w:val="20"/>
-        </w:rPr>
-        <w:t>===</w:t>
-      </w:r>
-    </w:p>
-    <w:p>
-      <w:pPr>
-        <w:rPr>
-          <w:rFonts w:cstheme="minorHAnsi" w:hint="eastAsia"/>
-          <w:sz w:val="20"/>
-          <w:szCs w:val="20"/>
-        </w:rPr>
-      </w:pPr>
-      <w:r>
-        <w:rPr>
-          <w:rFonts w:cstheme="minorHAnsi" w:hint="eastAsia"/>
-          <w:sz w:val="20"/>
-          <w:szCs w:val="20"/>
-        </w:rPr>
-        <w:t>2026</w:t>
-      </w:r>
-      <w:r>
-        <w:rPr>
-          <w:rFonts w:cstheme="minorHAnsi" w:hint="eastAsia"/>
-          <w:sz w:val="20"/>
-          <w:szCs w:val="20"/>
-        </w:rPr>
-        <w:t>年</w:t>
-      </w:r>
-      <w:r>
-        <w:rPr>
-          <w:rFonts w:cstheme="minorHAnsi" w:hint="eastAsia"/>
-          <w:sz w:val="20"/>
-          <w:szCs w:val="20"/>
-        </w:rPr>
-        <w:t>8</w:t>
-      </w:r>
-      <w:r>
-        <w:rPr>
-          <w:rFonts w:cstheme="minorHAnsi" w:hint="eastAsia"/>
-          <w:sz w:val="20"/>
-          <w:szCs w:val="20"/>
-        </w:rPr>
-        <w:t>月</w:t>
-      </w:r>
-      <w:r>
-        <w:rPr>
-          <w:rFonts w:cstheme="minorHAnsi" w:hint="eastAsia"/>
-          <w:sz w:val="20"/>
-          <w:szCs w:val="20"/>
-        </w:rPr>
-        <w:t>29</w:t>
-      </w:r>
-      <w:r>
-        <w:rPr>
-          <w:rFonts w:cstheme="minorHAnsi" w:hint="eastAsia"/>
-          <w:sz w:val="20"/>
-          <w:szCs w:val="20"/>
-        </w:rPr>
-        <w:t>日，</w:t>
-      </w:r>
-      <w:r>
-        <w:rPr>
-          <w:rFonts w:cstheme="minorHAnsi" w:hint="eastAsia"/>
-          <w:sz w:val="20"/>
-          <w:szCs w:val="20"/>
-        </w:rPr>
-        <w:t>Menlo</w:t>
-      </w:r>
-      <w:r>
-        <w:rPr>
-          <w:rFonts w:cstheme="minorHAnsi" w:hint="eastAsia"/>
-          <w:sz w:val="20"/>
-          <w:szCs w:val="20"/>
-        </w:rPr>
-        <w:t>教會敬拜（回顧上週，</w:t>
-      </w:r>
-      <w:r>
-        <w:rPr>
-          <w:rFonts w:cstheme="minorHAnsi" w:hint="eastAsia"/>
-          <w:sz w:val="20"/>
-          <w:szCs w:val="20"/>
-        </w:rPr>
-        <w:t>2026</w:t>
-      </w:r>
-      <w:r>
-        <w:rPr>
-          <w:rFonts w:cstheme="minorHAnsi" w:hint="eastAsia"/>
-          <w:sz w:val="20"/>
-          <w:szCs w:val="20"/>
-        </w:rPr>
-        <w:t>年</w:t>
-      </w:r>
-      <w:r>
-        <w:rPr>
-          <w:rFonts w:cstheme="minorHAnsi" w:hint="eastAsia"/>
-          <w:sz w:val="20"/>
-          <w:szCs w:val="20"/>
-        </w:rPr>
-        <w:t>8</w:t>
-      </w:r>
-      <w:r>
-        <w:rPr>
-          <w:rFonts w:cstheme="minorHAnsi" w:hint="eastAsia"/>
-          <w:sz w:val="20"/>
-          <w:szCs w:val="20"/>
-        </w:rPr>
-        <w:t>月</w:t>
-      </w:r>
-      <w:r>
-        <w:rPr>
-          <w:rFonts w:cstheme="minorHAnsi" w:hint="eastAsia"/>
-          <w:sz w:val="20"/>
-          <w:szCs w:val="20"/>
-        </w:rPr>
-        <w:t>23</w:t>
-      </w:r>
-      <w:r>
-        <w:rPr>
-          <w:rFonts w:cstheme="minorHAnsi" w:hint="eastAsia"/>
-          <w:sz w:val="20"/>
-          <w:szCs w:val="20"/>
-        </w:rPr>
-        <w:t>日）</w:t>
-      </w:r>
-    </w:p>
-    <w:p>
-      <w:pPr>
-        <w:rPr>
-          <w:rFonts w:cstheme="minorHAnsi" w:hint="eastAsia"/>
-          <w:sz w:val="20"/>
-          <w:szCs w:val="20"/>
-        </w:rPr>
-      </w:pPr>
-      <w:r>
-        <w:rPr>
-          <w:rFonts w:cstheme="minorHAnsi" w:hint="eastAsia"/>
-          <w:sz w:val="20"/>
-          <w:szCs w:val="20"/>
-        </w:rPr>
-        <w:t>https://youtu.be/zKXuj_3fw6g?si=buySQjo8avwQ0lVg</w:t>
-      </w:r>
-    </w:p>
-    <w:p>
-      <w:pPr>
-        <w:rPr>
-          <w:rFonts w:cstheme="minorHAnsi" w:hint="eastAsia"/>
-          <w:sz w:val="20"/>
-          <w:szCs w:val="20"/>
-        </w:rPr>
-      </w:pPr>
-      <w:r>
-        <w:rPr>
-          <w:rFonts w:cstheme="minorHAnsi" w:hint="eastAsia"/>
-          <w:sz w:val="20"/>
-          <w:szCs w:val="20"/>
-        </w:rPr>
-        <w:t>https://github.com/peterhchen/1000_Family/tree/main/Church/2026</w:t>
-      </w:r>
-    </w:p>
-    <w:p>
-      <w:pPr>
-        <w:rPr>
-          <w:rFonts w:cstheme="minorHAnsi" w:hint="eastAsia"/>
-          <w:sz w:val="20"/>
-          <w:szCs w:val="20"/>
-        </w:rPr>
-      </w:pPr>
-      <w:proofErr w:type="spellStart"/>
-      <w:r>
-        <w:rPr>
-          <w:rFonts w:cstheme="minorHAnsi" w:hint="eastAsia"/>
-          <w:sz w:val="20"/>
-          <w:szCs w:val="20"/>
-        </w:rPr>
-        <w:t>時鐘（不急躁的朋友</w:t>
-      </w:r>
-      <w:proofErr w:type="spellEnd"/>
-      <w:r>
-        <w:rPr>
-          <w:rFonts w:cstheme="minorHAnsi" w:hint="eastAsia"/>
-          <w:sz w:val="20"/>
-          <w:szCs w:val="20"/>
-        </w:rPr>
-        <w:t>）</w:t>
-      </w:r>
-      <w:r>
-        <w:rPr>
-          <w:rFonts w:cstheme="minorHAnsi" w:hint="eastAsia"/>
-          <w:sz w:val="20"/>
-          <w:szCs w:val="20"/>
-        </w:rPr>
-        <w:t xml:space="preserve">| </w:t>
-      </w:r>
-      <w:proofErr w:type="spellStart"/>
-      <w:r>
-        <w:rPr>
-          <w:rFonts w:cstheme="minorHAnsi" w:hint="eastAsia"/>
-          <w:sz w:val="20"/>
-          <w:szCs w:val="20"/>
-        </w:rPr>
-        <w:t>什麼是「道路」的跟隨者</w:t>
-      </w:r>
-      <w:proofErr w:type="spellEnd"/>
-      <w:r>
-        <w:rPr>
-          <w:rFonts w:cstheme="minorHAnsi" w:hint="eastAsia"/>
-          <w:sz w:val="20"/>
-          <w:szCs w:val="20"/>
-        </w:rPr>
-        <w:t>？</w:t>
-      </w:r>
-      <w:r>
-        <w:rPr>
-          <w:rFonts w:cstheme="minorHAnsi" w:hint="eastAsia"/>
-          <w:sz w:val="20"/>
-          <w:szCs w:val="20"/>
-        </w:rPr>
-        <w:t xml:space="preserve"> | </w:t>
-      </w:r>
-      <w:proofErr w:type="spellStart"/>
-      <w:r>
-        <w:rPr>
-          <w:rFonts w:cstheme="minorHAnsi" w:hint="eastAsia"/>
-          <w:sz w:val="20"/>
-          <w:szCs w:val="20"/>
-        </w:rPr>
-        <w:t>Menlo</w:t>
-      </w:r>
-      <w:r>
-        <w:rPr>
-          <w:rFonts w:cstheme="minorHAnsi" w:hint="eastAsia"/>
-          <w:sz w:val="20"/>
-          <w:szCs w:val="20"/>
-        </w:rPr>
-        <w:t>教會主任牧師</w:t>
-      </w:r>
-      <w:proofErr w:type="spellEnd"/>
-      <w:r>
-        <w:rPr>
-          <w:rFonts w:cstheme="minorHAnsi" w:hint="eastAsia"/>
-          <w:sz w:val="20"/>
-          <w:szCs w:val="20"/>
-        </w:rPr>
-        <w:t xml:space="preserve"> Phil EuBank</w:t>
-      </w:r>
-    </w:p>
-    <w:p>
-      <w:pPr>
-        <w:rPr>
-          <w:rFonts w:cstheme="minorHAnsi" w:hint="eastAsia"/>
-          <w:sz w:val="20"/>
-          <w:szCs w:val="20"/>
-        </w:rPr>
-      </w:pPr>
-    </w:p>
-    <w:p>
-      <w:pPr>
-        <w:rPr>
-          <w:rFonts w:cstheme="minorHAnsi" w:hint="eastAsia"/>
-          <w:sz w:val="20"/>
-          <w:szCs w:val="20"/>
-        </w:rPr>
-      </w:pPr>
-      <w:proofErr w:type="spellStart"/>
-      <w:r>
-        <w:rPr>
-          <w:rFonts w:cstheme="minorHAnsi" w:hint="eastAsia"/>
-          <w:sz w:val="20"/>
-          <w:szCs w:val="20"/>
-        </w:rPr>
-        <w:t>上週，我們開啟了年度系列講道的第一部分</w:t>
-      </w:r>
-      <w:proofErr w:type="spellEnd"/>
-      <w:r>
-        <w:rPr>
-          <w:rFonts w:cstheme="minorHAnsi" w:hint="eastAsia"/>
-          <w:sz w:val="20"/>
-          <w:szCs w:val="20"/>
-        </w:rPr>
-        <w:t>——“</w:t>
-      </w:r>
-      <w:proofErr w:type="spellStart"/>
-      <w:r>
-        <w:rPr>
-          <w:rFonts w:cstheme="minorHAnsi" w:hint="eastAsia"/>
-          <w:sz w:val="20"/>
-          <w:szCs w:val="20"/>
-        </w:rPr>
-        <w:t>什麼是‘道路’的跟隨者</w:t>
-      </w:r>
-      <w:proofErr w:type="spellEnd"/>
-      <w:r>
-        <w:rPr>
-          <w:rFonts w:cstheme="minorHAnsi" w:hint="eastAsia"/>
-          <w:sz w:val="20"/>
-          <w:szCs w:val="20"/>
-        </w:rPr>
-        <w:t>？”</w:t>
-      </w:r>
-    </w:p>
-    <w:p>
-      <w:pPr>
-        <w:rPr>
-          <w:rFonts w:cstheme="minorHAnsi" w:hint="eastAsia"/>
-          <w:sz w:val="20"/>
-          <w:szCs w:val="20"/>
-        </w:rPr>
-      </w:pPr>
-      <w:r>
-        <w:rPr>
-          <w:rFonts w:cstheme="minorHAnsi" w:hint="eastAsia"/>
-          <w:sz w:val="20"/>
-          <w:szCs w:val="20"/>
-        </w:rPr>
-        <w:t>我們定義了</w:t>
-      </w:r>
-      <w:r>
-        <w:rPr>
-          <w:rFonts w:cstheme="minorHAnsi" w:hint="eastAsia"/>
-          <w:sz w:val="20"/>
-          <w:szCs w:val="20"/>
-        </w:rPr>
-        <w:t>Menlo</w:t>
-      </w:r>
-      <w:r>
-        <w:rPr>
-          <w:rFonts w:cstheme="minorHAnsi" w:hint="eastAsia"/>
-          <w:sz w:val="20"/>
-          <w:szCs w:val="20"/>
-        </w:rPr>
-        <w:t>教會所推崇的“</w:t>
-      </w:r>
-      <w:proofErr w:type="spellStart"/>
-      <w:r>
-        <w:rPr>
-          <w:rFonts w:cstheme="minorHAnsi" w:hint="eastAsia"/>
-          <w:sz w:val="20"/>
-          <w:szCs w:val="20"/>
-        </w:rPr>
-        <w:t>天國特質</w:t>
-      </w:r>
-      <w:proofErr w:type="spellEnd"/>
-      <w:r>
-        <w:rPr>
-          <w:rFonts w:cstheme="minorHAnsi" w:hint="eastAsia"/>
-          <w:sz w:val="20"/>
-          <w:szCs w:val="20"/>
-        </w:rPr>
-        <w:t>”，</w:t>
-      </w:r>
-      <w:proofErr w:type="spellStart"/>
-      <w:r>
-        <w:rPr>
-          <w:rFonts w:cstheme="minorHAnsi" w:hint="eastAsia"/>
-          <w:sz w:val="20"/>
-          <w:szCs w:val="20"/>
-        </w:rPr>
-        <w:t>探討在</w:t>
-      </w:r>
-      <w:r>
-        <w:rPr>
-          <w:rFonts w:cstheme="minorHAnsi" w:hint="eastAsia"/>
-          <w:sz w:val="20"/>
-          <w:szCs w:val="20"/>
-        </w:rPr>
-        <w:t>Menlo</w:t>
-      </w:r>
-      <w:r>
-        <w:rPr>
-          <w:rFonts w:cstheme="minorHAnsi" w:hint="eastAsia"/>
-          <w:sz w:val="20"/>
-          <w:szCs w:val="20"/>
-        </w:rPr>
-        <w:t>教會作為耶穌的跟隨者意味著什麼</w:t>
-      </w:r>
-      <w:proofErr w:type="spellEnd"/>
-      <w:r>
-        <w:rPr>
-          <w:rFonts w:cstheme="minorHAnsi" w:hint="eastAsia"/>
-          <w:sz w:val="20"/>
-          <w:szCs w:val="20"/>
-        </w:rPr>
-        <w:t>。</w:t>
-      </w:r>
-    </w:p>
-    <w:p>
-      <w:pPr>
-        <w:rPr>
-          <w:rFonts w:cstheme="minorHAnsi" w:hint="eastAsia"/>
-          <w:sz w:val="20"/>
-          <w:szCs w:val="20"/>
-        </w:rPr>
-      </w:pPr>
-      <w:r>
-        <w:rPr>
-          <w:rFonts w:cstheme="minorHAnsi" w:hint="eastAsia"/>
-          <w:sz w:val="20"/>
-          <w:szCs w:val="20"/>
-        </w:rPr>
-        <w:t>我們每週都會探討其中一個特質。本週，我們討論《雅各書》第</w:t>
+          <w:rFonts w:cstheme="minorHAnsi" w:hint="eastAsia"/>
+          <w:sz w:val="20"/>
+          <w:szCs w:val="20"/>
+        </w:rPr>
+        <w:t>フィル</w:t>
+      </w:r>
+      <w:r>
+        <w:rPr>
+          <w:rFonts w:ascii="MS Mincho" w:eastAsia="MS Mincho" w:hAnsi="MS Mincho" w:cs="MS Mincho" w:hint="eastAsia"/>
+          <w:sz w:val="20"/>
+          <w:szCs w:val="20"/>
+        </w:rPr>
+        <w:t>・</w:t>
+      </w:r>
+      <w:r>
+        <w:rPr>
+          <w:rFonts w:ascii="SimSun" w:hAnsi="SimSun" w:cs="SimSun" w:hint="eastAsia"/>
+          <w:sz w:val="20"/>
+          <w:szCs w:val="20"/>
+        </w:rPr>
+        <w:t>ユーバンク</w:t>
+      </w:r>
+    </w:p>
+    <w:p>
+      <w:pPr>
+        <w:rPr>
+          <w:rFonts w:cstheme="minorHAnsi" w:hint="eastAsia"/>
+          <w:sz w:val="20"/>
+          <w:szCs w:val="20"/>
+        </w:rPr>
+      </w:pPr>
+    </w:p>
+    <w:p>
+      <w:pPr>
+        <w:rPr>
+          <w:rFonts w:cstheme="minorHAnsi" w:hint="eastAsia"/>
+          <w:sz w:val="20"/>
+          <w:szCs w:val="20"/>
+        </w:rPr>
+      </w:pPr>
+      <w:r>
+        <w:rPr>
+          <w:rFonts w:cstheme="minorHAnsi" w:hint="eastAsia"/>
+          <w:sz w:val="20"/>
+          <w:szCs w:val="20"/>
+        </w:rPr>
+        <w:t>先週、私たちは今年度のシリーズ「『道（</w:t>
+      </w:r>
+      <w:r>
+        <w:rPr>
+          <w:rFonts w:cstheme="minorHAnsi" w:hint="eastAsia"/>
+          <w:sz w:val="20"/>
+          <w:szCs w:val="20"/>
+        </w:rPr>
+        <w:t>The Way</w:t>
+      </w:r>
+      <w:r>
+        <w:rPr>
+          <w:rFonts w:cstheme="minorHAnsi" w:hint="eastAsia"/>
+          <w:sz w:val="20"/>
+          <w:szCs w:val="20"/>
+        </w:rPr>
+        <w:t>）』に従う者とは？」を開始しました。</w:t>
+      </w:r>
+    </w:p>
+    <w:p>
+      <w:pPr>
+        <w:rPr>
+          <w:rFonts w:cstheme="minorHAnsi" w:hint="eastAsia"/>
+          <w:sz w:val="20"/>
+          <w:szCs w:val="20"/>
+        </w:rPr>
+      </w:pPr>
+      <w:r>
+        <w:rPr>
+          <w:rFonts w:cstheme="minorHAnsi" w:hint="eastAsia"/>
+          <w:sz w:val="20"/>
+          <w:szCs w:val="20"/>
+        </w:rPr>
+        <w:t>このシリーズでは、メンロ教会が掲げる「神の国にふさわしい資質（</w:t>
+      </w:r>
+      <w:r>
+        <w:rPr>
+          <w:rFonts w:cstheme="minorHAnsi" w:hint="eastAsia"/>
+          <w:sz w:val="20"/>
+          <w:szCs w:val="20"/>
+        </w:rPr>
+        <w:t>Kingdom Qualities</w:t>
+      </w:r>
+      <w:r>
+        <w:rPr>
+          <w:rFonts w:cstheme="minorHAnsi" w:hint="eastAsia"/>
+          <w:sz w:val="20"/>
+          <w:szCs w:val="20"/>
+        </w:rPr>
+        <w:t>）」を定義し、ここメンロ教会でイエスに従う者として生きるとはどういうことかを探ります。</w:t>
+      </w:r>
+    </w:p>
+    <w:p>
+      <w:pPr>
+        <w:rPr>
+          <w:rFonts w:cstheme="minorHAnsi" w:hint="eastAsia"/>
+          <w:sz w:val="20"/>
+          <w:szCs w:val="20"/>
+        </w:rPr>
+      </w:pPr>
+      <w:r>
+        <w:rPr>
+          <w:rFonts w:cstheme="minorHAnsi" w:hint="eastAsia"/>
+          <w:sz w:val="20"/>
+          <w:szCs w:val="20"/>
+        </w:rPr>
+        <w:t>毎週、その資質の一つを取り上げていきます。今週は、ヤコブの手紙</w:t>
       </w:r>
       <w:r>
         <w:rPr>
@@ -8381,43 +8874,7 @@
           <w:sz w:val="20"/>
           <w:szCs w:val="20"/>
         </w:rPr>
-        <w:t>章的主題－「</w:t>
-      </w:r>
-      <w:proofErr w:type="spellStart"/>
-      <w:r>
-        <w:rPr>
-          <w:rFonts w:cstheme="minorHAnsi" w:hint="eastAsia"/>
-          <w:sz w:val="20"/>
-          <w:szCs w:val="20"/>
-        </w:rPr>
-        <w:t>時鐘（不急躁的朋友</w:t>
-      </w:r>
-      <w:proofErr w:type="spellEnd"/>
-      <w:r>
-        <w:rPr>
-          <w:rFonts w:cstheme="minorHAnsi" w:hint="eastAsia"/>
-          <w:sz w:val="20"/>
-          <w:szCs w:val="20"/>
-        </w:rPr>
-        <w:t>）」。</w:t>
-      </w:r>
-      <w:proofErr w:type="spellStart"/>
-      <w:r>
-        <w:rPr>
-          <w:rFonts w:cstheme="minorHAnsi" w:hint="eastAsia"/>
-          <w:sz w:val="20"/>
-          <w:szCs w:val="20"/>
-        </w:rPr>
-        <w:t>我們需要放慢生活的節奏</w:t>
-      </w:r>
-      <w:proofErr w:type="spellEnd"/>
-      <w:r>
-        <w:rPr>
-          <w:rFonts w:cstheme="minorHAnsi" w:hint="eastAsia"/>
-          <w:sz w:val="20"/>
-          <w:szCs w:val="20"/>
-        </w:rPr>
-        <w:t>。</w:t>
+        <w:t>章から「時計（急がない友人）」について語ります。私たちは人生の歩みを緩める（スローダウンする）必要があります。</w:t>
       </w:r>
     </w:p>
     <w:p>
@@ -8442,23 +8899,39 @@
           <w:sz w:val="20"/>
           <w:szCs w:val="20"/>
         </w:rPr>
-        <w:t>《雅各書》</w:t>
-      </w:r>
-      <w:r>
-        <w:rPr>
-          <w:rFonts w:cstheme="minorHAnsi" w:hint="eastAsia"/>
-          <w:sz w:val="20"/>
-          <w:szCs w:val="20"/>
-        </w:rPr>
-        <w:t>2:1-4</w:t>
-      </w:r>
-      <w:r>
-        <w:rPr>
-          <w:rFonts w:cstheme="minorHAnsi" w:hint="eastAsia"/>
-          <w:sz w:val="20"/>
-          <w:szCs w:val="20"/>
-        </w:rPr>
-        <w:t>：偏心的罪（按外表待人）：</w:t>
+        <w:t>ヤコブの手紙</w:t>
+      </w:r>
+      <w:r>
+        <w:rPr>
+          <w:rFonts w:cstheme="minorHAnsi" w:hint="eastAsia"/>
+          <w:sz w:val="20"/>
+          <w:szCs w:val="20"/>
+        </w:rPr>
+        <w:t xml:space="preserve"> 2</w:t>
+      </w:r>
+      <w:r>
+        <w:rPr>
+          <w:rFonts w:cstheme="minorHAnsi" w:hint="eastAsia"/>
+          <w:sz w:val="20"/>
+          <w:szCs w:val="20"/>
+        </w:rPr>
+        <w:t>章</w:t>
+      </w:r>
+      <w:r>
+        <w:rPr>
+          <w:rFonts w:cstheme="minorHAnsi" w:hint="eastAsia"/>
+          <w:sz w:val="20"/>
+          <w:szCs w:val="20"/>
+        </w:rPr>
+        <w:t>1-4</w:t>
+      </w:r>
+      <w:r>
+        <w:rPr>
+          <w:rFonts w:cstheme="minorHAnsi" w:hint="eastAsia"/>
+          <w:sz w:val="20"/>
+          <w:szCs w:val="20"/>
+        </w:rPr>
+        <w:t>節：偏見（人を外見で判断すること）という罪</w:t>
       </w:r>
     </w:p>
     <w:p>
@@ -8477,23 +8950,13 @@
         </w:rPr>
         <w:t xml:space="preserve">   a. </w:t>
       </w:r>
-      <w:proofErr w:type="spellStart"/>
-      <w:r>
-        <w:rPr>
-          <w:rFonts w:cstheme="minorHAnsi" w:hint="eastAsia"/>
-          <w:sz w:val="20"/>
-          <w:szCs w:val="20"/>
-        </w:rPr>
-        <w:t>真正的朋友不會以財富或權力給他人分等級</w:t>
-      </w:r>
-      <w:proofErr w:type="spellEnd"/>
-      <w:r>
-        <w:rPr>
-          <w:rFonts w:cstheme="minorHAnsi" w:hint="eastAsia"/>
-          <w:sz w:val="20"/>
-          <w:szCs w:val="20"/>
-        </w:rPr>
-        <w:t>。</w:t>
+      <w:r>
+        <w:rPr>
+          <w:rFonts w:cstheme="minorHAnsi" w:hint="eastAsia"/>
+          <w:sz w:val="20"/>
+          <w:szCs w:val="20"/>
+        </w:rPr>
+        <w:t>真の友人は、富や権力で人の優劣をつけません。</w:t>
       </w:r>
     </w:p>
     <w:p>
@@ -8512,41 +8975,13 @@
         </w:rPr>
         <w:t xml:space="preserve">   b. </w:t>
       </w:r>
-      <w:proofErr w:type="spellStart"/>
-      <w:r>
-        <w:rPr>
-          <w:rFonts w:cstheme="minorHAnsi" w:hint="eastAsia"/>
-          <w:sz w:val="20"/>
-          <w:szCs w:val="20"/>
-        </w:rPr>
-        <w:t>當你行色匆匆時，你只會產生偏見（偏心</w:t>
-      </w:r>
-      <w:proofErr w:type="spellEnd"/>
-      <w:r>
-        <w:rPr>
-          <w:rFonts w:cstheme="minorHAnsi" w:hint="eastAsia"/>
-          <w:sz w:val="20"/>
-          <w:szCs w:val="20"/>
-        </w:rPr>
-        <w:t>），</w:t>
-      </w:r>
-      <w:proofErr w:type="spellStart"/>
-      <w:r>
-        <w:rPr>
-          <w:rFonts w:cstheme="minorHAnsi" w:hint="eastAsia"/>
-          <w:sz w:val="20"/>
-          <w:szCs w:val="20"/>
-        </w:rPr>
-        <w:t>而無法做出正確的判斷（屬靈的洞察力</w:t>
-      </w:r>
-      <w:proofErr w:type="spellEnd"/>
-      <w:r>
-        <w:rPr>
-          <w:rFonts w:cstheme="minorHAnsi" w:hint="eastAsia"/>
-          <w:sz w:val="20"/>
-          <w:szCs w:val="20"/>
-        </w:rPr>
-        <w:t>）。</w:t>
+      <w:r>
+        <w:rPr>
+          <w:rFonts w:cstheme="minorHAnsi" w:hint="eastAsia"/>
+          <w:sz w:val="20"/>
+          <w:szCs w:val="20"/>
+        </w:rPr>
+        <w:t>忙しすぎると、正しい判断（識別力）ではなく、偏見（えこひいき）に陥ってしまいます。</w:t>
       </w:r>
     </w:p>
     <w:p>
@@ -8571,7 +9006,7 @@
           <w:sz w:val="20"/>
           <w:szCs w:val="20"/>
         </w:rPr>
-        <w:t>如何解決急躁問題：</w:t>
+        <w:t>急ぐ心を抑える方法：</w:t>
       </w:r>
       <w:r>
         <w:rPr>
@@ -8587,7 +9022,7 @@
           <w:sz w:val="20"/>
           <w:szCs w:val="20"/>
         </w:rPr>
-        <w:t>排最長的隊；</w:t>
+        <w:t>一番長い列に並ぶ、</w:t>
       </w:r>
       <w:r>
         <w:rPr>
@@ -8603,33 +9038,23 @@
           <w:sz w:val="20"/>
           <w:szCs w:val="20"/>
         </w:rPr>
-        <w:t>低速駕駛；</w:t>
-      </w:r>
-      <w:r>
-        <w:rPr>
-          <w:rFonts w:cstheme="minorHAnsi" w:hint="eastAsia"/>
-          <w:sz w:val="20"/>
-          <w:szCs w:val="20"/>
-        </w:rPr>
-        <w:t xml:space="preserve">3) </w:t>
-      </w:r>
-      <w:proofErr w:type="spellStart"/>
-      <w:r>
-        <w:rPr>
-          <w:rFonts w:cstheme="minorHAnsi" w:hint="eastAsia"/>
-          <w:sz w:val="20"/>
-          <w:szCs w:val="20"/>
-        </w:rPr>
-        <w:t>把手機鎖上一天</w:t>
-      </w:r>
-      <w:proofErr w:type="spellEnd"/>
-      <w:r>
-        <w:rPr>
-          <w:rFonts w:cstheme="minorHAnsi" w:hint="eastAsia"/>
-          <w:sz w:val="20"/>
-          <w:szCs w:val="20"/>
-        </w:rPr>
-        <w:t>。</w:t>
+        <w:t>低速で運転する、</w:t>
+      </w:r>
+      <w:r>
+        <w:rPr>
+          <w:rFonts w:cstheme="minorHAnsi" w:hint="eastAsia"/>
+          <w:sz w:val="20"/>
+          <w:szCs w:val="20"/>
+        </w:rPr>
+        <w:t>3) 1</w:t>
+      </w:r>
+      <w:r>
+        <w:rPr>
+          <w:rFonts w:cstheme="minorHAnsi" w:hint="eastAsia"/>
+          <w:sz w:val="20"/>
+          <w:szCs w:val="20"/>
+        </w:rPr>
+        <w:t>日スマホをしまっておく（使わない）。</w:t>
       </w:r>
     </w:p>
     <w:p>
@@ -8648,23 +9073,13 @@
         </w:rPr>
         <w:t xml:space="preserve">   d. </w:t>
       </w:r>
-      <w:proofErr w:type="spellStart"/>
-      <w:r>
-        <w:rPr>
-          <w:rFonts w:cstheme="minorHAnsi" w:hint="eastAsia"/>
-          <w:sz w:val="20"/>
-          <w:szCs w:val="20"/>
-        </w:rPr>
-        <w:t>當我們放慢腳步，就能看見那些行色匆匆的朋友</w:t>
-      </w:r>
-      <w:proofErr w:type="spellEnd"/>
-      <w:r>
-        <w:rPr>
-          <w:rFonts w:cstheme="minorHAnsi" w:hint="eastAsia"/>
-          <w:sz w:val="20"/>
-          <w:szCs w:val="20"/>
-        </w:rPr>
-        <w:t>。</w:t>
+      <w:r>
+        <w:rPr>
+          <w:rFonts w:cstheme="minorHAnsi" w:hint="eastAsia"/>
+          <w:sz w:val="20"/>
+          <w:szCs w:val="20"/>
+        </w:rPr>
+        <w:t>歩みを緩めると、急いでいる友人（あるいは急いでいる自分自身）の姿が見えてきます。</w:t>
       </w:r>
     </w:p>
     <w:p>
@@ -8689,39 +9104,39 @@
           <w:sz w:val="20"/>
           <w:szCs w:val="20"/>
         </w:rPr>
-        <w:t>《雅各書》</w:t>
-      </w:r>
-      <w:r>
-        <w:rPr>
-          <w:rFonts w:cstheme="minorHAnsi" w:hint="eastAsia"/>
-          <w:sz w:val="20"/>
-          <w:szCs w:val="20"/>
-        </w:rPr>
-        <w:t>2:5</w:t>
-      </w:r>
-      <w:r>
-        <w:rPr>
-          <w:rFonts w:cstheme="minorHAnsi" w:hint="eastAsia"/>
-          <w:sz w:val="20"/>
-          <w:szCs w:val="20"/>
-        </w:rPr>
-        <w:t>–</w:t>
-      </w:r>
-      <w:r>
-        <w:rPr>
-          <w:rFonts w:cstheme="minorHAnsi" w:hint="eastAsia"/>
-          <w:sz w:val="20"/>
-          <w:szCs w:val="20"/>
-        </w:rPr>
-        <w:t>7</w:t>
-      </w:r>
-      <w:r>
-        <w:rPr>
-          <w:rFonts w:cstheme="minorHAnsi" w:hint="eastAsia"/>
-          <w:sz w:val="20"/>
-          <w:szCs w:val="20"/>
-        </w:rPr>
-        <w:t>：</w:t>
+        <w:t>ヤコブの手紙</w:t>
+      </w:r>
+      <w:r>
+        <w:rPr>
+          <w:rFonts w:cstheme="minorHAnsi" w:hint="eastAsia"/>
+          <w:sz w:val="20"/>
+          <w:szCs w:val="20"/>
+        </w:rPr>
+        <w:t xml:space="preserve"> 2</w:t>
+      </w:r>
+      <w:r>
+        <w:rPr>
+          <w:rFonts w:cstheme="minorHAnsi" w:hint="eastAsia"/>
+          <w:sz w:val="20"/>
+          <w:szCs w:val="20"/>
+        </w:rPr>
+        <w:t>章</w:t>
+      </w:r>
+      <w:r>
+        <w:rPr>
+          <w:rFonts w:cstheme="minorHAnsi" w:hint="eastAsia"/>
+          <w:sz w:val="20"/>
+          <w:szCs w:val="20"/>
+        </w:rPr>
+        <w:t>5-7</w:t>
+      </w:r>
+      <w:r>
+        <w:rPr>
+          <w:rFonts w:cstheme="minorHAnsi" w:hint="eastAsia"/>
+          <w:sz w:val="20"/>
+          <w:szCs w:val="20"/>
+        </w:rPr>
+        <w:t>節：</w:t>
       </w:r>
     </w:p>
     <w:p>
@@ -8740,23 +9155,13 @@
         </w:rPr>
         <w:t xml:space="preserve">   a. </w:t>
       </w:r>
-      <w:proofErr w:type="spellStart"/>
-      <w:r>
-        <w:rPr>
-          <w:rFonts w:cstheme="minorHAnsi" w:hint="eastAsia"/>
-          <w:sz w:val="20"/>
-          <w:szCs w:val="20"/>
-        </w:rPr>
-        <w:t>神揀選了窮人，使他們在信心上富足</w:t>
-      </w:r>
-      <w:proofErr w:type="spellEnd"/>
-      <w:r>
-        <w:rPr>
-          <w:rFonts w:cstheme="minorHAnsi" w:hint="eastAsia"/>
-          <w:sz w:val="20"/>
-          <w:szCs w:val="20"/>
-        </w:rPr>
-        <w:t>。</w:t>
+      <w:r>
+        <w:rPr>
+          <w:rFonts w:cstheme="minorHAnsi" w:hint="eastAsia"/>
+          <w:sz w:val="20"/>
+          <w:szCs w:val="20"/>
+        </w:rPr>
+        <w:t>神は貧しい人々を選び、信仰において富む者とされます。</w:t>
       </w:r>
     </w:p>
     <w:p>
@@ -8775,23 +9180,13 @@
         </w:rPr>
         <w:t xml:space="preserve">   b. </w:t>
       </w:r>
-      <w:proofErr w:type="spellStart"/>
-      <w:r>
-        <w:rPr>
-          <w:rFonts w:cstheme="minorHAnsi" w:hint="eastAsia"/>
-          <w:sz w:val="20"/>
-          <w:szCs w:val="20"/>
-        </w:rPr>
-        <w:t>富人行為惡劣，傷害他人並將他們告上法庭</w:t>
-      </w:r>
-      <w:proofErr w:type="spellEnd"/>
-      <w:r>
-        <w:rPr>
-          <w:rFonts w:cstheme="minorHAnsi" w:hint="eastAsia"/>
-          <w:sz w:val="20"/>
-          <w:szCs w:val="20"/>
-        </w:rPr>
-        <w:t>。</w:t>
+      <w:r>
+        <w:rPr>
+          <w:rFonts w:cstheme="minorHAnsi" w:hint="eastAsia"/>
+          <w:sz w:val="20"/>
+          <w:szCs w:val="20"/>
+        </w:rPr>
+        <w:t>富める者たちは悪い振る舞いをしていました。彼らは他人を傷つけ、法廷に引きずり出していました。</w:t>
       </w:r>
     </w:p>
     <w:p>
@@ -8810,23 +9205,13 @@
         </w:rPr>
         <w:t xml:space="preserve">   c. </w:t>
       </w:r>
-      <w:proofErr w:type="spellStart"/>
-      <w:r>
-        <w:rPr>
-          <w:rFonts w:cstheme="minorHAnsi" w:hint="eastAsia"/>
-          <w:sz w:val="20"/>
-          <w:szCs w:val="20"/>
-        </w:rPr>
-        <w:t>富者褻瀆神</w:t>
-      </w:r>
-      <w:proofErr w:type="spellEnd"/>
-      <w:r>
-        <w:rPr>
-          <w:rFonts w:cstheme="minorHAnsi" w:hint="eastAsia"/>
-          <w:sz w:val="20"/>
-          <w:szCs w:val="20"/>
-        </w:rPr>
-        <w:t>。</w:t>
+      <w:r>
+        <w:rPr>
+          <w:rFonts w:cstheme="minorHAnsi" w:hint="eastAsia"/>
+          <w:sz w:val="20"/>
+          <w:szCs w:val="20"/>
+        </w:rPr>
+        <w:t>富める者たちは神を冒涜しています。</w:t>
       </w:r>
     </w:p>
     <w:p>
@@ -8845,23 +9230,13 @@
         </w:rPr>
         <w:t xml:space="preserve">   d. </w:t>
       </w:r>
-      <w:proofErr w:type="spellStart"/>
-      <w:r>
-        <w:rPr>
-          <w:rFonts w:cstheme="minorHAnsi" w:hint="eastAsia"/>
-          <w:sz w:val="20"/>
-          <w:szCs w:val="20"/>
-        </w:rPr>
-        <w:t>真正的朋友不會在眾人面前評斷你</w:t>
-      </w:r>
-      <w:proofErr w:type="spellEnd"/>
-      <w:r>
-        <w:rPr>
-          <w:rFonts w:cstheme="minorHAnsi" w:hint="eastAsia"/>
-          <w:sz w:val="20"/>
-          <w:szCs w:val="20"/>
-        </w:rPr>
-        <w:t>。</w:t>
+      <w:r>
+        <w:rPr>
+          <w:rFonts w:cstheme="minorHAnsi" w:hint="eastAsia"/>
+          <w:sz w:val="20"/>
+          <w:szCs w:val="20"/>
+        </w:rPr>
+        <w:t>真の友人は、その場（集まり）にいる人々の前であなたを裁いたりしません。</w:t>
       </w:r>
     </w:p>
     <w:p>
@@ -8886,693 +9261,8 @@
           <w:sz w:val="20"/>
           <w:szCs w:val="20"/>
         </w:rPr>
-        <w:t>雅各書</w:t>
-      </w:r>
-      <w:r>
-        <w:rPr>
-          <w:rFonts w:cstheme="minorHAnsi" w:hint="eastAsia"/>
-          <w:sz w:val="20"/>
-          <w:szCs w:val="20"/>
-        </w:rPr>
-        <w:t>2:8</w:t>
-      </w:r>
-      <w:r>
-        <w:rPr>
-          <w:rFonts w:cstheme="minorHAnsi" w:hint="eastAsia"/>
-          <w:sz w:val="20"/>
-          <w:szCs w:val="20"/>
-        </w:rPr>
-        <w:t>–</w:t>
-      </w:r>
-      <w:r>
-        <w:rPr>
-          <w:rFonts w:cstheme="minorHAnsi" w:hint="eastAsia"/>
-          <w:sz w:val="20"/>
-          <w:szCs w:val="20"/>
-        </w:rPr>
-        <w:t>13</w:t>
-      </w:r>
-      <w:r>
-        <w:rPr>
-          <w:rFonts w:cstheme="minorHAnsi" w:hint="eastAsia"/>
-          <w:sz w:val="20"/>
-          <w:szCs w:val="20"/>
-        </w:rPr>
-        <w:t>：雅各將希伯來經文中數百條「君尊的律法」歸納為「自由的律法」。那數百條君尊的律法是神的要求，卻極難遵守，每個人最終都會失敗。相反，「自由之法」提醒我們當下的處境，以及神為救贖我們所做的一切。</w:t>
-      </w:r>
-    </w:p>
-    <w:p>
-      <w:pPr>
-        <w:rPr>
-          <w:rFonts w:cstheme="minorHAnsi" w:hint="eastAsia"/>
-          <w:sz w:val="20"/>
-          <w:szCs w:val="20"/>
-        </w:rPr>
-      </w:pPr>
-      <w:r>
-        <w:rPr>
-          <w:rFonts w:cstheme="minorHAnsi" w:hint="eastAsia"/>
-          <w:sz w:val="20"/>
-          <w:szCs w:val="20"/>
-        </w:rPr>
-        <w:t>「</w:t>
-      </w:r>
-      <w:proofErr w:type="spellStart"/>
-      <w:r>
-        <w:rPr>
-          <w:rFonts w:cstheme="minorHAnsi" w:hint="eastAsia"/>
-          <w:sz w:val="20"/>
-          <w:szCs w:val="20"/>
-        </w:rPr>
-        <w:t>自由之法」與「至尊之律法」包含同樣的誡命與標準，但兩者的姿態截然不同</w:t>
-      </w:r>
-      <w:proofErr w:type="spellEnd"/>
-      <w:r>
-        <w:rPr>
-          <w:rFonts w:cstheme="minorHAnsi" w:hint="eastAsia"/>
-          <w:sz w:val="20"/>
-          <w:szCs w:val="20"/>
-        </w:rPr>
-        <w:t>。</w:t>
-      </w:r>
-    </w:p>
-    <w:p>
-      <w:pPr>
-        <w:rPr>
-          <w:rFonts w:cstheme="minorHAnsi" w:hint="eastAsia"/>
-          <w:sz w:val="20"/>
-          <w:szCs w:val="20"/>
-        </w:rPr>
-      </w:pPr>
-      <w:r>
-        <w:rPr>
-          <w:rFonts w:cstheme="minorHAnsi" w:hint="eastAsia"/>
-          <w:sz w:val="20"/>
-          <w:szCs w:val="20"/>
-        </w:rPr>
-        <w:t>其區別在於，在「自由之法」之下，我們是自由的。若單靠自己去實踐神的“至尊之律法”，人只會精疲力竭；而耶穌已替我們成全了“至尊之律法”，如今，我們可以基於這一嶄新的身份去生活。</w:t>
-      </w:r>
-    </w:p>
-    <w:p>
-      <w:pPr>
-        <w:rPr>
-          <w:rFonts w:cstheme="minorHAnsi" w:hint="eastAsia"/>
-          <w:sz w:val="20"/>
-          <w:szCs w:val="20"/>
-        </w:rPr>
-      </w:pPr>
-      <w:r>
-        <w:rPr>
-          <w:rFonts w:cstheme="minorHAnsi" w:hint="eastAsia"/>
-          <w:sz w:val="20"/>
-          <w:szCs w:val="20"/>
-        </w:rPr>
-        <w:t>結語：</w:t>
-      </w:r>
-    </w:p>
-    <w:p>
-      <w:pPr>
-        <w:rPr>
-          <w:rFonts w:cstheme="minorHAnsi"/>
-          <w:sz w:val="20"/>
-          <w:szCs w:val="20"/>
-        </w:rPr>
-      </w:pPr>
-      <w:proofErr w:type="spellStart"/>
-      <w:r>
-        <w:rPr>
-          <w:rFonts w:cstheme="minorHAnsi" w:hint="eastAsia"/>
-          <w:sz w:val="20"/>
-          <w:szCs w:val="20"/>
-        </w:rPr>
-        <w:t>本週請找出一個從容不迫的時段，與一位無需為你做任何事的人共度</w:t>
-      </w:r>
-      <w:proofErr w:type="spellEnd"/>
-      <w:r>
-        <w:rPr>
-          <w:rFonts w:cstheme="minorHAnsi" w:hint="eastAsia"/>
-          <w:sz w:val="20"/>
-          <w:szCs w:val="20"/>
-        </w:rPr>
-        <w:t>。</w:t>
-      </w:r>
-    </w:p>
-    <w:p>
-      <w:pPr>
-        <w:rPr>
-          <w:rFonts w:cstheme="minorHAnsi"/>
-          <w:sz w:val="20"/>
-          <w:szCs w:val="20"/>
-        </w:rPr>
-      </w:pPr>
-    </w:p>
-    <w:p>
-      <w:pPr>
-        <w:rPr>
-          <w:rFonts w:cstheme="minorHAnsi"/>
-          <w:sz w:val="20"/>
-          <w:szCs w:val="20"/>
-        </w:rPr>
-      </w:pPr>
-      <w:r>
-        <w:rPr>
-          <w:rFonts w:cstheme="minorHAnsi"/>
-          <w:sz w:val="20"/>
-          <w:szCs w:val="20"/>
-        </w:rPr>
-        <w:t>===</w:t>
-      </w:r>
-    </w:p>
-    <w:p>
-      <w:pPr>
-        <w:rPr>
-          <w:rFonts w:cstheme="minorHAnsi" w:hint="eastAsia"/>
-          <w:sz w:val="20"/>
-          <w:szCs w:val="20"/>
-        </w:rPr>
-      </w:pPr>
-      <w:r>
-        <w:rPr>
-          <w:rFonts w:cstheme="minorHAnsi" w:hint="eastAsia"/>
-          <w:sz w:val="20"/>
-          <w:szCs w:val="20"/>
-        </w:rPr>
-        <w:t>2026</w:t>
-      </w:r>
-      <w:r>
-        <w:rPr>
-          <w:rFonts w:cstheme="minorHAnsi" w:hint="eastAsia"/>
-          <w:sz w:val="20"/>
-          <w:szCs w:val="20"/>
-        </w:rPr>
-        <w:t>年</w:t>
-      </w:r>
-      <w:r>
-        <w:rPr>
-          <w:rFonts w:cstheme="minorHAnsi" w:hint="eastAsia"/>
-          <w:sz w:val="20"/>
-          <w:szCs w:val="20"/>
-        </w:rPr>
-        <w:t>8</w:t>
-      </w:r>
-      <w:r>
-        <w:rPr>
-          <w:rFonts w:cstheme="minorHAnsi" w:hint="eastAsia"/>
-          <w:sz w:val="20"/>
-          <w:szCs w:val="20"/>
-        </w:rPr>
-        <w:t>月</w:t>
-      </w:r>
-      <w:r>
-        <w:rPr>
-          <w:rFonts w:cstheme="minorHAnsi" w:hint="eastAsia"/>
-          <w:sz w:val="20"/>
-          <w:szCs w:val="20"/>
-        </w:rPr>
-        <w:t>29</w:t>
-      </w:r>
-      <w:r>
-        <w:rPr>
-          <w:rFonts w:cstheme="minorHAnsi" w:hint="eastAsia"/>
-          <w:sz w:val="20"/>
-          <w:szCs w:val="20"/>
-        </w:rPr>
-        <w:t>日、メンロ教会礼拝（先週</w:t>
-      </w:r>
-      <w:r>
-        <w:rPr>
-          <w:rFonts w:cstheme="minorHAnsi" w:hint="eastAsia"/>
-          <w:sz w:val="20"/>
-          <w:szCs w:val="20"/>
-        </w:rPr>
-        <w:t>2026</w:t>
-      </w:r>
-      <w:r>
-        <w:rPr>
-          <w:rFonts w:cstheme="minorHAnsi" w:hint="eastAsia"/>
-          <w:sz w:val="20"/>
-          <w:szCs w:val="20"/>
-        </w:rPr>
-        <w:t>年</w:t>
-      </w:r>
-      <w:r>
-        <w:rPr>
-          <w:rFonts w:cstheme="minorHAnsi" w:hint="eastAsia"/>
-          <w:sz w:val="20"/>
-          <w:szCs w:val="20"/>
-        </w:rPr>
-        <w:t>8</w:t>
-      </w:r>
-      <w:r>
-        <w:rPr>
-          <w:rFonts w:cstheme="minorHAnsi" w:hint="eastAsia"/>
-          <w:sz w:val="20"/>
-          <w:szCs w:val="20"/>
-        </w:rPr>
-        <w:t>月</w:t>
-      </w:r>
-      <w:r>
-        <w:rPr>
-          <w:rFonts w:cstheme="minorHAnsi" w:hint="eastAsia"/>
-          <w:sz w:val="20"/>
-          <w:szCs w:val="20"/>
-        </w:rPr>
-        <w:t>23</w:t>
-      </w:r>
-      <w:r>
-        <w:rPr>
-          <w:rFonts w:cstheme="minorHAnsi" w:hint="eastAsia"/>
-          <w:sz w:val="20"/>
-          <w:szCs w:val="20"/>
-        </w:rPr>
-        <w:t>日分の要約）</w:t>
-      </w:r>
-    </w:p>
-    <w:p>
-      <w:pPr>
-        <w:rPr>
-          <w:rFonts w:cstheme="minorHAnsi" w:hint="eastAsia"/>
-          <w:sz w:val="20"/>
-          <w:szCs w:val="20"/>
-        </w:rPr>
-      </w:pPr>
-      <w:r>
-        <w:rPr>
-          <w:rFonts w:cstheme="minorHAnsi" w:hint="eastAsia"/>
-          <w:sz w:val="20"/>
-          <w:szCs w:val="20"/>
-        </w:rPr>
-        <w:t>https://youtu.be/zKXuj_3fw6g?si=buySQjo8avwQ0lVg</w:t>
-      </w:r>
-    </w:p>
-    <w:p>
-      <w:pPr>
-        <w:rPr>
-          <w:rFonts w:cstheme="minorHAnsi" w:hint="eastAsia"/>
-          <w:sz w:val="20"/>
-          <w:szCs w:val="20"/>
-        </w:rPr>
-      </w:pPr>
-      <w:r>
-        <w:rPr>
-          <w:rFonts w:cstheme="minorHAnsi" w:hint="eastAsia"/>
-          <w:sz w:val="20"/>
-          <w:szCs w:val="20"/>
-        </w:rPr>
-        <w:t>https://github.com/peterhchen/1000_Family/tree/main/Church/2026</w:t>
-      </w:r>
-    </w:p>
-    <w:p>
-      <w:pPr>
-        <w:rPr>
-          <w:rFonts w:cstheme="minorHAnsi" w:hint="eastAsia"/>
-          <w:sz w:val="20"/>
-          <w:szCs w:val="20"/>
-        </w:rPr>
-      </w:pPr>
-      <w:proofErr w:type="spellStart"/>
-      <w:r>
-        <w:rPr>
-          <w:rFonts w:cstheme="minorHAnsi" w:hint="eastAsia"/>
-          <w:sz w:val="20"/>
-          <w:szCs w:val="20"/>
-        </w:rPr>
-        <w:t>時計（急がない友人</w:t>
-      </w:r>
-      <w:proofErr w:type="spellEnd"/>
-      <w:r>
-        <w:rPr>
-          <w:rFonts w:cstheme="minorHAnsi" w:hint="eastAsia"/>
-          <w:sz w:val="20"/>
-          <w:szCs w:val="20"/>
-        </w:rPr>
-        <w:t>）</w:t>
-      </w:r>
-      <w:r>
-        <w:rPr>
-          <w:rFonts w:cstheme="minorHAnsi" w:hint="eastAsia"/>
-          <w:sz w:val="20"/>
-          <w:szCs w:val="20"/>
-        </w:rPr>
-        <w:t xml:space="preserve"> | </w:t>
-      </w:r>
-      <w:r>
-        <w:rPr>
-          <w:rFonts w:cstheme="minorHAnsi" w:hint="eastAsia"/>
-          <w:sz w:val="20"/>
-          <w:szCs w:val="20"/>
-        </w:rPr>
-        <w:t>「</w:t>
-      </w:r>
-      <w:proofErr w:type="spellStart"/>
-      <w:r>
-        <w:rPr>
-          <w:rFonts w:cstheme="minorHAnsi" w:hint="eastAsia"/>
-          <w:sz w:val="20"/>
-          <w:szCs w:val="20"/>
-        </w:rPr>
-        <w:t>道（</w:t>
-      </w:r>
-      <w:r>
-        <w:rPr>
-          <w:rFonts w:cstheme="minorHAnsi" w:hint="eastAsia"/>
-          <w:sz w:val="20"/>
-          <w:szCs w:val="20"/>
-        </w:rPr>
-        <w:t>The</w:t>
-      </w:r>
-      <w:proofErr w:type="spellEnd"/>
-      <w:r>
-        <w:rPr>
-          <w:rFonts w:cstheme="minorHAnsi" w:hint="eastAsia"/>
-          <w:sz w:val="20"/>
-          <w:szCs w:val="20"/>
-        </w:rPr>
-        <w:t xml:space="preserve"> Way</w:t>
-      </w:r>
-      <w:r>
-        <w:rPr>
-          <w:rFonts w:cstheme="minorHAnsi" w:hint="eastAsia"/>
-          <w:sz w:val="20"/>
-          <w:szCs w:val="20"/>
-        </w:rPr>
-        <w:t>）」</w:t>
-      </w:r>
-      <w:proofErr w:type="spellStart"/>
-      <w:r>
-        <w:rPr>
-          <w:rFonts w:cstheme="minorHAnsi" w:hint="eastAsia"/>
-          <w:sz w:val="20"/>
-          <w:szCs w:val="20"/>
-        </w:rPr>
-        <w:t>に従う者とは</w:t>
-      </w:r>
-      <w:proofErr w:type="spellEnd"/>
-      <w:r>
-        <w:rPr>
-          <w:rFonts w:cstheme="minorHAnsi" w:hint="eastAsia"/>
-          <w:sz w:val="20"/>
-          <w:szCs w:val="20"/>
-        </w:rPr>
-        <w:t>？</w:t>
-      </w:r>
-      <w:r>
-        <w:rPr>
-          <w:rFonts w:cstheme="minorHAnsi" w:hint="eastAsia"/>
-          <w:sz w:val="20"/>
-          <w:szCs w:val="20"/>
-        </w:rPr>
-        <w:t xml:space="preserve"> | </w:t>
-      </w:r>
-      <w:proofErr w:type="spellStart"/>
-      <w:r>
-        <w:rPr>
-          <w:rFonts w:cstheme="minorHAnsi" w:hint="eastAsia"/>
-          <w:sz w:val="20"/>
-          <w:szCs w:val="20"/>
-        </w:rPr>
-        <w:t>メンロ教会</w:t>
-      </w:r>
-      <w:proofErr w:type="spellEnd"/>
-      <w:r>
-        <w:rPr>
-          <w:rFonts w:cstheme="minorHAnsi" w:hint="eastAsia"/>
-          <w:sz w:val="20"/>
-          <w:szCs w:val="20"/>
-        </w:rPr>
-        <w:t xml:space="preserve"> </w:t>
-      </w:r>
-      <w:proofErr w:type="spellStart"/>
-      <w:r>
-        <w:rPr>
-          <w:rFonts w:cstheme="minorHAnsi" w:hint="eastAsia"/>
-          <w:sz w:val="20"/>
-          <w:szCs w:val="20"/>
-        </w:rPr>
-        <w:t>主任牧師</w:t>
-      </w:r>
-      <w:proofErr w:type="spellEnd"/>
-      <w:r>
-        <w:rPr>
-          <w:rFonts w:cstheme="minorHAnsi" w:hint="eastAsia"/>
-          <w:sz w:val="20"/>
-          <w:szCs w:val="20"/>
-        </w:rPr>
-        <w:t xml:space="preserve"> </w:t>
-      </w:r>
-      <w:proofErr w:type="spellStart"/>
-      <w:r>
-        <w:rPr>
-          <w:rFonts w:cstheme="minorHAnsi" w:hint="eastAsia"/>
-          <w:sz w:val="20"/>
-          <w:szCs w:val="20"/>
-        </w:rPr>
-        <w:t>フィル</w:t>
-      </w:r>
-      <w:r>
-        <w:rPr>
-          <w:rFonts w:ascii="MS Mincho" w:eastAsia="MS Mincho" w:hAnsi="MS Mincho" w:cs="MS Mincho" w:hint="eastAsia"/>
-          <w:sz w:val="20"/>
-          <w:szCs w:val="20"/>
-        </w:rPr>
-        <w:t>・</w:t>
-      </w:r>
-      <w:r>
-        <w:rPr>
-          <w:rFonts w:ascii="SimSun" w:hAnsi="SimSun" w:cs="SimSun" w:hint="eastAsia"/>
-          <w:sz w:val="20"/>
-          <w:szCs w:val="20"/>
-        </w:rPr>
-        <w:t>ユーバンク</w:t>
-      </w:r>
-      <w:proofErr w:type="spellEnd"/>
-    </w:p>
-    <w:p>
-      <w:pPr>
-        <w:rPr>
-          <w:rFonts w:cstheme="minorHAnsi" w:hint="eastAsia"/>
-          <w:sz w:val="20"/>
-          <w:szCs w:val="20"/>
-        </w:rPr>
-      </w:pPr>
-    </w:p>
-    <w:p>
-      <w:pPr>
-        <w:rPr>
-          <w:rFonts w:cstheme="minorHAnsi" w:hint="eastAsia"/>
-          <w:sz w:val="20"/>
-          <w:szCs w:val="20"/>
-        </w:rPr>
-      </w:pPr>
-      <w:proofErr w:type="spellStart"/>
-      <w:r>
-        <w:rPr>
-          <w:rFonts w:cstheme="minorHAnsi" w:hint="eastAsia"/>
-          <w:sz w:val="20"/>
-          <w:szCs w:val="20"/>
-        </w:rPr>
-        <w:t>先週、私たちは今年度のシリーズ</w:t>
-      </w:r>
-      <w:proofErr w:type="spellEnd"/>
-      <w:r>
-        <w:rPr>
-          <w:rFonts w:cstheme="minorHAnsi" w:hint="eastAsia"/>
-          <w:sz w:val="20"/>
-          <w:szCs w:val="20"/>
-        </w:rPr>
-        <w:t>「『</w:t>
-      </w:r>
-      <w:proofErr w:type="spellStart"/>
-      <w:r>
-        <w:rPr>
-          <w:rFonts w:cstheme="minorHAnsi" w:hint="eastAsia"/>
-          <w:sz w:val="20"/>
-          <w:szCs w:val="20"/>
-        </w:rPr>
-        <w:t>道（</w:t>
-      </w:r>
-      <w:r>
-        <w:rPr>
-          <w:rFonts w:cstheme="minorHAnsi" w:hint="eastAsia"/>
-          <w:sz w:val="20"/>
-          <w:szCs w:val="20"/>
-        </w:rPr>
-        <w:t>The</w:t>
-      </w:r>
-      <w:proofErr w:type="spellEnd"/>
-      <w:r>
-        <w:rPr>
-          <w:rFonts w:cstheme="minorHAnsi" w:hint="eastAsia"/>
-          <w:sz w:val="20"/>
-          <w:szCs w:val="20"/>
-        </w:rPr>
-        <w:t xml:space="preserve"> Way</w:t>
-      </w:r>
-      <w:r>
-        <w:rPr>
-          <w:rFonts w:cstheme="minorHAnsi" w:hint="eastAsia"/>
-          <w:sz w:val="20"/>
-          <w:szCs w:val="20"/>
-        </w:rPr>
-        <w:t>）』</w:t>
-      </w:r>
-      <w:proofErr w:type="spellStart"/>
-      <w:r>
-        <w:rPr>
-          <w:rFonts w:cstheme="minorHAnsi" w:hint="eastAsia"/>
-          <w:sz w:val="20"/>
-          <w:szCs w:val="20"/>
-        </w:rPr>
-        <w:t>に従う者とは</w:t>
-      </w:r>
-      <w:proofErr w:type="spellEnd"/>
-      <w:r>
-        <w:rPr>
-          <w:rFonts w:cstheme="minorHAnsi" w:hint="eastAsia"/>
-          <w:sz w:val="20"/>
-          <w:szCs w:val="20"/>
-        </w:rPr>
-        <w:t>？」</w:t>
-      </w:r>
-      <w:proofErr w:type="spellStart"/>
-      <w:r>
-        <w:rPr>
-          <w:rFonts w:cstheme="minorHAnsi" w:hint="eastAsia"/>
-          <w:sz w:val="20"/>
-          <w:szCs w:val="20"/>
-        </w:rPr>
-        <w:t>を開始しました</w:t>
-      </w:r>
-      <w:proofErr w:type="spellEnd"/>
-      <w:r>
-        <w:rPr>
-          <w:rFonts w:cstheme="minorHAnsi" w:hint="eastAsia"/>
-          <w:sz w:val="20"/>
-          <w:szCs w:val="20"/>
-        </w:rPr>
-        <w:t>。</w:t>
-      </w:r>
-    </w:p>
-    <w:p>
-      <w:pPr>
-        <w:rPr>
-          <w:rFonts w:cstheme="minorHAnsi" w:hint="eastAsia"/>
-          <w:sz w:val="20"/>
-          <w:szCs w:val="20"/>
-        </w:rPr>
-      </w:pPr>
-      <w:proofErr w:type="spellStart"/>
-      <w:r>
-        <w:rPr>
-          <w:rFonts w:cstheme="minorHAnsi" w:hint="eastAsia"/>
-          <w:sz w:val="20"/>
-          <w:szCs w:val="20"/>
-        </w:rPr>
-        <w:t>このシリーズでは、メンロ教会が掲げる「神の国にふさわしい資質（</w:t>
-      </w:r>
-      <w:r>
-        <w:rPr>
-          <w:rFonts w:cstheme="minorHAnsi" w:hint="eastAsia"/>
-          <w:sz w:val="20"/>
-          <w:szCs w:val="20"/>
-        </w:rPr>
-        <w:t>Kingdom</w:t>
-      </w:r>
-      <w:proofErr w:type="spellEnd"/>
-      <w:r>
-        <w:rPr>
-          <w:rFonts w:cstheme="minorHAnsi" w:hint="eastAsia"/>
-          <w:sz w:val="20"/>
-          <w:szCs w:val="20"/>
-        </w:rPr>
-        <w:t xml:space="preserve"> Qualities</w:t>
-      </w:r>
-      <w:r>
-        <w:rPr>
-          <w:rFonts w:cstheme="minorHAnsi" w:hint="eastAsia"/>
-          <w:sz w:val="20"/>
-          <w:szCs w:val="20"/>
-        </w:rPr>
-        <w:t>）」</w:t>
-      </w:r>
-      <w:proofErr w:type="spellStart"/>
-      <w:r>
-        <w:rPr>
-          <w:rFonts w:cstheme="minorHAnsi" w:hint="eastAsia"/>
-          <w:sz w:val="20"/>
-          <w:szCs w:val="20"/>
-        </w:rPr>
-        <w:t>を定義し、ここメンロ教会でイエスに従う者として生きるとはどういうことかを探ります</w:t>
-      </w:r>
-      <w:proofErr w:type="spellEnd"/>
-      <w:r>
-        <w:rPr>
-          <w:rFonts w:cstheme="minorHAnsi" w:hint="eastAsia"/>
-          <w:sz w:val="20"/>
-          <w:szCs w:val="20"/>
-        </w:rPr>
-        <w:t>。</w:t>
-      </w:r>
-    </w:p>
-    <w:p>
-      <w:pPr>
-        <w:rPr>
-          <w:rFonts w:cstheme="minorHAnsi" w:hint="eastAsia"/>
-          <w:sz w:val="20"/>
-          <w:szCs w:val="20"/>
-        </w:rPr>
-      </w:pPr>
-      <w:r>
-        <w:rPr>
-          <w:rFonts w:cstheme="minorHAnsi" w:hint="eastAsia"/>
-          <w:sz w:val="20"/>
-          <w:szCs w:val="20"/>
-        </w:rPr>
-        <w:t>毎週、その資質の一つを取り上げていきます。今週は、ヤコブの手紙</w:t>
-      </w:r>
-      <w:r>
-        <w:rPr>
-          <w:rFonts w:cstheme="minorHAnsi" w:hint="eastAsia"/>
-          <w:sz w:val="20"/>
-          <w:szCs w:val="20"/>
-        </w:rPr>
-        <w:t>2</w:t>
-      </w:r>
-      <w:r>
-        <w:rPr>
-          <w:rFonts w:cstheme="minorHAnsi" w:hint="eastAsia"/>
-          <w:sz w:val="20"/>
-          <w:szCs w:val="20"/>
-        </w:rPr>
-        <w:t>章から「時計（急がない友人）」について語ります。私たちは人生の歩みを緩める（スローダウンする）必要があります。</w:t>
-      </w:r>
-    </w:p>
-    <w:p>
-      <w:pPr>
-        <w:rPr>
-          <w:rFonts w:cstheme="minorHAnsi" w:hint="eastAsia"/>
-          <w:sz w:val="20"/>
-          <w:szCs w:val="20"/>
-        </w:rPr>
-      </w:pPr>
-      <w:r>
-        <w:rPr>
-          <w:rFonts w:cstheme="minorHAnsi" w:hint="eastAsia"/>
-          <w:sz w:val="20"/>
-          <w:szCs w:val="20"/>
-        </w:rPr>
-        <w:t xml:space="preserve">1. </w:t>
-      </w:r>
-      <w:proofErr w:type="spellStart"/>
-      <w:r>
-        <w:rPr>
-          <w:rFonts w:cstheme="minorHAnsi" w:hint="eastAsia"/>
-          <w:sz w:val="20"/>
-          <w:szCs w:val="20"/>
-        </w:rPr>
         <w:t>ヤコブの手紙</w:t>
       </w:r>
-      <w:proofErr w:type="spellEnd"/>
       <w:r>
         <w:rPr>
           <w:rFonts w:cstheme="minorHAnsi" w:hint="eastAsia"/>
@@ -9595,443 +9285,6 @@
           <w:sz w:val="20"/>
           <w:szCs w:val="20"/>
         </w:rPr>
-        <w:t>1-4</w:t>
-      </w:r>
-      <w:r>
-        <w:rPr>
-          <w:rFonts w:cstheme="minorHAnsi" w:hint="eastAsia"/>
-          <w:sz w:val="20"/>
-          <w:szCs w:val="20"/>
-        </w:rPr>
-        <w:t>節：偏見（人を外見で判断すること）という罪</w:t>
-      </w:r>
-    </w:p>
-    <w:p>
-      <w:pPr>
-        <w:rPr>
-          <w:rFonts w:cstheme="minorHAnsi" w:hint="eastAsia"/>
-          <w:sz w:val="20"/>
-          <w:szCs w:val="20"/>
-        </w:rPr>
-      </w:pPr>
-      <w:r>
-        <w:rPr>
-          <w:rFonts w:cstheme="minorHAnsi" w:hint="eastAsia"/>
-          <w:sz w:val="20"/>
-          <w:szCs w:val="20"/>
-        </w:rPr>
-        <w:lastRenderedPageBreak/>
-        <w:t xml:space="preserve">   a. </w:t>
-      </w:r>
-      <w:proofErr w:type="spellStart"/>
-      <w:r>
-        <w:rPr>
-          <w:rFonts w:cstheme="minorHAnsi" w:hint="eastAsia"/>
-          <w:sz w:val="20"/>
-          <w:szCs w:val="20"/>
-        </w:rPr>
-        <w:t>真の友人は、富や権力で人の優劣をつけません</w:t>
-      </w:r>
-      <w:proofErr w:type="spellEnd"/>
-      <w:r>
-        <w:rPr>
-          <w:rFonts w:cstheme="minorHAnsi" w:hint="eastAsia"/>
-          <w:sz w:val="20"/>
-          <w:szCs w:val="20"/>
-        </w:rPr>
-        <w:t>。</w:t>
-      </w:r>
-    </w:p>
-    <w:p>
-      <w:pPr>
-        <w:rPr>
-          <w:rFonts w:cstheme="minorHAnsi" w:hint="eastAsia"/>
-          <w:sz w:val="20"/>
-          <w:szCs w:val="20"/>
-        </w:rPr>
-      </w:pPr>
-      <w:r>
-        <w:rPr>
-          <w:rFonts w:cstheme="minorHAnsi" w:hint="eastAsia"/>
-          <w:sz w:val="20"/>
-          <w:szCs w:val="20"/>
-        </w:rPr>
-        <w:t xml:space="preserve">   b. </w:t>
-      </w:r>
-      <w:proofErr w:type="spellStart"/>
-      <w:r>
-        <w:rPr>
-          <w:rFonts w:cstheme="minorHAnsi" w:hint="eastAsia"/>
-          <w:sz w:val="20"/>
-          <w:szCs w:val="20"/>
-        </w:rPr>
-        <w:t>忙しすぎると、正しい判断（識別力）ではなく、偏見（えこひいき）に陥ってしまいます</w:t>
-      </w:r>
-      <w:proofErr w:type="spellEnd"/>
-      <w:r>
-        <w:rPr>
-          <w:rFonts w:cstheme="minorHAnsi" w:hint="eastAsia"/>
-          <w:sz w:val="20"/>
-          <w:szCs w:val="20"/>
-        </w:rPr>
-        <w:t>。</w:t>
-      </w:r>
-    </w:p>
-    <w:p>
-      <w:pPr>
-        <w:rPr>
-          <w:rFonts w:cstheme="minorHAnsi" w:hint="eastAsia"/>
-          <w:sz w:val="20"/>
-          <w:szCs w:val="20"/>
-        </w:rPr>
-      </w:pPr>
-      <w:r>
-        <w:rPr>
-          <w:rFonts w:cstheme="minorHAnsi" w:hint="eastAsia"/>
-          <w:sz w:val="20"/>
-          <w:szCs w:val="20"/>
-        </w:rPr>
-        <w:t xml:space="preserve">   c. </w:t>
-      </w:r>
-      <w:r>
-        <w:rPr>
-          <w:rFonts w:cstheme="minorHAnsi" w:hint="eastAsia"/>
-          <w:sz w:val="20"/>
-          <w:szCs w:val="20"/>
-        </w:rPr>
-        <w:t>急ぐ心を抑える方法：</w:t>
-      </w:r>
-      <w:r>
-        <w:rPr>
-          <w:rFonts w:cstheme="minorHAnsi" w:hint="eastAsia"/>
-          <w:sz w:val="20"/>
-          <w:szCs w:val="20"/>
-        </w:rPr>
-        <w:t xml:space="preserve">1) </w:t>
-      </w:r>
-      <w:r>
-        <w:rPr>
-          <w:rFonts w:cstheme="minorHAnsi" w:hint="eastAsia"/>
-          <w:sz w:val="20"/>
-          <w:szCs w:val="20"/>
-        </w:rPr>
-        <w:t>一番長い列に並ぶ、</w:t>
-      </w:r>
-      <w:r>
-        <w:rPr>
-          <w:rFonts w:cstheme="minorHAnsi" w:hint="eastAsia"/>
-          <w:sz w:val="20"/>
-          <w:szCs w:val="20"/>
-        </w:rPr>
-        <w:t xml:space="preserve">2) </w:t>
-      </w:r>
-      <w:r>
-        <w:rPr>
-          <w:rFonts w:cstheme="minorHAnsi" w:hint="eastAsia"/>
-          <w:sz w:val="20"/>
-          <w:szCs w:val="20"/>
-        </w:rPr>
-        <w:t>低速で運転する、</w:t>
-      </w:r>
-      <w:r>
-        <w:rPr>
-          <w:rFonts w:cstheme="minorHAnsi" w:hint="eastAsia"/>
-          <w:sz w:val="20"/>
-          <w:szCs w:val="20"/>
-        </w:rPr>
-        <w:t>3) 1</w:t>
-      </w:r>
-      <w:r>
-        <w:rPr>
-          <w:rFonts w:cstheme="minorHAnsi" w:hint="eastAsia"/>
-          <w:sz w:val="20"/>
-          <w:szCs w:val="20"/>
-        </w:rPr>
-        <w:t>日スマホをしまっておく（使わない）。</w:t>
-      </w:r>
-    </w:p>
-    <w:p>
-      <w:pPr>
-        <w:rPr>
-          <w:rFonts w:cstheme="minorHAnsi" w:hint="eastAsia"/>
-          <w:sz w:val="20"/>
-          <w:szCs w:val="20"/>
-        </w:rPr>
-      </w:pPr>
-      <w:r>
-        <w:rPr>
-          <w:rFonts w:cstheme="minorHAnsi" w:hint="eastAsia"/>
-          <w:sz w:val="20"/>
-          <w:szCs w:val="20"/>
-        </w:rPr>
-        <w:t xml:space="preserve">   d. </w:t>
-      </w:r>
-      <w:proofErr w:type="spellStart"/>
-      <w:r>
-        <w:rPr>
-          <w:rFonts w:cstheme="minorHAnsi" w:hint="eastAsia"/>
-          <w:sz w:val="20"/>
-          <w:szCs w:val="20"/>
-        </w:rPr>
-        <w:t>歩みを緩めると、急いでいる友人（あるいは急いでいる自分自身）の姿が見えてきます</w:t>
-      </w:r>
-      <w:proofErr w:type="spellEnd"/>
-      <w:r>
-        <w:rPr>
-          <w:rFonts w:cstheme="minorHAnsi" w:hint="eastAsia"/>
-          <w:sz w:val="20"/>
-          <w:szCs w:val="20"/>
-        </w:rPr>
-        <w:t>。</w:t>
-      </w:r>
-    </w:p>
-    <w:p>
-      <w:pPr>
-        <w:rPr>
-          <w:rFonts w:cstheme="minorHAnsi" w:hint="eastAsia"/>
-          <w:sz w:val="20"/>
-          <w:szCs w:val="20"/>
-        </w:rPr>
-      </w:pPr>
-      <w:r>
-        <w:rPr>
-          <w:rFonts w:cstheme="minorHAnsi" w:hint="eastAsia"/>
-          <w:sz w:val="20"/>
-          <w:szCs w:val="20"/>
-        </w:rPr>
-        <w:t xml:space="preserve">2. </w:t>
-      </w:r>
-      <w:proofErr w:type="spellStart"/>
-      <w:r>
-        <w:rPr>
-          <w:rFonts w:cstheme="minorHAnsi" w:hint="eastAsia"/>
-          <w:sz w:val="20"/>
-          <w:szCs w:val="20"/>
-        </w:rPr>
-        <w:t>ヤコブの手紙</w:t>
-      </w:r>
-      <w:proofErr w:type="spellEnd"/>
-      <w:r>
-        <w:rPr>
-          <w:rFonts w:cstheme="minorHAnsi" w:hint="eastAsia"/>
-          <w:sz w:val="20"/>
-          <w:szCs w:val="20"/>
-        </w:rPr>
-        <w:t xml:space="preserve"> 2</w:t>
-      </w:r>
-      <w:r>
-        <w:rPr>
-          <w:rFonts w:cstheme="minorHAnsi" w:hint="eastAsia"/>
-          <w:sz w:val="20"/>
-          <w:szCs w:val="20"/>
-        </w:rPr>
-        <w:t>章</w:t>
-      </w:r>
-      <w:r>
-        <w:rPr>
-          <w:rFonts w:cstheme="minorHAnsi" w:hint="eastAsia"/>
-          <w:sz w:val="20"/>
-          <w:szCs w:val="20"/>
-        </w:rPr>
-        <w:t>5-7</w:t>
-      </w:r>
-      <w:r>
-        <w:rPr>
-          <w:rFonts w:cstheme="minorHAnsi" w:hint="eastAsia"/>
-          <w:sz w:val="20"/>
-          <w:szCs w:val="20"/>
-        </w:rPr>
-        <w:t>節：</w:t>
-      </w:r>
-    </w:p>
-    <w:p>
-      <w:pPr>
-        <w:rPr>
-          <w:rFonts w:cstheme="minorHAnsi" w:hint="eastAsia"/>
-          <w:sz w:val="20"/>
-          <w:szCs w:val="20"/>
-        </w:rPr>
-      </w:pPr>
-      <w:r>
-        <w:rPr>
-          <w:rFonts w:cstheme="minorHAnsi" w:hint="eastAsia"/>
-          <w:sz w:val="20"/>
-          <w:szCs w:val="20"/>
-        </w:rPr>
-        <w:t xml:space="preserve">   a. </w:t>
-      </w:r>
-      <w:proofErr w:type="spellStart"/>
-      <w:r>
-        <w:rPr>
-          <w:rFonts w:cstheme="minorHAnsi" w:hint="eastAsia"/>
-          <w:sz w:val="20"/>
-          <w:szCs w:val="20"/>
-        </w:rPr>
-        <w:t>神は貧しい人々を選び、信仰において富む者とされます</w:t>
-      </w:r>
-      <w:proofErr w:type="spellEnd"/>
-      <w:r>
-        <w:rPr>
-          <w:rFonts w:cstheme="minorHAnsi" w:hint="eastAsia"/>
-          <w:sz w:val="20"/>
-          <w:szCs w:val="20"/>
-        </w:rPr>
-        <w:t>。</w:t>
-      </w:r>
-    </w:p>
-    <w:p>
-      <w:pPr>
-        <w:rPr>
-          <w:rFonts w:cstheme="minorHAnsi" w:hint="eastAsia"/>
-          <w:sz w:val="20"/>
-          <w:szCs w:val="20"/>
-        </w:rPr>
-      </w:pPr>
-      <w:r>
-        <w:rPr>
-          <w:rFonts w:cstheme="minorHAnsi" w:hint="eastAsia"/>
-          <w:sz w:val="20"/>
-          <w:szCs w:val="20"/>
-        </w:rPr>
-        <w:t xml:space="preserve">   b. </w:t>
-      </w:r>
-      <w:proofErr w:type="spellStart"/>
-      <w:r>
-        <w:rPr>
-          <w:rFonts w:cstheme="minorHAnsi" w:hint="eastAsia"/>
-          <w:sz w:val="20"/>
-          <w:szCs w:val="20"/>
-        </w:rPr>
-        <w:t>富める者たちは悪い振る舞いをしていました。彼らは他人を傷つけ、法廷に引きずり出していました</w:t>
-      </w:r>
-      <w:proofErr w:type="spellEnd"/>
-      <w:r>
-        <w:rPr>
-          <w:rFonts w:cstheme="minorHAnsi" w:hint="eastAsia"/>
-          <w:sz w:val="20"/>
-          <w:szCs w:val="20"/>
-        </w:rPr>
-        <w:t>。</w:t>
-      </w:r>
-    </w:p>
-    <w:p>
-      <w:pPr>
-        <w:rPr>
-          <w:rFonts w:cstheme="minorHAnsi" w:hint="eastAsia"/>
-          <w:sz w:val="20"/>
-          <w:szCs w:val="20"/>
-        </w:rPr>
-      </w:pPr>
-      <w:r>
-        <w:rPr>
-          <w:rFonts w:cstheme="minorHAnsi" w:hint="eastAsia"/>
-          <w:sz w:val="20"/>
-          <w:szCs w:val="20"/>
-        </w:rPr>
-        <w:t xml:space="preserve">   c. </w:t>
-      </w:r>
-      <w:proofErr w:type="spellStart"/>
-      <w:r>
-        <w:rPr>
-          <w:rFonts w:cstheme="minorHAnsi" w:hint="eastAsia"/>
-          <w:sz w:val="20"/>
-          <w:szCs w:val="20"/>
-        </w:rPr>
-        <w:t>富める者たちは神を冒涜しています</w:t>
-      </w:r>
-      <w:proofErr w:type="spellEnd"/>
-      <w:r>
-        <w:rPr>
-          <w:rFonts w:cstheme="minorHAnsi" w:hint="eastAsia"/>
-          <w:sz w:val="20"/>
-          <w:szCs w:val="20"/>
-        </w:rPr>
-        <w:t>。</w:t>
-      </w:r>
-    </w:p>
-    <w:p>
-      <w:pPr>
-        <w:rPr>
-          <w:rFonts w:cstheme="minorHAnsi" w:hint="eastAsia"/>
-          <w:sz w:val="20"/>
-          <w:szCs w:val="20"/>
-        </w:rPr>
-      </w:pPr>
-      <w:r>
-        <w:rPr>
-          <w:rFonts w:cstheme="minorHAnsi" w:hint="eastAsia"/>
-          <w:sz w:val="20"/>
-          <w:szCs w:val="20"/>
-        </w:rPr>
-        <w:t xml:space="preserve">   d. </w:t>
-      </w:r>
-      <w:proofErr w:type="spellStart"/>
-      <w:r>
-        <w:rPr>
-          <w:rFonts w:cstheme="minorHAnsi" w:hint="eastAsia"/>
-          <w:sz w:val="20"/>
-          <w:szCs w:val="20"/>
-        </w:rPr>
-        <w:t>真の友人は、その場（集まり）にいる人々の前であなたを裁いたりしません</w:t>
-      </w:r>
-      <w:proofErr w:type="spellEnd"/>
-      <w:r>
-        <w:rPr>
-          <w:rFonts w:cstheme="minorHAnsi" w:hint="eastAsia"/>
-          <w:sz w:val="20"/>
-          <w:szCs w:val="20"/>
-        </w:rPr>
-        <w:t>。</w:t>
-      </w:r>
-    </w:p>
-    <w:p>
-      <w:pPr>
-        <w:rPr>
-          <w:rFonts w:cstheme="minorHAnsi" w:hint="eastAsia"/>
-          <w:sz w:val="20"/>
-          <w:szCs w:val="20"/>
-        </w:rPr>
-      </w:pPr>
-      <w:r>
-        <w:rPr>
-          <w:rFonts w:cstheme="minorHAnsi" w:hint="eastAsia"/>
-          <w:sz w:val="20"/>
-          <w:szCs w:val="20"/>
-        </w:rPr>
-        <w:t xml:space="preserve">3. </w:t>
-      </w:r>
-      <w:proofErr w:type="spellStart"/>
-      <w:r>
-        <w:rPr>
-          <w:rFonts w:cstheme="minorHAnsi" w:hint="eastAsia"/>
-          <w:sz w:val="20"/>
-          <w:szCs w:val="20"/>
-        </w:rPr>
-        <w:t>ヤコブの手紙</w:t>
-      </w:r>
-      <w:proofErr w:type="spellEnd"/>
-      <w:r>
-        <w:rPr>
-          <w:rFonts w:cstheme="minorHAnsi" w:hint="eastAsia"/>
-          <w:sz w:val="20"/>
-          <w:szCs w:val="20"/>
-        </w:rPr>
-        <w:t xml:space="preserve"> 2</w:t>
-      </w:r>
-      <w:r>
-        <w:rPr>
-          <w:rFonts w:cstheme="minorHAnsi" w:hint="eastAsia"/>
-          <w:sz w:val="20"/>
-          <w:szCs w:val="20"/>
-        </w:rPr>
-        <w:t>章</w:t>
-      </w:r>
-      <w:r>
-        <w:rPr>
-          <w:rFonts w:cstheme="minorHAnsi" w:hint="eastAsia"/>
-          <w:sz w:val="20"/>
-          <w:szCs w:val="20"/>
-        </w:rPr>
         <w:t>8-13</w:t>
       </w:r>
       <w:r>
@@ -10057,43 +9310,7 @@
           <w:sz w:val="20"/>
           <w:szCs w:val="20"/>
         </w:rPr>
-        <w:t>「</w:t>
-      </w:r>
-      <w:proofErr w:type="spellStart"/>
-      <w:r>
-        <w:rPr>
-          <w:rFonts w:cstheme="minorHAnsi" w:hint="eastAsia"/>
-          <w:sz w:val="20"/>
-          <w:szCs w:val="20"/>
-        </w:rPr>
-        <w:t>自由の律法」は</w:t>
-      </w:r>
-      <w:proofErr w:type="spellEnd"/>
-      <w:r>
-        <w:rPr>
-          <w:rFonts w:cstheme="minorHAnsi" w:hint="eastAsia"/>
-          <w:sz w:val="20"/>
-          <w:szCs w:val="20"/>
-        </w:rPr>
-        <w:t>、「</w:t>
-      </w:r>
-      <w:proofErr w:type="spellStart"/>
-      <w:r>
-        <w:rPr>
-          <w:rFonts w:cstheme="minorHAnsi" w:hint="eastAsia"/>
-          <w:sz w:val="20"/>
-          <w:szCs w:val="20"/>
-        </w:rPr>
-        <w:t>王の律法」と同じ戒めや基準を持っていますが、そのあり方（姿勢）は異なります</w:t>
-      </w:r>
-      <w:proofErr w:type="spellEnd"/>
-      <w:r>
-        <w:rPr>
-          <w:rFonts w:cstheme="minorHAnsi" w:hint="eastAsia"/>
-          <w:sz w:val="20"/>
-          <w:szCs w:val="20"/>
-        </w:rPr>
-        <w:t>。</w:t>
+        <w:t>「自由の律法」は、「王の律法」と同じ戒めや基準を持っていますが、そのあり方（姿勢）は異なります。</w:t>
       </w:r>
     </w:p>
     <w:p>
@@ -10121,23 +9338,13 @@
           <w:szCs w:val="20"/>
         </w:rPr>
       </w:pPr>
-      <w:proofErr w:type="spellStart"/>
-      <w:r>
-        <w:rPr>
-          <w:rFonts w:cstheme="minorHAnsi" w:hint="eastAsia"/>
-          <w:sz w:val="20"/>
-          <w:szCs w:val="20"/>
-        </w:rPr>
-        <w:t>結論</w:t>
-      </w:r>
-      <w:proofErr w:type="spellEnd"/>
-      <w:r>
-        <w:rPr>
-          <w:rFonts w:cstheme="minorHAnsi" w:hint="eastAsia"/>
-          <w:sz w:val="20"/>
-          <w:szCs w:val="20"/>
-        </w:rPr>
-        <w:t>：</w:t>
+      <w:r>
+        <w:rPr>
+          <w:rFonts w:cstheme="minorHAnsi" w:hint="eastAsia"/>
+          <w:sz w:val="20"/>
+          <w:szCs w:val="20"/>
+        </w:rPr>
+        <w:t>結論：</w:t>
       </w:r>
     </w:p>
     <w:p>

--- a/Church/2026/2026_0829_MenloChurch.docx
+++ b/Church/2026/2026_0829_MenloChurch.docx
@@ -5771,7 +5771,29 @@
           <w:sz w:val="20"/>
           <w:szCs w:val="20"/>
         </w:rPr>
-        <w:t>"Hear"</w:t>
+        <w:t>"</w:t>
+      </w:r>
+      <w:proofErr w:type="gramStart"/>
+      <w:r>
+        <w:rPr>
+          <w:rFonts w:cstheme="minorHAnsi"/>
+          <w:b/>
+          <w:bCs/>
+          <w:sz w:val="20"/>
+          <w:szCs w:val="20"/>
+        </w:rPr>
+        <w:t>Hear</w:t>
+      </w:r>
+      <w:proofErr w:type="gramEnd"/>
+      <w:r>
+        <w:rPr>
+          <w:rFonts w:cstheme="minorHAnsi"/>
+          <w:b/>
+          <w:bCs/>
+          <w:sz w:val="20"/>
+          <w:szCs w:val="20"/>
+        </w:rPr>
+        <w:t>"</w:t>
       </w:r>
       <w:r>
         <w:rPr>
@@ -7862,13 +7884,23 @@
           <w:szCs w:val="20"/>
         </w:rPr>
       </w:pPr>
-      <w:r>
-        <w:rPr>
-          <w:rFonts w:cstheme="minorHAnsi" w:hint="eastAsia"/>
-          <w:sz w:val="20"/>
-          <w:szCs w:val="20"/>
-        </w:rPr>
-        <w:t>時鐘（不急躁的朋友）</w:t>
+      <w:proofErr w:type="spellStart"/>
+      <w:r>
+        <w:rPr>
+          <w:rFonts w:cstheme="minorHAnsi" w:hint="eastAsia"/>
+          <w:sz w:val="20"/>
+          <w:szCs w:val="20"/>
+        </w:rPr>
+        <w:t>時鐘（不急躁的朋友</w:t>
+      </w:r>
+      <w:proofErr w:type="spellEnd"/>
+      <w:r>
+        <w:rPr>
+          <w:rFonts w:cstheme="minorHAnsi" w:hint="eastAsia"/>
+          <w:sz w:val="20"/>
+          <w:szCs w:val="20"/>
+        </w:rPr>
+        <w:t>）</w:t>
       </w:r>
       <w:r>
         <w:rPr>
@@ -7878,21 +7910,40 @@
         </w:rPr>
         <w:t xml:space="preserve">| </w:t>
       </w:r>
-      <w:r>
-        <w:rPr>
-          <w:rFonts w:cstheme="minorHAnsi" w:hint="eastAsia"/>
-          <w:sz w:val="20"/>
-          <w:szCs w:val="20"/>
-        </w:rPr>
-        <w:t>什麼是「道路」的跟隨者？</w:t>
-      </w:r>
-      <w:r>
-        <w:rPr>
-          <w:rFonts w:cstheme="minorHAnsi" w:hint="eastAsia"/>
-          <w:sz w:val="20"/>
-          <w:szCs w:val="20"/>
-        </w:rPr>
-        <w:t xml:space="preserve"> | Menlo</w:t>
+      <w:proofErr w:type="spellStart"/>
+      <w:r>
+        <w:rPr>
+          <w:rFonts w:cstheme="minorHAnsi" w:hint="eastAsia"/>
+          <w:sz w:val="20"/>
+          <w:szCs w:val="20"/>
+        </w:rPr>
+        <w:t>什麼是「道路」的跟隨者</w:t>
+      </w:r>
+      <w:proofErr w:type="spellEnd"/>
+      <w:r>
+        <w:rPr>
+          <w:rFonts w:cstheme="minorHAnsi" w:hint="eastAsia"/>
+          <w:sz w:val="20"/>
+          <w:szCs w:val="20"/>
+        </w:rPr>
+        <w:t>？</w:t>
+      </w:r>
+      <w:r>
+        <w:rPr>
+          <w:rFonts w:cstheme="minorHAnsi" w:hint="eastAsia"/>
+          <w:sz w:val="20"/>
+          <w:szCs w:val="20"/>
+        </w:rPr>
+        <w:t xml:space="preserve"> | </w:t>
+      </w:r>
+      <w:proofErr w:type="spellStart"/>
+      <w:r>
+        <w:rPr>
+          <w:rFonts w:cstheme="minorHAnsi" w:hint="eastAsia"/>
+          <w:sz w:val="20"/>
+          <w:szCs w:val="20"/>
+        </w:rPr>
+        <w:t>Menlo</w:t>
       </w:r>
       <w:r>
         <w:rPr>
@@ -7902,6 +7953,7 @@
         </w:rPr>
         <w:t>教會主任牧師</w:t>
       </w:r>
+      <w:proofErr w:type="spellEnd"/>
       <w:r>
         <w:rPr>
           <w:rFonts w:cstheme="minorHAnsi" w:hint="eastAsia"/>
@@ -7928,13 +7980,41 @@
           <w:szCs w:val="20"/>
         </w:rPr>
       </w:pPr>
-      <w:r>
-        <w:rPr>
-          <w:rFonts w:cstheme="minorHAnsi" w:hint="eastAsia"/>
-          <w:sz w:val="20"/>
-          <w:szCs w:val="20"/>
-        </w:rPr>
-        <w:t>上週，我們開啟了年度系列講道的第一部分——“什麼是‘道路’的跟隨者？”</w:t>
+      <w:proofErr w:type="spellStart"/>
+      <w:r>
+        <w:rPr>
+          <w:rFonts w:cstheme="minorHAnsi" w:hint="eastAsia"/>
+          <w:sz w:val="20"/>
+          <w:szCs w:val="20"/>
+        </w:rPr>
+        <w:t>上週，我們開啟了年度系列講道的第一部分</w:t>
+      </w:r>
+      <w:proofErr w:type="spellEnd"/>
+      <w:r>
+        <w:rPr>
+          <w:rFonts w:cstheme="minorHAnsi" w:hint="eastAsia"/>
+          <w:sz w:val="20"/>
+          <w:szCs w:val="20"/>
+        </w:rPr>
+        <w:t>——“</w:t>
+      </w:r>
+      <w:proofErr w:type="spellStart"/>
+      <w:r>
+        <w:rPr>
+          <w:rFonts w:cstheme="minorHAnsi" w:hint="eastAsia"/>
+          <w:sz w:val="20"/>
+          <w:szCs w:val="20"/>
+        </w:rPr>
+        <w:t>什麼是‘道路’的跟隨者</w:t>
+      </w:r>
+      <w:proofErr w:type="spellEnd"/>
+      <w:r>
+        <w:rPr>
+          <w:rFonts w:cstheme="minorHAnsi" w:hint="eastAsia"/>
+          <w:sz w:val="20"/>
+          <w:szCs w:val="20"/>
+        </w:rPr>
+        <w:t>？”</w:t>
       </w:r>
     </w:p>
     <w:p>
@@ -7967,7 +8047,34 @@
           <w:sz w:val="20"/>
           <w:szCs w:val="20"/>
         </w:rPr>
-        <w:t>教會所推崇的“天國特質”，探討在</w:t>
+        <w:t>教會所推崇的“</w:t>
+      </w:r>
+      <w:proofErr w:type="spellStart"/>
+      <w:r>
+        <w:rPr>
+          <w:rFonts w:cstheme="minorHAnsi" w:hint="eastAsia"/>
+          <w:sz w:val="20"/>
+          <w:szCs w:val="20"/>
+        </w:rPr>
+        <w:t>天國特質</w:t>
+      </w:r>
+      <w:proofErr w:type="spellEnd"/>
+      <w:r>
+        <w:rPr>
+          <w:rFonts w:cstheme="minorHAnsi" w:hint="eastAsia"/>
+          <w:sz w:val="20"/>
+          <w:szCs w:val="20"/>
+        </w:rPr>
+        <w:t>”，</w:t>
+      </w:r>
+      <w:proofErr w:type="spellStart"/>
+      <w:r>
+        <w:rPr>
+          <w:rFonts w:cstheme="minorHAnsi" w:hint="eastAsia"/>
+          <w:sz w:val="20"/>
+          <w:szCs w:val="20"/>
+        </w:rPr>
+        <w:t>探討在</w:t>
       </w:r>
       <w:r>
         <w:rPr>
@@ -7983,7 +8090,16 @@
           <w:sz w:val="20"/>
           <w:szCs w:val="20"/>
         </w:rPr>
-        <w:t>教會作為耶穌的跟隨者意味著什麼。</w:t>
+        <w:t>教會作為耶穌的跟隨者意味著什麼</w:t>
+      </w:r>
+      <w:proofErr w:type="spellEnd"/>
+      <w:r>
+        <w:rPr>
+          <w:rFonts w:cstheme="minorHAnsi" w:hint="eastAsia"/>
+          <w:sz w:val="20"/>
+          <w:szCs w:val="20"/>
+        </w:rPr>
+        <w:t>。</w:t>
       </w:r>
     </w:p>
     <w:p>
@@ -8016,7 +8132,43 @@
           <w:sz w:val="20"/>
           <w:szCs w:val="20"/>
         </w:rPr>
-        <w:t>章的主題－「時鐘（不急躁的朋友）」。我們需要放慢生活的節奏。</w:t>
+        <w:t>章的主題－「</w:t>
+      </w:r>
+      <w:proofErr w:type="spellStart"/>
+      <w:r>
+        <w:rPr>
+          <w:rFonts w:cstheme="minorHAnsi" w:hint="eastAsia"/>
+          <w:sz w:val="20"/>
+          <w:szCs w:val="20"/>
+        </w:rPr>
+        <w:t>時鐘（不急躁的朋友</w:t>
+      </w:r>
+      <w:proofErr w:type="spellEnd"/>
+      <w:r>
+        <w:rPr>
+          <w:rFonts w:cstheme="minorHAnsi" w:hint="eastAsia"/>
+          <w:sz w:val="20"/>
+          <w:szCs w:val="20"/>
+        </w:rPr>
+        <w:t>）」。</w:t>
+      </w:r>
+      <w:proofErr w:type="spellStart"/>
+      <w:r>
+        <w:rPr>
+          <w:rFonts w:cstheme="minorHAnsi" w:hint="eastAsia"/>
+          <w:sz w:val="20"/>
+          <w:szCs w:val="20"/>
+        </w:rPr>
+        <w:t>我們需要放慢生活的節奏</w:t>
+      </w:r>
+      <w:proofErr w:type="spellEnd"/>
+      <w:r>
+        <w:rPr>
+          <w:rFonts w:cstheme="minorHAnsi" w:hint="eastAsia"/>
+          <w:sz w:val="20"/>
+          <w:szCs w:val="20"/>
+        </w:rPr>
+        <w:t>。</w:t>
       </w:r>
     </w:p>
     <w:p>
@@ -8076,13 +8228,23 @@
         </w:rPr>
         <w:t xml:space="preserve">   a. </w:t>
       </w:r>
-      <w:r>
-        <w:rPr>
-          <w:rFonts w:cstheme="minorHAnsi" w:hint="eastAsia"/>
-          <w:sz w:val="20"/>
-          <w:szCs w:val="20"/>
-        </w:rPr>
-        <w:t>真正的朋友不會以財富或權力給他人分等級。</w:t>
+      <w:proofErr w:type="spellStart"/>
+      <w:r>
+        <w:rPr>
+          <w:rFonts w:cstheme="minorHAnsi" w:hint="eastAsia"/>
+          <w:sz w:val="20"/>
+          <w:szCs w:val="20"/>
+        </w:rPr>
+        <w:t>真正的朋友不會以財富或權力給他人分等級</w:t>
+      </w:r>
+      <w:proofErr w:type="spellEnd"/>
+      <w:r>
+        <w:rPr>
+          <w:rFonts w:cstheme="minorHAnsi" w:hint="eastAsia"/>
+          <w:sz w:val="20"/>
+          <w:szCs w:val="20"/>
+        </w:rPr>
+        <w:t>。</w:t>
       </w:r>
     </w:p>
     <w:p>
@@ -8101,13 +8263,41 @@
         </w:rPr>
         <w:t xml:space="preserve">   b. </w:t>
       </w:r>
-      <w:r>
-        <w:rPr>
-          <w:rFonts w:cstheme="minorHAnsi" w:hint="eastAsia"/>
-          <w:sz w:val="20"/>
-          <w:szCs w:val="20"/>
-        </w:rPr>
-        <w:t>當你行色匆匆時，你只會產生偏見（偏心），而無法做出正確的判斷（屬靈的洞察力）。</w:t>
+      <w:proofErr w:type="spellStart"/>
+      <w:r>
+        <w:rPr>
+          <w:rFonts w:cstheme="minorHAnsi" w:hint="eastAsia"/>
+          <w:sz w:val="20"/>
+          <w:szCs w:val="20"/>
+        </w:rPr>
+        <w:t>當你行色匆匆時，你只會產生偏見（偏心</w:t>
+      </w:r>
+      <w:proofErr w:type="spellEnd"/>
+      <w:r>
+        <w:rPr>
+          <w:rFonts w:cstheme="minorHAnsi" w:hint="eastAsia"/>
+          <w:sz w:val="20"/>
+          <w:szCs w:val="20"/>
+        </w:rPr>
+        <w:t>），</w:t>
+      </w:r>
+      <w:proofErr w:type="spellStart"/>
+      <w:r>
+        <w:rPr>
+          <w:rFonts w:cstheme="minorHAnsi" w:hint="eastAsia"/>
+          <w:sz w:val="20"/>
+          <w:szCs w:val="20"/>
+        </w:rPr>
+        <w:t>而無法做出正確的判斷（屬靈的洞察力</w:t>
+      </w:r>
+      <w:proofErr w:type="spellEnd"/>
+      <w:r>
+        <w:rPr>
+          <w:rFonts w:cstheme="minorHAnsi" w:hint="eastAsia"/>
+          <w:sz w:val="20"/>
+          <w:szCs w:val="20"/>
+        </w:rPr>
+        <w:t>）。</w:t>
       </w:r>
     </w:p>
     <w:p>
@@ -8174,13 +8364,23 @@
         </w:rPr>
         <w:t xml:space="preserve">3) </w:t>
       </w:r>
-      <w:r>
-        <w:rPr>
-          <w:rFonts w:cstheme="minorHAnsi" w:hint="eastAsia"/>
-          <w:sz w:val="20"/>
-          <w:szCs w:val="20"/>
-        </w:rPr>
-        <w:t>把手機鎖上一天。</w:t>
+      <w:proofErr w:type="spellStart"/>
+      <w:r>
+        <w:rPr>
+          <w:rFonts w:cstheme="minorHAnsi" w:hint="eastAsia"/>
+          <w:sz w:val="20"/>
+          <w:szCs w:val="20"/>
+        </w:rPr>
+        <w:t>把手機鎖上一天</w:t>
+      </w:r>
+      <w:proofErr w:type="spellEnd"/>
+      <w:r>
+        <w:rPr>
+          <w:rFonts w:cstheme="minorHAnsi" w:hint="eastAsia"/>
+          <w:sz w:val="20"/>
+          <w:szCs w:val="20"/>
+        </w:rPr>
+        <w:t>。</w:t>
       </w:r>
     </w:p>
     <w:p>
@@ -8199,13 +8399,23 @@
         </w:rPr>
         <w:t xml:space="preserve">   d. </w:t>
       </w:r>
-      <w:r>
-        <w:rPr>
-          <w:rFonts w:cstheme="minorHAnsi" w:hint="eastAsia"/>
-          <w:sz w:val="20"/>
-          <w:szCs w:val="20"/>
-        </w:rPr>
-        <w:t>當我們放慢腳步，就能看見那些行色匆匆的朋友。</w:t>
+      <w:proofErr w:type="spellStart"/>
+      <w:r>
+        <w:rPr>
+          <w:rFonts w:cstheme="minorHAnsi" w:hint="eastAsia"/>
+          <w:sz w:val="20"/>
+          <w:szCs w:val="20"/>
+        </w:rPr>
+        <w:t>當我們放慢腳步，就能看見那些行色匆匆的朋友</w:t>
+      </w:r>
+      <w:proofErr w:type="spellEnd"/>
+      <w:r>
+        <w:rPr>
+          <w:rFonts w:cstheme="minorHAnsi" w:hint="eastAsia"/>
+          <w:sz w:val="20"/>
+          <w:szCs w:val="20"/>
+        </w:rPr>
+        <w:t>。</w:t>
       </w:r>
     </w:p>
     <w:p>
@@ -8281,13 +8491,23 @@
         </w:rPr>
         <w:t xml:space="preserve">   a. </w:t>
       </w:r>
-      <w:r>
-        <w:rPr>
-          <w:rFonts w:cstheme="minorHAnsi" w:hint="eastAsia"/>
-          <w:sz w:val="20"/>
-          <w:szCs w:val="20"/>
-        </w:rPr>
-        <w:t>神揀選了窮人，使他們在信心上富足。</w:t>
+      <w:proofErr w:type="spellStart"/>
+      <w:r>
+        <w:rPr>
+          <w:rFonts w:cstheme="minorHAnsi" w:hint="eastAsia"/>
+          <w:sz w:val="20"/>
+          <w:szCs w:val="20"/>
+        </w:rPr>
+        <w:t>神揀選了窮人，使他們在信心上富足</w:t>
+      </w:r>
+      <w:proofErr w:type="spellEnd"/>
+      <w:r>
+        <w:rPr>
+          <w:rFonts w:cstheme="minorHAnsi" w:hint="eastAsia"/>
+          <w:sz w:val="20"/>
+          <w:szCs w:val="20"/>
+        </w:rPr>
+        <w:t>。</w:t>
       </w:r>
     </w:p>
     <w:p>
@@ -8306,13 +8526,23 @@
         </w:rPr>
         <w:t xml:space="preserve">   b. </w:t>
       </w:r>
-      <w:r>
-        <w:rPr>
-          <w:rFonts w:cstheme="minorHAnsi" w:hint="eastAsia"/>
-          <w:sz w:val="20"/>
-          <w:szCs w:val="20"/>
-        </w:rPr>
-        <w:t>富人行為惡劣，傷害他人並將他們告上法庭。</w:t>
+      <w:proofErr w:type="spellStart"/>
+      <w:r>
+        <w:rPr>
+          <w:rFonts w:cstheme="minorHAnsi" w:hint="eastAsia"/>
+          <w:sz w:val="20"/>
+          <w:szCs w:val="20"/>
+        </w:rPr>
+        <w:t>富人行為惡劣，傷害他人並將他們告上法庭</w:t>
+      </w:r>
+      <w:proofErr w:type="spellEnd"/>
+      <w:r>
+        <w:rPr>
+          <w:rFonts w:cstheme="minorHAnsi" w:hint="eastAsia"/>
+          <w:sz w:val="20"/>
+          <w:szCs w:val="20"/>
+        </w:rPr>
+        <w:t>。</w:t>
       </w:r>
     </w:p>
     <w:p>
@@ -8331,13 +8561,23 @@
         </w:rPr>
         <w:t xml:space="preserve">   c. </w:t>
       </w:r>
-      <w:r>
-        <w:rPr>
-          <w:rFonts w:cstheme="minorHAnsi" w:hint="eastAsia"/>
-          <w:sz w:val="20"/>
-          <w:szCs w:val="20"/>
-        </w:rPr>
-        <w:t>富者褻瀆神。</w:t>
+      <w:proofErr w:type="spellStart"/>
+      <w:r>
+        <w:rPr>
+          <w:rFonts w:cstheme="minorHAnsi" w:hint="eastAsia"/>
+          <w:sz w:val="20"/>
+          <w:szCs w:val="20"/>
+        </w:rPr>
+        <w:t>富者褻瀆神</w:t>
+      </w:r>
+      <w:proofErr w:type="spellEnd"/>
+      <w:r>
+        <w:rPr>
+          <w:rFonts w:cstheme="minorHAnsi" w:hint="eastAsia"/>
+          <w:sz w:val="20"/>
+          <w:szCs w:val="20"/>
+        </w:rPr>
+        <w:t>。</w:t>
       </w:r>
     </w:p>
     <w:p>
@@ -8356,13 +8596,23 @@
         </w:rPr>
         <w:t xml:space="preserve">   d. </w:t>
       </w:r>
-      <w:r>
-        <w:rPr>
-          <w:rFonts w:cstheme="minorHAnsi" w:hint="eastAsia"/>
-          <w:sz w:val="20"/>
-          <w:szCs w:val="20"/>
-        </w:rPr>
-        <w:t>真正的朋友不會在眾人面前評斷你。</w:t>
+      <w:proofErr w:type="spellStart"/>
+      <w:r>
+        <w:rPr>
+          <w:rFonts w:cstheme="minorHAnsi" w:hint="eastAsia"/>
+          <w:sz w:val="20"/>
+          <w:szCs w:val="20"/>
+        </w:rPr>
+        <w:t>真正的朋友不會在眾人面前評斷你</w:t>
+      </w:r>
+      <w:proofErr w:type="spellEnd"/>
+      <w:r>
+        <w:rPr>
+          <w:rFonts w:cstheme="minorHAnsi" w:hint="eastAsia"/>
+          <w:sz w:val="20"/>
+          <w:szCs w:val="20"/>
+        </w:rPr>
+        <w:t>。</w:t>
       </w:r>
     </w:p>
     <w:p>
@@ -8437,7 +8687,25 @@
           <w:szCs w:val="20"/>
         </w:rPr>
         <w:lastRenderedPageBreak/>
-        <w:t>「自由之法」與「至尊之律法」包含同樣的誡命與標準，但兩者的姿態截然不同。</w:t>
+        <w:t>「</w:t>
+      </w:r>
+      <w:proofErr w:type="spellStart"/>
+      <w:r>
+        <w:rPr>
+          <w:rFonts w:cstheme="minorHAnsi" w:hint="eastAsia"/>
+          <w:sz w:val="20"/>
+          <w:szCs w:val="20"/>
+        </w:rPr>
+        <w:t>自由之法」與「至尊之律法」包含同樣的誡命與標準，但兩者的姿態截然不同</w:t>
+      </w:r>
+      <w:proofErr w:type="spellEnd"/>
+      <w:r>
+        <w:rPr>
+          <w:rFonts w:cstheme="minorHAnsi" w:hint="eastAsia"/>
+          <w:sz w:val="20"/>
+          <w:szCs w:val="20"/>
+        </w:rPr>
+        <w:t>。</w:t>
       </w:r>
     </w:p>
     <w:p>
@@ -8482,13 +8750,23 @@
           <w:szCs w:val="20"/>
         </w:rPr>
       </w:pPr>
-      <w:r>
-        <w:rPr>
-          <w:rFonts w:cstheme="minorHAnsi" w:hint="eastAsia"/>
-          <w:sz w:val="20"/>
-          <w:szCs w:val="20"/>
-        </w:rPr>
-        <w:t>本週請找出一個從容不迫的時段，與一位無需為你做任何事的人共度。</w:t>
+      <w:proofErr w:type="spellStart"/>
+      <w:r>
+        <w:rPr>
+          <w:rFonts w:cstheme="minorHAnsi" w:hint="eastAsia"/>
+          <w:sz w:val="20"/>
+          <w:szCs w:val="20"/>
+        </w:rPr>
+        <w:t>本週請找出一個從容不迫的時段，與一位無需為你做任何事的人共度</w:t>
+      </w:r>
+      <w:proofErr w:type="spellEnd"/>
+      <w:r>
+        <w:rPr>
+          <w:rFonts w:cstheme="minorHAnsi" w:hint="eastAsia"/>
+          <w:sz w:val="20"/>
+          <w:szCs w:val="20"/>
+        </w:rPr>
+        <w:t>。</w:t>
       </w:r>
     </w:p>
     <w:p>
@@ -8664,13 +8942,23 @@
           <w:szCs w:val="20"/>
         </w:rPr>
       </w:pPr>
-      <w:r>
-        <w:rPr>
-          <w:rFonts w:cstheme="minorHAnsi" w:hint="eastAsia"/>
-          <w:sz w:val="20"/>
-          <w:szCs w:val="20"/>
-        </w:rPr>
-        <w:t>時計（急がない友人）</w:t>
+      <w:proofErr w:type="spellStart"/>
+      <w:r>
+        <w:rPr>
+          <w:rFonts w:cstheme="minorHAnsi" w:hint="eastAsia"/>
+          <w:sz w:val="20"/>
+          <w:szCs w:val="20"/>
+        </w:rPr>
+        <w:t>時計（急がない友人</w:t>
+      </w:r>
+      <w:proofErr w:type="spellEnd"/>
+      <w:r>
+        <w:rPr>
+          <w:rFonts w:cstheme="minorHAnsi" w:hint="eastAsia"/>
+          <w:sz w:val="20"/>
+          <w:szCs w:val="20"/>
+        </w:rPr>
+        <w:t>）</w:t>
       </w:r>
       <w:r>
         <w:rPr>
@@ -8686,23 +8974,59 @@
           <w:sz w:val="20"/>
           <w:szCs w:val="20"/>
         </w:rPr>
-        <w:t>「道（</w:t>
-      </w:r>
-      <w:r>
-        <w:rPr>
-          <w:rFonts w:cstheme="minorHAnsi" w:hint="eastAsia"/>
-          <w:sz w:val="20"/>
-          <w:szCs w:val="20"/>
-        </w:rPr>
-        <w:t>The Way</w:t>
-      </w:r>
-      <w:r>
-        <w:rPr>
-          <w:rFonts w:cstheme="minorHAnsi" w:hint="eastAsia"/>
-          <w:sz w:val="20"/>
-          <w:szCs w:val="20"/>
-        </w:rPr>
-        <w:t>）」に従う者とは？</w:t>
+        <w:t>「</w:t>
+      </w:r>
+      <w:proofErr w:type="spellStart"/>
+      <w:r>
+        <w:rPr>
+          <w:rFonts w:cstheme="minorHAnsi" w:hint="eastAsia"/>
+          <w:sz w:val="20"/>
+          <w:szCs w:val="20"/>
+        </w:rPr>
+        <w:t>道（</w:t>
+      </w:r>
+      <w:r>
+        <w:rPr>
+          <w:rFonts w:cstheme="minorHAnsi" w:hint="eastAsia"/>
+          <w:sz w:val="20"/>
+          <w:szCs w:val="20"/>
+        </w:rPr>
+        <w:t>The</w:t>
+      </w:r>
+      <w:proofErr w:type="spellEnd"/>
+      <w:r>
+        <w:rPr>
+          <w:rFonts w:cstheme="minorHAnsi" w:hint="eastAsia"/>
+          <w:sz w:val="20"/>
+          <w:szCs w:val="20"/>
+        </w:rPr>
+        <w:t xml:space="preserve"> Way</w:t>
+      </w:r>
+      <w:r>
+        <w:rPr>
+          <w:rFonts w:cstheme="minorHAnsi" w:hint="eastAsia"/>
+          <w:sz w:val="20"/>
+          <w:szCs w:val="20"/>
+        </w:rPr>
+        <w:t>）」</w:t>
+      </w:r>
+      <w:proofErr w:type="spellStart"/>
+      <w:r>
+        <w:rPr>
+          <w:rFonts w:cstheme="minorHAnsi" w:hint="eastAsia"/>
+          <w:sz w:val="20"/>
+          <w:szCs w:val="20"/>
+        </w:rPr>
+        <w:t>に従う者とは</w:t>
+      </w:r>
+      <w:proofErr w:type="spellEnd"/>
+      <w:r>
+        <w:rPr>
+          <w:rFonts w:cstheme="minorHAnsi" w:hint="eastAsia"/>
+          <w:sz w:val="20"/>
+          <w:szCs w:val="20"/>
+        </w:rPr>
+        <w:t>？</w:t>
       </w:r>
       <w:r>
         <w:rPr>
@@ -8712,6 +9036,7 @@
         </w:rPr>
         <w:t xml:space="preserve"> | </w:t>
       </w:r>
+      <w:proofErr w:type="spellStart"/>
       <w:r>
         <w:rPr>
           <w:rFonts w:cstheme="minorHAnsi" w:hint="eastAsia"/>
@@ -8720,6 +9045,7 @@
         </w:rPr>
         <w:t>メンロ教会</w:t>
       </w:r>
+      <w:proofErr w:type="spellEnd"/>
       <w:r>
         <w:rPr>
           <w:rFonts w:cstheme="minorHAnsi" w:hint="eastAsia"/>
@@ -8728,6 +9054,7 @@
         </w:rPr>
         <w:t xml:space="preserve"> </w:t>
       </w:r>
+      <w:proofErr w:type="spellStart"/>
       <w:r>
         <w:rPr>
           <w:rFonts w:cstheme="minorHAnsi" w:hint="eastAsia"/>
@@ -8736,6 +9063,7 @@
         </w:rPr>
         <w:t>主任牧師</w:t>
       </w:r>
+      <w:proofErr w:type="spellEnd"/>
       <w:r>
         <w:rPr>
           <w:rFonts w:cstheme="minorHAnsi" w:hint="eastAsia"/>
@@ -8744,6 +9072,7 @@
         </w:rPr>
         <w:t xml:space="preserve"> </w:t>
       </w:r>
+      <w:proofErr w:type="spellStart"/>
       <w:r>
         <w:rPr>
           <w:rFonts w:cstheme="minorHAnsi" w:hint="eastAsia"/>
@@ -8768,57 +9097,123 @@
         </w:rPr>
         <w:t>ユーバンク</w:t>
       </w:r>
-    </w:p>
-    <w:p>
-      <w:pPr>
-        <w:rPr>
-          <w:rFonts w:cstheme="minorHAnsi" w:hint="eastAsia"/>
-          <w:sz w:val="20"/>
-          <w:szCs w:val="20"/>
-        </w:rPr>
-      </w:pPr>
-    </w:p>
-    <w:p>
-      <w:pPr>
-        <w:rPr>
-          <w:rFonts w:cstheme="minorHAnsi" w:hint="eastAsia"/>
-          <w:sz w:val="20"/>
-          <w:szCs w:val="20"/>
-        </w:rPr>
-      </w:pPr>
-      <w:r>
-        <w:rPr>
-          <w:rFonts w:cstheme="minorHAnsi" w:hint="eastAsia"/>
-          <w:sz w:val="20"/>
-          <w:szCs w:val="20"/>
-        </w:rPr>
-        <w:t>先週、私たちは今年度のシリーズ「『道（</w:t>
-      </w:r>
-      <w:r>
-        <w:rPr>
-          <w:rFonts w:cstheme="minorHAnsi" w:hint="eastAsia"/>
-          <w:sz w:val="20"/>
-          <w:szCs w:val="20"/>
-        </w:rPr>
-        <w:t>The Way</w:t>
-      </w:r>
-      <w:r>
-        <w:rPr>
-          <w:rFonts w:cstheme="minorHAnsi" w:hint="eastAsia"/>
-          <w:sz w:val="20"/>
-          <w:szCs w:val="20"/>
-        </w:rPr>
-        <w:t>）』に従う者とは？」を開始しました。</w:t>
-      </w:r>
-    </w:p>
-    <w:p>
-      <w:pPr>
-        <w:rPr>
-          <w:rFonts w:cstheme="minorHAnsi" w:hint="eastAsia"/>
-          <w:sz w:val="20"/>
-          <w:szCs w:val="20"/>
-        </w:rPr>
-      </w:pPr>
+      <w:proofErr w:type="spellEnd"/>
+    </w:p>
+    <w:p>
+      <w:pPr>
+        <w:rPr>
+          <w:rFonts w:cstheme="minorHAnsi" w:hint="eastAsia"/>
+          <w:sz w:val="20"/>
+          <w:szCs w:val="20"/>
+        </w:rPr>
+      </w:pPr>
+    </w:p>
+    <w:p>
+      <w:pPr>
+        <w:rPr>
+          <w:rFonts w:cstheme="minorHAnsi" w:hint="eastAsia"/>
+          <w:sz w:val="20"/>
+          <w:szCs w:val="20"/>
+        </w:rPr>
+      </w:pPr>
+      <w:proofErr w:type="spellStart"/>
+      <w:r>
+        <w:rPr>
+          <w:rFonts w:cstheme="minorHAnsi" w:hint="eastAsia"/>
+          <w:sz w:val="20"/>
+          <w:szCs w:val="20"/>
+        </w:rPr>
+        <w:t>先週、私たちは今年度のシリーズ</w:t>
+      </w:r>
+      <w:proofErr w:type="spellEnd"/>
+      <w:r>
+        <w:rPr>
+          <w:rFonts w:cstheme="minorHAnsi" w:hint="eastAsia"/>
+          <w:sz w:val="20"/>
+          <w:szCs w:val="20"/>
+        </w:rPr>
+        <w:t>「『</w:t>
+      </w:r>
+      <w:proofErr w:type="spellStart"/>
+      <w:r>
+        <w:rPr>
+          <w:rFonts w:cstheme="minorHAnsi" w:hint="eastAsia"/>
+          <w:sz w:val="20"/>
+          <w:szCs w:val="20"/>
+        </w:rPr>
+        <w:t>道（</w:t>
+      </w:r>
+      <w:r>
+        <w:rPr>
+          <w:rFonts w:cstheme="minorHAnsi" w:hint="eastAsia"/>
+          <w:sz w:val="20"/>
+          <w:szCs w:val="20"/>
+        </w:rPr>
+        <w:t>The</w:t>
+      </w:r>
+      <w:proofErr w:type="spellEnd"/>
+      <w:r>
+        <w:rPr>
+          <w:rFonts w:cstheme="minorHAnsi" w:hint="eastAsia"/>
+          <w:sz w:val="20"/>
+          <w:szCs w:val="20"/>
+        </w:rPr>
+        <w:t xml:space="preserve"> Way</w:t>
+      </w:r>
+      <w:r>
+        <w:rPr>
+          <w:rFonts w:cstheme="minorHAnsi" w:hint="eastAsia"/>
+          <w:sz w:val="20"/>
+          <w:szCs w:val="20"/>
+        </w:rPr>
+        <w:t>）』</w:t>
+      </w:r>
+      <w:proofErr w:type="spellStart"/>
+      <w:r>
+        <w:rPr>
+          <w:rFonts w:cstheme="minorHAnsi" w:hint="eastAsia"/>
+          <w:sz w:val="20"/>
+          <w:szCs w:val="20"/>
+        </w:rPr>
+        <w:t>に従う者とは</w:t>
+      </w:r>
+      <w:proofErr w:type="spellEnd"/>
+      <w:r>
+        <w:rPr>
+          <w:rFonts w:cstheme="minorHAnsi" w:hint="eastAsia"/>
+          <w:sz w:val="20"/>
+          <w:szCs w:val="20"/>
+        </w:rPr>
+        <w:t>？」</w:t>
+      </w:r>
+      <w:proofErr w:type="spellStart"/>
+      <w:r>
+        <w:rPr>
+          <w:rFonts w:cstheme="minorHAnsi" w:hint="eastAsia"/>
+          <w:sz w:val="20"/>
+          <w:szCs w:val="20"/>
+        </w:rPr>
+        <w:t>を開始しました</w:t>
+      </w:r>
+      <w:proofErr w:type="spellEnd"/>
+      <w:r>
+        <w:rPr>
+          <w:rFonts w:cstheme="minorHAnsi" w:hint="eastAsia"/>
+          <w:sz w:val="20"/>
+          <w:szCs w:val="20"/>
+        </w:rPr>
+        <w:t>。</w:t>
+      </w:r>
+    </w:p>
+    <w:p>
+      <w:pPr>
+        <w:rPr>
+          <w:rFonts w:cstheme="minorHAnsi" w:hint="eastAsia"/>
+          <w:sz w:val="20"/>
+          <w:szCs w:val="20"/>
+        </w:rPr>
+      </w:pPr>
+      <w:proofErr w:type="spellStart"/>
       <w:r>
         <w:rPr>
           <w:rFonts w:cstheme="minorHAnsi" w:hint="eastAsia"/>
@@ -8833,15 +9228,42 @@
           <w:sz w:val="20"/>
           <w:szCs w:val="20"/>
         </w:rPr>
-        <w:t>Kingdom Qualities</w:t>
-      </w:r>
-      <w:r>
-        <w:rPr>
-          <w:rFonts w:cstheme="minorHAnsi" w:hint="eastAsia"/>
-          <w:sz w:val="20"/>
-          <w:szCs w:val="20"/>
-        </w:rPr>
-        <w:t>）」を定義し、ここメンロ教会でイエスに従う者として生きるとはどういうことかを探ります。</w:t>
+        <w:t>Kingdom</w:t>
+      </w:r>
+      <w:proofErr w:type="spellEnd"/>
+      <w:r>
+        <w:rPr>
+          <w:rFonts w:cstheme="minorHAnsi" w:hint="eastAsia"/>
+          <w:sz w:val="20"/>
+          <w:szCs w:val="20"/>
+        </w:rPr>
+        <w:t xml:space="preserve"> Qualities</w:t>
+      </w:r>
+      <w:r>
+        <w:rPr>
+          <w:rFonts w:cstheme="minorHAnsi" w:hint="eastAsia"/>
+          <w:sz w:val="20"/>
+          <w:szCs w:val="20"/>
+        </w:rPr>
+        <w:t>）」</w:t>
+      </w:r>
+      <w:proofErr w:type="spellStart"/>
+      <w:r>
+        <w:rPr>
+          <w:rFonts w:cstheme="minorHAnsi" w:hint="eastAsia"/>
+          <w:sz w:val="20"/>
+          <w:szCs w:val="20"/>
+        </w:rPr>
+        <w:t>を定義し、ここメンロ教会でイエスに従う者として生きるとはどういうことかを探ります</w:t>
+      </w:r>
+      <w:proofErr w:type="spellEnd"/>
+      <w:r>
+        <w:rPr>
+          <w:rFonts w:cstheme="minorHAnsi" w:hint="eastAsia"/>
+          <w:sz w:val="20"/>
+          <w:szCs w:val="20"/>
+        </w:rPr>
+        <w:t>。</w:t>
       </w:r>
     </w:p>
     <w:p>
@@ -8893,6 +9315,7 @@
         </w:rPr>
         <w:t xml:space="preserve">1. </w:t>
       </w:r>
+      <w:proofErr w:type="spellStart"/>
       <w:r>
         <w:rPr>
           <w:rFonts w:cstheme="minorHAnsi" w:hint="eastAsia"/>
@@ -8901,6 +9324,7 @@
         </w:rPr>
         <w:t>ヤコブの手紙</w:t>
       </w:r>
+      <w:proofErr w:type="spellEnd"/>
       <w:r>
         <w:rPr>
           <w:rFonts w:cstheme="minorHAnsi" w:hint="eastAsia"/>
@@ -8950,13 +9374,23 @@
         </w:rPr>
         <w:t xml:space="preserve">   a. </w:t>
       </w:r>
-      <w:r>
-        <w:rPr>
-          <w:rFonts w:cstheme="minorHAnsi" w:hint="eastAsia"/>
-          <w:sz w:val="20"/>
-          <w:szCs w:val="20"/>
-        </w:rPr>
-        <w:t>真の友人は、富や権力で人の優劣をつけません。</w:t>
+      <w:proofErr w:type="spellStart"/>
+      <w:r>
+        <w:rPr>
+          <w:rFonts w:cstheme="minorHAnsi" w:hint="eastAsia"/>
+          <w:sz w:val="20"/>
+          <w:szCs w:val="20"/>
+        </w:rPr>
+        <w:t>真の友人は、富や権力で人の優劣をつけません</w:t>
+      </w:r>
+      <w:proofErr w:type="spellEnd"/>
+      <w:r>
+        <w:rPr>
+          <w:rFonts w:cstheme="minorHAnsi" w:hint="eastAsia"/>
+          <w:sz w:val="20"/>
+          <w:szCs w:val="20"/>
+        </w:rPr>
+        <w:t>。</w:t>
       </w:r>
     </w:p>
     <w:p>
@@ -8975,13 +9409,23 @@
         </w:rPr>
         <w:t xml:space="preserve">   b. </w:t>
       </w:r>
-      <w:r>
-        <w:rPr>
-          <w:rFonts w:cstheme="minorHAnsi" w:hint="eastAsia"/>
-          <w:sz w:val="20"/>
-          <w:szCs w:val="20"/>
-        </w:rPr>
-        <w:t>忙しすぎると、正しい判断（識別力）ではなく、偏見（えこひいき）に陥ってしまいます。</w:t>
+      <w:proofErr w:type="spellStart"/>
+      <w:r>
+        <w:rPr>
+          <w:rFonts w:cstheme="minorHAnsi" w:hint="eastAsia"/>
+          <w:sz w:val="20"/>
+          <w:szCs w:val="20"/>
+        </w:rPr>
+        <w:t>忙しすぎると、正しい判断（識別力）ではなく、偏見（えこひいき）に陥ってしまいます</w:t>
+      </w:r>
+      <w:proofErr w:type="spellEnd"/>
+      <w:r>
+        <w:rPr>
+          <w:rFonts w:cstheme="minorHAnsi" w:hint="eastAsia"/>
+          <w:sz w:val="20"/>
+          <w:szCs w:val="20"/>
+        </w:rPr>
+        <w:t>。</w:t>
       </w:r>
     </w:p>
     <w:p>
@@ -9073,13 +9517,23 @@
         </w:rPr>
         <w:t xml:space="preserve">   d. </w:t>
       </w:r>
-      <w:r>
-        <w:rPr>
-          <w:rFonts w:cstheme="minorHAnsi" w:hint="eastAsia"/>
-          <w:sz w:val="20"/>
-          <w:szCs w:val="20"/>
-        </w:rPr>
-        <w:t>歩みを緩めると、急いでいる友人（あるいは急いでいる自分自身）の姿が見えてきます。</w:t>
+      <w:proofErr w:type="spellStart"/>
+      <w:r>
+        <w:rPr>
+          <w:rFonts w:cstheme="minorHAnsi" w:hint="eastAsia"/>
+          <w:sz w:val="20"/>
+          <w:szCs w:val="20"/>
+        </w:rPr>
+        <w:t>歩みを緩めると、急いでいる友人（あるいは急いでいる自分自身）の姿が見えてきます</w:t>
+      </w:r>
+      <w:proofErr w:type="spellEnd"/>
+      <w:r>
+        <w:rPr>
+          <w:rFonts w:cstheme="minorHAnsi" w:hint="eastAsia"/>
+          <w:sz w:val="20"/>
+          <w:szCs w:val="20"/>
+        </w:rPr>
+        <w:t>。</w:t>
       </w:r>
     </w:p>
     <w:p>
@@ -9098,6 +9552,7 @@
         </w:rPr>
         <w:t xml:space="preserve">2. </w:t>
       </w:r>
+      <w:proofErr w:type="spellStart"/>
       <w:r>
         <w:rPr>
           <w:rFonts w:cstheme="minorHAnsi" w:hint="eastAsia"/>
@@ -9106,6 +9561,7 @@
         </w:rPr>
         <w:t>ヤコブの手紙</w:t>
       </w:r>
+      <w:proofErr w:type="spellEnd"/>
       <w:r>
         <w:rPr>
           <w:rFonts w:cstheme="minorHAnsi" w:hint="eastAsia"/>
@@ -9155,13 +9611,23 @@
         </w:rPr>
         <w:t xml:space="preserve">   a. </w:t>
       </w:r>
-      <w:r>
-        <w:rPr>
-          <w:rFonts w:cstheme="minorHAnsi" w:hint="eastAsia"/>
-          <w:sz w:val="20"/>
-          <w:szCs w:val="20"/>
-        </w:rPr>
-        <w:t>神は貧しい人々を選び、信仰において富む者とされます。</w:t>
+      <w:proofErr w:type="spellStart"/>
+      <w:r>
+        <w:rPr>
+          <w:rFonts w:cstheme="minorHAnsi" w:hint="eastAsia"/>
+          <w:sz w:val="20"/>
+          <w:szCs w:val="20"/>
+        </w:rPr>
+        <w:t>神は貧しい人々を選び、信仰において富む者とされます</w:t>
+      </w:r>
+      <w:proofErr w:type="spellEnd"/>
+      <w:r>
+        <w:rPr>
+          <w:rFonts w:cstheme="minorHAnsi" w:hint="eastAsia"/>
+          <w:sz w:val="20"/>
+          <w:szCs w:val="20"/>
+        </w:rPr>
+        <w:t>。</w:t>
       </w:r>
     </w:p>
     <w:p>
@@ -9180,13 +9646,23 @@
         </w:rPr>
         <w:t xml:space="preserve">   b. </w:t>
       </w:r>
-      <w:r>
-        <w:rPr>
-          <w:rFonts w:cstheme="minorHAnsi" w:hint="eastAsia"/>
-          <w:sz w:val="20"/>
-          <w:szCs w:val="20"/>
-        </w:rPr>
-        <w:t>富める者たちは悪い振る舞いをしていました。彼らは他人を傷つけ、法廷に引きずり出していました。</w:t>
+      <w:proofErr w:type="spellStart"/>
+      <w:r>
+        <w:rPr>
+          <w:rFonts w:cstheme="minorHAnsi" w:hint="eastAsia"/>
+          <w:sz w:val="20"/>
+          <w:szCs w:val="20"/>
+        </w:rPr>
+        <w:t>富める者たちは悪い振る舞いをしていました。彼らは他人を傷つけ、法廷に引きずり出していました</w:t>
+      </w:r>
+      <w:proofErr w:type="spellEnd"/>
+      <w:r>
+        <w:rPr>
+          <w:rFonts w:cstheme="minorHAnsi" w:hint="eastAsia"/>
+          <w:sz w:val="20"/>
+          <w:szCs w:val="20"/>
+        </w:rPr>
+        <w:t>。</w:t>
       </w:r>
     </w:p>
     <w:p>
@@ -9205,13 +9681,23 @@
         </w:rPr>
         <w:t xml:space="preserve">   c. </w:t>
       </w:r>
-      <w:r>
-        <w:rPr>
-          <w:rFonts w:cstheme="minorHAnsi" w:hint="eastAsia"/>
-          <w:sz w:val="20"/>
-          <w:szCs w:val="20"/>
-        </w:rPr>
-        <w:t>富める者たちは神を冒涜しています。</w:t>
+      <w:proofErr w:type="spellStart"/>
+      <w:r>
+        <w:rPr>
+          <w:rFonts w:cstheme="minorHAnsi" w:hint="eastAsia"/>
+          <w:sz w:val="20"/>
+          <w:szCs w:val="20"/>
+        </w:rPr>
+        <w:t>富める者たちは神を冒涜しています</w:t>
+      </w:r>
+      <w:proofErr w:type="spellEnd"/>
+      <w:r>
+        <w:rPr>
+          <w:rFonts w:cstheme="minorHAnsi" w:hint="eastAsia"/>
+          <w:sz w:val="20"/>
+          <w:szCs w:val="20"/>
+        </w:rPr>
+        <w:t>。</w:t>
       </w:r>
     </w:p>
     <w:p>
@@ -9230,13 +9716,23 @@
         </w:rPr>
         <w:t xml:space="preserve">   d. </w:t>
       </w:r>
-      <w:r>
-        <w:rPr>
-          <w:rFonts w:cstheme="minorHAnsi" w:hint="eastAsia"/>
-          <w:sz w:val="20"/>
-          <w:szCs w:val="20"/>
-        </w:rPr>
-        <w:t>真の友人は、その場（集まり）にいる人々の前であなたを裁いたりしません。</w:t>
+      <w:proofErr w:type="spellStart"/>
+      <w:r>
+        <w:rPr>
+          <w:rFonts w:cstheme="minorHAnsi" w:hint="eastAsia"/>
+          <w:sz w:val="20"/>
+          <w:szCs w:val="20"/>
+        </w:rPr>
+        <w:t>真の友人は、その場（集まり）にいる人々の前であなたを裁いたりしません</w:t>
+      </w:r>
+      <w:proofErr w:type="spellEnd"/>
+      <w:r>
+        <w:rPr>
+          <w:rFonts w:cstheme="minorHAnsi" w:hint="eastAsia"/>
+          <w:sz w:val="20"/>
+          <w:szCs w:val="20"/>
+        </w:rPr>
+        <w:t>。</w:t>
       </w:r>
     </w:p>
     <w:p>
@@ -9255,6 +9751,7 @@
         </w:rPr>
         <w:t xml:space="preserve">3. </w:t>
       </w:r>
+      <w:proofErr w:type="spellStart"/>
       <w:r>
         <w:rPr>
           <w:rFonts w:cstheme="minorHAnsi" w:hint="eastAsia"/>
@@ -9263,6 +9760,7 @@
         </w:rPr>
         <w:t>ヤコブの手紙</w:t>
       </w:r>
+      <w:proofErr w:type="spellEnd"/>
       <w:r>
         <w:rPr>
           <w:rFonts w:cstheme="minorHAnsi" w:hint="eastAsia"/>
@@ -9310,7 +9808,43 @@
           <w:sz w:val="20"/>
           <w:szCs w:val="20"/>
         </w:rPr>
-        <w:t>「自由の律法」は、「王の律法」と同じ戒めや基準を持っていますが、そのあり方（姿勢）は異なります。</w:t>
+        <w:t>「</w:t>
+      </w:r>
+      <w:proofErr w:type="spellStart"/>
+      <w:r>
+        <w:rPr>
+          <w:rFonts w:cstheme="minorHAnsi" w:hint="eastAsia"/>
+          <w:sz w:val="20"/>
+          <w:szCs w:val="20"/>
+        </w:rPr>
+        <w:t>自由の律法」は</w:t>
+      </w:r>
+      <w:proofErr w:type="spellEnd"/>
+      <w:r>
+        <w:rPr>
+          <w:rFonts w:cstheme="minorHAnsi" w:hint="eastAsia"/>
+          <w:sz w:val="20"/>
+          <w:szCs w:val="20"/>
+        </w:rPr>
+        <w:t>、「</w:t>
+      </w:r>
+      <w:proofErr w:type="spellStart"/>
+      <w:r>
+        <w:rPr>
+          <w:rFonts w:cstheme="minorHAnsi" w:hint="eastAsia"/>
+          <w:sz w:val="20"/>
+          <w:szCs w:val="20"/>
+        </w:rPr>
+        <w:t>王の律法」と同じ戒めや基準を持っていますが、そのあり方（姿勢）は異なります</w:t>
+      </w:r>
+      <w:proofErr w:type="spellEnd"/>
+      <w:r>
+        <w:rPr>
+          <w:rFonts w:cstheme="minorHAnsi" w:hint="eastAsia"/>
+          <w:sz w:val="20"/>
+          <w:szCs w:val="20"/>
+        </w:rPr>
+        <w:t>。</w:t>
       </w:r>
     </w:p>
     <w:p>
@@ -9338,13 +9872,23 @@
           <w:szCs w:val="20"/>
         </w:rPr>
       </w:pPr>
-      <w:r>
-        <w:rPr>
-          <w:rFonts w:cstheme="minorHAnsi" w:hint="eastAsia"/>
-          <w:sz w:val="20"/>
-          <w:szCs w:val="20"/>
-        </w:rPr>
-        <w:t>結論：</w:t>
+      <w:proofErr w:type="spellStart"/>
+      <w:r>
+        <w:rPr>
+          <w:rFonts w:cstheme="minorHAnsi" w:hint="eastAsia"/>
+          <w:sz w:val="20"/>
+          <w:szCs w:val="20"/>
+        </w:rPr>
+        <w:t>結論</w:t>
+      </w:r>
+      <w:proofErr w:type="spellEnd"/>
+      <w:r>
+        <w:rPr>
+          <w:rFonts w:cstheme="minorHAnsi" w:hint="eastAsia"/>
+          <w:sz w:val="20"/>
+          <w:szCs w:val="20"/>
+        </w:rPr>
+        <w:t>：</w:t>
       </w:r>
     </w:p>
     <w:p>
@@ -9379,15 +9923,6 @@
         </w:rPr>
         <w:t>時間過ごしてみてください。</w:t>
       </w:r>
-    </w:p>
-    <w:p>
-      <w:pPr>
-        <w:rPr>
-          <w:rFonts w:cstheme="minorHAnsi"/>
-          <w:sz w:val="20"/>
-          <w:szCs w:val="20"/>
-        </w:rPr>
-      </w:pPr>
     </w:p>
     <w:sectPr>
       <w:footerReference w:type="default" r:id="rId37"/>
